--- a/2 курс/Основы программной инженерии/lab2/отчет.docx
+++ b/2 курс/Основы программной инженерии/lab2/отчет.docx
@@ -1056,44 +1056,12 @@
     </w:p>
     <w:p>
       <w:r>
-        <w:t xml:space="preserve">Сконфигурировать в своём домашнем каталоге репозитории </w:t>
-      </w:r>
-      <w:proofErr w:type="spellStart"/>
-      <w:r>
-        <w:t>svn</w:t>
-      </w:r>
-      <w:proofErr w:type="spellEnd"/>
-      <w:r>
-        <w:t xml:space="preserve"> и </w:t>
-      </w:r>
-      <w:proofErr w:type="spellStart"/>
-      <w:r>
-        <w:t>git</w:t>
-      </w:r>
-      <w:proofErr w:type="spellEnd"/>
-      <w:r>
-        <w:t xml:space="preserve"> и загрузить в них начальную ревизию файлов с исходными кодами (в соответствии с выданным вариантом).</w:t>
+        <w:t>Сконфигурировать в своём домашнем каталоге репозитории svn и git и загрузить в них начальную ревизию файлов с исходными кодами (в соответствии с выданным вариантом).</w:t>
       </w:r>
     </w:p>
     <w:p>
       <w:r>
-        <w:t xml:space="preserve">Воспроизвести последовательность команд для систем контроля версий </w:t>
-      </w:r>
-      <w:proofErr w:type="spellStart"/>
-      <w:r>
-        <w:t>svn</w:t>
-      </w:r>
-      <w:proofErr w:type="spellEnd"/>
-      <w:r>
-        <w:t xml:space="preserve"> и </w:t>
-      </w:r>
-      <w:proofErr w:type="spellStart"/>
-      <w:r>
-        <w:t>git</w:t>
-      </w:r>
-      <w:proofErr w:type="spellEnd"/>
-      <w:r>
-        <w:t>, осуществляющих операции над исходным кодом, приведённые на блок-схеме.</w:t>
+        <w:t>Воспроизвести последовательность команд для систем контроля версий svn и git, осуществляющих операции над исходным кодом, приведённые на блок-схеме.</w:t>
       </w:r>
     </w:p>
     <w:p>
@@ -1144,7 +1112,13 @@
       </w:pPr>
       <w:bookmarkStart w:id="1" w:name="_Toc226999217"/>
       <w:r>
-        <w:t xml:space="preserve">Реализация </w:t>
+        <w:t>Реализация</w:t>
+      </w:r>
+      <w:r>
+        <w:rPr>
+          <w:lang w:val="en-US"/>
+        </w:rPr>
+        <w:t xml:space="preserve"> </w:t>
       </w:r>
       <w:r>
         <w:rPr>
@@ -1193,7 +1167,6 @@
         </w:rPr>
         <w:t xml:space="preserve">git </w:t>
       </w:r>
-      <w:proofErr w:type="spellStart"/>
       <w:r>
         <w:rPr>
           <w:rFonts w:ascii="Courier New" w:hAnsi="Courier New" w:cs="Courier New"/>
@@ -1204,7 +1177,6 @@
         </w:rPr>
         <w:t>init</w:t>
       </w:r>
-      <w:proofErr w:type="spellEnd"/>
       <w:r>
         <w:rPr>
           <w:rFonts w:ascii="Courier New" w:hAnsi="Courier New" w:cs="Courier New"/>
@@ -1273,29 +1245,7 @@
           <w:szCs w:val="20"/>
           <w:lang w:val="en-US"/>
         </w:rPr>
-        <w:t xml:space="preserve">config </w:t>
-      </w:r>
-      <w:proofErr w:type="spellStart"/>
-      <w:r>
-        <w:rPr>
-          <w:rFonts w:ascii="Courier New" w:hAnsi="Courier New" w:cs="Courier New"/>
-          <w:color w:val="BCBEC4"/>
-          <w:sz w:val="20"/>
-          <w:szCs w:val="20"/>
-          <w:lang w:val="en-US"/>
-        </w:rPr>
-        <w:t>user.email</w:t>
-      </w:r>
-      <w:proofErr w:type="spellEnd"/>
-      <w:r>
-        <w:rPr>
-          <w:rFonts w:ascii="Courier New" w:hAnsi="Courier New" w:cs="Courier New"/>
-          <w:color w:val="BCBEC4"/>
-          <w:sz w:val="20"/>
-          <w:szCs w:val="20"/>
-          <w:lang w:val="en-US"/>
-        </w:rPr>
-        <w:t xml:space="preserve"> red@gmail.com</w:t>
+        <w:t>config user.email red@gmail.com</w:t>
       </w:r>
       <w:r>
         <w:rPr>
@@ -1335,20 +1285,8 @@
           <w:szCs w:val="20"/>
           <w:lang w:val="en-US"/>
         </w:rPr>
-        <w:t xml:space="preserve">-o commits/commit0.zip -d </w:t>
-      </w:r>
-      <w:proofErr w:type="spellStart"/>
-      <w:r>
-        <w:rPr>
-          <w:rFonts w:ascii="Courier New" w:hAnsi="Courier New" w:cs="Courier New"/>
-          <w:color w:val="BCBEC4"/>
-          <w:sz w:val="20"/>
-          <w:szCs w:val="20"/>
-          <w:lang w:val="en-US"/>
-        </w:rPr>
-        <w:t>src</w:t>
-      </w:r>
-      <w:proofErr w:type="spellEnd"/>
+        <w:t>-o commits/commit0.zip -d src</w:t>
+      </w:r>
       <w:r>
         <w:rPr>
           <w:rFonts w:ascii="Courier New" w:hAnsi="Courier New" w:cs="Courier New"/>
@@ -1457,20 +1395,8 @@
           <w:szCs w:val="20"/>
           <w:lang w:val="en-US"/>
         </w:rPr>
-        <w:t xml:space="preserve">-o commits/commit1.zip -d </w:t>
-      </w:r>
-      <w:proofErr w:type="spellStart"/>
-      <w:r>
-        <w:rPr>
-          <w:rFonts w:ascii="Courier New" w:hAnsi="Courier New" w:cs="Courier New"/>
-          <w:color w:val="BCBEC4"/>
-          <w:sz w:val="20"/>
-          <w:szCs w:val="20"/>
-          <w:lang w:val="en-US"/>
-        </w:rPr>
-        <w:t>src</w:t>
-      </w:r>
-      <w:proofErr w:type="spellEnd"/>
+        <w:t>-o commits/commit1.zip -d src</w:t>
+      </w:r>
       <w:r>
         <w:rPr>
           <w:rFonts w:ascii="Courier New" w:hAnsi="Courier New" w:cs="Courier New"/>
@@ -1579,20 +1505,8 @@
           <w:szCs w:val="20"/>
           <w:lang w:val="en-US"/>
         </w:rPr>
-        <w:t xml:space="preserve">-o commits/commit2.zip -d </w:t>
-      </w:r>
-      <w:proofErr w:type="spellStart"/>
-      <w:r>
-        <w:rPr>
-          <w:rFonts w:ascii="Courier New" w:hAnsi="Courier New" w:cs="Courier New"/>
-          <w:color w:val="BCBEC4"/>
-          <w:sz w:val="20"/>
-          <w:szCs w:val="20"/>
-          <w:lang w:val="en-US"/>
-        </w:rPr>
-        <w:t>src</w:t>
-      </w:r>
-      <w:proofErr w:type="spellEnd"/>
+        <w:t>-o commits/commit2.zip -d src</w:t>
+      </w:r>
       <w:r>
         <w:rPr>
           <w:rFonts w:ascii="Courier New" w:hAnsi="Courier New" w:cs="Courier New"/>
@@ -1701,20 +1615,8 @@
           <w:szCs w:val="20"/>
           <w:lang w:val="en-US"/>
         </w:rPr>
-        <w:t xml:space="preserve">-o commits/commit3.zip -d </w:t>
-      </w:r>
-      <w:proofErr w:type="spellStart"/>
-      <w:r>
-        <w:rPr>
-          <w:rFonts w:ascii="Courier New" w:hAnsi="Courier New" w:cs="Courier New"/>
-          <w:color w:val="BCBEC4"/>
-          <w:sz w:val="20"/>
-          <w:szCs w:val="20"/>
-          <w:lang w:val="en-US"/>
-        </w:rPr>
-        <w:t>src</w:t>
-      </w:r>
-      <w:proofErr w:type="spellEnd"/>
+        <w:t>-o commits/commit3.zip -d src</w:t>
+      </w:r>
       <w:r>
         <w:rPr>
           <w:rFonts w:ascii="Courier New" w:hAnsi="Courier New" w:cs="Courier New"/>
@@ -1823,20 +1725,8 @@
           <w:szCs w:val="20"/>
           <w:lang w:val="en-US"/>
         </w:rPr>
-        <w:t xml:space="preserve">branch </w:t>
-      </w:r>
-      <w:proofErr w:type="spellStart"/>
-      <w:r>
-        <w:rPr>
-          <w:rFonts w:ascii="Courier New" w:hAnsi="Courier New" w:cs="Courier New"/>
-          <w:color w:val="BCBEC4"/>
-          <w:sz w:val="20"/>
-          <w:szCs w:val="20"/>
-          <w:lang w:val="en-US"/>
-        </w:rPr>
-        <w:t>altRed</w:t>
-      </w:r>
-      <w:proofErr w:type="spellEnd"/>
+        <w:t>branch altRed</w:t>
+      </w:r>
       <w:r>
         <w:rPr>
           <w:rFonts w:ascii="Courier New" w:hAnsi="Courier New" w:cs="Courier New"/>
@@ -1865,20 +1755,8 @@
           <w:szCs w:val="20"/>
           <w:lang w:val="en-US"/>
         </w:rPr>
-        <w:t xml:space="preserve">checkout </w:t>
-      </w:r>
-      <w:proofErr w:type="spellStart"/>
-      <w:r>
-        <w:rPr>
-          <w:rFonts w:ascii="Courier New" w:hAnsi="Courier New" w:cs="Courier New"/>
-          <w:color w:val="BCBEC4"/>
-          <w:sz w:val="20"/>
-          <w:szCs w:val="20"/>
-          <w:lang w:val="en-US"/>
-        </w:rPr>
-        <w:t>altRed</w:t>
-      </w:r>
-      <w:proofErr w:type="spellEnd"/>
+        <w:t>checkout altRed</w:t>
+      </w:r>
       <w:r>
         <w:rPr>
           <w:rFonts w:ascii="Courier New" w:hAnsi="Courier New" w:cs="Courier New"/>
@@ -1917,20 +1795,8 @@
           <w:szCs w:val="20"/>
           <w:lang w:val="en-US"/>
         </w:rPr>
-        <w:t xml:space="preserve">-o commits/commit4.zip -d </w:t>
-      </w:r>
-      <w:proofErr w:type="spellStart"/>
-      <w:r>
-        <w:rPr>
-          <w:rFonts w:ascii="Courier New" w:hAnsi="Courier New" w:cs="Courier New"/>
-          <w:color w:val="BCBEC4"/>
-          <w:sz w:val="20"/>
-          <w:szCs w:val="20"/>
-          <w:lang w:val="en-US"/>
-        </w:rPr>
-        <w:t>src</w:t>
-      </w:r>
-      <w:proofErr w:type="spellEnd"/>
+        <w:t>-o commits/commit4.zip -d src</w:t>
+      </w:r>
       <w:r>
         <w:rPr>
           <w:rFonts w:ascii="Courier New" w:hAnsi="Courier New" w:cs="Courier New"/>
@@ -2039,20 +1905,8 @@
           <w:szCs w:val="20"/>
           <w:lang w:val="en-US"/>
         </w:rPr>
-        <w:t xml:space="preserve">checkout -b </w:t>
-      </w:r>
-      <w:proofErr w:type="spellStart"/>
-      <w:r>
-        <w:rPr>
-          <w:rFonts w:ascii="Courier New" w:hAnsi="Courier New" w:cs="Courier New"/>
-          <w:color w:val="BCBEC4"/>
-          <w:sz w:val="20"/>
-          <w:szCs w:val="20"/>
-          <w:lang w:val="en-US"/>
-        </w:rPr>
-        <w:t>altBlue</w:t>
-      </w:r>
-      <w:proofErr w:type="spellEnd"/>
+        <w:t>checkout -b altBlue</w:t>
+      </w:r>
       <w:r>
         <w:rPr>
           <w:rFonts w:ascii="Courier New" w:hAnsi="Courier New" w:cs="Courier New"/>
@@ -2081,20 +1935,8 @@
           <w:szCs w:val="20"/>
           <w:lang w:val="en-US"/>
         </w:rPr>
-        <w:t xml:space="preserve">-o commits/commit5.zip -d </w:t>
-      </w:r>
-      <w:proofErr w:type="spellStart"/>
-      <w:r>
-        <w:rPr>
-          <w:rFonts w:ascii="Courier New" w:hAnsi="Courier New" w:cs="Courier New"/>
-          <w:color w:val="BCBEC4"/>
-          <w:sz w:val="20"/>
-          <w:szCs w:val="20"/>
-          <w:lang w:val="en-US"/>
-        </w:rPr>
-        <w:t>src</w:t>
-      </w:r>
-      <w:proofErr w:type="spellEnd"/>
+        <w:t>-o commits/commit5.zip -d src</w:t>
+      </w:r>
       <w:r>
         <w:rPr>
           <w:rFonts w:ascii="Courier New" w:hAnsi="Courier New" w:cs="Courier New"/>
@@ -2274,20 +2116,8 @@
           <w:szCs w:val="20"/>
           <w:lang w:val="en-US"/>
         </w:rPr>
-        <w:t xml:space="preserve">-o commits/commit6.zip -d </w:t>
-      </w:r>
-      <w:proofErr w:type="spellStart"/>
-      <w:r>
-        <w:rPr>
-          <w:rFonts w:ascii="Courier New" w:hAnsi="Courier New" w:cs="Courier New"/>
-          <w:color w:val="BCBEC4"/>
-          <w:sz w:val="20"/>
-          <w:szCs w:val="20"/>
-          <w:lang w:val="en-US"/>
-        </w:rPr>
-        <w:t>src</w:t>
-      </w:r>
-      <w:proofErr w:type="spellEnd"/>
+        <w:t>-o commits/commit6.zip -d src</w:t>
+      </w:r>
       <w:r>
         <w:rPr>
           <w:rFonts w:ascii="Courier New" w:hAnsi="Courier New" w:cs="Courier New"/>
@@ -2396,20 +2226,8 @@
           <w:szCs w:val="20"/>
           <w:lang w:val="en-US"/>
         </w:rPr>
-        <w:t xml:space="preserve">checkout </w:t>
-      </w:r>
-      <w:proofErr w:type="spellStart"/>
-      <w:r>
-        <w:rPr>
-          <w:rFonts w:ascii="Courier New" w:hAnsi="Courier New" w:cs="Courier New"/>
-          <w:color w:val="BCBEC4"/>
-          <w:sz w:val="20"/>
-          <w:szCs w:val="20"/>
-          <w:lang w:val="en-US"/>
-        </w:rPr>
-        <w:t>altRed</w:t>
-      </w:r>
-      <w:proofErr w:type="spellEnd"/>
+        <w:t>checkout altRed</w:t>
+      </w:r>
       <w:r>
         <w:rPr>
           <w:rFonts w:ascii="Courier New" w:hAnsi="Courier New" w:cs="Courier New"/>
@@ -2438,20 +2256,8 @@
           <w:szCs w:val="20"/>
           <w:lang w:val="en-US"/>
         </w:rPr>
-        <w:t xml:space="preserve">-o commits/commit7.zip -d </w:t>
-      </w:r>
-      <w:proofErr w:type="spellStart"/>
-      <w:r>
-        <w:rPr>
-          <w:rFonts w:ascii="Courier New" w:hAnsi="Courier New" w:cs="Courier New"/>
-          <w:color w:val="BCBEC4"/>
-          <w:sz w:val="20"/>
-          <w:szCs w:val="20"/>
-          <w:lang w:val="en-US"/>
-        </w:rPr>
-        <w:t>src</w:t>
-      </w:r>
-      <w:proofErr w:type="spellEnd"/>
+        <w:t>-o commits/commit7.zip -d src</w:t>
+      </w:r>
       <w:r>
         <w:rPr>
           <w:rFonts w:ascii="Courier New" w:hAnsi="Courier New" w:cs="Courier New"/>
@@ -2590,20 +2396,8 @@
           <w:szCs w:val="20"/>
           <w:lang w:val="en-US"/>
         </w:rPr>
-        <w:t xml:space="preserve">-o commits/commit8.zip -d </w:t>
-      </w:r>
-      <w:proofErr w:type="spellStart"/>
-      <w:r>
-        <w:rPr>
-          <w:rFonts w:ascii="Courier New" w:hAnsi="Courier New" w:cs="Courier New"/>
-          <w:color w:val="BCBEC4"/>
-          <w:sz w:val="20"/>
-          <w:szCs w:val="20"/>
-          <w:lang w:val="en-US"/>
-        </w:rPr>
-        <w:t>src</w:t>
-      </w:r>
-      <w:proofErr w:type="spellEnd"/>
+        <w:t>-o commits/commit8.zip -d src</w:t>
+      </w:r>
       <w:r>
         <w:rPr>
           <w:rFonts w:ascii="Courier New" w:hAnsi="Courier New" w:cs="Courier New"/>
@@ -2712,20 +2506,8 @@
           <w:szCs w:val="20"/>
           <w:lang w:val="en-US"/>
         </w:rPr>
-        <w:t xml:space="preserve">checkout </w:t>
-      </w:r>
-      <w:proofErr w:type="spellStart"/>
-      <w:r>
-        <w:rPr>
-          <w:rFonts w:ascii="Courier New" w:hAnsi="Courier New" w:cs="Courier New"/>
-          <w:color w:val="BCBEC4"/>
-          <w:sz w:val="20"/>
-          <w:szCs w:val="20"/>
-          <w:lang w:val="en-US"/>
-        </w:rPr>
-        <w:t>altRed</w:t>
-      </w:r>
-      <w:proofErr w:type="spellEnd"/>
+        <w:t>checkout altRed</w:t>
+      </w:r>
       <w:r>
         <w:rPr>
           <w:rFonts w:ascii="Courier New" w:hAnsi="Courier New" w:cs="Courier New"/>
@@ -2754,20 +2536,8 @@
           <w:szCs w:val="20"/>
           <w:lang w:val="en-US"/>
         </w:rPr>
-        <w:t xml:space="preserve">-o commits/commit9.zip -d </w:t>
-      </w:r>
-      <w:proofErr w:type="spellStart"/>
-      <w:r>
-        <w:rPr>
-          <w:rFonts w:ascii="Courier New" w:hAnsi="Courier New" w:cs="Courier New"/>
-          <w:color w:val="BCBEC4"/>
-          <w:sz w:val="20"/>
-          <w:szCs w:val="20"/>
-          <w:lang w:val="en-US"/>
-        </w:rPr>
-        <w:t>src</w:t>
-      </w:r>
-      <w:proofErr w:type="spellEnd"/>
+        <w:t>-o commits/commit9.zip -d src</w:t>
+      </w:r>
       <w:r>
         <w:rPr>
           <w:rFonts w:ascii="Courier New" w:hAnsi="Courier New" w:cs="Courier New"/>
@@ -2886,20 +2656,8 @@
           <w:szCs w:val="20"/>
           <w:lang w:val="en-US"/>
         </w:rPr>
-        <w:t xml:space="preserve">checkout </w:t>
-      </w:r>
-      <w:proofErr w:type="spellStart"/>
-      <w:r>
-        <w:rPr>
-          <w:rFonts w:ascii="Courier New" w:hAnsi="Courier New" w:cs="Courier New"/>
-          <w:color w:val="BCBEC4"/>
-          <w:sz w:val="20"/>
-          <w:szCs w:val="20"/>
-          <w:lang w:val="en-US"/>
-        </w:rPr>
-        <w:t>altBlue</w:t>
-      </w:r>
-      <w:proofErr w:type="spellEnd"/>
+        <w:t>checkout altBlue</w:t>
+      </w:r>
       <w:r>
         <w:rPr>
           <w:rFonts w:ascii="Courier New" w:hAnsi="Courier New" w:cs="Courier New"/>
@@ -2928,20 +2686,8 @@
           <w:szCs w:val="20"/>
           <w:lang w:val="en-US"/>
         </w:rPr>
-        <w:t xml:space="preserve">-o commits/commit10.zip -d </w:t>
-      </w:r>
-      <w:proofErr w:type="spellStart"/>
-      <w:r>
-        <w:rPr>
-          <w:rFonts w:ascii="Courier New" w:hAnsi="Courier New" w:cs="Courier New"/>
-          <w:color w:val="BCBEC4"/>
-          <w:sz w:val="20"/>
-          <w:szCs w:val="20"/>
-          <w:lang w:val="en-US"/>
-        </w:rPr>
-        <w:t>src</w:t>
-      </w:r>
-      <w:proofErr w:type="spellEnd"/>
+        <w:t>-o commits/commit10.zip -d src</w:t>
+      </w:r>
       <w:r>
         <w:rPr>
           <w:rFonts w:ascii="Courier New" w:hAnsi="Courier New" w:cs="Courier New"/>
@@ -3070,20 +2816,8 @@
           <w:szCs w:val="20"/>
           <w:lang w:val="en-US"/>
         </w:rPr>
-        <w:t xml:space="preserve">checkout </w:t>
-      </w:r>
-      <w:proofErr w:type="spellStart"/>
-      <w:r>
-        <w:rPr>
-          <w:rFonts w:ascii="Courier New" w:hAnsi="Courier New" w:cs="Courier New"/>
-          <w:color w:val="BCBEC4"/>
-          <w:sz w:val="20"/>
-          <w:szCs w:val="20"/>
-          <w:lang w:val="en-US"/>
-        </w:rPr>
-        <w:t>altRed</w:t>
-      </w:r>
-      <w:proofErr w:type="spellEnd"/>
+        <w:t>checkout altRed</w:t>
+      </w:r>
       <w:r>
         <w:rPr>
           <w:rFonts w:ascii="Courier New" w:hAnsi="Courier New" w:cs="Courier New"/>
@@ -3112,20 +2846,8 @@
           <w:szCs w:val="20"/>
           <w:lang w:val="en-US"/>
         </w:rPr>
-        <w:t xml:space="preserve">-o commits/commit11.zip -d </w:t>
-      </w:r>
-      <w:proofErr w:type="spellStart"/>
-      <w:r>
-        <w:rPr>
-          <w:rFonts w:ascii="Courier New" w:hAnsi="Courier New" w:cs="Courier New"/>
-          <w:color w:val="BCBEC4"/>
-          <w:sz w:val="20"/>
-          <w:szCs w:val="20"/>
-          <w:lang w:val="en-US"/>
-        </w:rPr>
-        <w:t>src</w:t>
-      </w:r>
-      <w:proofErr w:type="spellEnd"/>
+        <w:t>-o commits/commit11.zip -d src</w:t>
+      </w:r>
       <w:r>
         <w:rPr>
           <w:rFonts w:ascii="Courier New" w:hAnsi="Courier New" w:cs="Courier New"/>
@@ -3224,20 +2946,8 @@
           <w:szCs w:val="20"/>
           <w:lang w:val="en-US"/>
         </w:rPr>
-        <w:t xml:space="preserve">merge </w:t>
-      </w:r>
-      <w:proofErr w:type="spellStart"/>
-      <w:r>
-        <w:rPr>
-          <w:rFonts w:ascii="Courier New" w:hAnsi="Courier New" w:cs="Courier New"/>
-          <w:color w:val="BCBEC4"/>
-          <w:sz w:val="20"/>
-          <w:szCs w:val="20"/>
-          <w:lang w:val="en-US"/>
-        </w:rPr>
-        <w:t>altBlue</w:t>
-      </w:r>
-      <w:proofErr w:type="spellEnd"/>
+        <w:t>merge altBlue</w:t>
+      </w:r>
       <w:r>
         <w:rPr>
           <w:rFonts w:ascii="Courier New" w:hAnsi="Courier New" w:cs="Courier New"/>
@@ -3276,20 +2986,8 @@
           <w:szCs w:val="20"/>
           <w:lang w:val="en-US"/>
         </w:rPr>
-        <w:t xml:space="preserve">-o commits/commit12.zip -d </w:t>
-      </w:r>
-      <w:proofErr w:type="spellStart"/>
-      <w:r>
-        <w:rPr>
-          <w:rFonts w:ascii="Courier New" w:hAnsi="Courier New" w:cs="Courier New"/>
-          <w:color w:val="BCBEC4"/>
-          <w:sz w:val="20"/>
-          <w:szCs w:val="20"/>
-          <w:lang w:val="en-US"/>
-        </w:rPr>
-        <w:t>src</w:t>
-      </w:r>
-      <w:proofErr w:type="spellEnd"/>
+        <w:t>-o commits/commit12.zip -d src</w:t>
+      </w:r>
       <w:r>
         <w:rPr>
           <w:rFonts w:ascii="Courier New" w:hAnsi="Courier New" w:cs="Courier New"/>
@@ -3428,20 +3126,8 @@
           <w:szCs w:val="20"/>
           <w:lang w:val="en-US"/>
         </w:rPr>
-        <w:t xml:space="preserve">-o commits/commit13.zip -d </w:t>
-      </w:r>
-      <w:proofErr w:type="spellStart"/>
-      <w:r>
-        <w:rPr>
-          <w:rFonts w:ascii="Courier New" w:hAnsi="Courier New" w:cs="Courier New"/>
-          <w:color w:val="BCBEC4"/>
-          <w:sz w:val="20"/>
-          <w:szCs w:val="20"/>
-          <w:lang w:val="en-US"/>
-        </w:rPr>
-        <w:t>src</w:t>
-      </w:r>
-      <w:proofErr w:type="spellEnd"/>
+        <w:t>-o commits/commit13.zip -d src</w:t>
+      </w:r>
       <w:r>
         <w:rPr>
           <w:rFonts w:ascii="Courier New" w:hAnsi="Courier New" w:cs="Courier New"/>
@@ -3550,20 +3236,8 @@
           <w:szCs w:val="20"/>
           <w:lang w:val="en-US"/>
         </w:rPr>
-        <w:t xml:space="preserve">-o commits/commit14.zip -d </w:t>
-      </w:r>
-      <w:proofErr w:type="spellStart"/>
-      <w:r>
-        <w:rPr>
-          <w:rFonts w:ascii="Courier New" w:hAnsi="Courier New" w:cs="Courier New"/>
-          <w:color w:val="BCBEC4"/>
-          <w:sz w:val="20"/>
-          <w:szCs w:val="20"/>
-          <w:lang w:val="en-US"/>
-        </w:rPr>
-        <w:t>src</w:t>
-      </w:r>
-      <w:proofErr w:type="spellEnd"/>
+        <w:t>-o commits/commit14.zip -d src</w:t>
+      </w:r>
       <w:r>
         <w:rPr>
           <w:rFonts w:ascii="Courier New" w:hAnsi="Courier New" w:cs="Courier New"/>
@@ -3658,24 +3332,3989 @@
       </w:r>
       <w:bookmarkEnd w:id="2"/>
     </w:p>
-    <w:p/>
     <w:p>
       <w:pPr>
-        <w:pStyle w:val="1"/>
-        <w:rPr>
-          <w:rFonts w:ascii="Times New Roman" w:eastAsia="Times New Roman" w:hAnsi="Times New Roman" w:cs="Times New Roman"/>
-        </w:rPr>
-      </w:pPr>
-      <w:bookmarkStart w:id="3" w:name="_Toc226999219"/>
-      <w:r>
-        <w:rPr>
-          <w:rFonts w:ascii="Times New Roman" w:eastAsia="Times New Roman" w:hAnsi="Times New Roman" w:cs="Times New Roman"/>
-        </w:rPr>
-        <w:t>Вывод</w:t>
-      </w:r>
-      <w:bookmarkEnd w:id="3"/>
+        <w:shd w:val="clear" w:color="auto" w:fill="1E1F22"/>
+        <w:tabs>
+          <w:tab w:val="left" w:pos="916"/>
+          <w:tab w:val="left" w:pos="1832"/>
+          <w:tab w:val="left" w:pos="2748"/>
+          <w:tab w:val="left" w:pos="3664"/>
+          <w:tab w:val="left" w:pos="4580"/>
+          <w:tab w:val="left" w:pos="5496"/>
+          <w:tab w:val="left" w:pos="6412"/>
+          <w:tab w:val="left" w:pos="7328"/>
+          <w:tab w:val="left" w:pos="8244"/>
+          <w:tab w:val="left" w:pos="9160"/>
+          <w:tab w:val="left" w:pos="10076"/>
+          <w:tab w:val="left" w:pos="10992"/>
+          <w:tab w:val="left" w:pos="11908"/>
+          <w:tab w:val="left" w:pos="12824"/>
+          <w:tab w:val="left" w:pos="13740"/>
+          <w:tab w:val="left" w:pos="14656"/>
+        </w:tabs>
+        <w:rPr>
+          <w:rFonts w:ascii="Courier New" w:hAnsi="Courier New" w:cs="Courier New"/>
+          <w:color w:val="BCBEC4"/>
+          <w:sz w:val="20"/>
+          <w:szCs w:val="20"/>
+          <w:lang w:val="en-US"/>
+        </w:rPr>
+      </w:pPr>
+      <w:r>
+        <w:rPr>
+          <w:rFonts w:ascii="Courier New" w:hAnsi="Courier New" w:cs="Courier New"/>
+          <w:color w:val="C57633"/>
+          <w:sz w:val="20"/>
+          <w:szCs w:val="20"/>
+        </w:rPr>
+        <w:t xml:space="preserve">rm </w:t>
+      </w:r>
+      <w:r>
+        <w:rPr>
+          <w:rFonts w:ascii="Courier New" w:hAnsi="Courier New" w:cs="Courier New"/>
+          <w:color w:val="BCBEC4"/>
+          <w:sz w:val="20"/>
+          <w:szCs w:val="20"/>
+        </w:rPr>
+        <w:t xml:space="preserve">-rf </w:t>
+      </w:r>
+      <w:r>
+        <w:rPr>
+          <w:rFonts w:ascii="Courier New" w:hAnsi="Courier New" w:cs="Courier New"/>
+          <w:color w:val="6AAB73"/>
+          <w:sz w:val="20"/>
+          <w:szCs w:val="20"/>
+        </w:rPr>
+        <w:t>"svnRepo"</w:t>
+      </w:r>
+      <w:r>
+        <w:rPr>
+          <w:rFonts w:ascii="Courier New" w:hAnsi="Courier New" w:cs="Courier New"/>
+          <w:color w:val="6AAB73"/>
+          <w:sz w:val="20"/>
+          <w:szCs w:val="20"/>
+        </w:rPr>
+        <w:br/>
+      </w:r>
+      <w:r>
+        <w:rPr>
+          <w:rFonts w:ascii="Courier New" w:hAnsi="Courier New" w:cs="Courier New"/>
+          <w:color w:val="C57633"/>
+          <w:sz w:val="20"/>
+          <w:szCs w:val="20"/>
+        </w:rPr>
+        <w:t xml:space="preserve">rm </w:t>
+      </w:r>
+      <w:r>
+        <w:rPr>
+          <w:rFonts w:ascii="Courier New" w:hAnsi="Courier New" w:cs="Courier New"/>
+          <w:color w:val="BCBEC4"/>
+          <w:sz w:val="20"/>
+          <w:szCs w:val="20"/>
+        </w:rPr>
+        <w:t xml:space="preserve">-rf </w:t>
+      </w:r>
+      <w:r>
+        <w:rPr>
+          <w:rFonts w:ascii="Courier New" w:hAnsi="Courier New" w:cs="Courier New"/>
+          <w:color w:val="6AAB73"/>
+          <w:sz w:val="20"/>
+          <w:szCs w:val="20"/>
+        </w:rPr>
+        <w:t>"workingCopy"</w:t>
+      </w:r>
+      <w:r>
+        <w:rPr>
+          <w:rFonts w:ascii="Courier New" w:hAnsi="Courier New" w:cs="Courier New"/>
+          <w:color w:val="6AAB73"/>
+          <w:sz w:val="20"/>
+          <w:szCs w:val="20"/>
+        </w:rPr>
+        <w:br/>
+      </w:r>
+      <w:r>
+        <w:rPr>
+          <w:rFonts w:ascii="Courier New" w:hAnsi="Courier New" w:cs="Courier New"/>
+          <w:color w:val="C57633"/>
+          <w:sz w:val="20"/>
+          <w:szCs w:val="20"/>
+        </w:rPr>
+        <w:t xml:space="preserve">svnadmin </w:t>
+      </w:r>
+      <w:r>
+        <w:rPr>
+          <w:rFonts w:ascii="Courier New" w:hAnsi="Courier New" w:cs="Courier New"/>
+          <w:color w:val="BCBEC4"/>
+          <w:sz w:val="20"/>
+          <w:szCs w:val="20"/>
+        </w:rPr>
+        <w:t xml:space="preserve">create </w:t>
+      </w:r>
+      <w:r>
+        <w:rPr>
+          <w:rFonts w:ascii="Courier New" w:hAnsi="Courier New" w:cs="Courier New"/>
+          <w:color w:val="6AAB73"/>
+          <w:sz w:val="20"/>
+          <w:szCs w:val="20"/>
+        </w:rPr>
+        <w:t>"svnRepo"</w:t>
+      </w:r>
+      <w:r>
+        <w:rPr>
+          <w:rFonts w:ascii="Courier New" w:hAnsi="Courier New" w:cs="Courier New"/>
+          <w:color w:val="6AAB73"/>
+          <w:sz w:val="20"/>
+          <w:szCs w:val="20"/>
+        </w:rPr>
+        <w:br/>
+      </w:r>
+      <w:r>
+        <w:rPr>
+          <w:rFonts w:ascii="Courier New" w:hAnsi="Courier New" w:cs="Courier New"/>
+          <w:color w:val="6AAB73"/>
+          <w:sz w:val="20"/>
+          <w:szCs w:val="20"/>
+        </w:rPr>
+        <w:br/>
+      </w:r>
+      <w:r>
+        <w:rPr>
+          <w:rFonts w:ascii="Courier New" w:hAnsi="Courier New" w:cs="Courier New"/>
+          <w:color w:val="BCBEC4"/>
+          <w:sz w:val="20"/>
+          <w:szCs w:val="20"/>
+        </w:rPr>
+        <w:t>REPO_URL=</w:t>
+      </w:r>
+      <w:r>
+        <w:rPr>
+          <w:rFonts w:ascii="Courier New" w:hAnsi="Courier New" w:cs="Courier New"/>
+          <w:color w:val="6AAB73"/>
+          <w:sz w:val="20"/>
+          <w:szCs w:val="20"/>
+        </w:rPr>
+        <w:t>"file://</w:t>
+      </w:r>
+      <w:r>
+        <w:rPr>
+          <w:rFonts w:ascii="Courier New" w:hAnsi="Courier New" w:cs="Courier New"/>
+          <w:color w:val="CF8E6D"/>
+          <w:sz w:val="20"/>
+          <w:szCs w:val="20"/>
+        </w:rPr>
+        <w:t>$</w:t>
+      </w:r>
+      <w:r>
+        <w:rPr>
+          <w:rFonts w:ascii="Courier New" w:hAnsi="Courier New" w:cs="Courier New"/>
+          <w:color w:val="C57633"/>
+          <w:sz w:val="20"/>
+          <w:szCs w:val="20"/>
+        </w:rPr>
+        <w:t>(pwd)</w:t>
+      </w:r>
+      <w:r>
+        <w:rPr>
+          <w:rFonts w:ascii="Courier New" w:hAnsi="Courier New" w:cs="Courier New"/>
+          <w:color w:val="6AAB73"/>
+          <w:sz w:val="20"/>
+          <w:szCs w:val="20"/>
+        </w:rPr>
+        <w:t>/svnRepo"</w:t>
+      </w:r>
+      <w:r>
+        <w:rPr>
+          <w:rFonts w:ascii="Courier New" w:hAnsi="Courier New" w:cs="Courier New"/>
+          <w:color w:val="6AAB73"/>
+          <w:sz w:val="20"/>
+          <w:szCs w:val="20"/>
+        </w:rPr>
+        <w:br/>
+      </w:r>
+      <w:r>
+        <w:rPr>
+          <w:rFonts w:ascii="Courier New" w:hAnsi="Courier New" w:cs="Courier New"/>
+          <w:color w:val="6AAB73"/>
+          <w:sz w:val="20"/>
+          <w:szCs w:val="20"/>
+        </w:rPr>
+        <w:br/>
+      </w:r>
+      <w:r>
+        <w:rPr>
+          <w:rFonts w:ascii="Courier New" w:hAnsi="Courier New" w:cs="Courier New"/>
+          <w:color w:val="C57633"/>
+          <w:sz w:val="20"/>
+          <w:szCs w:val="20"/>
+        </w:rPr>
+        <w:t xml:space="preserve">svn </w:t>
+      </w:r>
+      <w:r>
+        <w:rPr>
+          <w:rFonts w:ascii="Courier New" w:hAnsi="Courier New" w:cs="Courier New"/>
+          <w:color w:val="BCBEC4"/>
+          <w:sz w:val="20"/>
+          <w:szCs w:val="20"/>
+        </w:rPr>
+        <w:t xml:space="preserve">mkdir </w:t>
+      </w:r>
+      <w:r>
+        <w:rPr>
+          <w:rFonts w:ascii="Courier New" w:hAnsi="Courier New" w:cs="Courier New"/>
+          <w:color w:val="6AAB73"/>
+          <w:sz w:val="20"/>
+          <w:szCs w:val="20"/>
+        </w:rPr>
+        <w:t>"</w:t>
+      </w:r>
+      <w:r>
+        <w:rPr>
+          <w:rFonts w:ascii="Courier New" w:hAnsi="Courier New" w:cs="Courier New"/>
+          <w:color w:val="CF8E6D"/>
+          <w:sz w:val="20"/>
+          <w:szCs w:val="20"/>
+        </w:rPr>
+        <w:t>$</w:t>
+      </w:r>
+      <w:r>
+        <w:rPr>
+          <w:rFonts w:ascii="Courier New" w:hAnsi="Courier New" w:cs="Courier New"/>
+          <w:color w:val="BCBEC4"/>
+          <w:sz w:val="20"/>
+          <w:szCs w:val="20"/>
+        </w:rPr>
+        <w:t>{REPO_URL}</w:t>
+      </w:r>
+      <w:r>
+        <w:rPr>
+          <w:rFonts w:ascii="Courier New" w:hAnsi="Courier New" w:cs="Courier New"/>
+          <w:color w:val="6AAB73"/>
+          <w:sz w:val="20"/>
+          <w:szCs w:val="20"/>
+        </w:rPr>
+        <w:t>/trunk" "</w:t>
+      </w:r>
+      <w:r>
+        <w:rPr>
+          <w:rFonts w:ascii="Courier New" w:hAnsi="Courier New" w:cs="Courier New"/>
+          <w:color w:val="CF8E6D"/>
+          <w:sz w:val="20"/>
+          <w:szCs w:val="20"/>
+        </w:rPr>
+        <w:t>$</w:t>
+      </w:r>
+      <w:r>
+        <w:rPr>
+          <w:rFonts w:ascii="Courier New" w:hAnsi="Courier New" w:cs="Courier New"/>
+          <w:color w:val="BCBEC4"/>
+          <w:sz w:val="20"/>
+          <w:szCs w:val="20"/>
+        </w:rPr>
+        <w:t>{REPO_URL}</w:t>
+      </w:r>
+      <w:r>
+        <w:rPr>
+          <w:rFonts w:ascii="Courier New" w:hAnsi="Courier New" w:cs="Courier New"/>
+          <w:color w:val="6AAB73"/>
+          <w:sz w:val="20"/>
+          <w:szCs w:val="20"/>
+        </w:rPr>
+        <w:t xml:space="preserve">/branches" </w:t>
+      </w:r>
+      <w:r>
+        <w:rPr>
+          <w:rFonts w:ascii="Courier New" w:hAnsi="Courier New" w:cs="Courier New"/>
+          <w:color w:val="BCBEC4"/>
+          <w:sz w:val="20"/>
+          <w:szCs w:val="20"/>
+        </w:rPr>
+        <w:t xml:space="preserve">-m </w:t>
+      </w:r>
+      <w:r>
+        <w:rPr>
+          <w:rFonts w:ascii="Courier New" w:hAnsi="Courier New" w:cs="Courier New"/>
+          <w:color w:val="6AAB73"/>
+          <w:sz w:val="20"/>
+          <w:szCs w:val="20"/>
+        </w:rPr>
+        <w:t>"init"</w:t>
+      </w:r>
+      <w:r>
+        <w:rPr>
+          <w:rFonts w:ascii="Courier New" w:hAnsi="Courier New" w:cs="Courier New"/>
+          <w:color w:val="6AAB73"/>
+          <w:sz w:val="20"/>
+          <w:szCs w:val="20"/>
+        </w:rPr>
+        <w:br/>
+      </w:r>
+      <w:r>
+        <w:rPr>
+          <w:rFonts w:ascii="Courier New" w:hAnsi="Courier New" w:cs="Courier New"/>
+          <w:color w:val="6AAB73"/>
+          <w:sz w:val="20"/>
+          <w:szCs w:val="20"/>
+        </w:rPr>
+        <w:br/>
+      </w:r>
+      <w:r>
+        <w:rPr>
+          <w:rFonts w:ascii="Courier New" w:hAnsi="Courier New" w:cs="Courier New"/>
+          <w:color w:val="BCBEC4"/>
+          <w:sz w:val="20"/>
+          <w:szCs w:val="20"/>
+        </w:rPr>
+        <w:t>TRUNK=</w:t>
+      </w:r>
+      <w:r>
+        <w:rPr>
+          <w:rFonts w:ascii="Courier New" w:hAnsi="Courier New" w:cs="Courier New"/>
+          <w:color w:val="6AAB73"/>
+          <w:sz w:val="20"/>
+          <w:szCs w:val="20"/>
+        </w:rPr>
+        <w:t>"</w:t>
+      </w:r>
+      <w:r>
+        <w:rPr>
+          <w:rFonts w:ascii="Courier New" w:hAnsi="Courier New" w:cs="Courier New"/>
+          <w:color w:val="CF8E6D"/>
+          <w:sz w:val="20"/>
+          <w:szCs w:val="20"/>
+        </w:rPr>
+        <w:t>$</w:t>
+      </w:r>
+      <w:r>
+        <w:rPr>
+          <w:rFonts w:ascii="Courier New" w:hAnsi="Courier New" w:cs="Courier New"/>
+          <w:color w:val="BCBEC4"/>
+          <w:sz w:val="20"/>
+          <w:szCs w:val="20"/>
+        </w:rPr>
+        <w:t>{REPO_URL}</w:t>
+      </w:r>
+      <w:r>
+        <w:rPr>
+          <w:rFonts w:ascii="Courier New" w:hAnsi="Courier New" w:cs="Courier New"/>
+          <w:color w:val="6AAB73"/>
+          <w:sz w:val="20"/>
+          <w:szCs w:val="20"/>
+        </w:rPr>
+        <w:t>/trunk"</w:t>
+      </w:r>
+      <w:r>
+        <w:rPr>
+          <w:rFonts w:ascii="Courier New" w:hAnsi="Courier New" w:cs="Courier New"/>
+          <w:color w:val="6AAB73"/>
+          <w:sz w:val="20"/>
+          <w:szCs w:val="20"/>
+        </w:rPr>
+        <w:br/>
+      </w:r>
+      <w:r>
+        <w:rPr>
+          <w:rFonts w:ascii="Courier New" w:hAnsi="Courier New" w:cs="Courier New"/>
+          <w:color w:val="BCBEC4"/>
+          <w:sz w:val="20"/>
+          <w:szCs w:val="20"/>
+        </w:rPr>
+        <w:t>ALT_RED=</w:t>
+      </w:r>
+      <w:r>
+        <w:rPr>
+          <w:rFonts w:ascii="Courier New" w:hAnsi="Courier New" w:cs="Courier New"/>
+          <w:color w:val="6AAB73"/>
+          <w:sz w:val="20"/>
+          <w:szCs w:val="20"/>
+        </w:rPr>
+        <w:t>"</w:t>
+      </w:r>
+      <w:r>
+        <w:rPr>
+          <w:rFonts w:ascii="Courier New" w:hAnsi="Courier New" w:cs="Courier New"/>
+          <w:color w:val="CF8E6D"/>
+          <w:sz w:val="20"/>
+          <w:szCs w:val="20"/>
+        </w:rPr>
+        <w:t>$</w:t>
+      </w:r>
+      <w:r>
+        <w:rPr>
+          <w:rFonts w:ascii="Courier New" w:hAnsi="Courier New" w:cs="Courier New"/>
+          <w:color w:val="BCBEC4"/>
+          <w:sz w:val="20"/>
+          <w:szCs w:val="20"/>
+        </w:rPr>
+        <w:t>{REPO_URL}</w:t>
+      </w:r>
+      <w:r>
+        <w:rPr>
+          <w:rFonts w:ascii="Courier New" w:hAnsi="Courier New" w:cs="Courier New"/>
+          <w:color w:val="6AAB73"/>
+          <w:sz w:val="20"/>
+          <w:szCs w:val="20"/>
+        </w:rPr>
+        <w:t>/branches/altRed"</w:t>
+      </w:r>
+      <w:r>
+        <w:rPr>
+          <w:rFonts w:ascii="Courier New" w:hAnsi="Courier New" w:cs="Courier New"/>
+          <w:color w:val="6AAB73"/>
+          <w:sz w:val="20"/>
+          <w:szCs w:val="20"/>
+        </w:rPr>
+        <w:br/>
+      </w:r>
+      <w:r>
+        <w:rPr>
+          <w:rFonts w:ascii="Courier New" w:hAnsi="Courier New" w:cs="Courier New"/>
+          <w:color w:val="BCBEC4"/>
+          <w:sz w:val="20"/>
+          <w:szCs w:val="20"/>
+        </w:rPr>
+        <w:t>ALT_BLUE=</w:t>
+      </w:r>
+      <w:r>
+        <w:rPr>
+          <w:rFonts w:ascii="Courier New" w:hAnsi="Courier New" w:cs="Courier New"/>
+          <w:color w:val="6AAB73"/>
+          <w:sz w:val="20"/>
+          <w:szCs w:val="20"/>
+        </w:rPr>
+        <w:t>"</w:t>
+      </w:r>
+      <w:r>
+        <w:rPr>
+          <w:rFonts w:ascii="Courier New" w:hAnsi="Courier New" w:cs="Courier New"/>
+          <w:color w:val="CF8E6D"/>
+          <w:sz w:val="20"/>
+          <w:szCs w:val="20"/>
+        </w:rPr>
+        <w:t>$</w:t>
+      </w:r>
+      <w:r>
+        <w:rPr>
+          <w:rFonts w:ascii="Courier New" w:hAnsi="Courier New" w:cs="Courier New"/>
+          <w:color w:val="BCBEC4"/>
+          <w:sz w:val="20"/>
+          <w:szCs w:val="20"/>
+        </w:rPr>
+        <w:t>{REPO_URL}</w:t>
+      </w:r>
+      <w:r>
+        <w:rPr>
+          <w:rFonts w:ascii="Courier New" w:hAnsi="Courier New" w:cs="Courier New"/>
+          <w:color w:val="6AAB73"/>
+          <w:sz w:val="20"/>
+          <w:szCs w:val="20"/>
+        </w:rPr>
+        <w:t>/branches/altBlue"</w:t>
+      </w:r>
+      <w:r>
+        <w:rPr>
+          <w:rFonts w:ascii="Courier New" w:hAnsi="Courier New" w:cs="Courier New"/>
+          <w:color w:val="6AAB73"/>
+          <w:sz w:val="20"/>
+          <w:szCs w:val="20"/>
+        </w:rPr>
+        <w:br/>
+      </w:r>
+      <w:r>
+        <w:rPr>
+          <w:rFonts w:ascii="Courier New" w:hAnsi="Courier New" w:cs="Courier New"/>
+          <w:color w:val="BCBEC4"/>
+          <w:sz w:val="20"/>
+          <w:szCs w:val="20"/>
+        </w:rPr>
+        <w:t>COMMITS=</w:t>
+      </w:r>
+      <w:r>
+        <w:rPr>
+          <w:rFonts w:ascii="Courier New" w:hAnsi="Courier New" w:cs="Courier New"/>
+          <w:color w:val="6AAB73"/>
+          <w:sz w:val="20"/>
+          <w:szCs w:val="20"/>
+        </w:rPr>
+        <w:t>"../../commits"</w:t>
+      </w:r>
+      <w:r>
+        <w:rPr>
+          <w:rFonts w:ascii="Courier New" w:hAnsi="Courier New" w:cs="Courier New"/>
+          <w:color w:val="6AAB73"/>
+          <w:sz w:val="20"/>
+          <w:szCs w:val="20"/>
+        </w:rPr>
+        <w:br/>
+      </w:r>
+      <w:r>
+        <w:rPr>
+          <w:rFonts w:ascii="Courier New" w:hAnsi="Courier New" w:cs="Courier New"/>
+          <w:color w:val="6AAB73"/>
+          <w:sz w:val="20"/>
+          <w:szCs w:val="20"/>
+        </w:rPr>
+        <w:br/>
+      </w:r>
+      <w:r>
+        <w:rPr>
+          <w:rFonts w:ascii="Courier New" w:hAnsi="Courier New" w:cs="Courier New"/>
+          <w:color w:val="C57633"/>
+          <w:sz w:val="20"/>
+          <w:szCs w:val="20"/>
+        </w:rPr>
+        <w:t xml:space="preserve">svn </w:t>
+      </w:r>
+      <w:r>
+        <w:rPr>
+          <w:rFonts w:ascii="Courier New" w:hAnsi="Courier New" w:cs="Courier New"/>
+          <w:color w:val="BCBEC4"/>
+          <w:sz w:val="20"/>
+          <w:szCs w:val="20"/>
+        </w:rPr>
+        <w:t xml:space="preserve">checkout </w:t>
+      </w:r>
+      <w:r>
+        <w:rPr>
+          <w:rFonts w:ascii="Courier New" w:hAnsi="Courier New" w:cs="Courier New"/>
+          <w:color w:val="6AAB73"/>
+          <w:sz w:val="20"/>
+          <w:szCs w:val="20"/>
+        </w:rPr>
+        <w:t>"</w:t>
+      </w:r>
+      <w:r>
+        <w:rPr>
+          <w:rFonts w:ascii="Courier New" w:hAnsi="Courier New" w:cs="Courier New"/>
+          <w:color w:val="BCBEC4"/>
+          <w:sz w:val="20"/>
+          <w:szCs w:val="20"/>
+        </w:rPr>
+        <w:t>$TRUNK</w:t>
+      </w:r>
+      <w:r>
+        <w:rPr>
+          <w:rFonts w:ascii="Courier New" w:hAnsi="Courier New" w:cs="Courier New"/>
+          <w:color w:val="6AAB73"/>
+          <w:sz w:val="20"/>
+          <w:szCs w:val="20"/>
+        </w:rPr>
+        <w:t>" "workingCopy"</w:t>
+      </w:r>
+      <w:r>
+        <w:rPr>
+          <w:rFonts w:ascii="Courier New" w:hAnsi="Courier New" w:cs="Courier New"/>
+          <w:color w:val="6AAB73"/>
+          <w:sz w:val="20"/>
+          <w:szCs w:val="20"/>
+        </w:rPr>
+        <w:br/>
+      </w:r>
+      <w:r>
+        <w:rPr>
+          <w:rFonts w:ascii="Courier New" w:hAnsi="Courier New" w:cs="Courier New"/>
+          <w:color w:val="C57633"/>
+          <w:sz w:val="20"/>
+          <w:szCs w:val="20"/>
+        </w:rPr>
+        <w:t xml:space="preserve">cd </w:t>
+      </w:r>
+      <w:r>
+        <w:rPr>
+          <w:rFonts w:ascii="Courier New" w:hAnsi="Courier New" w:cs="Courier New"/>
+          <w:color w:val="6AAB73"/>
+          <w:sz w:val="20"/>
+          <w:szCs w:val="20"/>
+        </w:rPr>
+        <w:t xml:space="preserve">"workingCopy" </w:t>
+      </w:r>
+      <w:r>
+        <w:rPr>
+          <w:rFonts w:ascii="Courier New" w:hAnsi="Courier New" w:cs="Courier New"/>
+          <w:color w:val="CF8E6D"/>
+          <w:sz w:val="20"/>
+          <w:szCs w:val="20"/>
+        </w:rPr>
+        <w:t xml:space="preserve">|| </w:t>
+      </w:r>
+      <w:r>
+        <w:rPr>
+          <w:rFonts w:ascii="Courier New" w:hAnsi="Courier New" w:cs="Courier New"/>
+          <w:color w:val="C57633"/>
+          <w:sz w:val="20"/>
+          <w:szCs w:val="20"/>
+        </w:rPr>
+        <w:t xml:space="preserve">exit </w:t>
+      </w:r>
+      <w:r>
+        <w:rPr>
+          <w:rFonts w:ascii="Courier New" w:hAnsi="Courier New" w:cs="Courier New"/>
+          <w:color w:val="2AACB8"/>
+          <w:sz w:val="20"/>
+          <w:szCs w:val="20"/>
+        </w:rPr>
+        <w:t>1</w:t>
+      </w:r>
+      <w:r>
+        <w:rPr>
+          <w:rFonts w:ascii="Courier New" w:hAnsi="Courier New" w:cs="Courier New"/>
+          <w:color w:val="2AACB8"/>
+          <w:sz w:val="20"/>
+          <w:szCs w:val="20"/>
+        </w:rPr>
+        <w:br/>
+      </w:r>
+      <w:r>
+        <w:rPr>
+          <w:rFonts w:ascii="Courier New" w:hAnsi="Courier New" w:cs="Courier New"/>
+          <w:color w:val="2AACB8"/>
+          <w:sz w:val="20"/>
+          <w:szCs w:val="20"/>
+        </w:rPr>
+        <w:lastRenderedPageBreak/>
+        <w:br/>
+      </w:r>
+      <w:r>
+        <w:rPr>
+          <w:rFonts w:ascii="Courier New" w:hAnsi="Courier New" w:cs="Courier New"/>
+          <w:color w:val="C57633"/>
+          <w:sz w:val="20"/>
+          <w:szCs w:val="20"/>
+        </w:rPr>
+        <w:t xml:space="preserve">unzip </w:t>
+      </w:r>
+      <w:r>
+        <w:rPr>
+          <w:rFonts w:ascii="Courier New" w:hAnsi="Courier New" w:cs="Courier New"/>
+          <w:color w:val="BCBEC4"/>
+          <w:sz w:val="20"/>
+          <w:szCs w:val="20"/>
+        </w:rPr>
+        <w:t xml:space="preserve">-o </w:t>
+      </w:r>
+      <w:r>
+        <w:rPr>
+          <w:rFonts w:ascii="Courier New" w:hAnsi="Courier New" w:cs="Courier New"/>
+          <w:color w:val="6AAB73"/>
+          <w:sz w:val="20"/>
+          <w:szCs w:val="20"/>
+        </w:rPr>
+        <w:t>"</w:t>
+      </w:r>
+      <w:r>
+        <w:rPr>
+          <w:rFonts w:ascii="Courier New" w:hAnsi="Courier New" w:cs="Courier New"/>
+          <w:color w:val="CF8E6D"/>
+          <w:sz w:val="20"/>
+          <w:szCs w:val="20"/>
+        </w:rPr>
+        <w:t>$</w:t>
+      </w:r>
+      <w:r>
+        <w:rPr>
+          <w:rFonts w:ascii="Courier New" w:hAnsi="Courier New" w:cs="Courier New"/>
+          <w:color w:val="BCBEC4"/>
+          <w:sz w:val="20"/>
+          <w:szCs w:val="20"/>
+        </w:rPr>
+        <w:t>{COMMITS}</w:t>
+      </w:r>
+      <w:r>
+        <w:rPr>
+          <w:rFonts w:ascii="Courier New" w:hAnsi="Courier New" w:cs="Courier New"/>
+          <w:color w:val="6AAB73"/>
+          <w:sz w:val="20"/>
+          <w:szCs w:val="20"/>
+        </w:rPr>
+        <w:t xml:space="preserve">/commit0.zip" </w:t>
+      </w:r>
+      <w:r>
+        <w:rPr>
+          <w:rFonts w:ascii="Courier New" w:hAnsi="Courier New" w:cs="Courier New"/>
+          <w:color w:val="BCBEC4"/>
+          <w:sz w:val="20"/>
+          <w:szCs w:val="20"/>
+        </w:rPr>
+        <w:t xml:space="preserve">-d </w:t>
+      </w:r>
+      <w:r>
+        <w:rPr>
+          <w:rFonts w:ascii="Courier New" w:hAnsi="Courier New" w:cs="Courier New"/>
+          <w:color w:val="6AAB73"/>
+          <w:sz w:val="20"/>
+          <w:szCs w:val="20"/>
+        </w:rPr>
+        <w:t>"src"</w:t>
+      </w:r>
+      <w:r>
+        <w:rPr>
+          <w:rFonts w:ascii="Courier New" w:hAnsi="Courier New" w:cs="Courier New"/>
+          <w:color w:val="6AAB73"/>
+          <w:sz w:val="20"/>
+          <w:szCs w:val="20"/>
+        </w:rPr>
+        <w:br/>
+      </w:r>
+      <w:r>
+        <w:rPr>
+          <w:rFonts w:ascii="Courier New" w:hAnsi="Courier New" w:cs="Courier New"/>
+          <w:color w:val="C57633"/>
+          <w:sz w:val="20"/>
+          <w:szCs w:val="20"/>
+        </w:rPr>
+        <w:t xml:space="preserve">svn </w:t>
+      </w:r>
+      <w:r>
+        <w:rPr>
+          <w:rFonts w:ascii="Courier New" w:hAnsi="Courier New" w:cs="Courier New"/>
+          <w:color w:val="BCBEC4"/>
+          <w:sz w:val="20"/>
+          <w:szCs w:val="20"/>
+        </w:rPr>
+        <w:t>add *</w:t>
+      </w:r>
+      <w:r>
+        <w:rPr>
+          <w:rFonts w:ascii="Courier New" w:hAnsi="Courier New" w:cs="Courier New"/>
+          <w:color w:val="BCBEC4"/>
+          <w:sz w:val="20"/>
+          <w:szCs w:val="20"/>
+        </w:rPr>
+        <w:br/>
+      </w:r>
+      <w:r>
+        <w:rPr>
+          <w:rFonts w:ascii="Courier New" w:hAnsi="Courier New" w:cs="Courier New"/>
+          <w:color w:val="C57633"/>
+          <w:sz w:val="20"/>
+          <w:szCs w:val="20"/>
+        </w:rPr>
+        <w:t xml:space="preserve">svn </w:t>
+      </w:r>
+      <w:r>
+        <w:rPr>
+          <w:rFonts w:ascii="Courier New" w:hAnsi="Courier New" w:cs="Courier New"/>
+          <w:color w:val="BCBEC4"/>
+          <w:sz w:val="20"/>
+          <w:szCs w:val="20"/>
+        </w:rPr>
+        <w:t xml:space="preserve">commit -m </w:t>
+      </w:r>
+      <w:r>
+        <w:rPr>
+          <w:rFonts w:ascii="Courier New" w:hAnsi="Courier New" w:cs="Courier New"/>
+          <w:color w:val="6AAB73"/>
+          <w:sz w:val="20"/>
+          <w:szCs w:val="20"/>
+        </w:rPr>
+        <w:t xml:space="preserve">"r0" </w:t>
+      </w:r>
+      <w:r>
+        <w:rPr>
+          <w:rFonts w:ascii="Courier New" w:hAnsi="Courier New" w:cs="Courier New"/>
+          <w:color w:val="BCBEC4"/>
+          <w:sz w:val="20"/>
+          <w:szCs w:val="20"/>
+        </w:rPr>
+        <w:t>--username=</w:t>
+      </w:r>
+      <w:r>
+        <w:rPr>
+          <w:rFonts w:ascii="Courier New" w:hAnsi="Courier New" w:cs="Courier New"/>
+          <w:color w:val="6AAB73"/>
+          <w:sz w:val="20"/>
+          <w:szCs w:val="20"/>
+        </w:rPr>
+        <w:t>"Red"</w:t>
+      </w:r>
+      <w:r>
+        <w:rPr>
+          <w:rFonts w:ascii="Courier New" w:hAnsi="Courier New" w:cs="Courier New"/>
+          <w:color w:val="6AAB73"/>
+          <w:sz w:val="20"/>
+          <w:szCs w:val="20"/>
+        </w:rPr>
+        <w:br/>
+      </w:r>
+      <w:r>
+        <w:rPr>
+          <w:rFonts w:ascii="Courier New" w:hAnsi="Courier New" w:cs="Courier New"/>
+          <w:color w:val="6AAB73"/>
+          <w:sz w:val="20"/>
+          <w:szCs w:val="20"/>
+        </w:rPr>
+        <w:br/>
+      </w:r>
+      <w:r>
+        <w:rPr>
+          <w:rFonts w:ascii="Courier New" w:hAnsi="Courier New" w:cs="Courier New"/>
+          <w:color w:val="C57633"/>
+          <w:sz w:val="20"/>
+          <w:szCs w:val="20"/>
+        </w:rPr>
+        <w:t xml:space="preserve">unzip </w:t>
+      </w:r>
+      <w:r>
+        <w:rPr>
+          <w:rFonts w:ascii="Courier New" w:hAnsi="Courier New" w:cs="Courier New"/>
+          <w:color w:val="BCBEC4"/>
+          <w:sz w:val="20"/>
+          <w:szCs w:val="20"/>
+        </w:rPr>
+        <w:t xml:space="preserve">-o </w:t>
+      </w:r>
+      <w:r>
+        <w:rPr>
+          <w:rFonts w:ascii="Courier New" w:hAnsi="Courier New" w:cs="Courier New"/>
+          <w:color w:val="6AAB73"/>
+          <w:sz w:val="20"/>
+          <w:szCs w:val="20"/>
+        </w:rPr>
+        <w:t>"</w:t>
+      </w:r>
+      <w:r>
+        <w:rPr>
+          <w:rFonts w:ascii="Courier New" w:hAnsi="Courier New" w:cs="Courier New"/>
+          <w:color w:val="CF8E6D"/>
+          <w:sz w:val="20"/>
+          <w:szCs w:val="20"/>
+        </w:rPr>
+        <w:t>$</w:t>
+      </w:r>
+      <w:r>
+        <w:rPr>
+          <w:rFonts w:ascii="Courier New" w:hAnsi="Courier New" w:cs="Courier New"/>
+          <w:color w:val="BCBEC4"/>
+          <w:sz w:val="20"/>
+          <w:szCs w:val="20"/>
+        </w:rPr>
+        <w:t>{COMMITS}</w:t>
+      </w:r>
+      <w:r>
+        <w:rPr>
+          <w:rFonts w:ascii="Courier New" w:hAnsi="Courier New" w:cs="Courier New"/>
+          <w:color w:val="6AAB73"/>
+          <w:sz w:val="20"/>
+          <w:szCs w:val="20"/>
+        </w:rPr>
+        <w:t xml:space="preserve">/commit1.zip" </w:t>
+      </w:r>
+      <w:r>
+        <w:rPr>
+          <w:rFonts w:ascii="Courier New" w:hAnsi="Courier New" w:cs="Courier New"/>
+          <w:color w:val="BCBEC4"/>
+          <w:sz w:val="20"/>
+          <w:szCs w:val="20"/>
+        </w:rPr>
+        <w:t xml:space="preserve">-d </w:t>
+      </w:r>
+      <w:r>
+        <w:rPr>
+          <w:rFonts w:ascii="Courier New" w:hAnsi="Courier New" w:cs="Courier New"/>
+          <w:color w:val="6AAB73"/>
+          <w:sz w:val="20"/>
+          <w:szCs w:val="20"/>
+        </w:rPr>
+        <w:t>"src"</w:t>
+      </w:r>
+      <w:r>
+        <w:rPr>
+          <w:rFonts w:ascii="Courier New" w:hAnsi="Courier New" w:cs="Courier New"/>
+          <w:color w:val="6AAB73"/>
+          <w:sz w:val="20"/>
+          <w:szCs w:val="20"/>
+        </w:rPr>
+        <w:br/>
+      </w:r>
+      <w:r>
+        <w:rPr>
+          <w:rFonts w:ascii="Courier New" w:hAnsi="Courier New" w:cs="Courier New"/>
+          <w:color w:val="C57633"/>
+          <w:sz w:val="20"/>
+          <w:szCs w:val="20"/>
+        </w:rPr>
+        <w:t xml:space="preserve">svn </w:t>
+      </w:r>
+      <w:r>
+        <w:rPr>
+          <w:rFonts w:ascii="Courier New" w:hAnsi="Courier New" w:cs="Courier New"/>
+          <w:color w:val="BCBEC4"/>
+          <w:sz w:val="20"/>
+          <w:szCs w:val="20"/>
+        </w:rPr>
+        <w:t>add *</w:t>
+      </w:r>
+      <w:r>
+        <w:rPr>
+          <w:rFonts w:ascii="Courier New" w:hAnsi="Courier New" w:cs="Courier New"/>
+          <w:color w:val="BCBEC4"/>
+          <w:sz w:val="20"/>
+          <w:szCs w:val="20"/>
+        </w:rPr>
+        <w:br/>
+      </w:r>
+      <w:r>
+        <w:rPr>
+          <w:rFonts w:ascii="Courier New" w:hAnsi="Courier New" w:cs="Courier New"/>
+          <w:color w:val="C57633"/>
+          <w:sz w:val="20"/>
+          <w:szCs w:val="20"/>
+        </w:rPr>
+        <w:t xml:space="preserve">svn </w:t>
+      </w:r>
+      <w:r>
+        <w:rPr>
+          <w:rFonts w:ascii="Courier New" w:hAnsi="Courier New" w:cs="Courier New"/>
+          <w:color w:val="BCBEC4"/>
+          <w:sz w:val="20"/>
+          <w:szCs w:val="20"/>
+        </w:rPr>
+        <w:t xml:space="preserve">commit -m </w:t>
+      </w:r>
+      <w:r>
+        <w:rPr>
+          <w:rFonts w:ascii="Courier New" w:hAnsi="Courier New" w:cs="Courier New"/>
+          <w:color w:val="6AAB73"/>
+          <w:sz w:val="20"/>
+          <w:szCs w:val="20"/>
+        </w:rPr>
+        <w:t xml:space="preserve">"r1" </w:t>
+      </w:r>
+      <w:r>
+        <w:rPr>
+          <w:rFonts w:ascii="Courier New" w:hAnsi="Courier New" w:cs="Courier New"/>
+          <w:color w:val="BCBEC4"/>
+          <w:sz w:val="20"/>
+          <w:szCs w:val="20"/>
+        </w:rPr>
+        <w:t>--username=</w:t>
+      </w:r>
+      <w:r>
+        <w:rPr>
+          <w:rFonts w:ascii="Courier New" w:hAnsi="Courier New" w:cs="Courier New"/>
+          <w:color w:val="6AAB73"/>
+          <w:sz w:val="20"/>
+          <w:szCs w:val="20"/>
+        </w:rPr>
+        <w:t>"Red"</w:t>
+      </w:r>
+      <w:r>
+        <w:rPr>
+          <w:rFonts w:ascii="Courier New" w:hAnsi="Courier New" w:cs="Courier New"/>
+          <w:color w:val="6AAB73"/>
+          <w:sz w:val="20"/>
+          <w:szCs w:val="20"/>
+        </w:rPr>
+        <w:br/>
+      </w:r>
+      <w:r>
+        <w:rPr>
+          <w:rFonts w:ascii="Courier New" w:hAnsi="Courier New" w:cs="Courier New"/>
+          <w:color w:val="6AAB73"/>
+          <w:sz w:val="20"/>
+          <w:szCs w:val="20"/>
+        </w:rPr>
+        <w:br/>
+      </w:r>
+      <w:r>
+        <w:rPr>
+          <w:rFonts w:ascii="Courier New" w:hAnsi="Courier New" w:cs="Courier New"/>
+          <w:color w:val="C57633"/>
+          <w:sz w:val="20"/>
+          <w:szCs w:val="20"/>
+        </w:rPr>
+        <w:t xml:space="preserve">unzip </w:t>
+      </w:r>
+      <w:r>
+        <w:rPr>
+          <w:rFonts w:ascii="Courier New" w:hAnsi="Courier New" w:cs="Courier New"/>
+          <w:color w:val="BCBEC4"/>
+          <w:sz w:val="20"/>
+          <w:szCs w:val="20"/>
+        </w:rPr>
+        <w:t xml:space="preserve">-o </w:t>
+      </w:r>
+      <w:r>
+        <w:rPr>
+          <w:rFonts w:ascii="Courier New" w:hAnsi="Courier New" w:cs="Courier New"/>
+          <w:color w:val="6AAB73"/>
+          <w:sz w:val="20"/>
+          <w:szCs w:val="20"/>
+        </w:rPr>
+        <w:t>"</w:t>
+      </w:r>
+      <w:r>
+        <w:rPr>
+          <w:rFonts w:ascii="Courier New" w:hAnsi="Courier New" w:cs="Courier New"/>
+          <w:color w:val="CF8E6D"/>
+          <w:sz w:val="20"/>
+          <w:szCs w:val="20"/>
+        </w:rPr>
+        <w:t>$</w:t>
+      </w:r>
+      <w:r>
+        <w:rPr>
+          <w:rFonts w:ascii="Courier New" w:hAnsi="Courier New" w:cs="Courier New"/>
+          <w:color w:val="BCBEC4"/>
+          <w:sz w:val="20"/>
+          <w:szCs w:val="20"/>
+        </w:rPr>
+        <w:t>{COMMITS}</w:t>
+      </w:r>
+      <w:r>
+        <w:rPr>
+          <w:rFonts w:ascii="Courier New" w:hAnsi="Courier New" w:cs="Courier New"/>
+          <w:color w:val="6AAB73"/>
+          <w:sz w:val="20"/>
+          <w:szCs w:val="20"/>
+        </w:rPr>
+        <w:t xml:space="preserve">/commit2.zip" </w:t>
+      </w:r>
+      <w:r>
+        <w:rPr>
+          <w:rFonts w:ascii="Courier New" w:hAnsi="Courier New" w:cs="Courier New"/>
+          <w:color w:val="BCBEC4"/>
+          <w:sz w:val="20"/>
+          <w:szCs w:val="20"/>
+        </w:rPr>
+        <w:t xml:space="preserve">-d </w:t>
+      </w:r>
+      <w:r>
+        <w:rPr>
+          <w:rFonts w:ascii="Courier New" w:hAnsi="Courier New" w:cs="Courier New"/>
+          <w:color w:val="6AAB73"/>
+          <w:sz w:val="20"/>
+          <w:szCs w:val="20"/>
+        </w:rPr>
+        <w:t>"src"</w:t>
+      </w:r>
+      <w:r>
+        <w:rPr>
+          <w:rFonts w:ascii="Courier New" w:hAnsi="Courier New" w:cs="Courier New"/>
+          <w:color w:val="6AAB73"/>
+          <w:sz w:val="20"/>
+          <w:szCs w:val="20"/>
+        </w:rPr>
+        <w:br/>
+      </w:r>
+      <w:r>
+        <w:rPr>
+          <w:rFonts w:ascii="Courier New" w:hAnsi="Courier New" w:cs="Courier New"/>
+          <w:color w:val="C57633"/>
+          <w:sz w:val="20"/>
+          <w:szCs w:val="20"/>
+        </w:rPr>
+        <w:t xml:space="preserve">svn </w:t>
+      </w:r>
+      <w:r>
+        <w:rPr>
+          <w:rFonts w:ascii="Courier New" w:hAnsi="Courier New" w:cs="Courier New"/>
+          <w:color w:val="BCBEC4"/>
+          <w:sz w:val="20"/>
+          <w:szCs w:val="20"/>
+        </w:rPr>
+        <w:t>add *</w:t>
+      </w:r>
+      <w:r>
+        <w:rPr>
+          <w:rFonts w:ascii="Courier New" w:hAnsi="Courier New" w:cs="Courier New"/>
+          <w:color w:val="BCBEC4"/>
+          <w:sz w:val="20"/>
+          <w:szCs w:val="20"/>
+        </w:rPr>
+        <w:br/>
+      </w:r>
+      <w:r>
+        <w:rPr>
+          <w:rFonts w:ascii="Courier New" w:hAnsi="Courier New" w:cs="Courier New"/>
+          <w:color w:val="C57633"/>
+          <w:sz w:val="20"/>
+          <w:szCs w:val="20"/>
+        </w:rPr>
+        <w:t xml:space="preserve">svn </w:t>
+      </w:r>
+      <w:r>
+        <w:rPr>
+          <w:rFonts w:ascii="Courier New" w:hAnsi="Courier New" w:cs="Courier New"/>
+          <w:color w:val="BCBEC4"/>
+          <w:sz w:val="20"/>
+          <w:szCs w:val="20"/>
+        </w:rPr>
+        <w:t xml:space="preserve">commit -m </w:t>
+      </w:r>
+      <w:r>
+        <w:rPr>
+          <w:rFonts w:ascii="Courier New" w:hAnsi="Courier New" w:cs="Courier New"/>
+          <w:color w:val="6AAB73"/>
+          <w:sz w:val="20"/>
+          <w:szCs w:val="20"/>
+        </w:rPr>
+        <w:t xml:space="preserve">"r2" </w:t>
+      </w:r>
+      <w:r>
+        <w:rPr>
+          <w:rFonts w:ascii="Courier New" w:hAnsi="Courier New" w:cs="Courier New"/>
+          <w:color w:val="BCBEC4"/>
+          <w:sz w:val="20"/>
+          <w:szCs w:val="20"/>
+        </w:rPr>
+        <w:t>--username=</w:t>
+      </w:r>
+      <w:r>
+        <w:rPr>
+          <w:rFonts w:ascii="Courier New" w:hAnsi="Courier New" w:cs="Courier New"/>
+          <w:color w:val="6AAB73"/>
+          <w:sz w:val="20"/>
+          <w:szCs w:val="20"/>
+        </w:rPr>
+        <w:t>"Red"</w:t>
+      </w:r>
+      <w:r>
+        <w:rPr>
+          <w:rFonts w:ascii="Courier New" w:hAnsi="Courier New" w:cs="Courier New"/>
+          <w:color w:val="6AAB73"/>
+          <w:sz w:val="20"/>
+          <w:szCs w:val="20"/>
+        </w:rPr>
+        <w:br/>
+      </w:r>
+      <w:r>
+        <w:rPr>
+          <w:rFonts w:ascii="Courier New" w:hAnsi="Courier New" w:cs="Courier New"/>
+          <w:color w:val="6AAB73"/>
+          <w:sz w:val="20"/>
+          <w:szCs w:val="20"/>
+        </w:rPr>
+        <w:br/>
+      </w:r>
+      <w:r>
+        <w:rPr>
+          <w:rFonts w:ascii="Courier New" w:hAnsi="Courier New" w:cs="Courier New"/>
+          <w:color w:val="C57633"/>
+          <w:sz w:val="20"/>
+          <w:szCs w:val="20"/>
+        </w:rPr>
+        <w:t xml:space="preserve">unzip </w:t>
+      </w:r>
+      <w:r>
+        <w:rPr>
+          <w:rFonts w:ascii="Courier New" w:hAnsi="Courier New" w:cs="Courier New"/>
+          <w:color w:val="BCBEC4"/>
+          <w:sz w:val="20"/>
+          <w:szCs w:val="20"/>
+        </w:rPr>
+        <w:t xml:space="preserve">-o </w:t>
+      </w:r>
+      <w:r>
+        <w:rPr>
+          <w:rFonts w:ascii="Courier New" w:hAnsi="Courier New" w:cs="Courier New"/>
+          <w:color w:val="6AAB73"/>
+          <w:sz w:val="20"/>
+          <w:szCs w:val="20"/>
+        </w:rPr>
+        <w:t>"</w:t>
+      </w:r>
+      <w:r>
+        <w:rPr>
+          <w:rFonts w:ascii="Courier New" w:hAnsi="Courier New" w:cs="Courier New"/>
+          <w:color w:val="CF8E6D"/>
+          <w:sz w:val="20"/>
+          <w:szCs w:val="20"/>
+        </w:rPr>
+        <w:t>$</w:t>
+      </w:r>
+      <w:r>
+        <w:rPr>
+          <w:rFonts w:ascii="Courier New" w:hAnsi="Courier New" w:cs="Courier New"/>
+          <w:color w:val="BCBEC4"/>
+          <w:sz w:val="20"/>
+          <w:szCs w:val="20"/>
+        </w:rPr>
+        <w:t>{COMMITS}</w:t>
+      </w:r>
+      <w:r>
+        <w:rPr>
+          <w:rFonts w:ascii="Courier New" w:hAnsi="Courier New" w:cs="Courier New"/>
+          <w:color w:val="6AAB73"/>
+          <w:sz w:val="20"/>
+          <w:szCs w:val="20"/>
+        </w:rPr>
+        <w:t xml:space="preserve">/commit3.zip" </w:t>
+      </w:r>
+      <w:r>
+        <w:rPr>
+          <w:rFonts w:ascii="Courier New" w:hAnsi="Courier New" w:cs="Courier New"/>
+          <w:color w:val="BCBEC4"/>
+          <w:sz w:val="20"/>
+          <w:szCs w:val="20"/>
+        </w:rPr>
+        <w:t xml:space="preserve">-d </w:t>
+      </w:r>
+      <w:r>
+        <w:rPr>
+          <w:rFonts w:ascii="Courier New" w:hAnsi="Courier New" w:cs="Courier New"/>
+          <w:color w:val="6AAB73"/>
+          <w:sz w:val="20"/>
+          <w:szCs w:val="20"/>
+        </w:rPr>
+        <w:t>"src"</w:t>
+      </w:r>
+      <w:r>
+        <w:rPr>
+          <w:rFonts w:ascii="Courier New" w:hAnsi="Courier New" w:cs="Courier New"/>
+          <w:color w:val="6AAB73"/>
+          <w:sz w:val="20"/>
+          <w:szCs w:val="20"/>
+        </w:rPr>
+        <w:br/>
+      </w:r>
+      <w:r>
+        <w:rPr>
+          <w:rFonts w:ascii="Courier New" w:hAnsi="Courier New" w:cs="Courier New"/>
+          <w:color w:val="C57633"/>
+          <w:sz w:val="20"/>
+          <w:szCs w:val="20"/>
+        </w:rPr>
+        <w:t xml:space="preserve">svn </w:t>
+      </w:r>
+      <w:r>
+        <w:rPr>
+          <w:rFonts w:ascii="Courier New" w:hAnsi="Courier New" w:cs="Courier New"/>
+          <w:color w:val="BCBEC4"/>
+          <w:sz w:val="20"/>
+          <w:szCs w:val="20"/>
+        </w:rPr>
+        <w:t>add *</w:t>
+      </w:r>
+      <w:r>
+        <w:rPr>
+          <w:rFonts w:ascii="Courier New" w:hAnsi="Courier New" w:cs="Courier New"/>
+          <w:color w:val="BCBEC4"/>
+          <w:sz w:val="20"/>
+          <w:szCs w:val="20"/>
+        </w:rPr>
+        <w:br/>
+      </w:r>
+      <w:r>
+        <w:rPr>
+          <w:rFonts w:ascii="Courier New" w:hAnsi="Courier New" w:cs="Courier New"/>
+          <w:color w:val="C57633"/>
+          <w:sz w:val="20"/>
+          <w:szCs w:val="20"/>
+        </w:rPr>
+        <w:t xml:space="preserve">svn </w:t>
+      </w:r>
+      <w:r>
+        <w:rPr>
+          <w:rFonts w:ascii="Courier New" w:hAnsi="Courier New" w:cs="Courier New"/>
+          <w:color w:val="BCBEC4"/>
+          <w:sz w:val="20"/>
+          <w:szCs w:val="20"/>
+        </w:rPr>
+        <w:t xml:space="preserve">commit -m </w:t>
+      </w:r>
+      <w:r>
+        <w:rPr>
+          <w:rFonts w:ascii="Courier New" w:hAnsi="Courier New" w:cs="Courier New"/>
+          <w:color w:val="6AAB73"/>
+          <w:sz w:val="20"/>
+          <w:szCs w:val="20"/>
+        </w:rPr>
+        <w:t xml:space="preserve">"r3" </w:t>
+      </w:r>
+      <w:r>
+        <w:rPr>
+          <w:rFonts w:ascii="Courier New" w:hAnsi="Courier New" w:cs="Courier New"/>
+          <w:color w:val="BCBEC4"/>
+          <w:sz w:val="20"/>
+          <w:szCs w:val="20"/>
+        </w:rPr>
+        <w:t>--username=</w:t>
+      </w:r>
+      <w:r>
+        <w:rPr>
+          <w:rFonts w:ascii="Courier New" w:hAnsi="Courier New" w:cs="Courier New"/>
+          <w:color w:val="6AAB73"/>
+          <w:sz w:val="20"/>
+          <w:szCs w:val="20"/>
+        </w:rPr>
+        <w:t>"Red"</w:t>
+      </w:r>
+      <w:r>
+        <w:rPr>
+          <w:rFonts w:ascii="Courier New" w:hAnsi="Courier New" w:cs="Courier New"/>
+          <w:color w:val="6AAB73"/>
+          <w:sz w:val="20"/>
+          <w:szCs w:val="20"/>
+        </w:rPr>
+        <w:br/>
+      </w:r>
+      <w:r>
+        <w:rPr>
+          <w:rFonts w:ascii="Courier New" w:hAnsi="Courier New" w:cs="Courier New"/>
+          <w:color w:val="6AAB73"/>
+          <w:sz w:val="20"/>
+          <w:szCs w:val="20"/>
+        </w:rPr>
+        <w:br/>
+      </w:r>
+      <w:r>
+        <w:rPr>
+          <w:rFonts w:ascii="Courier New" w:hAnsi="Courier New" w:cs="Courier New"/>
+          <w:color w:val="C57633"/>
+          <w:sz w:val="20"/>
+          <w:szCs w:val="20"/>
+        </w:rPr>
+        <w:t xml:space="preserve">svn </w:t>
+      </w:r>
+      <w:r>
+        <w:rPr>
+          <w:rFonts w:ascii="Courier New" w:hAnsi="Courier New" w:cs="Courier New"/>
+          <w:color w:val="BCBEC4"/>
+          <w:sz w:val="20"/>
+          <w:szCs w:val="20"/>
+        </w:rPr>
+        <w:t xml:space="preserve">copy </w:t>
+      </w:r>
+      <w:r>
+        <w:rPr>
+          <w:rFonts w:ascii="Courier New" w:hAnsi="Courier New" w:cs="Courier New"/>
+          <w:color w:val="6AAB73"/>
+          <w:sz w:val="20"/>
+          <w:szCs w:val="20"/>
+        </w:rPr>
+        <w:t>"</w:t>
+      </w:r>
+      <w:r>
+        <w:rPr>
+          <w:rFonts w:ascii="Courier New" w:hAnsi="Courier New" w:cs="Courier New"/>
+          <w:color w:val="BCBEC4"/>
+          <w:sz w:val="20"/>
+          <w:szCs w:val="20"/>
+        </w:rPr>
+        <w:t>$TRUNK</w:t>
+      </w:r>
+      <w:r>
+        <w:rPr>
+          <w:rFonts w:ascii="Courier New" w:hAnsi="Courier New" w:cs="Courier New"/>
+          <w:color w:val="6AAB73"/>
+          <w:sz w:val="20"/>
+          <w:szCs w:val="20"/>
+        </w:rPr>
+        <w:t>" "</w:t>
+      </w:r>
+      <w:r>
+        <w:rPr>
+          <w:rFonts w:ascii="Courier New" w:hAnsi="Courier New" w:cs="Courier New"/>
+          <w:color w:val="BCBEC4"/>
+          <w:sz w:val="20"/>
+          <w:szCs w:val="20"/>
+        </w:rPr>
+        <w:t>$ALT_RED</w:t>
+      </w:r>
+      <w:r>
+        <w:rPr>
+          <w:rFonts w:ascii="Courier New" w:hAnsi="Courier New" w:cs="Courier New"/>
+          <w:color w:val="6AAB73"/>
+          <w:sz w:val="20"/>
+          <w:szCs w:val="20"/>
+        </w:rPr>
+        <w:t xml:space="preserve">" </w:t>
+      </w:r>
+      <w:r>
+        <w:rPr>
+          <w:rFonts w:ascii="Courier New" w:hAnsi="Courier New" w:cs="Courier New"/>
+          <w:color w:val="BCBEC4"/>
+          <w:sz w:val="20"/>
+          <w:szCs w:val="20"/>
+        </w:rPr>
+        <w:t xml:space="preserve">-m </w:t>
+      </w:r>
+      <w:r>
+        <w:rPr>
+          <w:rFonts w:ascii="Courier New" w:hAnsi="Courier New" w:cs="Courier New"/>
+          <w:color w:val="6AAB73"/>
+          <w:sz w:val="20"/>
+          <w:szCs w:val="20"/>
+        </w:rPr>
+        <w:t>"creating altRed branch"</w:t>
+      </w:r>
+      <w:r>
+        <w:rPr>
+          <w:rFonts w:ascii="Courier New" w:hAnsi="Courier New" w:cs="Courier New"/>
+          <w:color w:val="6AAB73"/>
+          <w:sz w:val="20"/>
+          <w:szCs w:val="20"/>
+        </w:rPr>
+        <w:br/>
+      </w:r>
+      <w:r>
+        <w:rPr>
+          <w:rFonts w:ascii="Courier New" w:hAnsi="Courier New" w:cs="Courier New"/>
+          <w:color w:val="C57633"/>
+          <w:sz w:val="20"/>
+          <w:szCs w:val="20"/>
+        </w:rPr>
+        <w:t xml:space="preserve">svn </w:t>
+      </w:r>
+      <w:r>
+        <w:rPr>
+          <w:rFonts w:ascii="Courier New" w:hAnsi="Courier New" w:cs="Courier New"/>
+          <w:color w:val="BCBEC4"/>
+          <w:sz w:val="20"/>
+          <w:szCs w:val="20"/>
+        </w:rPr>
+        <w:t xml:space="preserve">switch </w:t>
+      </w:r>
+      <w:r>
+        <w:rPr>
+          <w:rFonts w:ascii="Courier New" w:hAnsi="Courier New" w:cs="Courier New"/>
+          <w:color w:val="6AAB73"/>
+          <w:sz w:val="20"/>
+          <w:szCs w:val="20"/>
+        </w:rPr>
+        <w:t>"</w:t>
+      </w:r>
+      <w:r>
+        <w:rPr>
+          <w:rFonts w:ascii="Courier New" w:hAnsi="Courier New" w:cs="Courier New"/>
+          <w:color w:val="BCBEC4"/>
+          <w:sz w:val="20"/>
+          <w:szCs w:val="20"/>
+        </w:rPr>
+        <w:t>$ALT_RED</w:t>
+      </w:r>
+      <w:r>
+        <w:rPr>
+          <w:rFonts w:ascii="Courier New" w:hAnsi="Courier New" w:cs="Courier New"/>
+          <w:color w:val="6AAB73"/>
+          <w:sz w:val="20"/>
+          <w:szCs w:val="20"/>
+        </w:rPr>
+        <w:t>"</w:t>
+      </w:r>
+      <w:r>
+        <w:rPr>
+          <w:rFonts w:ascii="Courier New" w:hAnsi="Courier New" w:cs="Courier New"/>
+          <w:color w:val="6AAB73"/>
+          <w:sz w:val="20"/>
+          <w:szCs w:val="20"/>
+        </w:rPr>
+        <w:br/>
+      </w:r>
+      <w:r>
+        <w:rPr>
+          <w:rFonts w:ascii="Courier New" w:hAnsi="Courier New" w:cs="Courier New"/>
+          <w:color w:val="6AAB73"/>
+          <w:sz w:val="20"/>
+          <w:szCs w:val="20"/>
+        </w:rPr>
+        <w:br/>
+      </w:r>
+      <w:r>
+        <w:rPr>
+          <w:rFonts w:ascii="Courier New" w:hAnsi="Courier New" w:cs="Courier New"/>
+          <w:color w:val="C57633"/>
+          <w:sz w:val="20"/>
+          <w:szCs w:val="20"/>
+        </w:rPr>
+        <w:t xml:space="preserve">unzip </w:t>
+      </w:r>
+      <w:r>
+        <w:rPr>
+          <w:rFonts w:ascii="Courier New" w:hAnsi="Courier New" w:cs="Courier New"/>
+          <w:color w:val="BCBEC4"/>
+          <w:sz w:val="20"/>
+          <w:szCs w:val="20"/>
+        </w:rPr>
+        <w:t xml:space="preserve">-o </w:t>
+      </w:r>
+      <w:r>
+        <w:rPr>
+          <w:rFonts w:ascii="Courier New" w:hAnsi="Courier New" w:cs="Courier New"/>
+          <w:color w:val="6AAB73"/>
+          <w:sz w:val="20"/>
+          <w:szCs w:val="20"/>
+        </w:rPr>
+        <w:t>"</w:t>
+      </w:r>
+      <w:r>
+        <w:rPr>
+          <w:rFonts w:ascii="Courier New" w:hAnsi="Courier New" w:cs="Courier New"/>
+          <w:color w:val="CF8E6D"/>
+          <w:sz w:val="20"/>
+          <w:szCs w:val="20"/>
+        </w:rPr>
+        <w:t>$</w:t>
+      </w:r>
+      <w:r>
+        <w:rPr>
+          <w:rFonts w:ascii="Courier New" w:hAnsi="Courier New" w:cs="Courier New"/>
+          <w:color w:val="BCBEC4"/>
+          <w:sz w:val="20"/>
+          <w:szCs w:val="20"/>
+        </w:rPr>
+        <w:t>{COMMITS}</w:t>
+      </w:r>
+      <w:r>
+        <w:rPr>
+          <w:rFonts w:ascii="Courier New" w:hAnsi="Courier New" w:cs="Courier New"/>
+          <w:color w:val="6AAB73"/>
+          <w:sz w:val="20"/>
+          <w:szCs w:val="20"/>
+        </w:rPr>
+        <w:t xml:space="preserve">/commit4.zip" </w:t>
+      </w:r>
+      <w:r>
+        <w:rPr>
+          <w:rFonts w:ascii="Courier New" w:hAnsi="Courier New" w:cs="Courier New"/>
+          <w:color w:val="BCBEC4"/>
+          <w:sz w:val="20"/>
+          <w:szCs w:val="20"/>
+        </w:rPr>
+        <w:t xml:space="preserve">-d </w:t>
+      </w:r>
+      <w:r>
+        <w:rPr>
+          <w:rFonts w:ascii="Courier New" w:hAnsi="Courier New" w:cs="Courier New"/>
+          <w:color w:val="6AAB73"/>
+          <w:sz w:val="20"/>
+          <w:szCs w:val="20"/>
+        </w:rPr>
+        <w:t>"src"</w:t>
+      </w:r>
+      <w:r>
+        <w:rPr>
+          <w:rFonts w:ascii="Courier New" w:hAnsi="Courier New" w:cs="Courier New"/>
+          <w:color w:val="6AAB73"/>
+          <w:sz w:val="20"/>
+          <w:szCs w:val="20"/>
+        </w:rPr>
+        <w:br/>
+      </w:r>
+      <w:r>
+        <w:rPr>
+          <w:rFonts w:ascii="Courier New" w:hAnsi="Courier New" w:cs="Courier New"/>
+          <w:color w:val="C57633"/>
+          <w:sz w:val="20"/>
+          <w:szCs w:val="20"/>
+        </w:rPr>
+        <w:t xml:space="preserve">svn </w:t>
+      </w:r>
+      <w:r>
+        <w:rPr>
+          <w:rFonts w:ascii="Courier New" w:hAnsi="Courier New" w:cs="Courier New"/>
+          <w:color w:val="BCBEC4"/>
+          <w:sz w:val="20"/>
+          <w:szCs w:val="20"/>
+        </w:rPr>
+        <w:t>add *</w:t>
+      </w:r>
+      <w:r>
+        <w:rPr>
+          <w:rFonts w:ascii="Courier New" w:hAnsi="Courier New" w:cs="Courier New"/>
+          <w:color w:val="BCBEC4"/>
+          <w:sz w:val="20"/>
+          <w:szCs w:val="20"/>
+        </w:rPr>
+        <w:br/>
+      </w:r>
+      <w:r>
+        <w:rPr>
+          <w:rFonts w:ascii="Courier New" w:hAnsi="Courier New" w:cs="Courier New"/>
+          <w:color w:val="C57633"/>
+          <w:sz w:val="20"/>
+          <w:szCs w:val="20"/>
+        </w:rPr>
+        <w:t xml:space="preserve">svn </w:t>
+      </w:r>
+      <w:r>
+        <w:rPr>
+          <w:rFonts w:ascii="Courier New" w:hAnsi="Courier New" w:cs="Courier New"/>
+          <w:color w:val="BCBEC4"/>
+          <w:sz w:val="20"/>
+          <w:szCs w:val="20"/>
+        </w:rPr>
+        <w:t xml:space="preserve">commit -m </w:t>
+      </w:r>
+      <w:r>
+        <w:rPr>
+          <w:rFonts w:ascii="Courier New" w:hAnsi="Courier New" w:cs="Courier New"/>
+          <w:color w:val="6AAB73"/>
+          <w:sz w:val="20"/>
+          <w:szCs w:val="20"/>
+        </w:rPr>
+        <w:t xml:space="preserve">"r4" </w:t>
+      </w:r>
+      <w:r>
+        <w:rPr>
+          <w:rFonts w:ascii="Courier New" w:hAnsi="Courier New" w:cs="Courier New"/>
+          <w:color w:val="BCBEC4"/>
+          <w:sz w:val="20"/>
+          <w:szCs w:val="20"/>
+        </w:rPr>
+        <w:t>--username=</w:t>
+      </w:r>
+      <w:r>
+        <w:rPr>
+          <w:rFonts w:ascii="Courier New" w:hAnsi="Courier New" w:cs="Courier New"/>
+          <w:color w:val="6AAB73"/>
+          <w:sz w:val="20"/>
+          <w:szCs w:val="20"/>
+        </w:rPr>
+        <w:t>"Red"</w:t>
+      </w:r>
+      <w:r>
+        <w:rPr>
+          <w:rFonts w:ascii="Courier New" w:hAnsi="Courier New" w:cs="Courier New"/>
+          <w:color w:val="6AAB73"/>
+          <w:sz w:val="20"/>
+          <w:szCs w:val="20"/>
+        </w:rPr>
+        <w:br/>
+      </w:r>
+      <w:r>
+        <w:rPr>
+          <w:rFonts w:ascii="Courier New" w:hAnsi="Courier New" w:cs="Courier New"/>
+          <w:color w:val="6AAB73"/>
+          <w:sz w:val="20"/>
+          <w:szCs w:val="20"/>
+        </w:rPr>
+        <w:br/>
+      </w:r>
+      <w:r>
+        <w:rPr>
+          <w:rFonts w:ascii="Courier New" w:hAnsi="Courier New" w:cs="Courier New"/>
+          <w:color w:val="C57633"/>
+          <w:sz w:val="20"/>
+          <w:szCs w:val="20"/>
+        </w:rPr>
+        <w:t xml:space="preserve">svn </w:t>
+      </w:r>
+      <w:r>
+        <w:rPr>
+          <w:rFonts w:ascii="Courier New" w:hAnsi="Courier New" w:cs="Courier New"/>
+          <w:color w:val="BCBEC4"/>
+          <w:sz w:val="20"/>
+          <w:szCs w:val="20"/>
+        </w:rPr>
+        <w:t xml:space="preserve">copy </w:t>
+      </w:r>
+      <w:r>
+        <w:rPr>
+          <w:rFonts w:ascii="Courier New" w:hAnsi="Courier New" w:cs="Courier New"/>
+          <w:color w:val="6AAB73"/>
+          <w:sz w:val="20"/>
+          <w:szCs w:val="20"/>
+        </w:rPr>
+        <w:t>"</w:t>
+      </w:r>
+      <w:r>
+        <w:rPr>
+          <w:rFonts w:ascii="Courier New" w:hAnsi="Courier New" w:cs="Courier New"/>
+          <w:color w:val="BCBEC4"/>
+          <w:sz w:val="20"/>
+          <w:szCs w:val="20"/>
+        </w:rPr>
+        <w:t>$TRUNK</w:t>
+      </w:r>
+      <w:r>
+        <w:rPr>
+          <w:rFonts w:ascii="Courier New" w:hAnsi="Courier New" w:cs="Courier New"/>
+          <w:color w:val="6AAB73"/>
+          <w:sz w:val="20"/>
+          <w:szCs w:val="20"/>
+        </w:rPr>
+        <w:t>" "</w:t>
+      </w:r>
+      <w:r>
+        <w:rPr>
+          <w:rFonts w:ascii="Courier New" w:hAnsi="Courier New" w:cs="Courier New"/>
+          <w:color w:val="BCBEC4"/>
+          <w:sz w:val="20"/>
+          <w:szCs w:val="20"/>
+        </w:rPr>
+        <w:t>$ALT_BLUE</w:t>
+      </w:r>
+      <w:r>
+        <w:rPr>
+          <w:rFonts w:ascii="Courier New" w:hAnsi="Courier New" w:cs="Courier New"/>
+          <w:color w:val="6AAB73"/>
+          <w:sz w:val="20"/>
+          <w:szCs w:val="20"/>
+        </w:rPr>
+        <w:t xml:space="preserve">" </w:t>
+      </w:r>
+      <w:r>
+        <w:rPr>
+          <w:rFonts w:ascii="Courier New" w:hAnsi="Courier New" w:cs="Courier New"/>
+          <w:color w:val="BCBEC4"/>
+          <w:sz w:val="20"/>
+          <w:szCs w:val="20"/>
+        </w:rPr>
+        <w:t xml:space="preserve">-m </w:t>
+      </w:r>
+      <w:r>
+        <w:rPr>
+          <w:rFonts w:ascii="Courier New" w:hAnsi="Courier New" w:cs="Courier New"/>
+          <w:color w:val="6AAB73"/>
+          <w:sz w:val="20"/>
+          <w:szCs w:val="20"/>
+        </w:rPr>
+        <w:t>"creating altBlue branch"</w:t>
+      </w:r>
+      <w:r>
+        <w:rPr>
+          <w:rFonts w:ascii="Courier New" w:hAnsi="Courier New" w:cs="Courier New"/>
+          <w:color w:val="6AAB73"/>
+          <w:sz w:val="20"/>
+          <w:szCs w:val="20"/>
+        </w:rPr>
+        <w:br/>
+      </w:r>
+      <w:r>
+        <w:rPr>
+          <w:rFonts w:ascii="Courier New" w:hAnsi="Courier New" w:cs="Courier New"/>
+          <w:color w:val="C57633"/>
+          <w:sz w:val="20"/>
+          <w:szCs w:val="20"/>
+        </w:rPr>
+        <w:t xml:space="preserve">svn </w:t>
+      </w:r>
+      <w:r>
+        <w:rPr>
+          <w:rFonts w:ascii="Courier New" w:hAnsi="Courier New" w:cs="Courier New"/>
+          <w:color w:val="BCBEC4"/>
+          <w:sz w:val="20"/>
+          <w:szCs w:val="20"/>
+        </w:rPr>
+        <w:t xml:space="preserve">switch </w:t>
+      </w:r>
+      <w:r>
+        <w:rPr>
+          <w:rFonts w:ascii="Courier New" w:hAnsi="Courier New" w:cs="Courier New"/>
+          <w:color w:val="6AAB73"/>
+          <w:sz w:val="20"/>
+          <w:szCs w:val="20"/>
+        </w:rPr>
+        <w:t>"</w:t>
+      </w:r>
+      <w:r>
+        <w:rPr>
+          <w:rFonts w:ascii="Courier New" w:hAnsi="Courier New" w:cs="Courier New"/>
+          <w:color w:val="BCBEC4"/>
+          <w:sz w:val="20"/>
+          <w:szCs w:val="20"/>
+        </w:rPr>
+        <w:t>$ALT_BLUE</w:t>
+      </w:r>
+      <w:r>
+        <w:rPr>
+          <w:rFonts w:ascii="Courier New" w:hAnsi="Courier New" w:cs="Courier New"/>
+          <w:color w:val="6AAB73"/>
+          <w:sz w:val="20"/>
+          <w:szCs w:val="20"/>
+        </w:rPr>
+        <w:t>"</w:t>
+      </w:r>
+      <w:r>
+        <w:rPr>
+          <w:rFonts w:ascii="Courier New" w:hAnsi="Courier New" w:cs="Courier New"/>
+          <w:color w:val="6AAB73"/>
+          <w:sz w:val="20"/>
+          <w:szCs w:val="20"/>
+        </w:rPr>
+        <w:br/>
+      </w:r>
+      <w:r>
+        <w:rPr>
+          <w:rFonts w:ascii="Courier New" w:hAnsi="Courier New" w:cs="Courier New"/>
+          <w:color w:val="6AAB73"/>
+          <w:sz w:val="20"/>
+          <w:szCs w:val="20"/>
+        </w:rPr>
+        <w:br/>
+      </w:r>
+      <w:r>
+        <w:rPr>
+          <w:rFonts w:ascii="Courier New" w:hAnsi="Courier New" w:cs="Courier New"/>
+          <w:color w:val="C57633"/>
+          <w:sz w:val="20"/>
+          <w:szCs w:val="20"/>
+        </w:rPr>
+        <w:t xml:space="preserve">unzip </w:t>
+      </w:r>
+      <w:r>
+        <w:rPr>
+          <w:rFonts w:ascii="Courier New" w:hAnsi="Courier New" w:cs="Courier New"/>
+          <w:color w:val="BCBEC4"/>
+          <w:sz w:val="20"/>
+          <w:szCs w:val="20"/>
+        </w:rPr>
+        <w:t xml:space="preserve">-o </w:t>
+      </w:r>
+      <w:r>
+        <w:rPr>
+          <w:rFonts w:ascii="Courier New" w:hAnsi="Courier New" w:cs="Courier New"/>
+          <w:color w:val="6AAB73"/>
+          <w:sz w:val="20"/>
+          <w:szCs w:val="20"/>
+        </w:rPr>
+        <w:t>"</w:t>
+      </w:r>
+      <w:r>
+        <w:rPr>
+          <w:rFonts w:ascii="Courier New" w:hAnsi="Courier New" w:cs="Courier New"/>
+          <w:color w:val="CF8E6D"/>
+          <w:sz w:val="20"/>
+          <w:szCs w:val="20"/>
+        </w:rPr>
+        <w:t>$</w:t>
+      </w:r>
+      <w:r>
+        <w:rPr>
+          <w:rFonts w:ascii="Courier New" w:hAnsi="Courier New" w:cs="Courier New"/>
+          <w:color w:val="BCBEC4"/>
+          <w:sz w:val="20"/>
+          <w:szCs w:val="20"/>
+        </w:rPr>
+        <w:t>{COMMITS}</w:t>
+      </w:r>
+      <w:r>
+        <w:rPr>
+          <w:rFonts w:ascii="Courier New" w:hAnsi="Courier New" w:cs="Courier New"/>
+          <w:color w:val="6AAB73"/>
+          <w:sz w:val="20"/>
+          <w:szCs w:val="20"/>
+        </w:rPr>
+        <w:t xml:space="preserve">/commit5.zip" </w:t>
+      </w:r>
+      <w:r>
+        <w:rPr>
+          <w:rFonts w:ascii="Courier New" w:hAnsi="Courier New" w:cs="Courier New"/>
+          <w:color w:val="BCBEC4"/>
+          <w:sz w:val="20"/>
+          <w:szCs w:val="20"/>
+        </w:rPr>
+        <w:t xml:space="preserve">-d </w:t>
+      </w:r>
+      <w:r>
+        <w:rPr>
+          <w:rFonts w:ascii="Courier New" w:hAnsi="Courier New" w:cs="Courier New"/>
+          <w:color w:val="6AAB73"/>
+          <w:sz w:val="20"/>
+          <w:szCs w:val="20"/>
+        </w:rPr>
+        <w:t>"src"</w:t>
+      </w:r>
+      <w:r>
+        <w:rPr>
+          <w:rFonts w:ascii="Courier New" w:hAnsi="Courier New" w:cs="Courier New"/>
+          <w:color w:val="6AAB73"/>
+          <w:sz w:val="20"/>
+          <w:szCs w:val="20"/>
+        </w:rPr>
+        <w:br/>
+      </w:r>
+      <w:r>
+        <w:rPr>
+          <w:rFonts w:ascii="Courier New" w:hAnsi="Courier New" w:cs="Courier New"/>
+          <w:color w:val="C57633"/>
+          <w:sz w:val="20"/>
+          <w:szCs w:val="20"/>
+        </w:rPr>
+        <w:t xml:space="preserve">svn </w:t>
+      </w:r>
+      <w:r>
+        <w:rPr>
+          <w:rFonts w:ascii="Courier New" w:hAnsi="Courier New" w:cs="Courier New"/>
+          <w:color w:val="BCBEC4"/>
+          <w:sz w:val="20"/>
+          <w:szCs w:val="20"/>
+        </w:rPr>
+        <w:t>add *</w:t>
+      </w:r>
+      <w:r>
+        <w:rPr>
+          <w:rFonts w:ascii="Courier New" w:hAnsi="Courier New" w:cs="Courier New"/>
+          <w:color w:val="BCBEC4"/>
+          <w:sz w:val="20"/>
+          <w:szCs w:val="20"/>
+        </w:rPr>
+        <w:br/>
+      </w:r>
+      <w:r>
+        <w:rPr>
+          <w:rFonts w:ascii="Courier New" w:hAnsi="Courier New" w:cs="Courier New"/>
+          <w:color w:val="C57633"/>
+          <w:sz w:val="20"/>
+          <w:szCs w:val="20"/>
+        </w:rPr>
+        <w:t xml:space="preserve">svn </w:t>
+      </w:r>
+      <w:r>
+        <w:rPr>
+          <w:rFonts w:ascii="Courier New" w:hAnsi="Courier New" w:cs="Courier New"/>
+          <w:color w:val="BCBEC4"/>
+          <w:sz w:val="20"/>
+          <w:szCs w:val="20"/>
+        </w:rPr>
+        <w:t xml:space="preserve">commit -m </w:t>
+      </w:r>
+      <w:r>
+        <w:rPr>
+          <w:rFonts w:ascii="Courier New" w:hAnsi="Courier New" w:cs="Courier New"/>
+          <w:color w:val="6AAB73"/>
+          <w:sz w:val="20"/>
+          <w:szCs w:val="20"/>
+        </w:rPr>
+        <w:t xml:space="preserve">"r5" </w:t>
+      </w:r>
+      <w:r>
+        <w:rPr>
+          <w:rFonts w:ascii="Courier New" w:hAnsi="Courier New" w:cs="Courier New"/>
+          <w:color w:val="BCBEC4"/>
+          <w:sz w:val="20"/>
+          <w:szCs w:val="20"/>
+        </w:rPr>
+        <w:t>--username=</w:t>
+      </w:r>
+      <w:r>
+        <w:rPr>
+          <w:rFonts w:ascii="Courier New" w:hAnsi="Courier New" w:cs="Courier New"/>
+          <w:color w:val="6AAB73"/>
+          <w:sz w:val="20"/>
+          <w:szCs w:val="20"/>
+        </w:rPr>
+        <w:t>"Blue"</w:t>
+      </w:r>
+      <w:r>
+        <w:rPr>
+          <w:rFonts w:ascii="Courier New" w:hAnsi="Courier New" w:cs="Courier New"/>
+          <w:color w:val="6AAB73"/>
+          <w:sz w:val="20"/>
+          <w:szCs w:val="20"/>
+        </w:rPr>
+        <w:br/>
+      </w:r>
+      <w:r>
+        <w:rPr>
+          <w:rFonts w:ascii="Courier New" w:hAnsi="Courier New" w:cs="Courier New"/>
+          <w:color w:val="6AAB73"/>
+          <w:sz w:val="20"/>
+          <w:szCs w:val="20"/>
+        </w:rPr>
+        <w:br/>
+      </w:r>
+      <w:r>
+        <w:rPr>
+          <w:rFonts w:ascii="Courier New" w:hAnsi="Courier New" w:cs="Courier New"/>
+          <w:color w:val="C57633"/>
+          <w:sz w:val="20"/>
+          <w:szCs w:val="20"/>
+        </w:rPr>
+        <w:t xml:space="preserve">svn </w:t>
+      </w:r>
+      <w:r>
+        <w:rPr>
+          <w:rFonts w:ascii="Courier New" w:hAnsi="Courier New" w:cs="Courier New"/>
+          <w:color w:val="BCBEC4"/>
+          <w:sz w:val="20"/>
+          <w:szCs w:val="20"/>
+        </w:rPr>
+        <w:t xml:space="preserve">switch </w:t>
+      </w:r>
+      <w:r>
+        <w:rPr>
+          <w:rFonts w:ascii="Courier New" w:hAnsi="Courier New" w:cs="Courier New"/>
+          <w:color w:val="6AAB73"/>
+          <w:sz w:val="20"/>
+          <w:szCs w:val="20"/>
+        </w:rPr>
+        <w:t>"</w:t>
+      </w:r>
+      <w:r>
+        <w:rPr>
+          <w:rFonts w:ascii="Courier New" w:hAnsi="Courier New" w:cs="Courier New"/>
+          <w:color w:val="BCBEC4"/>
+          <w:sz w:val="20"/>
+          <w:szCs w:val="20"/>
+        </w:rPr>
+        <w:t>$TRUNK</w:t>
+      </w:r>
+      <w:r>
+        <w:rPr>
+          <w:rFonts w:ascii="Courier New" w:hAnsi="Courier New" w:cs="Courier New"/>
+          <w:color w:val="6AAB73"/>
+          <w:sz w:val="20"/>
+          <w:szCs w:val="20"/>
+        </w:rPr>
+        <w:t>"</w:t>
+      </w:r>
+      <w:r>
+        <w:rPr>
+          <w:rFonts w:ascii="Courier New" w:hAnsi="Courier New" w:cs="Courier New"/>
+          <w:color w:val="6AAB73"/>
+          <w:sz w:val="20"/>
+          <w:szCs w:val="20"/>
+        </w:rPr>
+        <w:br/>
+      </w:r>
+      <w:r>
+        <w:rPr>
+          <w:rFonts w:ascii="Courier New" w:hAnsi="Courier New" w:cs="Courier New"/>
+          <w:color w:val="C57633"/>
+          <w:sz w:val="20"/>
+          <w:szCs w:val="20"/>
+        </w:rPr>
+        <w:t xml:space="preserve">unzip </w:t>
+      </w:r>
+      <w:r>
+        <w:rPr>
+          <w:rFonts w:ascii="Courier New" w:hAnsi="Courier New" w:cs="Courier New"/>
+          <w:color w:val="BCBEC4"/>
+          <w:sz w:val="20"/>
+          <w:szCs w:val="20"/>
+        </w:rPr>
+        <w:t xml:space="preserve">-o </w:t>
+      </w:r>
+      <w:r>
+        <w:rPr>
+          <w:rFonts w:ascii="Courier New" w:hAnsi="Courier New" w:cs="Courier New"/>
+          <w:color w:val="6AAB73"/>
+          <w:sz w:val="20"/>
+          <w:szCs w:val="20"/>
+        </w:rPr>
+        <w:t>"</w:t>
+      </w:r>
+      <w:r>
+        <w:rPr>
+          <w:rFonts w:ascii="Courier New" w:hAnsi="Courier New" w:cs="Courier New"/>
+          <w:color w:val="CF8E6D"/>
+          <w:sz w:val="20"/>
+          <w:szCs w:val="20"/>
+        </w:rPr>
+        <w:t>$</w:t>
+      </w:r>
+      <w:r>
+        <w:rPr>
+          <w:rFonts w:ascii="Courier New" w:hAnsi="Courier New" w:cs="Courier New"/>
+          <w:color w:val="BCBEC4"/>
+          <w:sz w:val="20"/>
+          <w:szCs w:val="20"/>
+        </w:rPr>
+        <w:t>{COMMITS}</w:t>
+      </w:r>
+      <w:r>
+        <w:rPr>
+          <w:rFonts w:ascii="Courier New" w:hAnsi="Courier New" w:cs="Courier New"/>
+          <w:color w:val="6AAB73"/>
+          <w:sz w:val="20"/>
+          <w:szCs w:val="20"/>
+        </w:rPr>
+        <w:t xml:space="preserve">/commit6.zip" </w:t>
+      </w:r>
+      <w:r>
+        <w:rPr>
+          <w:rFonts w:ascii="Courier New" w:hAnsi="Courier New" w:cs="Courier New"/>
+          <w:color w:val="BCBEC4"/>
+          <w:sz w:val="20"/>
+          <w:szCs w:val="20"/>
+        </w:rPr>
+        <w:t xml:space="preserve">-d </w:t>
+      </w:r>
+      <w:r>
+        <w:rPr>
+          <w:rFonts w:ascii="Courier New" w:hAnsi="Courier New" w:cs="Courier New"/>
+          <w:color w:val="6AAB73"/>
+          <w:sz w:val="20"/>
+          <w:szCs w:val="20"/>
+        </w:rPr>
+        <w:t>"src"</w:t>
+      </w:r>
+      <w:r>
+        <w:rPr>
+          <w:rFonts w:ascii="Courier New" w:hAnsi="Courier New" w:cs="Courier New"/>
+          <w:color w:val="6AAB73"/>
+          <w:sz w:val="20"/>
+          <w:szCs w:val="20"/>
+        </w:rPr>
+        <w:br/>
+      </w:r>
+      <w:r>
+        <w:rPr>
+          <w:rFonts w:ascii="Courier New" w:hAnsi="Courier New" w:cs="Courier New"/>
+          <w:color w:val="C57633"/>
+          <w:sz w:val="20"/>
+          <w:szCs w:val="20"/>
+        </w:rPr>
+        <w:t xml:space="preserve">svn </w:t>
+      </w:r>
+      <w:r>
+        <w:rPr>
+          <w:rFonts w:ascii="Courier New" w:hAnsi="Courier New" w:cs="Courier New"/>
+          <w:color w:val="BCBEC4"/>
+          <w:sz w:val="20"/>
+          <w:szCs w:val="20"/>
+        </w:rPr>
+        <w:t>add *</w:t>
+      </w:r>
+      <w:r>
+        <w:rPr>
+          <w:rFonts w:ascii="Courier New" w:hAnsi="Courier New" w:cs="Courier New"/>
+          <w:color w:val="BCBEC4"/>
+          <w:sz w:val="20"/>
+          <w:szCs w:val="20"/>
+        </w:rPr>
+        <w:br/>
+      </w:r>
+      <w:r>
+        <w:rPr>
+          <w:rFonts w:ascii="Courier New" w:hAnsi="Courier New" w:cs="Courier New"/>
+          <w:color w:val="C57633"/>
+          <w:sz w:val="20"/>
+          <w:szCs w:val="20"/>
+        </w:rPr>
+        <w:t xml:space="preserve">svn </w:t>
+      </w:r>
+      <w:r>
+        <w:rPr>
+          <w:rFonts w:ascii="Courier New" w:hAnsi="Courier New" w:cs="Courier New"/>
+          <w:color w:val="BCBEC4"/>
+          <w:sz w:val="20"/>
+          <w:szCs w:val="20"/>
+        </w:rPr>
+        <w:t xml:space="preserve">commit -m </w:t>
+      </w:r>
+      <w:r>
+        <w:rPr>
+          <w:rFonts w:ascii="Courier New" w:hAnsi="Courier New" w:cs="Courier New"/>
+          <w:color w:val="6AAB73"/>
+          <w:sz w:val="20"/>
+          <w:szCs w:val="20"/>
+        </w:rPr>
+        <w:t xml:space="preserve">"r6" </w:t>
+      </w:r>
+      <w:r>
+        <w:rPr>
+          <w:rFonts w:ascii="Courier New" w:hAnsi="Courier New" w:cs="Courier New"/>
+          <w:color w:val="BCBEC4"/>
+          <w:sz w:val="20"/>
+          <w:szCs w:val="20"/>
+        </w:rPr>
+        <w:t>--username=</w:t>
+      </w:r>
+      <w:r>
+        <w:rPr>
+          <w:rFonts w:ascii="Courier New" w:hAnsi="Courier New" w:cs="Courier New"/>
+          <w:color w:val="6AAB73"/>
+          <w:sz w:val="20"/>
+          <w:szCs w:val="20"/>
+        </w:rPr>
+        <w:t>"Red"</w:t>
+      </w:r>
+      <w:r>
+        <w:rPr>
+          <w:rFonts w:ascii="Courier New" w:hAnsi="Courier New" w:cs="Courier New"/>
+          <w:color w:val="6AAB73"/>
+          <w:sz w:val="20"/>
+          <w:szCs w:val="20"/>
+        </w:rPr>
+        <w:br/>
+      </w:r>
+      <w:r>
+        <w:rPr>
+          <w:rFonts w:ascii="Courier New" w:hAnsi="Courier New" w:cs="Courier New"/>
+          <w:color w:val="6AAB73"/>
+          <w:sz w:val="20"/>
+          <w:szCs w:val="20"/>
+        </w:rPr>
+        <w:br/>
+      </w:r>
+      <w:r>
+        <w:rPr>
+          <w:rFonts w:ascii="Courier New" w:hAnsi="Courier New" w:cs="Courier New"/>
+          <w:color w:val="C57633"/>
+          <w:sz w:val="20"/>
+          <w:szCs w:val="20"/>
+        </w:rPr>
+        <w:t xml:space="preserve">svn </w:t>
+      </w:r>
+      <w:r>
+        <w:rPr>
+          <w:rFonts w:ascii="Courier New" w:hAnsi="Courier New" w:cs="Courier New"/>
+          <w:color w:val="BCBEC4"/>
+          <w:sz w:val="20"/>
+          <w:szCs w:val="20"/>
+        </w:rPr>
+        <w:t xml:space="preserve">switch </w:t>
+      </w:r>
+      <w:r>
+        <w:rPr>
+          <w:rFonts w:ascii="Courier New" w:hAnsi="Courier New" w:cs="Courier New"/>
+          <w:color w:val="6AAB73"/>
+          <w:sz w:val="20"/>
+          <w:szCs w:val="20"/>
+        </w:rPr>
+        <w:t>"</w:t>
+      </w:r>
+      <w:r>
+        <w:rPr>
+          <w:rFonts w:ascii="Courier New" w:hAnsi="Courier New" w:cs="Courier New"/>
+          <w:color w:val="BCBEC4"/>
+          <w:sz w:val="20"/>
+          <w:szCs w:val="20"/>
+        </w:rPr>
+        <w:t>$ALT_RED</w:t>
+      </w:r>
+      <w:r>
+        <w:rPr>
+          <w:rFonts w:ascii="Courier New" w:hAnsi="Courier New" w:cs="Courier New"/>
+          <w:color w:val="6AAB73"/>
+          <w:sz w:val="20"/>
+          <w:szCs w:val="20"/>
+        </w:rPr>
+        <w:t>"</w:t>
+      </w:r>
+      <w:r>
+        <w:rPr>
+          <w:rFonts w:ascii="Courier New" w:hAnsi="Courier New" w:cs="Courier New"/>
+          <w:color w:val="6AAB73"/>
+          <w:sz w:val="20"/>
+          <w:szCs w:val="20"/>
+        </w:rPr>
+        <w:br/>
+      </w:r>
+      <w:r>
+        <w:rPr>
+          <w:rFonts w:ascii="Courier New" w:hAnsi="Courier New" w:cs="Courier New"/>
+          <w:color w:val="C57633"/>
+          <w:sz w:val="20"/>
+          <w:szCs w:val="20"/>
+        </w:rPr>
+        <w:t xml:space="preserve">unzip </w:t>
+      </w:r>
+      <w:r>
+        <w:rPr>
+          <w:rFonts w:ascii="Courier New" w:hAnsi="Courier New" w:cs="Courier New"/>
+          <w:color w:val="BCBEC4"/>
+          <w:sz w:val="20"/>
+          <w:szCs w:val="20"/>
+        </w:rPr>
+        <w:t xml:space="preserve">-o </w:t>
+      </w:r>
+      <w:r>
+        <w:rPr>
+          <w:rFonts w:ascii="Courier New" w:hAnsi="Courier New" w:cs="Courier New"/>
+          <w:color w:val="6AAB73"/>
+          <w:sz w:val="20"/>
+          <w:szCs w:val="20"/>
+        </w:rPr>
+        <w:t>"</w:t>
+      </w:r>
+      <w:r>
+        <w:rPr>
+          <w:rFonts w:ascii="Courier New" w:hAnsi="Courier New" w:cs="Courier New"/>
+          <w:color w:val="CF8E6D"/>
+          <w:sz w:val="20"/>
+          <w:szCs w:val="20"/>
+        </w:rPr>
+        <w:t>$</w:t>
+      </w:r>
+      <w:r>
+        <w:rPr>
+          <w:rFonts w:ascii="Courier New" w:hAnsi="Courier New" w:cs="Courier New"/>
+          <w:color w:val="BCBEC4"/>
+          <w:sz w:val="20"/>
+          <w:szCs w:val="20"/>
+        </w:rPr>
+        <w:t>{COMMITS}</w:t>
+      </w:r>
+      <w:r>
+        <w:rPr>
+          <w:rFonts w:ascii="Courier New" w:hAnsi="Courier New" w:cs="Courier New"/>
+          <w:color w:val="6AAB73"/>
+          <w:sz w:val="20"/>
+          <w:szCs w:val="20"/>
+        </w:rPr>
+        <w:t xml:space="preserve">/commit7.zip" </w:t>
+      </w:r>
+      <w:r>
+        <w:rPr>
+          <w:rFonts w:ascii="Courier New" w:hAnsi="Courier New" w:cs="Courier New"/>
+          <w:color w:val="BCBEC4"/>
+          <w:sz w:val="20"/>
+          <w:szCs w:val="20"/>
+        </w:rPr>
+        <w:t xml:space="preserve">-d </w:t>
+      </w:r>
+      <w:r>
+        <w:rPr>
+          <w:rFonts w:ascii="Courier New" w:hAnsi="Courier New" w:cs="Courier New"/>
+          <w:color w:val="6AAB73"/>
+          <w:sz w:val="20"/>
+          <w:szCs w:val="20"/>
+        </w:rPr>
+        <w:t>"src"</w:t>
+      </w:r>
+      <w:r>
+        <w:rPr>
+          <w:rFonts w:ascii="Courier New" w:hAnsi="Courier New" w:cs="Courier New"/>
+          <w:color w:val="6AAB73"/>
+          <w:sz w:val="20"/>
+          <w:szCs w:val="20"/>
+        </w:rPr>
+        <w:br/>
+      </w:r>
+      <w:r>
+        <w:rPr>
+          <w:rFonts w:ascii="Courier New" w:hAnsi="Courier New" w:cs="Courier New"/>
+          <w:color w:val="C57633"/>
+          <w:sz w:val="20"/>
+          <w:szCs w:val="20"/>
+        </w:rPr>
+        <w:t xml:space="preserve">svn </w:t>
+      </w:r>
+      <w:r>
+        <w:rPr>
+          <w:rFonts w:ascii="Courier New" w:hAnsi="Courier New" w:cs="Courier New"/>
+          <w:color w:val="BCBEC4"/>
+          <w:sz w:val="20"/>
+          <w:szCs w:val="20"/>
+        </w:rPr>
+        <w:t>add *</w:t>
+      </w:r>
+      <w:r>
+        <w:rPr>
+          <w:rFonts w:ascii="Courier New" w:hAnsi="Courier New" w:cs="Courier New"/>
+          <w:color w:val="BCBEC4"/>
+          <w:sz w:val="20"/>
+          <w:szCs w:val="20"/>
+        </w:rPr>
+        <w:br/>
+      </w:r>
+      <w:r>
+        <w:rPr>
+          <w:rFonts w:ascii="Courier New" w:hAnsi="Courier New" w:cs="Courier New"/>
+          <w:color w:val="C57633"/>
+          <w:sz w:val="20"/>
+          <w:szCs w:val="20"/>
+        </w:rPr>
+        <w:t xml:space="preserve">svn </w:t>
+      </w:r>
+      <w:r>
+        <w:rPr>
+          <w:rFonts w:ascii="Courier New" w:hAnsi="Courier New" w:cs="Courier New"/>
+          <w:color w:val="BCBEC4"/>
+          <w:sz w:val="20"/>
+          <w:szCs w:val="20"/>
+        </w:rPr>
+        <w:t xml:space="preserve">commit -m </w:t>
+      </w:r>
+      <w:r>
+        <w:rPr>
+          <w:rFonts w:ascii="Courier New" w:hAnsi="Courier New" w:cs="Courier New"/>
+          <w:color w:val="6AAB73"/>
+          <w:sz w:val="20"/>
+          <w:szCs w:val="20"/>
+        </w:rPr>
+        <w:t xml:space="preserve">"r7" </w:t>
+      </w:r>
+      <w:r>
+        <w:rPr>
+          <w:rFonts w:ascii="Courier New" w:hAnsi="Courier New" w:cs="Courier New"/>
+          <w:color w:val="BCBEC4"/>
+          <w:sz w:val="20"/>
+          <w:szCs w:val="20"/>
+        </w:rPr>
+        <w:t>--username=</w:t>
+      </w:r>
+      <w:r>
+        <w:rPr>
+          <w:rFonts w:ascii="Courier New" w:hAnsi="Courier New" w:cs="Courier New"/>
+          <w:color w:val="6AAB73"/>
+          <w:sz w:val="20"/>
+          <w:szCs w:val="20"/>
+        </w:rPr>
+        <w:t>"Red"</w:t>
+      </w:r>
+      <w:r>
+        <w:rPr>
+          <w:rFonts w:ascii="Courier New" w:hAnsi="Courier New" w:cs="Courier New"/>
+          <w:color w:val="6AAB73"/>
+          <w:sz w:val="20"/>
+          <w:szCs w:val="20"/>
+        </w:rPr>
+        <w:br/>
+      </w:r>
+      <w:r>
+        <w:rPr>
+          <w:rFonts w:ascii="Courier New" w:hAnsi="Courier New" w:cs="Courier New"/>
+          <w:color w:val="6AAB73"/>
+          <w:sz w:val="20"/>
+          <w:szCs w:val="20"/>
+        </w:rPr>
+        <w:br/>
+      </w:r>
+      <w:r>
+        <w:rPr>
+          <w:rFonts w:ascii="Courier New" w:hAnsi="Courier New" w:cs="Courier New"/>
+          <w:color w:val="C57633"/>
+          <w:sz w:val="20"/>
+          <w:szCs w:val="20"/>
+        </w:rPr>
+        <w:t xml:space="preserve">svn </w:t>
+      </w:r>
+      <w:r>
+        <w:rPr>
+          <w:rFonts w:ascii="Courier New" w:hAnsi="Courier New" w:cs="Courier New"/>
+          <w:color w:val="BCBEC4"/>
+          <w:sz w:val="20"/>
+          <w:szCs w:val="20"/>
+        </w:rPr>
+        <w:t xml:space="preserve">switch </w:t>
+      </w:r>
+      <w:r>
+        <w:rPr>
+          <w:rFonts w:ascii="Courier New" w:hAnsi="Courier New" w:cs="Courier New"/>
+          <w:color w:val="6AAB73"/>
+          <w:sz w:val="20"/>
+          <w:szCs w:val="20"/>
+        </w:rPr>
+        <w:t>"</w:t>
+      </w:r>
+      <w:r>
+        <w:rPr>
+          <w:rFonts w:ascii="Courier New" w:hAnsi="Courier New" w:cs="Courier New"/>
+          <w:color w:val="BCBEC4"/>
+          <w:sz w:val="20"/>
+          <w:szCs w:val="20"/>
+        </w:rPr>
+        <w:t>$TRUNK</w:t>
+      </w:r>
+      <w:r>
+        <w:rPr>
+          <w:rFonts w:ascii="Courier New" w:hAnsi="Courier New" w:cs="Courier New"/>
+          <w:color w:val="6AAB73"/>
+          <w:sz w:val="20"/>
+          <w:szCs w:val="20"/>
+        </w:rPr>
+        <w:t>"</w:t>
+      </w:r>
+      <w:r>
+        <w:rPr>
+          <w:rFonts w:ascii="Courier New" w:hAnsi="Courier New" w:cs="Courier New"/>
+          <w:color w:val="6AAB73"/>
+          <w:sz w:val="20"/>
+          <w:szCs w:val="20"/>
+        </w:rPr>
+        <w:br/>
+      </w:r>
+      <w:r>
+        <w:rPr>
+          <w:rFonts w:ascii="Courier New" w:hAnsi="Courier New" w:cs="Courier New"/>
+          <w:color w:val="C57633"/>
+          <w:sz w:val="20"/>
+          <w:szCs w:val="20"/>
+        </w:rPr>
+        <w:t xml:space="preserve">unzip </w:t>
+      </w:r>
+      <w:r>
+        <w:rPr>
+          <w:rFonts w:ascii="Courier New" w:hAnsi="Courier New" w:cs="Courier New"/>
+          <w:color w:val="BCBEC4"/>
+          <w:sz w:val="20"/>
+          <w:szCs w:val="20"/>
+        </w:rPr>
+        <w:t xml:space="preserve">-o </w:t>
+      </w:r>
+      <w:r>
+        <w:rPr>
+          <w:rFonts w:ascii="Courier New" w:hAnsi="Courier New" w:cs="Courier New"/>
+          <w:color w:val="6AAB73"/>
+          <w:sz w:val="20"/>
+          <w:szCs w:val="20"/>
+        </w:rPr>
+        <w:t>"</w:t>
+      </w:r>
+      <w:r>
+        <w:rPr>
+          <w:rFonts w:ascii="Courier New" w:hAnsi="Courier New" w:cs="Courier New"/>
+          <w:color w:val="CF8E6D"/>
+          <w:sz w:val="20"/>
+          <w:szCs w:val="20"/>
+        </w:rPr>
+        <w:t>$</w:t>
+      </w:r>
+      <w:r>
+        <w:rPr>
+          <w:rFonts w:ascii="Courier New" w:hAnsi="Courier New" w:cs="Courier New"/>
+          <w:color w:val="BCBEC4"/>
+          <w:sz w:val="20"/>
+          <w:szCs w:val="20"/>
+        </w:rPr>
+        <w:t>{COMMITS}</w:t>
+      </w:r>
+      <w:r>
+        <w:rPr>
+          <w:rFonts w:ascii="Courier New" w:hAnsi="Courier New" w:cs="Courier New"/>
+          <w:color w:val="6AAB73"/>
+          <w:sz w:val="20"/>
+          <w:szCs w:val="20"/>
+        </w:rPr>
+        <w:t xml:space="preserve">/commit8.zip" </w:t>
+      </w:r>
+      <w:r>
+        <w:rPr>
+          <w:rFonts w:ascii="Courier New" w:hAnsi="Courier New" w:cs="Courier New"/>
+          <w:color w:val="BCBEC4"/>
+          <w:sz w:val="20"/>
+          <w:szCs w:val="20"/>
+        </w:rPr>
+        <w:t xml:space="preserve">-d </w:t>
+      </w:r>
+      <w:r>
+        <w:rPr>
+          <w:rFonts w:ascii="Courier New" w:hAnsi="Courier New" w:cs="Courier New"/>
+          <w:color w:val="6AAB73"/>
+          <w:sz w:val="20"/>
+          <w:szCs w:val="20"/>
+        </w:rPr>
+        <w:t>"src"</w:t>
+      </w:r>
+      <w:r>
+        <w:rPr>
+          <w:rFonts w:ascii="Courier New" w:hAnsi="Courier New" w:cs="Courier New"/>
+          <w:color w:val="6AAB73"/>
+          <w:sz w:val="20"/>
+          <w:szCs w:val="20"/>
+        </w:rPr>
+        <w:br/>
+      </w:r>
+      <w:r>
+        <w:rPr>
+          <w:rFonts w:ascii="Courier New" w:hAnsi="Courier New" w:cs="Courier New"/>
+          <w:color w:val="C57633"/>
+          <w:sz w:val="20"/>
+          <w:szCs w:val="20"/>
+        </w:rPr>
+        <w:t xml:space="preserve">svn </w:t>
+      </w:r>
+      <w:r>
+        <w:rPr>
+          <w:rFonts w:ascii="Courier New" w:hAnsi="Courier New" w:cs="Courier New"/>
+          <w:color w:val="BCBEC4"/>
+          <w:sz w:val="20"/>
+          <w:szCs w:val="20"/>
+        </w:rPr>
+        <w:t>add *</w:t>
+      </w:r>
+      <w:r>
+        <w:rPr>
+          <w:rFonts w:ascii="Courier New" w:hAnsi="Courier New" w:cs="Courier New"/>
+          <w:color w:val="BCBEC4"/>
+          <w:sz w:val="20"/>
+          <w:szCs w:val="20"/>
+        </w:rPr>
+        <w:br/>
+      </w:r>
+      <w:r>
+        <w:rPr>
+          <w:rFonts w:ascii="Courier New" w:hAnsi="Courier New" w:cs="Courier New"/>
+          <w:color w:val="C57633"/>
+          <w:sz w:val="20"/>
+          <w:szCs w:val="20"/>
+        </w:rPr>
+        <w:t xml:space="preserve">svn </w:t>
+      </w:r>
+      <w:r>
+        <w:rPr>
+          <w:rFonts w:ascii="Courier New" w:hAnsi="Courier New" w:cs="Courier New"/>
+          <w:color w:val="BCBEC4"/>
+          <w:sz w:val="20"/>
+          <w:szCs w:val="20"/>
+        </w:rPr>
+        <w:t xml:space="preserve">commit -m </w:t>
+      </w:r>
+      <w:r>
+        <w:rPr>
+          <w:rFonts w:ascii="Courier New" w:hAnsi="Courier New" w:cs="Courier New"/>
+          <w:color w:val="6AAB73"/>
+          <w:sz w:val="20"/>
+          <w:szCs w:val="20"/>
+        </w:rPr>
+        <w:t xml:space="preserve">"r8" </w:t>
+      </w:r>
+      <w:r>
+        <w:rPr>
+          <w:rFonts w:ascii="Courier New" w:hAnsi="Courier New" w:cs="Courier New"/>
+          <w:color w:val="BCBEC4"/>
+          <w:sz w:val="20"/>
+          <w:szCs w:val="20"/>
+        </w:rPr>
+        <w:t>--username=</w:t>
+      </w:r>
+      <w:r>
+        <w:rPr>
+          <w:rFonts w:ascii="Courier New" w:hAnsi="Courier New" w:cs="Courier New"/>
+          <w:color w:val="6AAB73"/>
+          <w:sz w:val="20"/>
+          <w:szCs w:val="20"/>
+        </w:rPr>
+        <w:t>"Red"</w:t>
+      </w:r>
+      <w:r>
+        <w:rPr>
+          <w:rFonts w:ascii="Courier New" w:hAnsi="Courier New" w:cs="Courier New"/>
+          <w:color w:val="6AAB73"/>
+          <w:sz w:val="20"/>
+          <w:szCs w:val="20"/>
+        </w:rPr>
+        <w:br/>
+      </w:r>
+      <w:r>
+        <w:rPr>
+          <w:rFonts w:ascii="Courier New" w:hAnsi="Courier New" w:cs="Courier New"/>
+          <w:color w:val="6AAB73"/>
+          <w:sz w:val="20"/>
+          <w:szCs w:val="20"/>
+        </w:rPr>
+        <w:br/>
+      </w:r>
+      <w:r>
+        <w:rPr>
+          <w:rFonts w:ascii="Courier New" w:hAnsi="Courier New" w:cs="Courier New"/>
+          <w:color w:val="C57633"/>
+          <w:sz w:val="20"/>
+          <w:szCs w:val="20"/>
+        </w:rPr>
+        <w:t xml:space="preserve">svn </w:t>
+      </w:r>
+      <w:r>
+        <w:rPr>
+          <w:rFonts w:ascii="Courier New" w:hAnsi="Courier New" w:cs="Courier New"/>
+          <w:color w:val="BCBEC4"/>
+          <w:sz w:val="20"/>
+          <w:szCs w:val="20"/>
+        </w:rPr>
+        <w:t xml:space="preserve">switch </w:t>
+      </w:r>
+      <w:r>
+        <w:rPr>
+          <w:rFonts w:ascii="Courier New" w:hAnsi="Courier New" w:cs="Courier New"/>
+          <w:color w:val="6AAB73"/>
+          <w:sz w:val="20"/>
+          <w:szCs w:val="20"/>
+        </w:rPr>
+        <w:t>"</w:t>
+      </w:r>
+      <w:r>
+        <w:rPr>
+          <w:rFonts w:ascii="Courier New" w:hAnsi="Courier New" w:cs="Courier New"/>
+          <w:color w:val="BCBEC4"/>
+          <w:sz w:val="20"/>
+          <w:szCs w:val="20"/>
+        </w:rPr>
+        <w:t>$ALT_RED</w:t>
+      </w:r>
+      <w:r>
+        <w:rPr>
+          <w:rFonts w:ascii="Courier New" w:hAnsi="Courier New" w:cs="Courier New"/>
+          <w:color w:val="6AAB73"/>
+          <w:sz w:val="20"/>
+          <w:szCs w:val="20"/>
+        </w:rPr>
+        <w:t>"</w:t>
+      </w:r>
+      <w:r>
+        <w:rPr>
+          <w:rFonts w:ascii="Courier New" w:hAnsi="Courier New" w:cs="Courier New"/>
+          <w:color w:val="6AAB73"/>
+          <w:sz w:val="20"/>
+          <w:szCs w:val="20"/>
+        </w:rPr>
+        <w:br/>
+      </w:r>
+      <w:r>
+        <w:rPr>
+          <w:rFonts w:ascii="Courier New" w:hAnsi="Courier New" w:cs="Courier New"/>
+          <w:color w:val="C57633"/>
+          <w:sz w:val="20"/>
+          <w:szCs w:val="20"/>
+        </w:rPr>
+        <w:t xml:space="preserve">unzip </w:t>
+      </w:r>
+      <w:r>
+        <w:rPr>
+          <w:rFonts w:ascii="Courier New" w:hAnsi="Courier New" w:cs="Courier New"/>
+          <w:color w:val="BCBEC4"/>
+          <w:sz w:val="20"/>
+          <w:szCs w:val="20"/>
+        </w:rPr>
+        <w:t xml:space="preserve">-o </w:t>
+      </w:r>
+      <w:r>
+        <w:rPr>
+          <w:rFonts w:ascii="Courier New" w:hAnsi="Courier New" w:cs="Courier New"/>
+          <w:color w:val="6AAB73"/>
+          <w:sz w:val="20"/>
+          <w:szCs w:val="20"/>
+        </w:rPr>
+        <w:t>"</w:t>
+      </w:r>
+      <w:r>
+        <w:rPr>
+          <w:rFonts w:ascii="Courier New" w:hAnsi="Courier New" w:cs="Courier New"/>
+          <w:color w:val="CF8E6D"/>
+          <w:sz w:val="20"/>
+          <w:szCs w:val="20"/>
+        </w:rPr>
+        <w:t>$</w:t>
+      </w:r>
+      <w:r>
+        <w:rPr>
+          <w:rFonts w:ascii="Courier New" w:hAnsi="Courier New" w:cs="Courier New"/>
+          <w:color w:val="BCBEC4"/>
+          <w:sz w:val="20"/>
+          <w:szCs w:val="20"/>
+        </w:rPr>
+        <w:t>{COMMITS}</w:t>
+      </w:r>
+      <w:r>
+        <w:rPr>
+          <w:rFonts w:ascii="Courier New" w:hAnsi="Courier New" w:cs="Courier New"/>
+          <w:color w:val="6AAB73"/>
+          <w:sz w:val="20"/>
+          <w:szCs w:val="20"/>
+        </w:rPr>
+        <w:t xml:space="preserve">/commit9.zip" </w:t>
+      </w:r>
+      <w:r>
+        <w:rPr>
+          <w:rFonts w:ascii="Courier New" w:hAnsi="Courier New" w:cs="Courier New"/>
+          <w:color w:val="BCBEC4"/>
+          <w:sz w:val="20"/>
+          <w:szCs w:val="20"/>
+        </w:rPr>
+        <w:t xml:space="preserve">-d </w:t>
+      </w:r>
+      <w:r>
+        <w:rPr>
+          <w:rFonts w:ascii="Courier New" w:hAnsi="Courier New" w:cs="Courier New"/>
+          <w:color w:val="6AAB73"/>
+          <w:sz w:val="20"/>
+          <w:szCs w:val="20"/>
+        </w:rPr>
+        <w:t>"src"</w:t>
+      </w:r>
+      <w:r>
+        <w:rPr>
+          <w:rFonts w:ascii="Courier New" w:hAnsi="Courier New" w:cs="Courier New"/>
+          <w:color w:val="6AAB73"/>
+          <w:sz w:val="20"/>
+          <w:szCs w:val="20"/>
+        </w:rPr>
+        <w:br/>
+      </w:r>
+      <w:r>
+        <w:rPr>
+          <w:rFonts w:ascii="Courier New" w:hAnsi="Courier New" w:cs="Courier New"/>
+          <w:color w:val="C57633"/>
+          <w:sz w:val="20"/>
+          <w:szCs w:val="20"/>
+        </w:rPr>
+        <w:t xml:space="preserve">svn </w:t>
+      </w:r>
+      <w:r>
+        <w:rPr>
+          <w:rFonts w:ascii="Courier New" w:hAnsi="Courier New" w:cs="Courier New"/>
+          <w:color w:val="BCBEC4"/>
+          <w:sz w:val="20"/>
+          <w:szCs w:val="20"/>
+        </w:rPr>
+        <w:t>add *</w:t>
+      </w:r>
+      <w:r>
+        <w:rPr>
+          <w:rFonts w:ascii="Courier New" w:hAnsi="Courier New" w:cs="Courier New"/>
+          <w:color w:val="BCBEC4"/>
+          <w:sz w:val="20"/>
+          <w:szCs w:val="20"/>
+        </w:rPr>
+        <w:br/>
+      </w:r>
+      <w:r>
+        <w:rPr>
+          <w:rFonts w:ascii="Courier New" w:hAnsi="Courier New" w:cs="Courier New"/>
+          <w:color w:val="C57633"/>
+          <w:sz w:val="20"/>
+          <w:szCs w:val="20"/>
+        </w:rPr>
+        <w:t xml:space="preserve">svn </w:t>
+      </w:r>
+      <w:r>
+        <w:rPr>
+          <w:rFonts w:ascii="Courier New" w:hAnsi="Courier New" w:cs="Courier New"/>
+          <w:color w:val="BCBEC4"/>
+          <w:sz w:val="20"/>
+          <w:szCs w:val="20"/>
+        </w:rPr>
+        <w:t xml:space="preserve">commit -m </w:t>
+      </w:r>
+      <w:r>
+        <w:rPr>
+          <w:rFonts w:ascii="Courier New" w:hAnsi="Courier New" w:cs="Courier New"/>
+          <w:color w:val="6AAB73"/>
+          <w:sz w:val="20"/>
+          <w:szCs w:val="20"/>
+        </w:rPr>
+        <w:t xml:space="preserve">"r9" </w:t>
+      </w:r>
+      <w:r>
+        <w:rPr>
+          <w:rFonts w:ascii="Courier New" w:hAnsi="Courier New" w:cs="Courier New"/>
+          <w:color w:val="BCBEC4"/>
+          <w:sz w:val="20"/>
+          <w:szCs w:val="20"/>
+        </w:rPr>
+        <w:t>--username=</w:t>
+      </w:r>
+      <w:r>
+        <w:rPr>
+          <w:rFonts w:ascii="Courier New" w:hAnsi="Courier New" w:cs="Courier New"/>
+          <w:color w:val="6AAB73"/>
+          <w:sz w:val="20"/>
+          <w:szCs w:val="20"/>
+        </w:rPr>
+        <w:t>"Red"</w:t>
+      </w:r>
+      <w:r>
+        <w:rPr>
+          <w:rFonts w:ascii="Courier New" w:hAnsi="Courier New" w:cs="Courier New"/>
+          <w:color w:val="6AAB73"/>
+          <w:sz w:val="20"/>
+          <w:szCs w:val="20"/>
+        </w:rPr>
+        <w:br/>
+      </w:r>
+      <w:r>
+        <w:rPr>
+          <w:rFonts w:ascii="Courier New" w:hAnsi="Courier New" w:cs="Courier New"/>
+          <w:color w:val="6AAB73"/>
+          <w:sz w:val="20"/>
+          <w:szCs w:val="20"/>
+        </w:rPr>
+        <w:br/>
+      </w:r>
+      <w:r>
+        <w:rPr>
+          <w:rFonts w:ascii="Courier New" w:hAnsi="Courier New" w:cs="Courier New"/>
+          <w:color w:val="C57633"/>
+          <w:sz w:val="20"/>
+          <w:szCs w:val="20"/>
+        </w:rPr>
+        <w:t xml:space="preserve">svn </w:t>
+      </w:r>
+      <w:r>
+        <w:rPr>
+          <w:rFonts w:ascii="Courier New" w:hAnsi="Courier New" w:cs="Courier New"/>
+          <w:color w:val="BCBEC4"/>
+          <w:sz w:val="20"/>
+          <w:szCs w:val="20"/>
+        </w:rPr>
+        <w:t xml:space="preserve">switch </w:t>
+      </w:r>
+      <w:r>
+        <w:rPr>
+          <w:rFonts w:ascii="Courier New" w:hAnsi="Courier New" w:cs="Courier New"/>
+          <w:color w:val="6AAB73"/>
+          <w:sz w:val="20"/>
+          <w:szCs w:val="20"/>
+        </w:rPr>
+        <w:t>"</w:t>
+      </w:r>
+      <w:r>
+        <w:rPr>
+          <w:rFonts w:ascii="Courier New" w:hAnsi="Courier New" w:cs="Courier New"/>
+          <w:color w:val="BCBEC4"/>
+          <w:sz w:val="20"/>
+          <w:szCs w:val="20"/>
+        </w:rPr>
+        <w:t>$ALT_BLUE</w:t>
+      </w:r>
+      <w:r>
+        <w:rPr>
+          <w:rFonts w:ascii="Courier New" w:hAnsi="Courier New" w:cs="Courier New"/>
+          <w:color w:val="6AAB73"/>
+          <w:sz w:val="20"/>
+          <w:szCs w:val="20"/>
+        </w:rPr>
+        <w:t>"</w:t>
+      </w:r>
+      <w:r>
+        <w:rPr>
+          <w:rFonts w:ascii="Courier New" w:hAnsi="Courier New" w:cs="Courier New"/>
+          <w:color w:val="6AAB73"/>
+          <w:sz w:val="20"/>
+          <w:szCs w:val="20"/>
+        </w:rPr>
+        <w:br/>
+      </w:r>
+      <w:r>
+        <w:rPr>
+          <w:rFonts w:ascii="Courier New" w:hAnsi="Courier New" w:cs="Courier New"/>
+          <w:color w:val="C57633"/>
+          <w:sz w:val="20"/>
+          <w:szCs w:val="20"/>
+        </w:rPr>
+        <w:t xml:space="preserve">unzip </w:t>
+      </w:r>
+      <w:r>
+        <w:rPr>
+          <w:rFonts w:ascii="Courier New" w:hAnsi="Courier New" w:cs="Courier New"/>
+          <w:color w:val="BCBEC4"/>
+          <w:sz w:val="20"/>
+          <w:szCs w:val="20"/>
+        </w:rPr>
+        <w:t xml:space="preserve">-o </w:t>
+      </w:r>
+      <w:r>
+        <w:rPr>
+          <w:rFonts w:ascii="Courier New" w:hAnsi="Courier New" w:cs="Courier New"/>
+          <w:color w:val="6AAB73"/>
+          <w:sz w:val="20"/>
+          <w:szCs w:val="20"/>
+        </w:rPr>
+        <w:t>"</w:t>
+      </w:r>
+      <w:r>
+        <w:rPr>
+          <w:rFonts w:ascii="Courier New" w:hAnsi="Courier New" w:cs="Courier New"/>
+          <w:color w:val="CF8E6D"/>
+          <w:sz w:val="20"/>
+          <w:szCs w:val="20"/>
+        </w:rPr>
+        <w:t>$</w:t>
+      </w:r>
+      <w:r>
+        <w:rPr>
+          <w:rFonts w:ascii="Courier New" w:hAnsi="Courier New" w:cs="Courier New"/>
+          <w:color w:val="BCBEC4"/>
+          <w:sz w:val="20"/>
+          <w:szCs w:val="20"/>
+        </w:rPr>
+        <w:t>{COMMITS}</w:t>
+      </w:r>
+      <w:r>
+        <w:rPr>
+          <w:rFonts w:ascii="Courier New" w:hAnsi="Courier New" w:cs="Courier New"/>
+          <w:color w:val="6AAB73"/>
+          <w:sz w:val="20"/>
+          <w:szCs w:val="20"/>
+        </w:rPr>
+        <w:t xml:space="preserve">/commit10.zip" </w:t>
+      </w:r>
+      <w:r>
+        <w:rPr>
+          <w:rFonts w:ascii="Courier New" w:hAnsi="Courier New" w:cs="Courier New"/>
+          <w:color w:val="BCBEC4"/>
+          <w:sz w:val="20"/>
+          <w:szCs w:val="20"/>
+        </w:rPr>
+        <w:t xml:space="preserve">-d </w:t>
+      </w:r>
+      <w:r>
+        <w:rPr>
+          <w:rFonts w:ascii="Courier New" w:hAnsi="Courier New" w:cs="Courier New"/>
+          <w:color w:val="6AAB73"/>
+          <w:sz w:val="20"/>
+          <w:szCs w:val="20"/>
+        </w:rPr>
+        <w:t>"src"</w:t>
+      </w:r>
+      <w:r>
+        <w:rPr>
+          <w:rFonts w:ascii="Courier New" w:hAnsi="Courier New" w:cs="Courier New"/>
+          <w:color w:val="6AAB73"/>
+          <w:sz w:val="20"/>
+          <w:szCs w:val="20"/>
+        </w:rPr>
+        <w:br/>
+      </w:r>
+      <w:r>
+        <w:rPr>
+          <w:rFonts w:ascii="Courier New" w:hAnsi="Courier New" w:cs="Courier New"/>
+          <w:color w:val="C57633"/>
+          <w:sz w:val="20"/>
+          <w:szCs w:val="20"/>
+        </w:rPr>
+        <w:t xml:space="preserve">svn </w:t>
+      </w:r>
+      <w:r>
+        <w:rPr>
+          <w:rFonts w:ascii="Courier New" w:hAnsi="Courier New" w:cs="Courier New"/>
+          <w:color w:val="BCBEC4"/>
+          <w:sz w:val="20"/>
+          <w:szCs w:val="20"/>
+        </w:rPr>
+        <w:t>add *</w:t>
+      </w:r>
+      <w:r>
+        <w:rPr>
+          <w:rFonts w:ascii="Courier New" w:hAnsi="Courier New" w:cs="Courier New"/>
+          <w:color w:val="BCBEC4"/>
+          <w:sz w:val="20"/>
+          <w:szCs w:val="20"/>
+        </w:rPr>
+        <w:br/>
+      </w:r>
+      <w:r>
+        <w:rPr>
+          <w:rFonts w:ascii="Courier New" w:hAnsi="Courier New" w:cs="Courier New"/>
+          <w:color w:val="C57633"/>
+          <w:sz w:val="20"/>
+          <w:szCs w:val="20"/>
+        </w:rPr>
+        <w:t xml:space="preserve">svn </w:t>
+      </w:r>
+      <w:r>
+        <w:rPr>
+          <w:rFonts w:ascii="Courier New" w:hAnsi="Courier New" w:cs="Courier New"/>
+          <w:color w:val="BCBEC4"/>
+          <w:sz w:val="20"/>
+          <w:szCs w:val="20"/>
+        </w:rPr>
+        <w:t xml:space="preserve">commit -m </w:t>
+      </w:r>
+      <w:r>
+        <w:rPr>
+          <w:rFonts w:ascii="Courier New" w:hAnsi="Courier New" w:cs="Courier New"/>
+          <w:color w:val="6AAB73"/>
+          <w:sz w:val="20"/>
+          <w:szCs w:val="20"/>
+        </w:rPr>
+        <w:t xml:space="preserve">"r10" </w:t>
+      </w:r>
+      <w:r>
+        <w:rPr>
+          <w:rFonts w:ascii="Courier New" w:hAnsi="Courier New" w:cs="Courier New"/>
+          <w:color w:val="BCBEC4"/>
+          <w:sz w:val="20"/>
+          <w:szCs w:val="20"/>
+        </w:rPr>
+        <w:t>--username=</w:t>
+      </w:r>
+      <w:r>
+        <w:rPr>
+          <w:rFonts w:ascii="Courier New" w:hAnsi="Courier New" w:cs="Courier New"/>
+          <w:color w:val="6AAB73"/>
+          <w:sz w:val="20"/>
+          <w:szCs w:val="20"/>
+        </w:rPr>
+        <w:t>"Blue"</w:t>
+      </w:r>
+      <w:r>
+        <w:rPr>
+          <w:rFonts w:ascii="Courier New" w:hAnsi="Courier New" w:cs="Courier New"/>
+          <w:color w:val="6AAB73"/>
+          <w:sz w:val="20"/>
+          <w:szCs w:val="20"/>
+        </w:rPr>
+        <w:br/>
+      </w:r>
+      <w:r>
+        <w:rPr>
+          <w:rFonts w:ascii="Courier New" w:hAnsi="Courier New" w:cs="Courier New"/>
+          <w:color w:val="6AAB73"/>
+          <w:sz w:val="20"/>
+          <w:szCs w:val="20"/>
+        </w:rPr>
+        <w:br/>
+      </w:r>
+      <w:r>
+        <w:rPr>
+          <w:rFonts w:ascii="Courier New" w:hAnsi="Courier New" w:cs="Courier New"/>
+          <w:color w:val="C57633"/>
+          <w:sz w:val="20"/>
+          <w:szCs w:val="20"/>
+        </w:rPr>
+        <w:t xml:space="preserve">svn </w:t>
+      </w:r>
+      <w:r>
+        <w:rPr>
+          <w:rFonts w:ascii="Courier New" w:hAnsi="Courier New" w:cs="Courier New"/>
+          <w:color w:val="BCBEC4"/>
+          <w:sz w:val="20"/>
+          <w:szCs w:val="20"/>
+        </w:rPr>
+        <w:t xml:space="preserve">switch </w:t>
+      </w:r>
+      <w:r>
+        <w:rPr>
+          <w:rFonts w:ascii="Courier New" w:hAnsi="Courier New" w:cs="Courier New"/>
+          <w:color w:val="6AAB73"/>
+          <w:sz w:val="20"/>
+          <w:szCs w:val="20"/>
+        </w:rPr>
+        <w:t>"</w:t>
+      </w:r>
+      <w:r>
+        <w:rPr>
+          <w:rFonts w:ascii="Courier New" w:hAnsi="Courier New" w:cs="Courier New"/>
+          <w:color w:val="BCBEC4"/>
+          <w:sz w:val="20"/>
+          <w:szCs w:val="20"/>
+        </w:rPr>
+        <w:t>$ALT_RED</w:t>
+      </w:r>
+      <w:r>
+        <w:rPr>
+          <w:rFonts w:ascii="Courier New" w:hAnsi="Courier New" w:cs="Courier New"/>
+          <w:color w:val="6AAB73"/>
+          <w:sz w:val="20"/>
+          <w:szCs w:val="20"/>
+        </w:rPr>
+        <w:t>"</w:t>
+      </w:r>
+      <w:r>
+        <w:rPr>
+          <w:rFonts w:ascii="Courier New" w:hAnsi="Courier New" w:cs="Courier New"/>
+          <w:color w:val="6AAB73"/>
+          <w:sz w:val="20"/>
+          <w:szCs w:val="20"/>
+        </w:rPr>
+        <w:br/>
+      </w:r>
+      <w:r>
+        <w:rPr>
+          <w:rFonts w:ascii="Courier New" w:hAnsi="Courier New" w:cs="Courier New"/>
+          <w:color w:val="C57633"/>
+          <w:sz w:val="20"/>
+          <w:szCs w:val="20"/>
+        </w:rPr>
+        <w:t xml:space="preserve">unzip </w:t>
+      </w:r>
+      <w:r>
+        <w:rPr>
+          <w:rFonts w:ascii="Courier New" w:hAnsi="Courier New" w:cs="Courier New"/>
+          <w:color w:val="BCBEC4"/>
+          <w:sz w:val="20"/>
+          <w:szCs w:val="20"/>
+        </w:rPr>
+        <w:t xml:space="preserve">-o </w:t>
+      </w:r>
+      <w:r>
+        <w:rPr>
+          <w:rFonts w:ascii="Courier New" w:hAnsi="Courier New" w:cs="Courier New"/>
+          <w:color w:val="6AAB73"/>
+          <w:sz w:val="20"/>
+          <w:szCs w:val="20"/>
+        </w:rPr>
+        <w:t>"</w:t>
+      </w:r>
+      <w:r>
+        <w:rPr>
+          <w:rFonts w:ascii="Courier New" w:hAnsi="Courier New" w:cs="Courier New"/>
+          <w:color w:val="CF8E6D"/>
+          <w:sz w:val="20"/>
+          <w:szCs w:val="20"/>
+        </w:rPr>
+        <w:t>$</w:t>
+      </w:r>
+      <w:r>
+        <w:rPr>
+          <w:rFonts w:ascii="Courier New" w:hAnsi="Courier New" w:cs="Courier New"/>
+          <w:color w:val="BCBEC4"/>
+          <w:sz w:val="20"/>
+          <w:szCs w:val="20"/>
+        </w:rPr>
+        <w:t>{COMMITS}</w:t>
+      </w:r>
+      <w:r>
+        <w:rPr>
+          <w:rFonts w:ascii="Courier New" w:hAnsi="Courier New" w:cs="Courier New"/>
+          <w:color w:val="6AAB73"/>
+          <w:sz w:val="20"/>
+          <w:szCs w:val="20"/>
+        </w:rPr>
+        <w:t xml:space="preserve">/commit11.zip" </w:t>
+      </w:r>
+      <w:r>
+        <w:rPr>
+          <w:rFonts w:ascii="Courier New" w:hAnsi="Courier New" w:cs="Courier New"/>
+          <w:color w:val="BCBEC4"/>
+          <w:sz w:val="20"/>
+          <w:szCs w:val="20"/>
+        </w:rPr>
+        <w:t xml:space="preserve">-d </w:t>
+      </w:r>
+      <w:r>
+        <w:rPr>
+          <w:rFonts w:ascii="Courier New" w:hAnsi="Courier New" w:cs="Courier New"/>
+          <w:color w:val="6AAB73"/>
+          <w:sz w:val="20"/>
+          <w:szCs w:val="20"/>
+        </w:rPr>
+        <w:t>"src"</w:t>
+      </w:r>
+      <w:r>
+        <w:rPr>
+          <w:rFonts w:ascii="Courier New" w:hAnsi="Courier New" w:cs="Courier New"/>
+          <w:color w:val="6AAB73"/>
+          <w:sz w:val="20"/>
+          <w:szCs w:val="20"/>
+        </w:rPr>
+        <w:br/>
+      </w:r>
+      <w:r>
+        <w:rPr>
+          <w:rFonts w:ascii="Courier New" w:hAnsi="Courier New" w:cs="Courier New"/>
+          <w:color w:val="C57633"/>
+          <w:sz w:val="20"/>
+          <w:szCs w:val="20"/>
+        </w:rPr>
+        <w:t xml:space="preserve">svn </w:t>
+      </w:r>
+      <w:r>
+        <w:rPr>
+          <w:rFonts w:ascii="Courier New" w:hAnsi="Courier New" w:cs="Courier New"/>
+          <w:color w:val="BCBEC4"/>
+          <w:sz w:val="20"/>
+          <w:szCs w:val="20"/>
+        </w:rPr>
+        <w:t>add *</w:t>
+      </w:r>
+      <w:r>
+        <w:rPr>
+          <w:rFonts w:ascii="Courier New" w:hAnsi="Courier New" w:cs="Courier New"/>
+          <w:color w:val="BCBEC4"/>
+          <w:sz w:val="20"/>
+          <w:szCs w:val="20"/>
+        </w:rPr>
+        <w:br/>
+      </w:r>
+      <w:r>
+        <w:rPr>
+          <w:rFonts w:ascii="Courier New" w:hAnsi="Courier New" w:cs="Courier New"/>
+          <w:color w:val="C57633"/>
+          <w:sz w:val="20"/>
+          <w:szCs w:val="20"/>
+        </w:rPr>
+        <w:t xml:space="preserve">svn </w:t>
+      </w:r>
+      <w:r>
+        <w:rPr>
+          <w:rFonts w:ascii="Courier New" w:hAnsi="Courier New" w:cs="Courier New"/>
+          <w:color w:val="BCBEC4"/>
+          <w:sz w:val="20"/>
+          <w:szCs w:val="20"/>
+        </w:rPr>
+        <w:t xml:space="preserve">commit -m </w:t>
+      </w:r>
+      <w:r>
+        <w:rPr>
+          <w:rFonts w:ascii="Courier New" w:hAnsi="Courier New" w:cs="Courier New"/>
+          <w:color w:val="6AAB73"/>
+          <w:sz w:val="20"/>
+          <w:szCs w:val="20"/>
+        </w:rPr>
+        <w:t xml:space="preserve">"r11" </w:t>
+      </w:r>
+      <w:r>
+        <w:rPr>
+          <w:rFonts w:ascii="Courier New" w:hAnsi="Courier New" w:cs="Courier New"/>
+          <w:color w:val="BCBEC4"/>
+          <w:sz w:val="20"/>
+          <w:szCs w:val="20"/>
+        </w:rPr>
+        <w:t>--username=</w:t>
+      </w:r>
+      <w:r>
+        <w:rPr>
+          <w:rFonts w:ascii="Courier New" w:hAnsi="Courier New" w:cs="Courier New"/>
+          <w:color w:val="6AAB73"/>
+          <w:sz w:val="20"/>
+          <w:szCs w:val="20"/>
+        </w:rPr>
+        <w:t>"Red"</w:t>
+      </w:r>
+      <w:r>
+        <w:rPr>
+          <w:rFonts w:ascii="Courier New" w:hAnsi="Courier New" w:cs="Courier New"/>
+          <w:color w:val="6AAB73"/>
+          <w:sz w:val="20"/>
+          <w:szCs w:val="20"/>
+        </w:rPr>
+        <w:br/>
+      </w:r>
+      <w:r>
+        <w:rPr>
+          <w:rFonts w:ascii="Courier New" w:hAnsi="Courier New" w:cs="Courier New"/>
+          <w:color w:val="C57633"/>
+          <w:sz w:val="20"/>
+          <w:szCs w:val="20"/>
+        </w:rPr>
+        <w:t xml:space="preserve">svn </w:t>
+      </w:r>
+      <w:r>
+        <w:rPr>
+          <w:rFonts w:ascii="Courier New" w:hAnsi="Courier New" w:cs="Courier New"/>
+          <w:color w:val="BCBEC4"/>
+          <w:sz w:val="20"/>
+          <w:szCs w:val="20"/>
+        </w:rPr>
+        <w:t xml:space="preserve">merge </w:t>
+      </w:r>
+      <w:r>
+        <w:rPr>
+          <w:rFonts w:ascii="Courier New" w:hAnsi="Courier New" w:cs="Courier New"/>
+          <w:color w:val="6AAB73"/>
+          <w:sz w:val="20"/>
+          <w:szCs w:val="20"/>
+        </w:rPr>
+        <w:t>"</w:t>
+      </w:r>
+      <w:r>
+        <w:rPr>
+          <w:rFonts w:ascii="Courier New" w:hAnsi="Courier New" w:cs="Courier New"/>
+          <w:color w:val="BCBEC4"/>
+          <w:sz w:val="20"/>
+          <w:szCs w:val="20"/>
+        </w:rPr>
+        <w:t>$ALT_BLUE</w:t>
+      </w:r>
+      <w:r>
+        <w:rPr>
+          <w:rFonts w:ascii="Courier New" w:hAnsi="Courier New" w:cs="Courier New"/>
+          <w:color w:val="6AAB73"/>
+          <w:sz w:val="20"/>
+          <w:szCs w:val="20"/>
+        </w:rPr>
+        <w:t>"</w:t>
+      </w:r>
+      <w:r>
+        <w:rPr>
+          <w:rFonts w:ascii="Courier New" w:hAnsi="Courier New" w:cs="Courier New"/>
+          <w:color w:val="6AAB73"/>
+          <w:sz w:val="20"/>
+          <w:szCs w:val="20"/>
+        </w:rPr>
+        <w:br/>
+      </w:r>
+      <w:r>
+        <w:rPr>
+          <w:rFonts w:ascii="Courier New" w:hAnsi="Courier New" w:cs="Courier New"/>
+          <w:color w:val="6AAB73"/>
+          <w:sz w:val="20"/>
+          <w:szCs w:val="20"/>
+        </w:rPr>
+        <w:br/>
+      </w:r>
+      <w:r>
+        <w:rPr>
+          <w:rFonts w:ascii="Courier New" w:hAnsi="Courier New" w:cs="Courier New"/>
+          <w:color w:val="C57633"/>
+          <w:sz w:val="20"/>
+          <w:szCs w:val="20"/>
+        </w:rPr>
+        <w:t xml:space="preserve">svn </w:t>
+      </w:r>
+      <w:r>
+        <w:rPr>
+          <w:rFonts w:ascii="Courier New" w:hAnsi="Courier New" w:cs="Courier New"/>
+          <w:color w:val="BCBEC4"/>
+          <w:sz w:val="20"/>
+          <w:szCs w:val="20"/>
+        </w:rPr>
+        <w:t xml:space="preserve">switch </w:t>
+      </w:r>
+      <w:r>
+        <w:rPr>
+          <w:rFonts w:ascii="Courier New" w:hAnsi="Courier New" w:cs="Courier New"/>
+          <w:color w:val="6AAB73"/>
+          <w:sz w:val="20"/>
+          <w:szCs w:val="20"/>
+        </w:rPr>
+        <w:t>"</w:t>
+      </w:r>
+      <w:r>
+        <w:rPr>
+          <w:rFonts w:ascii="Courier New" w:hAnsi="Courier New" w:cs="Courier New"/>
+          <w:color w:val="BCBEC4"/>
+          <w:sz w:val="20"/>
+          <w:szCs w:val="20"/>
+        </w:rPr>
+        <w:t>$TRUNK</w:t>
+      </w:r>
+      <w:r>
+        <w:rPr>
+          <w:rFonts w:ascii="Courier New" w:hAnsi="Courier New" w:cs="Courier New"/>
+          <w:color w:val="6AAB73"/>
+          <w:sz w:val="20"/>
+          <w:szCs w:val="20"/>
+        </w:rPr>
+        <w:t>"</w:t>
+      </w:r>
+      <w:r>
+        <w:rPr>
+          <w:rFonts w:ascii="Courier New" w:hAnsi="Courier New" w:cs="Courier New"/>
+          <w:color w:val="6AAB73"/>
+          <w:sz w:val="20"/>
+          <w:szCs w:val="20"/>
+        </w:rPr>
+        <w:br/>
+      </w:r>
+      <w:r>
+        <w:rPr>
+          <w:rFonts w:ascii="Courier New" w:hAnsi="Courier New" w:cs="Courier New"/>
+          <w:color w:val="C57633"/>
+          <w:sz w:val="20"/>
+          <w:szCs w:val="20"/>
+        </w:rPr>
+        <w:t xml:space="preserve">unzip </w:t>
+      </w:r>
+      <w:r>
+        <w:rPr>
+          <w:rFonts w:ascii="Courier New" w:hAnsi="Courier New" w:cs="Courier New"/>
+          <w:color w:val="BCBEC4"/>
+          <w:sz w:val="20"/>
+          <w:szCs w:val="20"/>
+        </w:rPr>
+        <w:t xml:space="preserve">-o </w:t>
+      </w:r>
+      <w:r>
+        <w:rPr>
+          <w:rFonts w:ascii="Courier New" w:hAnsi="Courier New" w:cs="Courier New"/>
+          <w:color w:val="6AAB73"/>
+          <w:sz w:val="20"/>
+          <w:szCs w:val="20"/>
+        </w:rPr>
+        <w:t>"</w:t>
+      </w:r>
+      <w:r>
+        <w:rPr>
+          <w:rFonts w:ascii="Courier New" w:hAnsi="Courier New" w:cs="Courier New"/>
+          <w:color w:val="CF8E6D"/>
+          <w:sz w:val="20"/>
+          <w:szCs w:val="20"/>
+        </w:rPr>
+        <w:t>$</w:t>
+      </w:r>
+      <w:r>
+        <w:rPr>
+          <w:rFonts w:ascii="Courier New" w:hAnsi="Courier New" w:cs="Courier New"/>
+          <w:color w:val="BCBEC4"/>
+          <w:sz w:val="20"/>
+          <w:szCs w:val="20"/>
+        </w:rPr>
+        <w:t>{COMMITS}</w:t>
+      </w:r>
+      <w:r>
+        <w:rPr>
+          <w:rFonts w:ascii="Courier New" w:hAnsi="Courier New" w:cs="Courier New"/>
+          <w:color w:val="6AAB73"/>
+          <w:sz w:val="20"/>
+          <w:szCs w:val="20"/>
+        </w:rPr>
+        <w:t xml:space="preserve">/commit12.zip" </w:t>
+      </w:r>
+      <w:r>
+        <w:rPr>
+          <w:rFonts w:ascii="Courier New" w:hAnsi="Courier New" w:cs="Courier New"/>
+          <w:color w:val="BCBEC4"/>
+          <w:sz w:val="20"/>
+          <w:szCs w:val="20"/>
+        </w:rPr>
+        <w:t xml:space="preserve">-d </w:t>
+      </w:r>
+      <w:r>
+        <w:rPr>
+          <w:rFonts w:ascii="Courier New" w:hAnsi="Courier New" w:cs="Courier New"/>
+          <w:color w:val="6AAB73"/>
+          <w:sz w:val="20"/>
+          <w:szCs w:val="20"/>
+        </w:rPr>
+        <w:t>"src"</w:t>
+      </w:r>
+      <w:r>
+        <w:rPr>
+          <w:rFonts w:ascii="Courier New" w:hAnsi="Courier New" w:cs="Courier New"/>
+          <w:color w:val="6AAB73"/>
+          <w:sz w:val="20"/>
+          <w:szCs w:val="20"/>
+        </w:rPr>
+        <w:br/>
+      </w:r>
+      <w:r>
+        <w:rPr>
+          <w:rFonts w:ascii="Courier New" w:hAnsi="Courier New" w:cs="Courier New"/>
+          <w:color w:val="C57633"/>
+          <w:sz w:val="20"/>
+          <w:szCs w:val="20"/>
+        </w:rPr>
+        <w:lastRenderedPageBreak/>
+        <w:t xml:space="preserve">svn </w:t>
+      </w:r>
+      <w:r>
+        <w:rPr>
+          <w:rFonts w:ascii="Courier New" w:hAnsi="Courier New" w:cs="Courier New"/>
+          <w:color w:val="BCBEC4"/>
+          <w:sz w:val="20"/>
+          <w:szCs w:val="20"/>
+        </w:rPr>
+        <w:t>add *</w:t>
+      </w:r>
+      <w:r>
+        <w:rPr>
+          <w:rFonts w:ascii="Courier New" w:hAnsi="Courier New" w:cs="Courier New"/>
+          <w:color w:val="BCBEC4"/>
+          <w:sz w:val="20"/>
+          <w:szCs w:val="20"/>
+        </w:rPr>
+        <w:br/>
+      </w:r>
+      <w:r>
+        <w:rPr>
+          <w:rFonts w:ascii="Courier New" w:hAnsi="Courier New" w:cs="Courier New"/>
+          <w:color w:val="C57633"/>
+          <w:sz w:val="20"/>
+          <w:szCs w:val="20"/>
+        </w:rPr>
+        <w:t xml:space="preserve">svn </w:t>
+      </w:r>
+      <w:r>
+        <w:rPr>
+          <w:rFonts w:ascii="Courier New" w:hAnsi="Courier New" w:cs="Courier New"/>
+          <w:color w:val="BCBEC4"/>
+          <w:sz w:val="20"/>
+          <w:szCs w:val="20"/>
+        </w:rPr>
+        <w:t xml:space="preserve">commit -m </w:t>
+      </w:r>
+      <w:r>
+        <w:rPr>
+          <w:rFonts w:ascii="Courier New" w:hAnsi="Courier New" w:cs="Courier New"/>
+          <w:color w:val="6AAB73"/>
+          <w:sz w:val="20"/>
+          <w:szCs w:val="20"/>
+        </w:rPr>
+        <w:t xml:space="preserve">"r12" </w:t>
+      </w:r>
+      <w:r>
+        <w:rPr>
+          <w:rFonts w:ascii="Courier New" w:hAnsi="Courier New" w:cs="Courier New"/>
+          <w:color w:val="BCBEC4"/>
+          <w:sz w:val="20"/>
+          <w:szCs w:val="20"/>
+        </w:rPr>
+        <w:t>--username=</w:t>
+      </w:r>
+      <w:r>
+        <w:rPr>
+          <w:rFonts w:ascii="Courier New" w:hAnsi="Courier New" w:cs="Courier New"/>
+          <w:color w:val="6AAB73"/>
+          <w:sz w:val="20"/>
+          <w:szCs w:val="20"/>
+        </w:rPr>
+        <w:t>"Red"</w:t>
+      </w:r>
+      <w:r>
+        <w:rPr>
+          <w:rFonts w:ascii="Courier New" w:hAnsi="Courier New" w:cs="Courier New"/>
+          <w:color w:val="6AAB73"/>
+          <w:sz w:val="20"/>
+          <w:szCs w:val="20"/>
+        </w:rPr>
+        <w:br/>
+      </w:r>
+      <w:r>
+        <w:rPr>
+          <w:rFonts w:ascii="Courier New" w:hAnsi="Courier New" w:cs="Courier New"/>
+          <w:color w:val="C57633"/>
+          <w:sz w:val="20"/>
+          <w:szCs w:val="20"/>
+        </w:rPr>
+        <w:t xml:space="preserve">svn </w:t>
+      </w:r>
+      <w:r>
+        <w:rPr>
+          <w:rFonts w:ascii="Courier New" w:hAnsi="Courier New" w:cs="Courier New"/>
+          <w:color w:val="BCBEC4"/>
+          <w:sz w:val="20"/>
+          <w:szCs w:val="20"/>
+        </w:rPr>
+        <w:t xml:space="preserve">merge </w:t>
+      </w:r>
+      <w:r>
+        <w:rPr>
+          <w:rFonts w:ascii="Courier New" w:hAnsi="Courier New" w:cs="Courier New"/>
+          <w:color w:val="6AAB73"/>
+          <w:sz w:val="20"/>
+          <w:szCs w:val="20"/>
+        </w:rPr>
+        <w:t>"</w:t>
+      </w:r>
+      <w:r>
+        <w:rPr>
+          <w:rFonts w:ascii="Courier New" w:hAnsi="Courier New" w:cs="Courier New"/>
+          <w:color w:val="BCBEC4"/>
+          <w:sz w:val="20"/>
+          <w:szCs w:val="20"/>
+        </w:rPr>
+        <w:t>$ALT_RED</w:t>
+      </w:r>
+      <w:r>
+        <w:rPr>
+          <w:rFonts w:ascii="Courier New" w:hAnsi="Courier New" w:cs="Courier New"/>
+          <w:color w:val="6AAB73"/>
+          <w:sz w:val="20"/>
+          <w:szCs w:val="20"/>
+        </w:rPr>
+        <w:t>"</w:t>
+      </w:r>
+      <w:r>
+        <w:rPr>
+          <w:rFonts w:ascii="Courier New" w:hAnsi="Courier New" w:cs="Courier New"/>
+          <w:color w:val="6AAB73"/>
+          <w:sz w:val="20"/>
+          <w:szCs w:val="20"/>
+        </w:rPr>
+        <w:br/>
+      </w:r>
+      <w:r>
+        <w:rPr>
+          <w:rFonts w:ascii="Courier New" w:hAnsi="Courier New" w:cs="Courier New"/>
+          <w:color w:val="6AAB73"/>
+          <w:sz w:val="20"/>
+          <w:szCs w:val="20"/>
+        </w:rPr>
+        <w:br/>
+      </w:r>
+      <w:r>
+        <w:rPr>
+          <w:rFonts w:ascii="Courier New" w:hAnsi="Courier New" w:cs="Courier New"/>
+          <w:color w:val="C57633"/>
+          <w:sz w:val="20"/>
+          <w:szCs w:val="20"/>
+        </w:rPr>
+        <w:t xml:space="preserve">unzip </w:t>
+      </w:r>
+      <w:r>
+        <w:rPr>
+          <w:rFonts w:ascii="Courier New" w:hAnsi="Courier New" w:cs="Courier New"/>
+          <w:color w:val="BCBEC4"/>
+          <w:sz w:val="20"/>
+          <w:szCs w:val="20"/>
+        </w:rPr>
+        <w:t xml:space="preserve">-o </w:t>
+      </w:r>
+      <w:r>
+        <w:rPr>
+          <w:rFonts w:ascii="Courier New" w:hAnsi="Courier New" w:cs="Courier New"/>
+          <w:color w:val="6AAB73"/>
+          <w:sz w:val="20"/>
+          <w:szCs w:val="20"/>
+        </w:rPr>
+        <w:t>"</w:t>
+      </w:r>
+      <w:r>
+        <w:rPr>
+          <w:rFonts w:ascii="Courier New" w:hAnsi="Courier New" w:cs="Courier New"/>
+          <w:color w:val="CF8E6D"/>
+          <w:sz w:val="20"/>
+          <w:szCs w:val="20"/>
+        </w:rPr>
+        <w:t>$</w:t>
+      </w:r>
+      <w:r>
+        <w:rPr>
+          <w:rFonts w:ascii="Courier New" w:hAnsi="Courier New" w:cs="Courier New"/>
+          <w:color w:val="BCBEC4"/>
+          <w:sz w:val="20"/>
+          <w:szCs w:val="20"/>
+        </w:rPr>
+        <w:t>{COMMITS}</w:t>
+      </w:r>
+      <w:r>
+        <w:rPr>
+          <w:rFonts w:ascii="Courier New" w:hAnsi="Courier New" w:cs="Courier New"/>
+          <w:color w:val="6AAB73"/>
+          <w:sz w:val="20"/>
+          <w:szCs w:val="20"/>
+        </w:rPr>
+        <w:t xml:space="preserve">/commit13.zip" </w:t>
+      </w:r>
+      <w:r>
+        <w:rPr>
+          <w:rFonts w:ascii="Courier New" w:hAnsi="Courier New" w:cs="Courier New"/>
+          <w:color w:val="BCBEC4"/>
+          <w:sz w:val="20"/>
+          <w:szCs w:val="20"/>
+        </w:rPr>
+        <w:t xml:space="preserve">-d </w:t>
+      </w:r>
+      <w:r>
+        <w:rPr>
+          <w:rFonts w:ascii="Courier New" w:hAnsi="Courier New" w:cs="Courier New"/>
+          <w:color w:val="6AAB73"/>
+          <w:sz w:val="20"/>
+          <w:szCs w:val="20"/>
+        </w:rPr>
+        <w:t>"src"</w:t>
+      </w:r>
+      <w:r>
+        <w:rPr>
+          <w:rFonts w:ascii="Courier New" w:hAnsi="Courier New" w:cs="Courier New"/>
+          <w:color w:val="6AAB73"/>
+          <w:sz w:val="20"/>
+          <w:szCs w:val="20"/>
+        </w:rPr>
+        <w:br/>
+      </w:r>
+      <w:r>
+        <w:rPr>
+          <w:rFonts w:ascii="Courier New" w:hAnsi="Courier New" w:cs="Courier New"/>
+          <w:color w:val="C57633"/>
+          <w:sz w:val="20"/>
+          <w:szCs w:val="20"/>
+        </w:rPr>
+        <w:t xml:space="preserve">svn </w:t>
+      </w:r>
+      <w:r>
+        <w:rPr>
+          <w:rFonts w:ascii="Courier New" w:hAnsi="Courier New" w:cs="Courier New"/>
+          <w:color w:val="BCBEC4"/>
+          <w:sz w:val="20"/>
+          <w:szCs w:val="20"/>
+        </w:rPr>
+        <w:t>add *</w:t>
+      </w:r>
+      <w:r>
+        <w:rPr>
+          <w:rFonts w:ascii="Courier New" w:hAnsi="Courier New" w:cs="Courier New"/>
+          <w:color w:val="BCBEC4"/>
+          <w:sz w:val="20"/>
+          <w:szCs w:val="20"/>
+        </w:rPr>
+        <w:br/>
+      </w:r>
+      <w:r>
+        <w:rPr>
+          <w:rFonts w:ascii="Courier New" w:hAnsi="Courier New" w:cs="Courier New"/>
+          <w:color w:val="C57633"/>
+          <w:sz w:val="20"/>
+          <w:szCs w:val="20"/>
+        </w:rPr>
+        <w:t xml:space="preserve">svn </w:t>
+      </w:r>
+      <w:r>
+        <w:rPr>
+          <w:rFonts w:ascii="Courier New" w:hAnsi="Courier New" w:cs="Courier New"/>
+          <w:color w:val="BCBEC4"/>
+          <w:sz w:val="20"/>
+          <w:szCs w:val="20"/>
+        </w:rPr>
+        <w:t xml:space="preserve">commit -m </w:t>
+      </w:r>
+      <w:r>
+        <w:rPr>
+          <w:rFonts w:ascii="Courier New" w:hAnsi="Courier New" w:cs="Courier New"/>
+          <w:color w:val="6AAB73"/>
+          <w:sz w:val="20"/>
+          <w:szCs w:val="20"/>
+        </w:rPr>
+        <w:t xml:space="preserve">"r13" </w:t>
+      </w:r>
+      <w:r>
+        <w:rPr>
+          <w:rFonts w:ascii="Courier New" w:hAnsi="Courier New" w:cs="Courier New"/>
+          <w:color w:val="BCBEC4"/>
+          <w:sz w:val="20"/>
+          <w:szCs w:val="20"/>
+        </w:rPr>
+        <w:t>--username=</w:t>
+      </w:r>
+      <w:r>
+        <w:rPr>
+          <w:rFonts w:ascii="Courier New" w:hAnsi="Courier New" w:cs="Courier New"/>
+          <w:color w:val="6AAB73"/>
+          <w:sz w:val="20"/>
+          <w:szCs w:val="20"/>
+        </w:rPr>
+        <w:t>"Red"</w:t>
+      </w:r>
+      <w:r>
+        <w:rPr>
+          <w:rFonts w:ascii="Courier New" w:hAnsi="Courier New" w:cs="Courier New"/>
+          <w:color w:val="6AAB73"/>
+          <w:sz w:val="20"/>
+          <w:szCs w:val="20"/>
+        </w:rPr>
+        <w:br/>
+      </w:r>
+      <w:r>
+        <w:rPr>
+          <w:rFonts w:ascii="Courier New" w:hAnsi="Courier New" w:cs="Courier New"/>
+          <w:color w:val="6AAB73"/>
+          <w:sz w:val="20"/>
+          <w:szCs w:val="20"/>
+        </w:rPr>
+        <w:br/>
+      </w:r>
+      <w:r>
+        <w:rPr>
+          <w:rFonts w:ascii="Courier New" w:hAnsi="Courier New" w:cs="Courier New"/>
+          <w:color w:val="C57633"/>
+          <w:sz w:val="20"/>
+          <w:szCs w:val="20"/>
+        </w:rPr>
+        <w:t xml:space="preserve">unzip </w:t>
+      </w:r>
+      <w:r>
+        <w:rPr>
+          <w:rFonts w:ascii="Courier New" w:hAnsi="Courier New" w:cs="Courier New"/>
+          <w:color w:val="BCBEC4"/>
+          <w:sz w:val="20"/>
+          <w:szCs w:val="20"/>
+        </w:rPr>
+        <w:t xml:space="preserve">-o </w:t>
+      </w:r>
+      <w:r>
+        <w:rPr>
+          <w:rFonts w:ascii="Courier New" w:hAnsi="Courier New" w:cs="Courier New"/>
+          <w:color w:val="6AAB73"/>
+          <w:sz w:val="20"/>
+          <w:szCs w:val="20"/>
+        </w:rPr>
+        <w:t>"</w:t>
+      </w:r>
+      <w:r>
+        <w:rPr>
+          <w:rFonts w:ascii="Courier New" w:hAnsi="Courier New" w:cs="Courier New"/>
+          <w:color w:val="CF8E6D"/>
+          <w:sz w:val="20"/>
+          <w:szCs w:val="20"/>
+        </w:rPr>
+        <w:t>$</w:t>
+      </w:r>
+      <w:r>
+        <w:rPr>
+          <w:rFonts w:ascii="Courier New" w:hAnsi="Courier New" w:cs="Courier New"/>
+          <w:color w:val="BCBEC4"/>
+          <w:sz w:val="20"/>
+          <w:szCs w:val="20"/>
+        </w:rPr>
+        <w:t>{COMMITS}</w:t>
+      </w:r>
+      <w:r>
+        <w:rPr>
+          <w:rFonts w:ascii="Courier New" w:hAnsi="Courier New" w:cs="Courier New"/>
+          <w:color w:val="6AAB73"/>
+          <w:sz w:val="20"/>
+          <w:szCs w:val="20"/>
+        </w:rPr>
+        <w:t xml:space="preserve">/commit14.zip" </w:t>
+      </w:r>
+      <w:r>
+        <w:rPr>
+          <w:rFonts w:ascii="Courier New" w:hAnsi="Courier New" w:cs="Courier New"/>
+          <w:color w:val="BCBEC4"/>
+          <w:sz w:val="20"/>
+          <w:szCs w:val="20"/>
+        </w:rPr>
+        <w:t xml:space="preserve">-d </w:t>
+      </w:r>
+      <w:r>
+        <w:rPr>
+          <w:rFonts w:ascii="Courier New" w:hAnsi="Courier New" w:cs="Courier New"/>
+          <w:color w:val="6AAB73"/>
+          <w:sz w:val="20"/>
+          <w:szCs w:val="20"/>
+        </w:rPr>
+        <w:t>"src"</w:t>
+      </w:r>
+      <w:r>
+        <w:rPr>
+          <w:rFonts w:ascii="Courier New" w:hAnsi="Courier New" w:cs="Courier New"/>
+          <w:color w:val="6AAB73"/>
+          <w:sz w:val="20"/>
+          <w:szCs w:val="20"/>
+        </w:rPr>
+        <w:br/>
+      </w:r>
+      <w:r>
+        <w:rPr>
+          <w:rFonts w:ascii="Courier New" w:hAnsi="Courier New" w:cs="Courier New"/>
+          <w:color w:val="C57633"/>
+          <w:sz w:val="20"/>
+          <w:szCs w:val="20"/>
+        </w:rPr>
+        <w:t xml:space="preserve">svn </w:t>
+      </w:r>
+      <w:r>
+        <w:rPr>
+          <w:rFonts w:ascii="Courier New" w:hAnsi="Courier New" w:cs="Courier New"/>
+          <w:color w:val="BCBEC4"/>
+          <w:sz w:val="20"/>
+          <w:szCs w:val="20"/>
+        </w:rPr>
+        <w:t>add *</w:t>
+      </w:r>
+      <w:r>
+        <w:rPr>
+          <w:rFonts w:ascii="Courier New" w:hAnsi="Courier New" w:cs="Courier New"/>
+          <w:color w:val="BCBEC4"/>
+          <w:sz w:val="20"/>
+          <w:szCs w:val="20"/>
+        </w:rPr>
+        <w:br/>
+      </w:r>
+      <w:r>
+        <w:rPr>
+          <w:rFonts w:ascii="Courier New" w:hAnsi="Courier New" w:cs="Courier New"/>
+          <w:color w:val="C57633"/>
+          <w:sz w:val="20"/>
+          <w:szCs w:val="20"/>
+        </w:rPr>
+        <w:t xml:space="preserve">svn </w:t>
+      </w:r>
+      <w:r>
+        <w:rPr>
+          <w:rFonts w:ascii="Courier New" w:hAnsi="Courier New" w:cs="Courier New"/>
+          <w:color w:val="BCBEC4"/>
+          <w:sz w:val="20"/>
+          <w:szCs w:val="20"/>
+        </w:rPr>
+        <w:t xml:space="preserve">commit -m </w:t>
+      </w:r>
+      <w:r>
+        <w:rPr>
+          <w:rFonts w:ascii="Courier New" w:hAnsi="Courier New" w:cs="Courier New"/>
+          <w:color w:val="6AAB73"/>
+          <w:sz w:val="20"/>
+          <w:szCs w:val="20"/>
+        </w:rPr>
+        <w:t xml:space="preserve">"r14" </w:t>
+      </w:r>
+      <w:r>
+        <w:rPr>
+          <w:rFonts w:ascii="Courier New" w:hAnsi="Courier New" w:cs="Courier New"/>
+          <w:color w:val="BCBEC4"/>
+          <w:sz w:val="20"/>
+          <w:szCs w:val="20"/>
+        </w:rPr>
+        <w:t>--username=</w:t>
+      </w:r>
+      <w:r>
+        <w:rPr>
+          <w:rFonts w:ascii="Courier New" w:hAnsi="Courier New" w:cs="Courier New"/>
+          <w:color w:val="6AAB73"/>
+          <w:sz w:val="20"/>
+          <w:szCs w:val="20"/>
+        </w:rPr>
+        <w:t>"Red"</w:t>
+      </w:r>
     </w:p>
-    <w:p/>
     <w:sectPr>
       <w:headerReference w:type="default" r:id="rId9"/>
       <w:pgSz w:w="11906" w:h="16838"/>

--- a/2 курс/Основы программной инженерии/lab2/отчет.docx
+++ b/2 курс/Основы программной инженерии/lab2/отчет.docx
@@ -1056,12 +1056,44 @@
     </w:p>
     <w:p>
       <w:r>
-        <w:t>Сконфигурировать в своём домашнем каталоге репозитории svn и git и загрузить в них начальную ревизию файлов с исходными кодами (в соответствии с выданным вариантом).</w:t>
+        <w:t xml:space="preserve">Сконфигурировать в своём домашнем каталоге репозитории </w:t>
+      </w:r>
+      <w:proofErr w:type="spellStart"/>
+      <w:r>
+        <w:t>svn</w:t>
+      </w:r>
+      <w:proofErr w:type="spellEnd"/>
+      <w:r>
+        <w:t xml:space="preserve"> и </w:t>
+      </w:r>
+      <w:proofErr w:type="spellStart"/>
+      <w:r>
+        <w:t>git</w:t>
+      </w:r>
+      <w:proofErr w:type="spellEnd"/>
+      <w:r>
+        <w:t xml:space="preserve"> и загрузить в них начальную ревизию файлов с исходными кодами (в соответствии с выданным вариантом).</w:t>
       </w:r>
     </w:p>
     <w:p>
       <w:r>
-        <w:t>Воспроизвести последовательность команд для систем контроля версий svn и git, осуществляющих операции над исходным кодом, приведённые на блок-схеме.</w:t>
+        <w:t xml:space="preserve">Воспроизвести последовательность команд для систем контроля версий </w:t>
+      </w:r>
+      <w:proofErr w:type="spellStart"/>
+      <w:r>
+        <w:t>svn</w:t>
+      </w:r>
+      <w:proofErr w:type="spellEnd"/>
+      <w:r>
+        <w:t xml:space="preserve"> и </w:t>
+      </w:r>
+      <w:proofErr w:type="spellStart"/>
+      <w:r>
+        <w:t>git</w:t>
+      </w:r>
+      <w:proofErr w:type="spellEnd"/>
+      <w:r>
+        <w:t>, осуществляющих операции над исходным кодом, приведённые на блок-схеме.</w:t>
       </w:r>
     </w:p>
     <w:p>
@@ -1167,6 +1199,7 @@
         </w:rPr>
         <w:t xml:space="preserve">git </w:t>
       </w:r>
+      <w:proofErr w:type="spellStart"/>
       <w:r>
         <w:rPr>
           <w:rFonts w:ascii="Courier New" w:hAnsi="Courier New" w:cs="Courier New"/>
@@ -1177,6 +1210,7 @@
         </w:rPr>
         <w:t>init</w:t>
       </w:r>
+      <w:proofErr w:type="spellEnd"/>
       <w:r>
         <w:rPr>
           <w:rFonts w:ascii="Courier New" w:hAnsi="Courier New" w:cs="Courier New"/>
@@ -1245,7 +1279,29 @@
           <w:szCs w:val="20"/>
           <w:lang w:val="en-US"/>
         </w:rPr>
-        <w:t>config user.email red@gmail.com</w:t>
+        <w:t xml:space="preserve">config </w:t>
+      </w:r>
+      <w:proofErr w:type="spellStart"/>
+      <w:r>
+        <w:rPr>
+          <w:rFonts w:ascii="Courier New" w:hAnsi="Courier New" w:cs="Courier New"/>
+          <w:color w:val="BCBEC4"/>
+          <w:sz w:val="20"/>
+          <w:szCs w:val="20"/>
+          <w:lang w:val="en-US"/>
+        </w:rPr>
+        <w:t>user.email</w:t>
+      </w:r>
+      <w:proofErr w:type="spellEnd"/>
+      <w:r>
+        <w:rPr>
+          <w:rFonts w:ascii="Courier New" w:hAnsi="Courier New" w:cs="Courier New"/>
+          <w:color w:val="BCBEC4"/>
+          <w:sz w:val="20"/>
+          <w:szCs w:val="20"/>
+          <w:lang w:val="en-US"/>
+        </w:rPr>
+        <w:t xml:space="preserve"> red@gmail.com</w:t>
       </w:r>
       <w:r>
         <w:rPr>
@@ -1285,8 +1341,20 @@
           <w:szCs w:val="20"/>
           <w:lang w:val="en-US"/>
         </w:rPr>
-        <w:t>-o commits/commit0.zip -d src</w:t>
-      </w:r>
+        <w:t xml:space="preserve">-o commits/commit0.zip -d </w:t>
+      </w:r>
+      <w:proofErr w:type="spellStart"/>
+      <w:r>
+        <w:rPr>
+          <w:rFonts w:ascii="Courier New" w:hAnsi="Courier New" w:cs="Courier New"/>
+          <w:color w:val="BCBEC4"/>
+          <w:sz w:val="20"/>
+          <w:szCs w:val="20"/>
+          <w:lang w:val="en-US"/>
+        </w:rPr>
+        <w:t>src</w:t>
+      </w:r>
+      <w:proofErr w:type="spellEnd"/>
       <w:r>
         <w:rPr>
           <w:rFonts w:ascii="Courier New" w:hAnsi="Courier New" w:cs="Courier New"/>
@@ -1395,8 +1463,20 @@
           <w:szCs w:val="20"/>
           <w:lang w:val="en-US"/>
         </w:rPr>
-        <w:t>-o commits/commit1.zip -d src</w:t>
-      </w:r>
+        <w:t xml:space="preserve">-o commits/commit1.zip -d </w:t>
+      </w:r>
+      <w:proofErr w:type="spellStart"/>
+      <w:r>
+        <w:rPr>
+          <w:rFonts w:ascii="Courier New" w:hAnsi="Courier New" w:cs="Courier New"/>
+          <w:color w:val="BCBEC4"/>
+          <w:sz w:val="20"/>
+          <w:szCs w:val="20"/>
+          <w:lang w:val="en-US"/>
+        </w:rPr>
+        <w:t>src</w:t>
+      </w:r>
+      <w:proofErr w:type="spellEnd"/>
       <w:r>
         <w:rPr>
           <w:rFonts w:ascii="Courier New" w:hAnsi="Courier New" w:cs="Courier New"/>
@@ -1505,8 +1585,20 @@
           <w:szCs w:val="20"/>
           <w:lang w:val="en-US"/>
         </w:rPr>
-        <w:t>-o commits/commit2.zip -d src</w:t>
-      </w:r>
+        <w:t xml:space="preserve">-o commits/commit2.zip -d </w:t>
+      </w:r>
+      <w:proofErr w:type="spellStart"/>
+      <w:r>
+        <w:rPr>
+          <w:rFonts w:ascii="Courier New" w:hAnsi="Courier New" w:cs="Courier New"/>
+          <w:color w:val="BCBEC4"/>
+          <w:sz w:val="20"/>
+          <w:szCs w:val="20"/>
+          <w:lang w:val="en-US"/>
+        </w:rPr>
+        <w:t>src</w:t>
+      </w:r>
+      <w:proofErr w:type="spellEnd"/>
       <w:r>
         <w:rPr>
           <w:rFonts w:ascii="Courier New" w:hAnsi="Courier New" w:cs="Courier New"/>
@@ -1615,8 +1707,20 @@
           <w:szCs w:val="20"/>
           <w:lang w:val="en-US"/>
         </w:rPr>
-        <w:t>-o commits/commit3.zip -d src</w:t>
-      </w:r>
+        <w:t xml:space="preserve">-o commits/commit3.zip -d </w:t>
+      </w:r>
+      <w:proofErr w:type="spellStart"/>
+      <w:r>
+        <w:rPr>
+          <w:rFonts w:ascii="Courier New" w:hAnsi="Courier New" w:cs="Courier New"/>
+          <w:color w:val="BCBEC4"/>
+          <w:sz w:val="20"/>
+          <w:szCs w:val="20"/>
+          <w:lang w:val="en-US"/>
+        </w:rPr>
+        <w:t>src</w:t>
+      </w:r>
+      <w:proofErr w:type="spellEnd"/>
       <w:r>
         <w:rPr>
           <w:rFonts w:ascii="Courier New" w:hAnsi="Courier New" w:cs="Courier New"/>
@@ -1725,8 +1829,20 @@
           <w:szCs w:val="20"/>
           <w:lang w:val="en-US"/>
         </w:rPr>
-        <w:t>branch altRed</w:t>
-      </w:r>
+        <w:t xml:space="preserve">branch </w:t>
+      </w:r>
+      <w:proofErr w:type="spellStart"/>
+      <w:r>
+        <w:rPr>
+          <w:rFonts w:ascii="Courier New" w:hAnsi="Courier New" w:cs="Courier New"/>
+          <w:color w:val="BCBEC4"/>
+          <w:sz w:val="20"/>
+          <w:szCs w:val="20"/>
+          <w:lang w:val="en-US"/>
+        </w:rPr>
+        <w:t>altRed</w:t>
+      </w:r>
+      <w:proofErr w:type="spellEnd"/>
       <w:r>
         <w:rPr>
           <w:rFonts w:ascii="Courier New" w:hAnsi="Courier New" w:cs="Courier New"/>
@@ -1755,8 +1871,20 @@
           <w:szCs w:val="20"/>
           <w:lang w:val="en-US"/>
         </w:rPr>
-        <w:t>checkout altRed</w:t>
-      </w:r>
+        <w:t xml:space="preserve">checkout </w:t>
+      </w:r>
+      <w:proofErr w:type="spellStart"/>
+      <w:r>
+        <w:rPr>
+          <w:rFonts w:ascii="Courier New" w:hAnsi="Courier New" w:cs="Courier New"/>
+          <w:color w:val="BCBEC4"/>
+          <w:sz w:val="20"/>
+          <w:szCs w:val="20"/>
+          <w:lang w:val="en-US"/>
+        </w:rPr>
+        <w:t>altRed</w:t>
+      </w:r>
+      <w:proofErr w:type="spellEnd"/>
       <w:r>
         <w:rPr>
           <w:rFonts w:ascii="Courier New" w:hAnsi="Courier New" w:cs="Courier New"/>
@@ -1795,8 +1923,20 @@
           <w:szCs w:val="20"/>
           <w:lang w:val="en-US"/>
         </w:rPr>
-        <w:t>-o commits/commit4.zip -d src</w:t>
-      </w:r>
+        <w:t xml:space="preserve">-o commits/commit4.zip -d </w:t>
+      </w:r>
+      <w:proofErr w:type="spellStart"/>
+      <w:r>
+        <w:rPr>
+          <w:rFonts w:ascii="Courier New" w:hAnsi="Courier New" w:cs="Courier New"/>
+          <w:color w:val="BCBEC4"/>
+          <w:sz w:val="20"/>
+          <w:szCs w:val="20"/>
+          <w:lang w:val="en-US"/>
+        </w:rPr>
+        <w:t>src</w:t>
+      </w:r>
+      <w:proofErr w:type="spellEnd"/>
       <w:r>
         <w:rPr>
           <w:rFonts w:ascii="Courier New" w:hAnsi="Courier New" w:cs="Courier New"/>
@@ -1905,8 +2045,20 @@
           <w:szCs w:val="20"/>
           <w:lang w:val="en-US"/>
         </w:rPr>
-        <w:t>checkout -b altBlue</w:t>
-      </w:r>
+        <w:t xml:space="preserve">checkout -b </w:t>
+      </w:r>
+      <w:proofErr w:type="spellStart"/>
+      <w:r>
+        <w:rPr>
+          <w:rFonts w:ascii="Courier New" w:hAnsi="Courier New" w:cs="Courier New"/>
+          <w:color w:val="BCBEC4"/>
+          <w:sz w:val="20"/>
+          <w:szCs w:val="20"/>
+          <w:lang w:val="en-US"/>
+        </w:rPr>
+        <w:t>altBlue</w:t>
+      </w:r>
+      <w:proofErr w:type="spellEnd"/>
       <w:r>
         <w:rPr>
           <w:rFonts w:ascii="Courier New" w:hAnsi="Courier New" w:cs="Courier New"/>
@@ -1935,8 +2087,20 @@
           <w:szCs w:val="20"/>
           <w:lang w:val="en-US"/>
         </w:rPr>
-        <w:t>-o commits/commit5.zip -d src</w:t>
-      </w:r>
+        <w:t xml:space="preserve">-o commits/commit5.zip -d </w:t>
+      </w:r>
+      <w:proofErr w:type="spellStart"/>
+      <w:r>
+        <w:rPr>
+          <w:rFonts w:ascii="Courier New" w:hAnsi="Courier New" w:cs="Courier New"/>
+          <w:color w:val="BCBEC4"/>
+          <w:sz w:val="20"/>
+          <w:szCs w:val="20"/>
+          <w:lang w:val="en-US"/>
+        </w:rPr>
+        <w:t>src</w:t>
+      </w:r>
+      <w:proofErr w:type="spellEnd"/>
       <w:r>
         <w:rPr>
           <w:rFonts w:ascii="Courier New" w:hAnsi="Courier New" w:cs="Courier New"/>
@@ -2116,8 +2280,20 @@
           <w:szCs w:val="20"/>
           <w:lang w:val="en-US"/>
         </w:rPr>
-        <w:t>-o commits/commit6.zip -d src</w:t>
-      </w:r>
+        <w:t xml:space="preserve">-o commits/commit6.zip -d </w:t>
+      </w:r>
+      <w:proofErr w:type="spellStart"/>
+      <w:r>
+        <w:rPr>
+          <w:rFonts w:ascii="Courier New" w:hAnsi="Courier New" w:cs="Courier New"/>
+          <w:color w:val="BCBEC4"/>
+          <w:sz w:val="20"/>
+          <w:szCs w:val="20"/>
+          <w:lang w:val="en-US"/>
+        </w:rPr>
+        <w:t>src</w:t>
+      </w:r>
+      <w:proofErr w:type="spellEnd"/>
       <w:r>
         <w:rPr>
           <w:rFonts w:ascii="Courier New" w:hAnsi="Courier New" w:cs="Courier New"/>
@@ -2226,8 +2402,20 @@
           <w:szCs w:val="20"/>
           <w:lang w:val="en-US"/>
         </w:rPr>
-        <w:t>checkout altRed</w:t>
-      </w:r>
+        <w:t xml:space="preserve">checkout </w:t>
+      </w:r>
+      <w:proofErr w:type="spellStart"/>
+      <w:r>
+        <w:rPr>
+          <w:rFonts w:ascii="Courier New" w:hAnsi="Courier New" w:cs="Courier New"/>
+          <w:color w:val="BCBEC4"/>
+          <w:sz w:val="20"/>
+          <w:szCs w:val="20"/>
+          <w:lang w:val="en-US"/>
+        </w:rPr>
+        <w:t>altRed</w:t>
+      </w:r>
+      <w:proofErr w:type="spellEnd"/>
       <w:r>
         <w:rPr>
           <w:rFonts w:ascii="Courier New" w:hAnsi="Courier New" w:cs="Courier New"/>
@@ -2256,8 +2444,20 @@
           <w:szCs w:val="20"/>
           <w:lang w:val="en-US"/>
         </w:rPr>
-        <w:t>-o commits/commit7.zip -d src</w:t>
-      </w:r>
+        <w:t xml:space="preserve">-o commits/commit7.zip -d </w:t>
+      </w:r>
+      <w:proofErr w:type="spellStart"/>
+      <w:r>
+        <w:rPr>
+          <w:rFonts w:ascii="Courier New" w:hAnsi="Courier New" w:cs="Courier New"/>
+          <w:color w:val="BCBEC4"/>
+          <w:sz w:val="20"/>
+          <w:szCs w:val="20"/>
+          <w:lang w:val="en-US"/>
+        </w:rPr>
+        <w:t>src</w:t>
+      </w:r>
+      <w:proofErr w:type="spellEnd"/>
       <w:r>
         <w:rPr>
           <w:rFonts w:ascii="Courier New" w:hAnsi="Courier New" w:cs="Courier New"/>
@@ -2396,8 +2596,20 @@
           <w:szCs w:val="20"/>
           <w:lang w:val="en-US"/>
         </w:rPr>
-        <w:t>-o commits/commit8.zip -d src</w:t>
-      </w:r>
+        <w:t xml:space="preserve">-o commits/commit8.zip -d </w:t>
+      </w:r>
+      <w:proofErr w:type="spellStart"/>
+      <w:r>
+        <w:rPr>
+          <w:rFonts w:ascii="Courier New" w:hAnsi="Courier New" w:cs="Courier New"/>
+          <w:color w:val="BCBEC4"/>
+          <w:sz w:val="20"/>
+          <w:szCs w:val="20"/>
+          <w:lang w:val="en-US"/>
+        </w:rPr>
+        <w:t>src</w:t>
+      </w:r>
+      <w:proofErr w:type="spellEnd"/>
       <w:r>
         <w:rPr>
           <w:rFonts w:ascii="Courier New" w:hAnsi="Courier New" w:cs="Courier New"/>
@@ -2506,8 +2718,20 @@
           <w:szCs w:val="20"/>
           <w:lang w:val="en-US"/>
         </w:rPr>
-        <w:t>checkout altRed</w:t>
-      </w:r>
+        <w:t xml:space="preserve">checkout </w:t>
+      </w:r>
+      <w:proofErr w:type="spellStart"/>
+      <w:r>
+        <w:rPr>
+          <w:rFonts w:ascii="Courier New" w:hAnsi="Courier New" w:cs="Courier New"/>
+          <w:color w:val="BCBEC4"/>
+          <w:sz w:val="20"/>
+          <w:szCs w:val="20"/>
+          <w:lang w:val="en-US"/>
+        </w:rPr>
+        <w:t>altRed</w:t>
+      </w:r>
+      <w:proofErr w:type="spellEnd"/>
       <w:r>
         <w:rPr>
           <w:rFonts w:ascii="Courier New" w:hAnsi="Courier New" w:cs="Courier New"/>
@@ -2536,8 +2760,20 @@
           <w:szCs w:val="20"/>
           <w:lang w:val="en-US"/>
         </w:rPr>
-        <w:t>-o commits/commit9.zip -d src</w:t>
-      </w:r>
+        <w:t xml:space="preserve">-o commits/commit9.zip -d </w:t>
+      </w:r>
+      <w:proofErr w:type="spellStart"/>
+      <w:r>
+        <w:rPr>
+          <w:rFonts w:ascii="Courier New" w:hAnsi="Courier New" w:cs="Courier New"/>
+          <w:color w:val="BCBEC4"/>
+          <w:sz w:val="20"/>
+          <w:szCs w:val="20"/>
+          <w:lang w:val="en-US"/>
+        </w:rPr>
+        <w:t>src</w:t>
+      </w:r>
+      <w:proofErr w:type="spellEnd"/>
       <w:r>
         <w:rPr>
           <w:rFonts w:ascii="Courier New" w:hAnsi="Courier New" w:cs="Courier New"/>
@@ -2656,8 +2892,20 @@
           <w:szCs w:val="20"/>
           <w:lang w:val="en-US"/>
         </w:rPr>
-        <w:t>checkout altBlue</w:t>
-      </w:r>
+        <w:t xml:space="preserve">checkout </w:t>
+      </w:r>
+      <w:proofErr w:type="spellStart"/>
+      <w:r>
+        <w:rPr>
+          <w:rFonts w:ascii="Courier New" w:hAnsi="Courier New" w:cs="Courier New"/>
+          <w:color w:val="BCBEC4"/>
+          <w:sz w:val="20"/>
+          <w:szCs w:val="20"/>
+          <w:lang w:val="en-US"/>
+        </w:rPr>
+        <w:t>altBlue</w:t>
+      </w:r>
+      <w:proofErr w:type="spellEnd"/>
       <w:r>
         <w:rPr>
           <w:rFonts w:ascii="Courier New" w:hAnsi="Courier New" w:cs="Courier New"/>
@@ -2686,8 +2934,20 @@
           <w:szCs w:val="20"/>
           <w:lang w:val="en-US"/>
         </w:rPr>
-        <w:t>-o commits/commit10.zip -d src</w:t>
-      </w:r>
+        <w:t xml:space="preserve">-o commits/commit10.zip -d </w:t>
+      </w:r>
+      <w:proofErr w:type="spellStart"/>
+      <w:r>
+        <w:rPr>
+          <w:rFonts w:ascii="Courier New" w:hAnsi="Courier New" w:cs="Courier New"/>
+          <w:color w:val="BCBEC4"/>
+          <w:sz w:val="20"/>
+          <w:szCs w:val="20"/>
+          <w:lang w:val="en-US"/>
+        </w:rPr>
+        <w:t>src</w:t>
+      </w:r>
+      <w:proofErr w:type="spellEnd"/>
       <w:r>
         <w:rPr>
           <w:rFonts w:ascii="Courier New" w:hAnsi="Courier New" w:cs="Courier New"/>
@@ -2816,8 +3076,20 @@
           <w:szCs w:val="20"/>
           <w:lang w:val="en-US"/>
         </w:rPr>
-        <w:t>checkout altRed</w:t>
-      </w:r>
+        <w:t xml:space="preserve">checkout </w:t>
+      </w:r>
+      <w:proofErr w:type="spellStart"/>
+      <w:r>
+        <w:rPr>
+          <w:rFonts w:ascii="Courier New" w:hAnsi="Courier New" w:cs="Courier New"/>
+          <w:color w:val="BCBEC4"/>
+          <w:sz w:val="20"/>
+          <w:szCs w:val="20"/>
+          <w:lang w:val="en-US"/>
+        </w:rPr>
+        <w:t>altRed</w:t>
+      </w:r>
+      <w:proofErr w:type="spellEnd"/>
       <w:r>
         <w:rPr>
           <w:rFonts w:ascii="Courier New" w:hAnsi="Courier New" w:cs="Courier New"/>
@@ -2846,8 +3118,20 @@
           <w:szCs w:val="20"/>
           <w:lang w:val="en-US"/>
         </w:rPr>
-        <w:t>-o commits/commit11.zip -d src</w:t>
-      </w:r>
+        <w:t xml:space="preserve">-o commits/commit11.zip -d </w:t>
+      </w:r>
+      <w:proofErr w:type="spellStart"/>
+      <w:r>
+        <w:rPr>
+          <w:rFonts w:ascii="Courier New" w:hAnsi="Courier New" w:cs="Courier New"/>
+          <w:color w:val="BCBEC4"/>
+          <w:sz w:val="20"/>
+          <w:szCs w:val="20"/>
+          <w:lang w:val="en-US"/>
+        </w:rPr>
+        <w:t>src</w:t>
+      </w:r>
+      <w:proofErr w:type="spellEnd"/>
       <w:r>
         <w:rPr>
           <w:rFonts w:ascii="Courier New" w:hAnsi="Courier New" w:cs="Courier New"/>
@@ -2946,8 +3230,20 @@
           <w:szCs w:val="20"/>
           <w:lang w:val="en-US"/>
         </w:rPr>
-        <w:t>merge altBlue</w:t>
-      </w:r>
+        <w:t xml:space="preserve">merge </w:t>
+      </w:r>
+      <w:proofErr w:type="spellStart"/>
+      <w:r>
+        <w:rPr>
+          <w:rFonts w:ascii="Courier New" w:hAnsi="Courier New" w:cs="Courier New"/>
+          <w:color w:val="BCBEC4"/>
+          <w:sz w:val="20"/>
+          <w:szCs w:val="20"/>
+          <w:lang w:val="en-US"/>
+        </w:rPr>
+        <w:t>altBlue</w:t>
+      </w:r>
+      <w:proofErr w:type="spellEnd"/>
       <w:r>
         <w:rPr>
           <w:rFonts w:ascii="Courier New" w:hAnsi="Courier New" w:cs="Courier New"/>
@@ -2986,8 +3282,20 @@
           <w:szCs w:val="20"/>
           <w:lang w:val="en-US"/>
         </w:rPr>
-        <w:t>-o commits/commit12.zip -d src</w:t>
-      </w:r>
+        <w:t xml:space="preserve">-o commits/commit12.zip -d </w:t>
+      </w:r>
+      <w:proofErr w:type="spellStart"/>
+      <w:r>
+        <w:rPr>
+          <w:rFonts w:ascii="Courier New" w:hAnsi="Courier New" w:cs="Courier New"/>
+          <w:color w:val="BCBEC4"/>
+          <w:sz w:val="20"/>
+          <w:szCs w:val="20"/>
+          <w:lang w:val="en-US"/>
+        </w:rPr>
+        <w:t>src</w:t>
+      </w:r>
+      <w:proofErr w:type="spellEnd"/>
       <w:r>
         <w:rPr>
           <w:rFonts w:ascii="Courier New" w:hAnsi="Courier New" w:cs="Courier New"/>
@@ -3126,8 +3434,20 @@
           <w:szCs w:val="20"/>
           <w:lang w:val="en-US"/>
         </w:rPr>
-        <w:t>-o commits/commit13.zip -d src</w:t>
-      </w:r>
+        <w:t xml:space="preserve">-o commits/commit13.zip -d </w:t>
+      </w:r>
+      <w:proofErr w:type="spellStart"/>
+      <w:r>
+        <w:rPr>
+          <w:rFonts w:ascii="Courier New" w:hAnsi="Courier New" w:cs="Courier New"/>
+          <w:color w:val="BCBEC4"/>
+          <w:sz w:val="20"/>
+          <w:szCs w:val="20"/>
+          <w:lang w:val="en-US"/>
+        </w:rPr>
+        <w:t>src</w:t>
+      </w:r>
+      <w:proofErr w:type="spellEnd"/>
       <w:r>
         <w:rPr>
           <w:rFonts w:ascii="Courier New" w:hAnsi="Courier New" w:cs="Courier New"/>
@@ -3236,8 +3556,20 @@
           <w:szCs w:val="20"/>
           <w:lang w:val="en-US"/>
         </w:rPr>
-        <w:t>-o commits/commit14.zip -d src</w:t>
-      </w:r>
+        <w:t xml:space="preserve">-o commits/commit14.zip -d </w:t>
+      </w:r>
+      <w:proofErr w:type="spellStart"/>
+      <w:r>
+        <w:rPr>
+          <w:rFonts w:ascii="Courier New" w:hAnsi="Courier New" w:cs="Courier New"/>
+          <w:color w:val="BCBEC4"/>
+          <w:sz w:val="20"/>
+          <w:szCs w:val="20"/>
+          <w:lang w:val="en-US"/>
+        </w:rPr>
+        <w:t>src</w:t>
+      </w:r>
+      <w:proofErr w:type="spellEnd"/>
       <w:r>
         <w:rPr>
           <w:rFonts w:ascii="Courier New" w:hAnsi="Courier New" w:cs="Courier New"/>
@@ -3355,38 +3687,89 @@
         </w:tabs>
         <w:rPr>
           <w:rFonts w:ascii="Courier New" w:hAnsi="Courier New" w:cs="Courier New"/>
-          <w:color w:val="BCBEC4"/>
-          <w:sz w:val="20"/>
-          <w:szCs w:val="20"/>
-          <w:lang w:val="en-US"/>
-        </w:rPr>
-      </w:pPr>
-      <w:r>
-        <w:rPr>
-          <w:rFonts w:ascii="Courier New" w:hAnsi="Courier New" w:cs="Courier New"/>
-          <w:color w:val="C57633"/>
-          <w:sz w:val="20"/>
-          <w:szCs w:val="20"/>
-        </w:rPr>
-        <w:t xml:space="preserve">rm </w:t>
-      </w:r>
-      <w:r>
-        <w:rPr>
-          <w:rFonts w:ascii="Courier New" w:hAnsi="Courier New" w:cs="Courier New"/>
-          <w:color w:val="BCBEC4"/>
-          <w:sz w:val="20"/>
-          <w:szCs w:val="20"/>
-        </w:rPr>
-        <w:t xml:space="preserve">-rf </w:t>
-      </w:r>
-      <w:r>
-        <w:rPr>
-          <w:rFonts w:ascii="Courier New" w:hAnsi="Courier New" w:cs="Courier New"/>
-          <w:color w:val="6AAB73"/>
-          <w:sz w:val="20"/>
-          <w:szCs w:val="20"/>
-        </w:rPr>
-        <w:t>"svnRepo"</w:t>
+          <w:color w:val="6AAB73"/>
+          <w:sz w:val="20"/>
+          <w:szCs w:val="20"/>
+          <w:lang w:val="en-US"/>
+        </w:rPr>
+      </w:pPr>
+      <w:proofErr w:type="spellStart"/>
+      <w:r>
+        <w:rPr>
+          <w:rFonts w:ascii="Courier New" w:hAnsi="Courier New" w:cs="Courier New"/>
+          <w:color w:val="C57633"/>
+          <w:sz w:val="20"/>
+          <w:szCs w:val="20"/>
+        </w:rPr>
+        <w:t>rm</w:t>
+      </w:r>
+      <w:proofErr w:type="spellEnd"/>
+      <w:r>
+        <w:rPr>
+          <w:rFonts w:ascii="Courier New" w:hAnsi="Courier New" w:cs="Courier New"/>
+          <w:color w:val="C57633"/>
+          <w:sz w:val="20"/>
+          <w:szCs w:val="20"/>
+        </w:rPr>
+        <w:t xml:space="preserve"> </w:t>
+      </w:r>
+      <w:r>
+        <w:rPr>
+          <w:rFonts w:ascii="Courier New" w:hAnsi="Courier New" w:cs="Courier New"/>
+          <w:color w:val="BCBEC4"/>
+          <w:sz w:val="20"/>
+          <w:szCs w:val="20"/>
+        </w:rPr>
+        <w:t>-</w:t>
+      </w:r>
+      <w:proofErr w:type="spellStart"/>
+      <w:r>
+        <w:rPr>
+          <w:rFonts w:ascii="Courier New" w:hAnsi="Courier New" w:cs="Courier New"/>
+          <w:color w:val="BCBEC4"/>
+          <w:sz w:val="20"/>
+          <w:szCs w:val="20"/>
+        </w:rPr>
+        <w:t>rf</w:t>
+      </w:r>
+      <w:proofErr w:type="spellEnd"/>
+      <w:r>
+        <w:rPr>
+          <w:rFonts w:ascii="Courier New" w:hAnsi="Courier New" w:cs="Courier New"/>
+          <w:color w:val="BCBEC4"/>
+          <w:sz w:val="20"/>
+          <w:szCs w:val="20"/>
+        </w:rPr>
+        <w:t xml:space="preserve"> </w:t>
+      </w:r>
+      <w:r>
+        <w:rPr>
+          <w:rFonts w:ascii="Courier New" w:hAnsi="Courier New" w:cs="Courier New"/>
+          <w:color w:val="6AAB73"/>
+          <w:sz w:val="20"/>
+          <w:szCs w:val="20"/>
+        </w:rPr>
+        <w:t>"</w:t>
+      </w:r>
+      <w:proofErr w:type="spellStart"/>
+      <w:r>
+        <w:rPr>
+          <w:rFonts w:ascii="Courier New" w:hAnsi="Courier New" w:cs="Courier New"/>
+          <w:color w:val="6AAB73"/>
+          <w:sz w:val="20"/>
+          <w:szCs w:val="20"/>
+        </w:rPr>
+        <w:t>svnRepo</w:t>
+      </w:r>
+      <w:proofErr w:type="spellEnd"/>
+      <w:r>
+        <w:rPr>
+          <w:rFonts w:ascii="Courier New" w:hAnsi="Courier New" w:cs="Courier New"/>
+          <w:color w:val="6AAB73"/>
+          <w:sz w:val="20"/>
+          <w:szCs w:val="20"/>
+        </w:rPr>
+        <w:t>"</w:t>
       </w:r>
       <w:r>
         <w:rPr>
@@ -3397,32 +3780,83 @@
         </w:rPr>
         <w:br/>
       </w:r>
-      <w:r>
-        <w:rPr>
-          <w:rFonts w:ascii="Courier New" w:hAnsi="Courier New" w:cs="Courier New"/>
-          <w:color w:val="C57633"/>
-          <w:sz w:val="20"/>
-          <w:szCs w:val="20"/>
-        </w:rPr>
-        <w:t xml:space="preserve">rm </w:t>
-      </w:r>
-      <w:r>
-        <w:rPr>
-          <w:rFonts w:ascii="Courier New" w:hAnsi="Courier New" w:cs="Courier New"/>
-          <w:color w:val="BCBEC4"/>
-          <w:sz w:val="20"/>
-          <w:szCs w:val="20"/>
-        </w:rPr>
-        <w:t xml:space="preserve">-rf </w:t>
-      </w:r>
-      <w:r>
-        <w:rPr>
-          <w:rFonts w:ascii="Courier New" w:hAnsi="Courier New" w:cs="Courier New"/>
-          <w:color w:val="6AAB73"/>
-          <w:sz w:val="20"/>
-          <w:szCs w:val="20"/>
-        </w:rPr>
-        <w:t>"workingCopy"</w:t>
+      <w:proofErr w:type="spellStart"/>
+      <w:r>
+        <w:rPr>
+          <w:rFonts w:ascii="Courier New" w:hAnsi="Courier New" w:cs="Courier New"/>
+          <w:color w:val="C57633"/>
+          <w:sz w:val="20"/>
+          <w:szCs w:val="20"/>
+        </w:rPr>
+        <w:t>rm</w:t>
+      </w:r>
+      <w:proofErr w:type="spellEnd"/>
+      <w:r>
+        <w:rPr>
+          <w:rFonts w:ascii="Courier New" w:hAnsi="Courier New" w:cs="Courier New"/>
+          <w:color w:val="C57633"/>
+          <w:sz w:val="20"/>
+          <w:szCs w:val="20"/>
+        </w:rPr>
+        <w:t xml:space="preserve"> </w:t>
+      </w:r>
+      <w:r>
+        <w:rPr>
+          <w:rFonts w:ascii="Courier New" w:hAnsi="Courier New" w:cs="Courier New"/>
+          <w:color w:val="BCBEC4"/>
+          <w:sz w:val="20"/>
+          <w:szCs w:val="20"/>
+        </w:rPr>
+        <w:t>-</w:t>
+      </w:r>
+      <w:proofErr w:type="spellStart"/>
+      <w:r>
+        <w:rPr>
+          <w:rFonts w:ascii="Courier New" w:hAnsi="Courier New" w:cs="Courier New"/>
+          <w:color w:val="BCBEC4"/>
+          <w:sz w:val="20"/>
+          <w:szCs w:val="20"/>
+        </w:rPr>
+        <w:t>rf</w:t>
+      </w:r>
+      <w:proofErr w:type="spellEnd"/>
+      <w:r>
+        <w:rPr>
+          <w:rFonts w:ascii="Courier New" w:hAnsi="Courier New" w:cs="Courier New"/>
+          <w:color w:val="BCBEC4"/>
+          <w:sz w:val="20"/>
+          <w:szCs w:val="20"/>
+        </w:rPr>
+        <w:t xml:space="preserve"> </w:t>
+      </w:r>
+      <w:r>
+        <w:rPr>
+          <w:rFonts w:ascii="Courier New" w:hAnsi="Courier New" w:cs="Courier New"/>
+          <w:color w:val="6AAB73"/>
+          <w:sz w:val="20"/>
+          <w:szCs w:val="20"/>
+        </w:rPr>
+        <w:t>"</w:t>
+      </w:r>
+      <w:proofErr w:type="spellStart"/>
+      <w:r>
+        <w:rPr>
+          <w:rFonts w:ascii="Courier New" w:hAnsi="Courier New" w:cs="Courier New"/>
+          <w:color w:val="6AAB73"/>
+          <w:sz w:val="20"/>
+          <w:szCs w:val="20"/>
+        </w:rPr>
+        <w:t>workingCopy</w:t>
+      </w:r>
+      <w:proofErr w:type="spellEnd"/>
+      <w:r>
+        <w:rPr>
+          <w:rFonts w:ascii="Courier New" w:hAnsi="Courier New" w:cs="Courier New"/>
+          <w:color w:val="6AAB73"/>
+          <w:sz w:val="20"/>
+          <w:szCs w:val="20"/>
+        </w:rPr>
+        <w:t>"</w:t>
       </w:r>
       <w:r>
         <w:rPr>
@@ -3433,32 +3867,74 @@
         </w:rPr>
         <w:br/>
       </w:r>
-      <w:r>
-        <w:rPr>
-          <w:rFonts w:ascii="Courier New" w:hAnsi="Courier New" w:cs="Courier New"/>
-          <w:color w:val="C57633"/>
-          <w:sz w:val="20"/>
-          <w:szCs w:val="20"/>
-        </w:rPr>
-        <w:t xml:space="preserve">svnadmin </w:t>
-      </w:r>
-      <w:r>
-        <w:rPr>
-          <w:rFonts w:ascii="Courier New" w:hAnsi="Courier New" w:cs="Courier New"/>
-          <w:color w:val="BCBEC4"/>
-          <w:sz w:val="20"/>
-          <w:szCs w:val="20"/>
-        </w:rPr>
-        <w:t xml:space="preserve">create </w:t>
-      </w:r>
-      <w:r>
-        <w:rPr>
-          <w:rFonts w:ascii="Courier New" w:hAnsi="Courier New" w:cs="Courier New"/>
-          <w:color w:val="6AAB73"/>
-          <w:sz w:val="20"/>
-          <w:szCs w:val="20"/>
-        </w:rPr>
-        <w:t>"svnRepo"</w:t>
+      <w:proofErr w:type="spellStart"/>
+      <w:r>
+        <w:rPr>
+          <w:rFonts w:ascii="Courier New" w:hAnsi="Courier New" w:cs="Courier New"/>
+          <w:color w:val="C57633"/>
+          <w:sz w:val="20"/>
+          <w:szCs w:val="20"/>
+        </w:rPr>
+        <w:t>svnadmin</w:t>
+      </w:r>
+      <w:proofErr w:type="spellEnd"/>
+      <w:r>
+        <w:rPr>
+          <w:rFonts w:ascii="Courier New" w:hAnsi="Courier New" w:cs="Courier New"/>
+          <w:color w:val="C57633"/>
+          <w:sz w:val="20"/>
+          <w:szCs w:val="20"/>
+        </w:rPr>
+        <w:t xml:space="preserve"> </w:t>
+      </w:r>
+      <w:proofErr w:type="spellStart"/>
+      <w:r>
+        <w:rPr>
+          <w:rFonts w:ascii="Courier New" w:hAnsi="Courier New" w:cs="Courier New"/>
+          <w:color w:val="BCBEC4"/>
+          <w:sz w:val="20"/>
+          <w:szCs w:val="20"/>
+        </w:rPr>
+        <w:t>create</w:t>
+      </w:r>
+      <w:proofErr w:type="spellEnd"/>
+      <w:r>
+        <w:rPr>
+          <w:rFonts w:ascii="Courier New" w:hAnsi="Courier New" w:cs="Courier New"/>
+          <w:color w:val="BCBEC4"/>
+          <w:sz w:val="20"/>
+          <w:szCs w:val="20"/>
+        </w:rPr>
+        <w:t xml:space="preserve"> </w:t>
+      </w:r>
+      <w:r>
+        <w:rPr>
+          <w:rFonts w:ascii="Courier New" w:hAnsi="Courier New" w:cs="Courier New"/>
+          <w:color w:val="6AAB73"/>
+          <w:sz w:val="20"/>
+          <w:szCs w:val="20"/>
+        </w:rPr>
+        <w:t>"</w:t>
+      </w:r>
+      <w:proofErr w:type="spellStart"/>
+      <w:r>
+        <w:rPr>
+          <w:rFonts w:ascii="Courier New" w:hAnsi="Courier New" w:cs="Courier New"/>
+          <w:color w:val="6AAB73"/>
+          <w:sz w:val="20"/>
+          <w:szCs w:val="20"/>
+        </w:rPr>
+        <w:t>svnRepo</w:t>
+      </w:r>
+      <w:proofErr w:type="spellEnd"/>
+      <w:r>
+        <w:rPr>
+          <w:rFonts w:ascii="Courier New" w:hAnsi="Courier New" w:cs="Courier New"/>
+          <w:color w:val="6AAB73"/>
+          <w:sz w:val="20"/>
+          <w:szCs w:val="20"/>
+        </w:rPr>
+        <w:t>"</w:t>
       </w:r>
       <w:r>
         <w:rPr>
@@ -3494,7 +3970,27 @@
           <w:sz w:val="20"/>
           <w:szCs w:val="20"/>
         </w:rPr>
-        <w:t>"file://</w:t>
+        <w:t>"</w:t>
+      </w:r>
+      <w:proofErr w:type="spellStart"/>
+      <w:r>
+        <w:rPr>
+          <w:rFonts w:ascii="Courier New" w:hAnsi="Courier New" w:cs="Courier New"/>
+          <w:color w:val="6AAB73"/>
+          <w:sz w:val="20"/>
+          <w:szCs w:val="20"/>
+        </w:rPr>
+        <w:t>file</w:t>
+      </w:r>
+      <w:proofErr w:type="spellEnd"/>
+      <w:r>
+        <w:rPr>
+          <w:rFonts w:ascii="Courier New" w:hAnsi="Courier New" w:cs="Courier New"/>
+          <w:color w:val="6AAB73"/>
+          <w:sz w:val="20"/>
+          <w:szCs w:val="20"/>
+        </w:rPr>
+        <w:t>://</w:t>
       </w:r>
       <w:r>
         <w:rPr>
@@ -3512,16 +4008,56 @@
           <w:sz w:val="20"/>
           <w:szCs w:val="20"/>
         </w:rPr>
-        <w:t>(pwd)</w:t>
-      </w:r>
-      <w:r>
-        <w:rPr>
-          <w:rFonts w:ascii="Courier New" w:hAnsi="Courier New" w:cs="Courier New"/>
-          <w:color w:val="6AAB73"/>
-          <w:sz w:val="20"/>
-          <w:szCs w:val="20"/>
-        </w:rPr>
-        <w:t>/svnRepo"</w:t>
+        <w:t>(</w:t>
+      </w:r>
+      <w:proofErr w:type="spellStart"/>
+      <w:r>
+        <w:rPr>
+          <w:rFonts w:ascii="Courier New" w:hAnsi="Courier New" w:cs="Courier New"/>
+          <w:color w:val="C57633"/>
+          <w:sz w:val="20"/>
+          <w:szCs w:val="20"/>
+        </w:rPr>
+        <w:t>pwd</w:t>
+      </w:r>
+      <w:proofErr w:type="spellEnd"/>
+      <w:r>
+        <w:rPr>
+          <w:rFonts w:ascii="Courier New" w:hAnsi="Courier New" w:cs="Courier New"/>
+          <w:color w:val="C57633"/>
+          <w:sz w:val="20"/>
+          <w:szCs w:val="20"/>
+        </w:rPr>
+        <w:t>)</w:t>
+      </w:r>
+      <w:r>
+        <w:rPr>
+          <w:rFonts w:ascii="Courier New" w:hAnsi="Courier New" w:cs="Courier New"/>
+          <w:color w:val="6AAB73"/>
+          <w:sz w:val="20"/>
+          <w:szCs w:val="20"/>
+        </w:rPr>
+        <w:t>/</w:t>
+      </w:r>
+      <w:proofErr w:type="spellStart"/>
+      <w:r>
+        <w:rPr>
+          <w:rFonts w:ascii="Courier New" w:hAnsi="Courier New" w:cs="Courier New"/>
+          <w:color w:val="6AAB73"/>
+          <w:sz w:val="20"/>
+          <w:szCs w:val="20"/>
+        </w:rPr>
+        <w:t>svnRepo</w:t>
+      </w:r>
+      <w:proofErr w:type="spellEnd"/>
+      <w:r>
+        <w:rPr>
+          <w:rFonts w:ascii="Courier New" w:hAnsi="Courier New" w:cs="Courier New"/>
+          <w:color w:val="6AAB73"/>
+          <w:sz w:val="20"/>
+          <w:szCs w:val="20"/>
+        </w:rPr>
+        <w:t>"</w:t>
       </w:r>
       <w:r>
         <w:rPr>
@@ -3541,23 +4077,45 @@
         </w:rPr>
         <w:br/>
       </w:r>
-      <w:r>
-        <w:rPr>
-          <w:rFonts w:ascii="Courier New" w:hAnsi="Courier New" w:cs="Courier New"/>
-          <w:color w:val="C57633"/>
-          <w:sz w:val="20"/>
-          <w:szCs w:val="20"/>
-        </w:rPr>
-        <w:t xml:space="preserve">svn </w:t>
-      </w:r>
-      <w:r>
-        <w:rPr>
-          <w:rFonts w:ascii="Courier New" w:hAnsi="Courier New" w:cs="Courier New"/>
-          <w:color w:val="BCBEC4"/>
-          <w:sz w:val="20"/>
-          <w:szCs w:val="20"/>
-        </w:rPr>
-        <w:t xml:space="preserve">mkdir </w:t>
+      <w:proofErr w:type="spellStart"/>
+      <w:r>
+        <w:rPr>
+          <w:rFonts w:ascii="Courier New" w:hAnsi="Courier New" w:cs="Courier New"/>
+          <w:color w:val="C57633"/>
+          <w:sz w:val="20"/>
+          <w:szCs w:val="20"/>
+        </w:rPr>
+        <w:t>svn</w:t>
+      </w:r>
+      <w:proofErr w:type="spellEnd"/>
+      <w:r>
+        <w:rPr>
+          <w:rFonts w:ascii="Courier New" w:hAnsi="Courier New" w:cs="Courier New"/>
+          <w:color w:val="C57633"/>
+          <w:sz w:val="20"/>
+          <w:szCs w:val="20"/>
+        </w:rPr>
+        <w:t xml:space="preserve"> </w:t>
+      </w:r>
+      <w:proofErr w:type="spellStart"/>
+      <w:r>
+        <w:rPr>
+          <w:rFonts w:ascii="Courier New" w:hAnsi="Courier New" w:cs="Courier New"/>
+          <w:color w:val="BCBEC4"/>
+          <w:sz w:val="20"/>
+          <w:szCs w:val="20"/>
+        </w:rPr>
+        <w:t>mkdir</w:t>
+      </w:r>
+      <w:proofErr w:type="spellEnd"/>
+      <w:r>
+        <w:rPr>
+          <w:rFonts w:ascii="Courier New" w:hAnsi="Courier New" w:cs="Courier New"/>
+          <w:color w:val="BCBEC4"/>
+          <w:sz w:val="20"/>
+          <w:szCs w:val="20"/>
+        </w:rPr>
+        <w:t xml:space="preserve"> </w:t>
       </w:r>
       <w:r>
         <w:rPr>
@@ -3593,7 +4151,27 @@
           <w:sz w:val="20"/>
           <w:szCs w:val="20"/>
         </w:rPr>
-        <w:t>/trunk" "</w:t>
+        <w:t>/</w:t>
+      </w:r>
+      <w:proofErr w:type="spellStart"/>
+      <w:r>
+        <w:rPr>
+          <w:rFonts w:ascii="Courier New" w:hAnsi="Courier New" w:cs="Courier New"/>
+          <w:color w:val="6AAB73"/>
+          <w:sz w:val="20"/>
+          <w:szCs w:val="20"/>
+        </w:rPr>
+        <w:t>trunk</w:t>
+      </w:r>
+      <w:proofErr w:type="spellEnd"/>
+      <w:r>
+        <w:rPr>
+          <w:rFonts w:ascii="Courier New" w:hAnsi="Courier New" w:cs="Courier New"/>
+          <w:color w:val="6AAB73"/>
+          <w:sz w:val="20"/>
+          <w:szCs w:val="20"/>
+        </w:rPr>
+        <w:t>" "</w:t>
       </w:r>
       <w:r>
         <w:rPr>
@@ -3620,7 +4198,27 @@
           <w:sz w:val="20"/>
           <w:szCs w:val="20"/>
         </w:rPr>
-        <w:t xml:space="preserve">/branches" </w:t>
+        <w:t>/</w:t>
+      </w:r>
+      <w:proofErr w:type="spellStart"/>
+      <w:r>
+        <w:rPr>
+          <w:rFonts w:ascii="Courier New" w:hAnsi="Courier New" w:cs="Courier New"/>
+          <w:color w:val="6AAB73"/>
+          <w:sz w:val="20"/>
+          <w:szCs w:val="20"/>
+        </w:rPr>
+        <w:t>branches</w:t>
+      </w:r>
+      <w:proofErr w:type="spellEnd"/>
+      <w:r>
+        <w:rPr>
+          <w:rFonts w:ascii="Courier New" w:hAnsi="Courier New" w:cs="Courier New"/>
+          <w:color w:val="6AAB73"/>
+          <w:sz w:val="20"/>
+          <w:szCs w:val="20"/>
+        </w:rPr>
+        <w:t xml:space="preserve">" </w:t>
       </w:r>
       <w:r>
         <w:rPr>
@@ -3638,7 +4236,27 @@
           <w:sz w:val="20"/>
           <w:szCs w:val="20"/>
         </w:rPr>
-        <w:t>"init"</w:t>
+        <w:t>"</w:t>
+      </w:r>
+      <w:proofErr w:type="spellStart"/>
+      <w:r>
+        <w:rPr>
+          <w:rFonts w:ascii="Courier New" w:hAnsi="Courier New" w:cs="Courier New"/>
+          <w:color w:val="6AAB73"/>
+          <w:sz w:val="20"/>
+          <w:szCs w:val="20"/>
+        </w:rPr>
+        <w:t>init</w:t>
+      </w:r>
+      <w:proofErr w:type="spellEnd"/>
+      <w:r>
+        <w:rPr>
+          <w:rFonts w:ascii="Courier New" w:hAnsi="Courier New" w:cs="Courier New"/>
+          <w:color w:val="6AAB73"/>
+          <w:sz w:val="20"/>
+          <w:szCs w:val="20"/>
+        </w:rPr>
+        <w:t>"</w:t>
       </w:r>
       <w:r>
         <w:rPr>
@@ -3701,7 +4319,27 @@
           <w:sz w:val="20"/>
           <w:szCs w:val="20"/>
         </w:rPr>
-        <w:t>/trunk"</w:t>
+        <w:t>/</w:t>
+      </w:r>
+      <w:proofErr w:type="spellStart"/>
+      <w:r>
+        <w:rPr>
+          <w:rFonts w:ascii="Courier New" w:hAnsi="Courier New" w:cs="Courier New"/>
+          <w:color w:val="6AAB73"/>
+          <w:sz w:val="20"/>
+          <w:szCs w:val="20"/>
+        </w:rPr>
+        <w:t>trunk</w:t>
+      </w:r>
+      <w:proofErr w:type="spellEnd"/>
+      <w:r>
+        <w:rPr>
+          <w:rFonts w:ascii="Courier New" w:hAnsi="Courier New" w:cs="Courier New"/>
+          <w:color w:val="6AAB73"/>
+          <w:sz w:val="20"/>
+          <w:szCs w:val="20"/>
+        </w:rPr>
+        <w:t>"</w:t>
       </w:r>
       <w:r>
         <w:rPr>
@@ -3755,7 +4393,47 @@
           <w:sz w:val="20"/>
           <w:szCs w:val="20"/>
         </w:rPr>
-        <w:t>/branches/altRed"</w:t>
+        <w:t>/</w:t>
+      </w:r>
+      <w:proofErr w:type="spellStart"/>
+      <w:r>
+        <w:rPr>
+          <w:rFonts w:ascii="Courier New" w:hAnsi="Courier New" w:cs="Courier New"/>
+          <w:color w:val="6AAB73"/>
+          <w:sz w:val="20"/>
+          <w:szCs w:val="20"/>
+        </w:rPr>
+        <w:t>branches</w:t>
+      </w:r>
+      <w:proofErr w:type="spellEnd"/>
+      <w:r>
+        <w:rPr>
+          <w:rFonts w:ascii="Courier New" w:hAnsi="Courier New" w:cs="Courier New"/>
+          <w:color w:val="6AAB73"/>
+          <w:sz w:val="20"/>
+          <w:szCs w:val="20"/>
+        </w:rPr>
+        <w:t>/</w:t>
+      </w:r>
+      <w:proofErr w:type="spellStart"/>
+      <w:r>
+        <w:rPr>
+          <w:rFonts w:ascii="Courier New" w:hAnsi="Courier New" w:cs="Courier New"/>
+          <w:color w:val="6AAB73"/>
+          <w:sz w:val="20"/>
+          <w:szCs w:val="20"/>
+        </w:rPr>
+        <w:t>altRed</w:t>
+      </w:r>
+      <w:proofErr w:type="spellEnd"/>
+      <w:r>
+        <w:rPr>
+          <w:rFonts w:ascii="Courier New" w:hAnsi="Courier New" w:cs="Courier New"/>
+          <w:color w:val="6AAB73"/>
+          <w:sz w:val="20"/>
+          <w:szCs w:val="20"/>
+        </w:rPr>
+        <w:t>"</w:t>
       </w:r>
       <w:r>
         <w:rPr>
@@ -3809,7 +4487,47 @@
           <w:sz w:val="20"/>
           <w:szCs w:val="20"/>
         </w:rPr>
-        <w:t>/branches/altBlue"</w:t>
+        <w:t>/</w:t>
+      </w:r>
+      <w:proofErr w:type="spellStart"/>
+      <w:r>
+        <w:rPr>
+          <w:rFonts w:ascii="Courier New" w:hAnsi="Courier New" w:cs="Courier New"/>
+          <w:color w:val="6AAB73"/>
+          <w:sz w:val="20"/>
+          <w:szCs w:val="20"/>
+        </w:rPr>
+        <w:t>branches</w:t>
+      </w:r>
+      <w:proofErr w:type="spellEnd"/>
+      <w:r>
+        <w:rPr>
+          <w:rFonts w:ascii="Courier New" w:hAnsi="Courier New" w:cs="Courier New"/>
+          <w:color w:val="6AAB73"/>
+          <w:sz w:val="20"/>
+          <w:szCs w:val="20"/>
+        </w:rPr>
+        <w:t>/</w:t>
+      </w:r>
+      <w:proofErr w:type="spellStart"/>
+      <w:r>
+        <w:rPr>
+          <w:rFonts w:ascii="Courier New" w:hAnsi="Courier New" w:cs="Courier New"/>
+          <w:color w:val="6AAB73"/>
+          <w:sz w:val="20"/>
+          <w:szCs w:val="20"/>
+        </w:rPr>
+        <w:t>altBlue</w:t>
+      </w:r>
+      <w:proofErr w:type="spellEnd"/>
+      <w:r>
+        <w:rPr>
+          <w:rFonts w:ascii="Courier New" w:hAnsi="Courier New" w:cs="Courier New"/>
+          <w:color w:val="6AAB73"/>
+          <w:sz w:val="20"/>
+          <w:szCs w:val="20"/>
+        </w:rPr>
+        <w:t>"</w:t>
       </w:r>
       <w:r>
         <w:rPr>
@@ -3836,7 +4554,27 @@
           <w:sz w:val="20"/>
           <w:szCs w:val="20"/>
         </w:rPr>
-        <w:t>"../../commits"</w:t>
+        <w:t>"../../</w:t>
+      </w:r>
+      <w:proofErr w:type="spellStart"/>
+      <w:r>
+        <w:rPr>
+          <w:rFonts w:ascii="Courier New" w:hAnsi="Courier New" w:cs="Courier New"/>
+          <w:color w:val="6AAB73"/>
+          <w:sz w:val="20"/>
+          <w:szCs w:val="20"/>
+        </w:rPr>
+        <w:t>commits</w:t>
+      </w:r>
+      <w:proofErr w:type="spellEnd"/>
+      <w:r>
+        <w:rPr>
+          <w:rFonts w:ascii="Courier New" w:hAnsi="Courier New" w:cs="Courier New"/>
+          <w:color w:val="6AAB73"/>
+          <w:sz w:val="20"/>
+          <w:szCs w:val="20"/>
+        </w:rPr>
+        <w:t>"</w:t>
       </w:r>
       <w:r>
         <w:rPr>
@@ -3856,23 +4594,45 @@
         </w:rPr>
         <w:br/>
       </w:r>
-      <w:r>
-        <w:rPr>
-          <w:rFonts w:ascii="Courier New" w:hAnsi="Courier New" w:cs="Courier New"/>
-          <w:color w:val="C57633"/>
-          <w:sz w:val="20"/>
-          <w:szCs w:val="20"/>
-        </w:rPr>
-        <w:t xml:space="preserve">svn </w:t>
-      </w:r>
-      <w:r>
-        <w:rPr>
-          <w:rFonts w:ascii="Courier New" w:hAnsi="Courier New" w:cs="Courier New"/>
-          <w:color w:val="BCBEC4"/>
-          <w:sz w:val="20"/>
-          <w:szCs w:val="20"/>
-        </w:rPr>
-        <w:t xml:space="preserve">checkout </w:t>
+      <w:proofErr w:type="spellStart"/>
+      <w:r>
+        <w:rPr>
+          <w:rFonts w:ascii="Courier New" w:hAnsi="Courier New" w:cs="Courier New"/>
+          <w:color w:val="C57633"/>
+          <w:sz w:val="20"/>
+          <w:szCs w:val="20"/>
+        </w:rPr>
+        <w:t>svn</w:t>
+      </w:r>
+      <w:proofErr w:type="spellEnd"/>
+      <w:r>
+        <w:rPr>
+          <w:rFonts w:ascii="Courier New" w:hAnsi="Courier New" w:cs="Courier New"/>
+          <w:color w:val="C57633"/>
+          <w:sz w:val="20"/>
+          <w:szCs w:val="20"/>
+        </w:rPr>
+        <w:t xml:space="preserve"> </w:t>
+      </w:r>
+      <w:proofErr w:type="spellStart"/>
+      <w:r>
+        <w:rPr>
+          <w:rFonts w:ascii="Courier New" w:hAnsi="Courier New" w:cs="Courier New"/>
+          <w:color w:val="BCBEC4"/>
+          <w:sz w:val="20"/>
+          <w:szCs w:val="20"/>
+        </w:rPr>
+        <w:t>checkout</w:t>
+      </w:r>
+      <w:proofErr w:type="spellEnd"/>
+      <w:r>
+        <w:rPr>
+          <w:rFonts w:ascii="Courier New" w:hAnsi="Courier New" w:cs="Courier New"/>
+          <w:color w:val="BCBEC4"/>
+          <w:sz w:val="20"/>
+          <w:szCs w:val="20"/>
+        </w:rPr>
+        <w:t xml:space="preserve"> </w:t>
       </w:r>
       <w:r>
         <w:rPr>
@@ -3899,7 +4659,27 @@
           <w:sz w:val="20"/>
           <w:szCs w:val="20"/>
         </w:rPr>
-        <w:t>" "workingCopy"</w:t>
+        <w:t>" "</w:t>
+      </w:r>
+      <w:proofErr w:type="spellStart"/>
+      <w:r>
+        <w:rPr>
+          <w:rFonts w:ascii="Courier New" w:hAnsi="Courier New" w:cs="Courier New"/>
+          <w:color w:val="6AAB73"/>
+          <w:sz w:val="20"/>
+          <w:szCs w:val="20"/>
+        </w:rPr>
+        <w:t>workingCopy</w:t>
+      </w:r>
+      <w:proofErr w:type="spellEnd"/>
+      <w:r>
+        <w:rPr>
+          <w:rFonts w:ascii="Courier New" w:hAnsi="Courier New" w:cs="Courier New"/>
+          <w:color w:val="6AAB73"/>
+          <w:sz w:val="20"/>
+          <w:szCs w:val="20"/>
+        </w:rPr>
+        <w:t>"</w:t>
       </w:r>
       <w:r>
         <w:rPr>
@@ -3910,23 +4690,54 @@
         </w:rPr>
         <w:br/>
       </w:r>
-      <w:r>
-        <w:rPr>
-          <w:rFonts w:ascii="Courier New" w:hAnsi="Courier New" w:cs="Courier New"/>
-          <w:color w:val="C57633"/>
-          <w:sz w:val="20"/>
-          <w:szCs w:val="20"/>
-        </w:rPr>
-        <w:t xml:space="preserve">cd </w:t>
-      </w:r>
-      <w:r>
-        <w:rPr>
-          <w:rFonts w:ascii="Courier New" w:hAnsi="Courier New" w:cs="Courier New"/>
-          <w:color w:val="6AAB73"/>
-          <w:sz w:val="20"/>
-          <w:szCs w:val="20"/>
-        </w:rPr>
-        <w:t xml:space="preserve">"workingCopy" </w:t>
+      <w:proofErr w:type="spellStart"/>
+      <w:r>
+        <w:rPr>
+          <w:rFonts w:ascii="Courier New" w:hAnsi="Courier New" w:cs="Courier New"/>
+          <w:color w:val="C57633"/>
+          <w:sz w:val="20"/>
+          <w:szCs w:val="20"/>
+        </w:rPr>
+        <w:t>cd</w:t>
+      </w:r>
+      <w:proofErr w:type="spellEnd"/>
+      <w:r>
+        <w:rPr>
+          <w:rFonts w:ascii="Courier New" w:hAnsi="Courier New" w:cs="Courier New"/>
+          <w:color w:val="C57633"/>
+          <w:sz w:val="20"/>
+          <w:szCs w:val="20"/>
+        </w:rPr>
+        <w:t xml:space="preserve"> </w:t>
+      </w:r>
+      <w:r>
+        <w:rPr>
+          <w:rFonts w:ascii="Courier New" w:hAnsi="Courier New" w:cs="Courier New"/>
+          <w:color w:val="6AAB73"/>
+          <w:sz w:val="20"/>
+          <w:szCs w:val="20"/>
+        </w:rPr>
+        <w:t>"</w:t>
+      </w:r>
+      <w:proofErr w:type="spellStart"/>
+      <w:r>
+        <w:rPr>
+          <w:rFonts w:ascii="Courier New" w:hAnsi="Courier New" w:cs="Courier New"/>
+          <w:color w:val="6AAB73"/>
+          <w:sz w:val="20"/>
+          <w:szCs w:val="20"/>
+        </w:rPr>
+        <w:t>workingCopy</w:t>
+      </w:r>
+      <w:proofErr w:type="spellEnd"/>
+      <w:r>
+        <w:rPr>
+          <w:rFonts w:ascii="Courier New" w:hAnsi="Courier New" w:cs="Courier New"/>
+          <w:color w:val="6AAB73"/>
+          <w:sz w:val="20"/>
+          <w:szCs w:val="20"/>
+        </w:rPr>
+        <w:t xml:space="preserve">" </w:t>
       </w:r>
       <w:r>
         <w:rPr>
@@ -3937,14 +4748,25 @@
         </w:rPr>
         <w:t xml:space="preserve">|| </w:t>
       </w:r>
-      <w:r>
-        <w:rPr>
-          <w:rFonts w:ascii="Courier New" w:hAnsi="Courier New" w:cs="Courier New"/>
-          <w:color w:val="C57633"/>
-          <w:sz w:val="20"/>
-          <w:szCs w:val="20"/>
-        </w:rPr>
-        <w:t xml:space="preserve">exit </w:t>
+      <w:proofErr w:type="spellStart"/>
+      <w:r>
+        <w:rPr>
+          <w:rFonts w:ascii="Courier New" w:hAnsi="Courier New" w:cs="Courier New"/>
+          <w:color w:val="C57633"/>
+          <w:sz w:val="20"/>
+          <w:szCs w:val="20"/>
+        </w:rPr>
+        <w:t>exit</w:t>
+      </w:r>
+      <w:proofErr w:type="spellEnd"/>
+      <w:r>
+        <w:rPr>
+          <w:rFonts w:ascii="Courier New" w:hAnsi="Courier New" w:cs="Courier New"/>
+          <w:color w:val="C57633"/>
+          <w:sz w:val="20"/>
+          <w:szCs w:val="20"/>
+        </w:rPr>
+        <w:t xml:space="preserve"> </w:t>
       </w:r>
       <w:r>
         <w:rPr>
@@ -3974,14 +4796,25 @@
         <w:lastRenderedPageBreak/>
         <w:br/>
       </w:r>
-      <w:r>
-        <w:rPr>
-          <w:rFonts w:ascii="Courier New" w:hAnsi="Courier New" w:cs="Courier New"/>
-          <w:color w:val="C57633"/>
-          <w:sz w:val="20"/>
-          <w:szCs w:val="20"/>
-        </w:rPr>
-        <w:t xml:space="preserve">unzip </w:t>
+      <w:proofErr w:type="spellStart"/>
+      <w:r>
+        <w:rPr>
+          <w:rFonts w:ascii="Courier New" w:hAnsi="Courier New" w:cs="Courier New"/>
+          <w:color w:val="C57633"/>
+          <w:sz w:val="20"/>
+          <w:szCs w:val="20"/>
+        </w:rPr>
+        <w:t>unzip</w:t>
+      </w:r>
+      <w:proofErr w:type="spellEnd"/>
+      <w:r>
+        <w:rPr>
+          <w:rFonts w:ascii="Courier New" w:hAnsi="Courier New" w:cs="Courier New"/>
+          <w:color w:val="C57633"/>
+          <w:sz w:val="20"/>
+          <w:szCs w:val="20"/>
+        </w:rPr>
+        <w:t xml:space="preserve"> </w:t>
       </w:r>
       <w:r>
         <w:rPr>
@@ -4044,7 +4877,27 @@
           <w:sz w:val="20"/>
           <w:szCs w:val="20"/>
         </w:rPr>
-        <w:t>"src"</w:t>
+        <w:t>"</w:t>
+      </w:r>
+      <w:proofErr w:type="spellStart"/>
+      <w:r>
+        <w:rPr>
+          <w:rFonts w:ascii="Courier New" w:hAnsi="Courier New" w:cs="Courier New"/>
+          <w:color w:val="6AAB73"/>
+          <w:sz w:val="20"/>
+          <w:szCs w:val="20"/>
+        </w:rPr>
+        <w:t>src</w:t>
+      </w:r>
+      <w:proofErr w:type="spellEnd"/>
+      <w:r>
+        <w:rPr>
+          <w:rFonts w:ascii="Courier New" w:hAnsi="Courier New" w:cs="Courier New"/>
+          <w:color w:val="6AAB73"/>
+          <w:sz w:val="20"/>
+          <w:szCs w:val="20"/>
+        </w:rPr>
+        <w:t>"</w:t>
       </w:r>
       <w:r>
         <w:rPr>
@@ -4055,23 +4908,45 @@
         </w:rPr>
         <w:br/>
       </w:r>
-      <w:r>
-        <w:rPr>
-          <w:rFonts w:ascii="Courier New" w:hAnsi="Courier New" w:cs="Courier New"/>
-          <w:color w:val="C57633"/>
-          <w:sz w:val="20"/>
-          <w:szCs w:val="20"/>
-        </w:rPr>
-        <w:t xml:space="preserve">svn </w:t>
-      </w:r>
-      <w:r>
-        <w:rPr>
-          <w:rFonts w:ascii="Courier New" w:hAnsi="Courier New" w:cs="Courier New"/>
-          <w:color w:val="BCBEC4"/>
-          <w:sz w:val="20"/>
-          <w:szCs w:val="20"/>
-        </w:rPr>
-        <w:t>add *</w:t>
+      <w:proofErr w:type="spellStart"/>
+      <w:r>
+        <w:rPr>
+          <w:rFonts w:ascii="Courier New" w:hAnsi="Courier New" w:cs="Courier New"/>
+          <w:color w:val="C57633"/>
+          <w:sz w:val="20"/>
+          <w:szCs w:val="20"/>
+        </w:rPr>
+        <w:t>svn</w:t>
+      </w:r>
+      <w:proofErr w:type="spellEnd"/>
+      <w:r>
+        <w:rPr>
+          <w:rFonts w:ascii="Courier New" w:hAnsi="Courier New" w:cs="Courier New"/>
+          <w:color w:val="C57633"/>
+          <w:sz w:val="20"/>
+          <w:szCs w:val="20"/>
+        </w:rPr>
+        <w:t xml:space="preserve"> </w:t>
+      </w:r>
+      <w:proofErr w:type="spellStart"/>
+      <w:r>
+        <w:rPr>
+          <w:rFonts w:ascii="Courier New" w:hAnsi="Courier New" w:cs="Courier New"/>
+          <w:color w:val="BCBEC4"/>
+          <w:sz w:val="20"/>
+          <w:szCs w:val="20"/>
+        </w:rPr>
+        <w:t>add</w:t>
+      </w:r>
+      <w:proofErr w:type="spellEnd"/>
+      <w:r>
+        <w:rPr>
+          <w:rFonts w:ascii="Courier New" w:hAnsi="Courier New" w:cs="Courier New"/>
+          <w:color w:val="BCBEC4"/>
+          <w:sz w:val="20"/>
+          <w:szCs w:val="20"/>
+        </w:rPr>
+        <w:t xml:space="preserve"> *</w:t>
       </w:r>
       <w:r>
         <w:rPr>
@@ -4082,23 +4957,45 @@
         </w:rPr>
         <w:br/>
       </w:r>
-      <w:r>
-        <w:rPr>
-          <w:rFonts w:ascii="Courier New" w:hAnsi="Courier New" w:cs="Courier New"/>
-          <w:color w:val="C57633"/>
-          <w:sz w:val="20"/>
-          <w:szCs w:val="20"/>
-        </w:rPr>
-        <w:t xml:space="preserve">svn </w:t>
-      </w:r>
-      <w:r>
-        <w:rPr>
-          <w:rFonts w:ascii="Courier New" w:hAnsi="Courier New" w:cs="Courier New"/>
-          <w:color w:val="BCBEC4"/>
-          <w:sz w:val="20"/>
-          <w:szCs w:val="20"/>
-        </w:rPr>
-        <w:t xml:space="preserve">commit -m </w:t>
+      <w:proofErr w:type="spellStart"/>
+      <w:r>
+        <w:rPr>
+          <w:rFonts w:ascii="Courier New" w:hAnsi="Courier New" w:cs="Courier New"/>
+          <w:color w:val="C57633"/>
+          <w:sz w:val="20"/>
+          <w:szCs w:val="20"/>
+        </w:rPr>
+        <w:t>svn</w:t>
+      </w:r>
+      <w:proofErr w:type="spellEnd"/>
+      <w:r>
+        <w:rPr>
+          <w:rFonts w:ascii="Courier New" w:hAnsi="Courier New" w:cs="Courier New"/>
+          <w:color w:val="C57633"/>
+          <w:sz w:val="20"/>
+          <w:szCs w:val="20"/>
+        </w:rPr>
+        <w:t xml:space="preserve"> </w:t>
+      </w:r>
+      <w:proofErr w:type="spellStart"/>
+      <w:r>
+        <w:rPr>
+          <w:rFonts w:ascii="Courier New" w:hAnsi="Courier New" w:cs="Courier New"/>
+          <w:color w:val="BCBEC4"/>
+          <w:sz w:val="20"/>
+          <w:szCs w:val="20"/>
+        </w:rPr>
+        <w:t>commit</w:t>
+      </w:r>
+      <w:proofErr w:type="spellEnd"/>
+      <w:r>
+        <w:rPr>
+          <w:rFonts w:ascii="Courier New" w:hAnsi="Courier New" w:cs="Courier New"/>
+          <w:color w:val="BCBEC4"/>
+          <w:sz w:val="20"/>
+          <w:szCs w:val="20"/>
+        </w:rPr>
+        <w:t xml:space="preserve"> -m </w:t>
       </w:r>
       <w:r>
         <w:rPr>
@@ -4116,7 +5013,27 @@
           <w:sz w:val="20"/>
           <w:szCs w:val="20"/>
         </w:rPr>
-        <w:t>--username=</w:t>
+        <w:t>--</w:t>
+      </w:r>
+      <w:proofErr w:type="spellStart"/>
+      <w:r>
+        <w:rPr>
+          <w:rFonts w:ascii="Courier New" w:hAnsi="Courier New" w:cs="Courier New"/>
+          <w:color w:val="BCBEC4"/>
+          <w:sz w:val="20"/>
+          <w:szCs w:val="20"/>
+        </w:rPr>
+        <w:t>username</w:t>
+      </w:r>
+      <w:proofErr w:type="spellEnd"/>
+      <w:r>
+        <w:rPr>
+          <w:rFonts w:ascii="Courier New" w:hAnsi="Courier New" w:cs="Courier New"/>
+          <w:color w:val="BCBEC4"/>
+          <w:sz w:val="20"/>
+          <w:szCs w:val="20"/>
+        </w:rPr>
+        <w:t>=</w:t>
       </w:r>
       <w:r>
         <w:rPr>
@@ -4145,14 +5062,25 @@
         </w:rPr>
         <w:br/>
       </w:r>
-      <w:r>
-        <w:rPr>
-          <w:rFonts w:ascii="Courier New" w:hAnsi="Courier New" w:cs="Courier New"/>
-          <w:color w:val="C57633"/>
-          <w:sz w:val="20"/>
-          <w:szCs w:val="20"/>
-        </w:rPr>
-        <w:t xml:space="preserve">unzip </w:t>
+      <w:proofErr w:type="spellStart"/>
+      <w:r>
+        <w:rPr>
+          <w:rFonts w:ascii="Courier New" w:hAnsi="Courier New" w:cs="Courier New"/>
+          <w:color w:val="C57633"/>
+          <w:sz w:val="20"/>
+          <w:szCs w:val="20"/>
+        </w:rPr>
+        <w:t>unzip</w:t>
+      </w:r>
+      <w:proofErr w:type="spellEnd"/>
+      <w:r>
+        <w:rPr>
+          <w:rFonts w:ascii="Courier New" w:hAnsi="Courier New" w:cs="Courier New"/>
+          <w:color w:val="C57633"/>
+          <w:sz w:val="20"/>
+          <w:szCs w:val="20"/>
+        </w:rPr>
+        <w:t xml:space="preserve"> </w:t>
       </w:r>
       <w:r>
         <w:rPr>
@@ -4215,7 +5143,27 @@
           <w:sz w:val="20"/>
           <w:szCs w:val="20"/>
         </w:rPr>
-        <w:t>"src"</w:t>
+        <w:t>"</w:t>
+      </w:r>
+      <w:proofErr w:type="spellStart"/>
+      <w:r>
+        <w:rPr>
+          <w:rFonts w:ascii="Courier New" w:hAnsi="Courier New" w:cs="Courier New"/>
+          <w:color w:val="6AAB73"/>
+          <w:sz w:val="20"/>
+          <w:szCs w:val="20"/>
+        </w:rPr>
+        <w:t>src</w:t>
+      </w:r>
+      <w:proofErr w:type="spellEnd"/>
+      <w:r>
+        <w:rPr>
+          <w:rFonts w:ascii="Courier New" w:hAnsi="Courier New" w:cs="Courier New"/>
+          <w:color w:val="6AAB73"/>
+          <w:sz w:val="20"/>
+          <w:szCs w:val="20"/>
+        </w:rPr>
+        <w:t>"</w:t>
       </w:r>
       <w:r>
         <w:rPr>
@@ -4226,23 +5174,45 @@
         </w:rPr>
         <w:br/>
       </w:r>
-      <w:r>
-        <w:rPr>
-          <w:rFonts w:ascii="Courier New" w:hAnsi="Courier New" w:cs="Courier New"/>
-          <w:color w:val="C57633"/>
-          <w:sz w:val="20"/>
-          <w:szCs w:val="20"/>
-        </w:rPr>
-        <w:t xml:space="preserve">svn </w:t>
-      </w:r>
-      <w:r>
-        <w:rPr>
-          <w:rFonts w:ascii="Courier New" w:hAnsi="Courier New" w:cs="Courier New"/>
-          <w:color w:val="BCBEC4"/>
-          <w:sz w:val="20"/>
-          <w:szCs w:val="20"/>
-        </w:rPr>
-        <w:t>add *</w:t>
+      <w:proofErr w:type="spellStart"/>
+      <w:r>
+        <w:rPr>
+          <w:rFonts w:ascii="Courier New" w:hAnsi="Courier New" w:cs="Courier New"/>
+          <w:color w:val="C57633"/>
+          <w:sz w:val="20"/>
+          <w:szCs w:val="20"/>
+        </w:rPr>
+        <w:t>svn</w:t>
+      </w:r>
+      <w:proofErr w:type="spellEnd"/>
+      <w:r>
+        <w:rPr>
+          <w:rFonts w:ascii="Courier New" w:hAnsi="Courier New" w:cs="Courier New"/>
+          <w:color w:val="C57633"/>
+          <w:sz w:val="20"/>
+          <w:szCs w:val="20"/>
+        </w:rPr>
+        <w:t xml:space="preserve"> </w:t>
+      </w:r>
+      <w:proofErr w:type="spellStart"/>
+      <w:r>
+        <w:rPr>
+          <w:rFonts w:ascii="Courier New" w:hAnsi="Courier New" w:cs="Courier New"/>
+          <w:color w:val="BCBEC4"/>
+          <w:sz w:val="20"/>
+          <w:szCs w:val="20"/>
+        </w:rPr>
+        <w:t>add</w:t>
+      </w:r>
+      <w:proofErr w:type="spellEnd"/>
+      <w:r>
+        <w:rPr>
+          <w:rFonts w:ascii="Courier New" w:hAnsi="Courier New" w:cs="Courier New"/>
+          <w:color w:val="BCBEC4"/>
+          <w:sz w:val="20"/>
+          <w:szCs w:val="20"/>
+        </w:rPr>
+        <w:t xml:space="preserve"> *</w:t>
       </w:r>
       <w:r>
         <w:rPr>
@@ -4253,23 +5223,45 @@
         </w:rPr>
         <w:br/>
       </w:r>
-      <w:r>
-        <w:rPr>
-          <w:rFonts w:ascii="Courier New" w:hAnsi="Courier New" w:cs="Courier New"/>
-          <w:color w:val="C57633"/>
-          <w:sz w:val="20"/>
-          <w:szCs w:val="20"/>
-        </w:rPr>
-        <w:t xml:space="preserve">svn </w:t>
-      </w:r>
-      <w:r>
-        <w:rPr>
-          <w:rFonts w:ascii="Courier New" w:hAnsi="Courier New" w:cs="Courier New"/>
-          <w:color w:val="BCBEC4"/>
-          <w:sz w:val="20"/>
-          <w:szCs w:val="20"/>
-        </w:rPr>
-        <w:t xml:space="preserve">commit -m </w:t>
+      <w:proofErr w:type="spellStart"/>
+      <w:r>
+        <w:rPr>
+          <w:rFonts w:ascii="Courier New" w:hAnsi="Courier New" w:cs="Courier New"/>
+          <w:color w:val="C57633"/>
+          <w:sz w:val="20"/>
+          <w:szCs w:val="20"/>
+        </w:rPr>
+        <w:t>svn</w:t>
+      </w:r>
+      <w:proofErr w:type="spellEnd"/>
+      <w:r>
+        <w:rPr>
+          <w:rFonts w:ascii="Courier New" w:hAnsi="Courier New" w:cs="Courier New"/>
+          <w:color w:val="C57633"/>
+          <w:sz w:val="20"/>
+          <w:szCs w:val="20"/>
+        </w:rPr>
+        <w:t xml:space="preserve"> </w:t>
+      </w:r>
+      <w:proofErr w:type="spellStart"/>
+      <w:r>
+        <w:rPr>
+          <w:rFonts w:ascii="Courier New" w:hAnsi="Courier New" w:cs="Courier New"/>
+          <w:color w:val="BCBEC4"/>
+          <w:sz w:val="20"/>
+          <w:szCs w:val="20"/>
+        </w:rPr>
+        <w:t>commit</w:t>
+      </w:r>
+      <w:proofErr w:type="spellEnd"/>
+      <w:r>
+        <w:rPr>
+          <w:rFonts w:ascii="Courier New" w:hAnsi="Courier New" w:cs="Courier New"/>
+          <w:color w:val="BCBEC4"/>
+          <w:sz w:val="20"/>
+          <w:szCs w:val="20"/>
+        </w:rPr>
+        <w:t xml:space="preserve"> -m </w:t>
       </w:r>
       <w:r>
         <w:rPr>
@@ -4287,7 +5279,27 @@
           <w:sz w:val="20"/>
           <w:szCs w:val="20"/>
         </w:rPr>
-        <w:t>--username=</w:t>
+        <w:t>--</w:t>
+      </w:r>
+      <w:proofErr w:type="spellStart"/>
+      <w:r>
+        <w:rPr>
+          <w:rFonts w:ascii="Courier New" w:hAnsi="Courier New" w:cs="Courier New"/>
+          <w:color w:val="BCBEC4"/>
+          <w:sz w:val="20"/>
+          <w:szCs w:val="20"/>
+        </w:rPr>
+        <w:t>username</w:t>
+      </w:r>
+      <w:proofErr w:type="spellEnd"/>
+      <w:r>
+        <w:rPr>
+          <w:rFonts w:ascii="Courier New" w:hAnsi="Courier New" w:cs="Courier New"/>
+          <w:color w:val="BCBEC4"/>
+          <w:sz w:val="20"/>
+          <w:szCs w:val="20"/>
+        </w:rPr>
+        <w:t>=</w:t>
       </w:r>
       <w:r>
         <w:rPr>
@@ -4316,14 +5328,25 @@
         </w:rPr>
         <w:br/>
       </w:r>
-      <w:r>
-        <w:rPr>
-          <w:rFonts w:ascii="Courier New" w:hAnsi="Courier New" w:cs="Courier New"/>
-          <w:color w:val="C57633"/>
-          <w:sz w:val="20"/>
-          <w:szCs w:val="20"/>
-        </w:rPr>
-        <w:t xml:space="preserve">unzip </w:t>
+      <w:proofErr w:type="spellStart"/>
+      <w:r>
+        <w:rPr>
+          <w:rFonts w:ascii="Courier New" w:hAnsi="Courier New" w:cs="Courier New"/>
+          <w:color w:val="C57633"/>
+          <w:sz w:val="20"/>
+          <w:szCs w:val="20"/>
+        </w:rPr>
+        <w:t>unzip</w:t>
+      </w:r>
+      <w:proofErr w:type="spellEnd"/>
+      <w:r>
+        <w:rPr>
+          <w:rFonts w:ascii="Courier New" w:hAnsi="Courier New" w:cs="Courier New"/>
+          <w:color w:val="C57633"/>
+          <w:sz w:val="20"/>
+          <w:szCs w:val="20"/>
+        </w:rPr>
+        <w:t xml:space="preserve"> </w:t>
       </w:r>
       <w:r>
         <w:rPr>
@@ -4386,7 +5409,27 @@
           <w:sz w:val="20"/>
           <w:szCs w:val="20"/>
         </w:rPr>
-        <w:t>"src"</w:t>
+        <w:t>"</w:t>
+      </w:r>
+      <w:proofErr w:type="spellStart"/>
+      <w:r>
+        <w:rPr>
+          <w:rFonts w:ascii="Courier New" w:hAnsi="Courier New" w:cs="Courier New"/>
+          <w:color w:val="6AAB73"/>
+          <w:sz w:val="20"/>
+          <w:szCs w:val="20"/>
+        </w:rPr>
+        <w:t>src</w:t>
+      </w:r>
+      <w:proofErr w:type="spellEnd"/>
+      <w:r>
+        <w:rPr>
+          <w:rFonts w:ascii="Courier New" w:hAnsi="Courier New" w:cs="Courier New"/>
+          <w:color w:val="6AAB73"/>
+          <w:sz w:val="20"/>
+          <w:szCs w:val="20"/>
+        </w:rPr>
+        <w:t>"</w:t>
       </w:r>
       <w:r>
         <w:rPr>
@@ -4397,23 +5440,45 @@
         </w:rPr>
         <w:br/>
       </w:r>
-      <w:r>
-        <w:rPr>
-          <w:rFonts w:ascii="Courier New" w:hAnsi="Courier New" w:cs="Courier New"/>
-          <w:color w:val="C57633"/>
-          <w:sz w:val="20"/>
-          <w:szCs w:val="20"/>
-        </w:rPr>
-        <w:t xml:space="preserve">svn </w:t>
-      </w:r>
-      <w:r>
-        <w:rPr>
-          <w:rFonts w:ascii="Courier New" w:hAnsi="Courier New" w:cs="Courier New"/>
-          <w:color w:val="BCBEC4"/>
-          <w:sz w:val="20"/>
-          <w:szCs w:val="20"/>
-        </w:rPr>
-        <w:t>add *</w:t>
+      <w:proofErr w:type="spellStart"/>
+      <w:r>
+        <w:rPr>
+          <w:rFonts w:ascii="Courier New" w:hAnsi="Courier New" w:cs="Courier New"/>
+          <w:color w:val="C57633"/>
+          <w:sz w:val="20"/>
+          <w:szCs w:val="20"/>
+        </w:rPr>
+        <w:t>svn</w:t>
+      </w:r>
+      <w:proofErr w:type="spellEnd"/>
+      <w:r>
+        <w:rPr>
+          <w:rFonts w:ascii="Courier New" w:hAnsi="Courier New" w:cs="Courier New"/>
+          <w:color w:val="C57633"/>
+          <w:sz w:val="20"/>
+          <w:szCs w:val="20"/>
+        </w:rPr>
+        <w:t xml:space="preserve"> </w:t>
+      </w:r>
+      <w:proofErr w:type="spellStart"/>
+      <w:r>
+        <w:rPr>
+          <w:rFonts w:ascii="Courier New" w:hAnsi="Courier New" w:cs="Courier New"/>
+          <w:color w:val="BCBEC4"/>
+          <w:sz w:val="20"/>
+          <w:szCs w:val="20"/>
+        </w:rPr>
+        <w:t>add</w:t>
+      </w:r>
+      <w:proofErr w:type="spellEnd"/>
+      <w:r>
+        <w:rPr>
+          <w:rFonts w:ascii="Courier New" w:hAnsi="Courier New" w:cs="Courier New"/>
+          <w:color w:val="BCBEC4"/>
+          <w:sz w:val="20"/>
+          <w:szCs w:val="20"/>
+        </w:rPr>
+        <w:t xml:space="preserve"> *</w:t>
       </w:r>
       <w:r>
         <w:rPr>
@@ -4424,23 +5489,45 @@
         </w:rPr>
         <w:br/>
       </w:r>
-      <w:r>
-        <w:rPr>
-          <w:rFonts w:ascii="Courier New" w:hAnsi="Courier New" w:cs="Courier New"/>
-          <w:color w:val="C57633"/>
-          <w:sz w:val="20"/>
-          <w:szCs w:val="20"/>
-        </w:rPr>
-        <w:t xml:space="preserve">svn </w:t>
-      </w:r>
-      <w:r>
-        <w:rPr>
-          <w:rFonts w:ascii="Courier New" w:hAnsi="Courier New" w:cs="Courier New"/>
-          <w:color w:val="BCBEC4"/>
-          <w:sz w:val="20"/>
-          <w:szCs w:val="20"/>
-        </w:rPr>
-        <w:t xml:space="preserve">commit -m </w:t>
+      <w:proofErr w:type="spellStart"/>
+      <w:r>
+        <w:rPr>
+          <w:rFonts w:ascii="Courier New" w:hAnsi="Courier New" w:cs="Courier New"/>
+          <w:color w:val="C57633"/>
+          <w:sz w:val="20"/>
+          <w:szCs w:val="20"/>
+        </w:rPr>
+        <w:t>svn</w:t>
+      </w:r>
+      <w:proofErr w:type="spellEnd"/>
+      <w:r>
+        <w:rPr>
+          <w:rFonts w:ascii="Courier New" w:hAnsi="Courier New" w:cs="Courier New"/>
+          <w:color w:val="C57633"/>
+          <w:sz w:val="20"/>
+          <w:szCs w:val="20"/>
+        </w:rPr>
+        <w:t xml:space="preserve"> </w:t>
+      </w:r>
+      <w:proofErr w:type="spellStart"/>
+      <w:r>
+        <w:rPr>
+          <w:rFonts w:ascii="Courier New" w:hAnsi="Courier New" w:cs="Courier New"/>
+          <w:color w:val="BCBEC4"/>
+          <w:sz w:val="20"/>
+          <w:szCs w:val="20"/>
+        </w:rPr>
+        <w:t>commit</w:t>
+      </w:r>
+      <w:proofErr w:type="spellEnd"/>
+      <w:r>
+        <w:rPr>
+          <w:rFonts w:ascii="Courier New" w:hAnsi="Courier New" w:cs="Courier New"/>
+          <w:color w:val="BCBEC4"/>
+          <w:sz w:val="20"/>
+          <w:szCs w:val="20"/>
+        </w:rPr>
+        <w:t xml:space="preserve"> -m </w:t>
       </w:r>
       <w:r>
         <w:rPr>
@@ -4458,7 +5545,27 @@
           <w:sz w:val="20"/>
           <w:szCs w:val="20"/>
         </w:rPr>
-        <w:t>--username=</w:t>
+        <w:t>--</w:t>
+      </w:r>
+      <w:proofErr w:type="spellStart"/>
+      <w:r>
+        <w:rPr>
+          <w:rFonts w:ascii="Courier New" w:hAnsi="Courier New" w:cs="Courier New"/>
+          <w:color w:val="BCBEC4"/>
+          <w:sz w:val="20"/>
+          <w:szCs w:val="20"/>
+        </w:rPr>
+        <w:t>username</w:t>
+      </w:r>
+      <w:proofErr w:type="spellEnd"/>
+      <w:r>
+        <w:rPr>
+          <w:rFonts w:ascii="Courier New" w:hAnsi="Courier New" w:cs="Courier New"/>
+          <w:color w:val="BCBEC4"/>
+          <w:sz w:val="20"/>
+          <w:szCs w:val="20"/>
+        </w:rPr>
+        <w:t>=</w:t>
       </w:r>
       <w:r>
         <w:rPr>
@@ -4487,14 +5594,25 @@
         </w:rPr>
         <w:br/>
       </w:r>
-      <w:r>
-        <w:rPr>
-          <w:rFonts w:ascii="Courier New" w:hAnsi="Courier New" w:cs="Courier New"/>
-          <w:color w:val="C57633"/>
-          <w:sz w:val="20"/>
-          <w:szCs w:val="20"/>
-        </w:rPr>
-        <w:t xml:space="preserve">unzip </w:t>
+      <w:proofErr w:type="spellStart"/>
+      <w:r>
+        <w:rPr>
+          <w:rFonts w:ascii="Courier New" w:hAnsi="Courier New" w:cs="Courier New"/>
+          <w:color w:val="C57633"/>
+          <w:sz w:val="20"/>
+          <w:szCs w:val="20"/>
+        </w:rPr>
+        <w:t>unzip</w:t>
+      </w:r>
+      <w:proofErr w:type="spellEnd"/>
+      <w:r>
+        <w:rPr>
+          <w:rFonts w:ascii="Courier New" w:hAnsi="Courier New" w:cs="Courier New"/>
+          <w:color w:val="C57633"/>
+          <w:sz w:val="20"/>
+          <w:szCs w:val="20"/>
+        </w:rPr>
+        <w:t xml:space="preserve"> </w:t>
       </w:r>
       <w:r>
         <w:rPr>
@@ -4557,7 +5675,27 @@
           <w:sz w:val="20"/>
           <w:szCs w:val="20"/>
         </w:rPr>
-        <w:t>"src"</w:t>
+        <w:t>"</w:t>
+      </w:r>
+      <w:proofErr w:type="spellStart"/>
+      <w:r>
+        <w:rPr>
+          <w:rFonts w:ascii="Courier New" w:hAnsi="Courier New" w:cs="Courier New"/>
+          <w:color w:val="6AAB73"/>
+          <w:sz w:val="20"/>
+          <w:szCs w:val="20"/>
+        </w:rPr>
+        <w:t>src</w:t>
+      </w:r>
+      <w:proofErr w:type="spellEnd"/>
+      <w:r>
+        <w:rPr>
+          <w:rFonts w:ascii="Courier New" w:hAnsi="Courier New" w:cs="Courier New"/>
+          <w:color w:val="6AAB73"/>
+          <w:sz w:val="20"/>
+          <w:szCs w:val="20"/>
+        </w:rPr>
+        <w:t>"</w:t>
       </w:r>
       <w:r>
         <w:rPr>
@@ -4568,23 +5706,45 @@
         </w:rPr>
         <w:br/>
       </w:r>
-      <w:r>
-        <w:rPr>
-          <w:rFonts w:ascii="Courier New" w:hAnsi="Courier New" w:cs="Courier New"/>
-          <w:color w:val="C57633"/>
-          <w:sz w:val="20"/>
-          <w:szCs w:val="20"/>
-        </w:rPr>
-        <w:t xml:space="preserve">svn </w:t>
-      </w:r>
-      <w:r>
-        <w:rPr>
-          <w:rFonts w:ascii="Courier New" w:hAnsi="Courier New" w:cs="Courier New"/>
-          <w:color w:val="BCBEC4"/>
-          <w:sz w:val="20"/>
-          <w:szCs w:val="20"/>
-        </w:rPr>
-        <w:t>add *</w:t>
+      <w:proofErr w:type="spellStart"/>
+      <w:r>
+        <w:rPr>
+          <w:rFonts w:ascii="Courier New" w:hAnsi="Courier New" w:cs="Courier New"/>
+          <w:color w:val="C57633"/>
+          <w:sz w:val="20"/>
+          <w:szCs w:val="20"/>
+        </w:rPr>
+        <w:t>svn</w:t>
+      </w:r>
+      <w:proofErr w:type="spellEnd"/>
+      <w:r>
+        <w:rPr>
+          <w:rFonts w:ascii="Courier New" w:hAnsi="Courier New" w:cs="Courier New"/>
+          <w:color w:val="C57633"/>
+          <w:sz w:val="20"/>
+          <w:szCs w:val="20"/>
+        </w:rPr>
+        <w:t xml:space="preserve"> </w:t>
+      </w:r>
+      <w:proofErr w:type="spellStart"/>
+      <w:r>
+        <w:rPr>
+          <w:rFonts w:ascii="Courier New" w:hAnsi="Courier New" w:cs="Courier New"/>
+          <w:color w:val="BCBEC4"/>
+          <w:sz w:val="20"/>
+          <w:szCs w:val="20"/>
+        </w:rPr>
+        <w:t>add</w:t>
+      </w:r>
+      <w:proofErr w:type="spellEnd"/>
+      <w:r>
+        <w:rPr>
+          <w:rFonts w:ascii="Courier New" w:hAnsi="Courier New" w:cs="Courier New"/>
+          <w:color w:val="BCBEC4"/>
+          <w:sz w:val="20"/>
+          <w:szCs w:val="20"/>
+        </w:rPr>
+        <w:t xml:space="preserve"> *</w:t>
       </w:r>
       <w:r>
         <w:rPr>
@@ -4595,23 +5755,45 @@
         </w:rPr>
         <w:br/>
       </w:r>
-      <w:r>
-        <w:rPr>
-          <w:rFonts w:ascii="Courier New" w:hAnsi="Courier New" w:cs="Courier New"/>
-          <w:color w:val="C57633"/>
-          <w:sz w:val="20"/>
-          <w:szCs w:val="20"/>
-        </w:rPr>
-        <w:t xml:space="preserve">svn </w:t>
-      </w:r>
-      <w:r>
-        <w:rPr>
-          <w:rFonts w:ascii="Courier New" w:hAnsi="Courier New" w:cs="Courier New"/>
-          <w:color w:val="BCBEC4"/>
-          <w:sz w:val="20"/>
-          <w:szCs w:val="20"/>
-        </w:rPr>
-        <w:t xml:space="preserve">commit -m </w:t>
+      <w:proofErr w:type="spellStart"/>
+      <w:r>
+        <w:rPr>
+          <w:rFonts w:ascii="Courier New" w:hAnsi="Courier New" w:cs="Courier New"/>
+          <w:color w:val="C57633"/>
+          <w:sz w:val="20"/>
+          <w:szCs w:val="20"/>
+        </w:rPr>
+        <w:t>svn</w:t>
+      </w:r>
+      <w:proofErr w:type="spellEnd"/>
+      <w:r>
+        <w:rPr>
+          <w:rFonts w:ascii="Courier New" w:hAnsi="Courier New" w:cs="Courier New"/>
+          <w:color w:val="C57633"/>
+          <w:sz w:val="20"/>
+          <w:szCs w:val="20"/>
+        </w:rPr>
+        <w:t xml:space="preserve"> </w:t>
+      </w:r>
+      <w:proofErr w:type="spellStart"/>
+      <w:r>
+        <w:rPr>
+          <w:rFonts w:ascii="Courier New" w:hAnsi="Courier New" w:cs="Courier New"/>
+          <w:color w:val="BCBEC4"/>
+          <w:sz w:val="20"/>
+          <w:szCs w:val="20"/>
+        </w:rPr>
+        <w:t>commit</w:t>
+      </w:r>
+      <w:proofErr w:type="spellEnd"/>
+      <w:r>
+        <w:rPr>
+          <w:rFonts w:ascii="Courier New" w:hAnsi="Courier New" w:cs="Courier New"/>
+          <w:color w:val="BCBEC4"/>
+          <w:sz w:val="20"/>
+          <w:szCs w:val="20"/>
+        </w:rPr>
+        <w:t xml:space="preserve"> -m </w:t>
       </w:r>
       <w:r>
         <w:rPr>
@@ -4629,7 +5811,27 @@
           <w:sz w:val="20"/>
           <w:szCs w:val="20"/>
         </w:rPr>
-        <w:t>--username=</w:t>
+        <w:t>--</w:t>
+      </w:r>
+      <w:proofErr w:type="spellStart"/>
+      <w:r>
+        <w:rPr>
+          <w:rFonts w:ascii="Courier New" w:hAnsi="Courier New" w:cs="Courier New"/>
+          <w:color w:val="BCBEC4"/>
+          <w:sz w:val="20"/>
+          <w:szCs w:val="20"/>
+        </w:rPr>
+        <w:t>username</w:t>
+      </w:r>
+      <w:proofErr w:type="spellEnd"/>
+      <w:r>
+        <w:rPr>
+          <w:rFonts w:ascii="Courier New" w:hAnsi="Courier New" w:cs="Courier New"/>
+          <w:color w:val="BCBEC4"/>
+          <w:sz w:val="20"/>
+          <w:szCs w:val="20"/>
+        </w:rPr>
+        <w:t>=</w:t>
       </w:r>
       <w:r>
         <w:rPr>
@@ -4658,23 +5860,45 @@
         </w:rPr>
         <w:br/>
       </w:r>
-      <w:r>
-        <w:rPr>
-          <w:rFonts w:ascii="Courier New" w:hAnsi="Courier New" w:cs="Courier New"/>
-          <w:color w:val="C57633"/>
-          <w:sz w:val="20"/>
-          <w:szCs w:val="20"/>
-        </w:rPr>
-        <w:t xml:space="preserve">svn </w:t>
-      </w:r>
-      <w:r>
-        <w:rPr>
-          <w:rFonts w:ascii="Courier New" w:hAnsi="Courier New" w:cs="Courier New"/>
-          <w:color w:val="BCBEC4"/>
-          <w:sz w:val="20"/>
-          <w:szCs w:val="20"/>
-        </w:rPr>
-        <w:t xml:space="preserve">copy </w:t>
+      <w:proofErr w:type="spellStart"/>
+      <w:r>
+        <w:rPr>
+          <w:rFonts w:ascii="Courier New" w:hAnsi="Courier New" w:cs="Courier New"/>
+          <w:color w:val="C57633"/>
+          <w:sz w:val="20"/>
+          <w:szCs w:val="20"/>
+        </w:rPr>
+        <w:t>svn</w:t>
+      </w:r>
+      <w:proofErr w:type="spellEnd"/>
+      <w:r>
+        <w:rPr>
+          <w:rFonts w:ascii="Courier New" w:hAnsi="Courier New" w:cs="Courier New"/>
+          <w:color w:val="C57633"/>
+          <w:sz w:val="20"/>
+          <w:szCs w:val="20"/>
+        </w:rPr>
+        <w:t xml:space="preserve"> </w:t>
+      </w:r>
+      <w:proofErr w:type="spellStart"/>
+      <w:r>
+        <w:rPr>
+          <w:rFonts w:ascii="Courier New" w:hAnsi="Courier New" w:cs="Courier New"/>
+          <w:color w:val="BCBEC4"/>
+          <w:sz w:val="20"/>
+          <w:szCs w:val="20"/>
+        </w:rPr>
+        <w:t>copy</w:t>
+      </w:r>
+      <w:proofErr w:type="spellEnd"/>
+      <w:r>
+        <w:rPr>
+          <w:rFonts w:ascii="Courier New" w:hAnsi="Courier New" w:cs="Courier New"/>
+          <w:color w:val="BCBEC4"/>
+          <w:sz w:val="20"/>
+          <w:szCs w:val="20"/>
+        </w:rPr>
+        <w:t xml:space="preserve"> </w:t>
       </w:r>
       <w:r>
         <w:rPr>
@@ -4737,7 +5961,67 @@
           <w:sz w:val="20"/>
           <w:szCs w:val="20"/>
         </w:rPr>
-        <w:t>"creating altRed branch"</w:t>
+        <w:t>"</w:t>
+      </w:r>
+      <w:proofErr w:type="spellStart"/>
+      <w:r>
+        <w:rPr>
+          <w:rFonts w:ascii="Courier New" w:hAnsi="Courier New" w:cs="Courier New"/>
+          <w:color w:val="6AAB73"/>
+          <w:sz w:val="20"/>
+          <w:szCs w:val="20"/>
+        </w:rPr>
+        <w:t>creating</w:t>
+      </w:r>
+      <w:proofErr w:type="spellEnd"/>
+      <w:r>
+        <w:rPr>
+          <w:rFonts w:ascii="Courier New" w:hAnsi="Courier New" w:cs="Courier New"/>
+          <w:color w:val="6AAB73"/>
+          <w:sz w:val="20"/>
+          <w:szCs w:val="20"/>
+        </w:rPr>
+        <w:t xml:space="preserve"> </w:t>
+      </w:r>
+      <w:proofErr w:type="spellStart"/>
+      <w:r>
+        <w:rPr>
+          <w:rFonts w:ascii="Courier New" w:hAnsi="Courier New" w:cs="Courier New"/>
+          <w:color w:val="6AAB73"/>
+          <w:sz w:val="20"/>
+          <w:szCs w:val="20"/>
+        </w:rPr>
+        <w:t>altRed</w:t>
+      </w:r>
+      <w:proofErr w:type="spellEnd"/>
+      <w:r>
+        <w:rPr>
+          <w:rFonts w:ascii="Courier New" w:hAnsi="Courier New" w:cs="Courier New"/>
+          <w:color w:val="6AAB73"/>
+          <w:sz w:val="20"/>
+          <w:szCs w:val="20"/>
+        </w:rPr>
+        <w:t xml:space="preserve"> </w:t>
+      </w:r>
+      <w:proofErr w:type="spellStart"/>
+      <w:r>
+        <w:rPr>
+          <w:rFonts w:ascii="Courier New" w:hAnsi="Courier New" w:cs="Courier New"/>
+          <w:color w:val="6AAB73"/>
+          <w:sz w:val="20"/>
+          <w:szCs w:val="20"/>
+        </w:rPr>
+        <w:t>branch</w:t>
+      </w:r>
+      <w:proofErr w:type="spellEnd"/>
+      <w:r>
+        <w:rPr>
+          <w:rFonts w:ascii="Courier New" w:hAnsi="Courier New" w:cs="Courier New"/>
+          <w:color w:val="6AAB73"/>
+          <w:sz w:val="20"/>
+          <w:szCs w:val="20"/>
+        </w:rPr>
+        <w:t>"</w:t>
       </w:r>
       <w:r>
         <w:rPr>
@@ -4748,23 +6032,45 @@
         </w:rPr>
         <w:br/>
       </w:r>
-      <w:r>
-        <w:rPr>
-          <w:rFonts w:ascii="Courier New" w:hAnsi="Courier New" w:cs="Courier New"/>
-          <w:color w:val="C57633"/>
-          <w:sz w:val="20"/>
-          <w:szCs w:val="20"/>
-        </w:rPr>
-        <w:t xml:space="preserve">svn </w:t>
-      </w:r>
-      <w:r>
-        <w:rPr>
-          <w:rFonts w:ascii="Courier New" w:hAnsi="Courier New" w:cs="Courier New"/>
-          <w:color w:val="BCBEC4"/>
-          <w:sz w:val="20"/>
-          <w:szCs w:val="20"/>
-        </w:rPr>
-        <w:t xml:space="preserve">switch </w:t>
+      <w:proofErr w:type="spellStart"/>
+      <w:r>
+        <w:rPr>
+          <w:rFonts w:ascii="Courier New" w:hAnsi="Courier New" w:cs="Courier New"/>
+          <w:color w:val="C57633"/>
+          <w:sz w:val="20"/>
+          <w:szCs w:val="20"/>
+        </w:rPr>
+        <w:t>svn</w:t>
+      </w:r>
+      <w:proofErr w:type="spellEnd"/>
+      <w:r>
+        <w:rPr>
+          <w:rFonts w:ascii="Courier New" w:hAnsi="Courier New" w:cs="Courier New"/>
+          <w:color w:val="C57633"/>
+          <w:sz w:val="20"/>
+          <w:szCs w:val="20"/>
+        </w:rPr>
+        <w:t xml:space="preserve"> </w:t>
+      </w:r>
+      <w:proofErr w:type="spellStart"/>
+      <w:r>
+        <w:rPr>
+          <w:rFonts w:ascii="Courier New" w:hAnsi="Courier New" w:cs="Courier New"/>
+          <w:color w:val="BCBEC4"/>
+          <w:sz w:val="20"/>
+          <w:szCs w:val="20"/>
+        </w:rPr>
+        <w:t>switch</w:t>
+      </w:r>
+      <w:proofErr w:type="spellEnd"/>
+      <w:r>
+        <w:rPr>
+          <w:rFonts w:ascii="Courier New" w:hAnsi="Courier New" w:cs="Courier New"/>
+          <w:color w:val="BCBEC4"/>
+          <w:sz w:val="20"/>
+          <w:szCs w:val="20"/>
+        </w:rPr>
+        <w:t xml:space="preserve"> </w:t>
       </w:r>
       <w:r>
         <w:rPr>
@@ -4811,14 +6117,25 @@
         </w:rPr>
         <w:br/>
       </w:r>
-      <w:r>
-        <w:rPr>
-          <w:rFonts w:ascii="Courier New" w:hAnsi="Courier New" w:cs="Courier New"/>
-          <w:color w:val="C57633"/>
-          <w:sz w:val="20"/>
-          <w:szCs w:val="20"/>
-        </w:rPr>
-        <w:t xml:space="preserve">unzip </w:t>
+      <w:proofErr w:type="spellStart"/>
+      <w:r>
+        <w:rPr>
+          <w:rFonts w:ascii="Courier New" w:hAnsi="Courier New" w:cs="Courier New"/>
+          <w:color w:val="C57633"/>
+          <w:sz w:val="20"/>
+          <w:szCs w:val="20"/>
+        </w:rPr>
+        <w:t>unzip</w:t>
+      </w:r>
+      <w:proofErr w:type="spellEnd"/>
+      <w:r>
+        <w:rPr>
+          <w:rFonts w:ascii="Courier New" w:hAnsi="Courier New" w:cs="Courier New"/>
+          <w:color w:val="C57633"/>
+          <w:sz w:val="20"/>
+          <w:szCs w:val="20"/>
+        </w:rPr>
+        <w:t xml:space="preserve"> </w:t>
       </w:r>
       <w:r>
         <w:rPr>
@@ -4881,7 +6198,27 @@
           <w:sz w:val="20"/>
           <w:szCs w:val="20"/>
         </w:rPr>
-        <w:t>"src"</w:t>
+        <w:t>"</w:t>
+      </w:r>
+      <w:proofErr w:type="spellStart"/>
+      <w:r>
+        <w:rPr>
+          <w:rFonts w:ascii="Courier New" w:hAnsi="Courier New" w:cs="Courier New"/>
+          <w:color w:val="6AAB73"/>
+          <w:sz w:val="20"/>
+          <w:szCs w:val="20"/>
+        </w:rPr>
+        <w:t>src</w:t>
+      </w:r>
+      <w:proofErr w:type="spellEnd"/>
+      <w:r>
+        <w:rPr>
+          <w:rFonts w:ascii="Courier New" w:hAnsi="Courier New" w:cs="Courier New"/>
+          <w:color w:val="6AAB73"/>
+          <w:sz w:val="20"/>
+          <w:szCs w:val="20"/>
+        </w:rPr>
+        <w:t>"</w:t>
       </w:r>
       <w:r>
         <w:rPr>
@@ -4892,23 +6229,45 @@
         </w:rPr>
         <w:br/>
       </w:r>
-      <w:r>
-        <w:rPr>
-          <w:rFonts w:ascii="Courier New" w:hAnsi="Courier New" w:cs="Courier New"/>
-          <w:color w:val="C57633"/>
-          <w:sz w:val="20"/>
-          <w:szCs w:val="20"/>
-        </w:rPr>
-        <w:t xml:space="preserve">svn </w:t>
-      </w:r>
-      <w:r>
-        <w:rPr>
-          <w:rFonts w:ascii="Courier New" w:hAnsi="Courier New" w:cs="Courier New"/>
-          <w:color w:val="BCBEC4"/>
-          <w:sz w:val="20"/>
-          <w:szCs w:val="20"/>
-        </w:rPr>
-        <w:t>add *</w:t>
+      <w:proofErr w:type="spellStart"/>
+      <w:r>
+        <w:rPr>
+          <w:rFonts w:ascii="Courier New" w:hAnsi="Courier New" w:cs="Courier New"/>
+          <w:color w:val="C57633"/>
+          <w:sz w:val="20"/>
+          <w:szCs w:val="20"/>
+        </w:rPr>
+        <w:t>svn</w:t>
+      </w:r>
+      <w:proofErr w:type="spellEnd"/>
+      <w:r>
+        <w:rPr>
+          <w:rFonts w:ascii="Courier New" w:hAnsi="Courier New" w:cs="Courier New"/>
+          <w:color w:val="C57633"/>
+          <w:sz w:val="20"/>
+          <w:szCs w:val="20"/>
+        </w:rPr>
+        <w:t xml:space="preserve"> </w:t>
+      </w:r>
+      <w:proofErr w:type="spellStart"/>
+      <w:r>
+        <w:rPr>
+          <w:rFonts w:ascii="Courier New" w:hAnsi="Courier New" w:cs="Courier New"/>
+          <w:color w:val="BCBEC4"/>
+          <w:sz w:val="20"/>
+          <w:szCs w:val="20"/>
+        </w:rPr>
+        <w:t>add</w:t>
+      </w:r>
+      <w:proofErr w:type="spellEnd"/>
+      <w:r>
+        <w:rPr>
+          <w:rFonts w:ascii="Courier New" w:hAnsi="Courier New" w:cs="Courier New"/>
+          <w:color w:val="BCBEC4"/>
+          <w:sz w:val="20"/>
+          <w:szCs w:val="20"/>
+        </w:rPr>
+        <w:t xml:space="preserve"> *</w:t>
       </w:r>
       <w:r>
         <w:rPr>
@@ -4919,23 +6278,45 @@
         </w:rPr>
         <w:br/>
       </w:r>
-      <w:r>
-        <w:rPr>
-          <w:rFonts w:ascii="Courier New" w:hAnsi="Courier New" w:cs="Courier New"/>
-          <w:color w:val="C57633"/>
-          <w:sz w:val="20"/>
-          <w:szCs w:val="20"/>
-        </w:rPr>
-        <w:t xml:space="preserve">svn </w:t>
-      </w:r>
-      <w:r>
-        <w:rPr>
-          <w:rFonts w:ascii="Courier New" w:hAnsi="Courier New" w:cs="Courier New"/>
-          <w:color w:val="BCBEC4"/>
-          <w:sz w:val="20"/>
-          <w:szCs w:val="20"/>
-        </w:rPr>
-        <w:t xml:space="preserve">commit -m </w:t>
+      <w:proofErr w:type="spellStart"/>
+      <w:r>
+        <w:rPr>
+          <w:rFonts w:ascii="Courier New" w:hAnsi="Courier New" w:cs="Courier New"/>
+          <w:color w:val="C57633"/>
+          <w:sz w:val="20"/>
+          <w:szCs w:val="20"/>
+        </w:rPr>
+        <w:t>svn</w:t>
+      </w:r>
+      <w:proofErr w:type="spellEnd"/>
+      <w:r>
+        <w:rPr>
+          <w:rFonts w:ascii="Courier New" w:hAnsi="Courier New" w:cs="Courier New"/>
+          <w:color w:val="C57633"/>
+          <w:sz w:val="20"/>
+          <w:szCs w:val="20"/>
+        </w:rPr>
+        <w:t xml:space="preserve"> </w:t>
+      </w:r>
+      <w:proofErr w:type="spellStart"/>
+      <w:r>
+        <w:rPr>
+          <w:rFonts w:ascii="Courier New" w:hAnsi="Courier New" w:cs="Courier New"/>
+          <w:color w:val="BCBEC4"/>
+          <w:sz w:val="20"/>
+          <w:szCs w:val="20"/>
+        </w:rPr>
+        <w:t>commit</w:t>
+      </w:r>
+      <w:proofErr w:type="spellEnd"/>
+      <w:r>
+        <w:rPr>
+          <w:rFonts w:ascii="Courier New" w:hAnsi="Courier New" w:cs="Courier New"/>
+          <w:color w:val="BCBEC4"/>
+          <w:sz w:val="20"/>
+          <w:szCs w:val="20"/>
+        </w:rPr>
+        <w:t xml:space="preserve"> -m </w:t>
       </w:r>
       <w:r>
         <w:rPr>
@@ -4953,7 +6334,27 @@
           <w:sz w:val="20"/>
           <w:szCs w:val="20"/>
         </w:rPr>
-        <w:t>--username=</w:t>
+        <w:t>--</w:t>
+      </w:r>
+      <w:proofErr w:type="spellStart"/>
+      <w:r>
+        <w:rPr>
+          <w:rFonts w:ascii="Courier New" w:hAnsi="Courier New" w:cs="Courier New"/>
+          <w:color w:val="BCBEC4"/>
+          <w:sz w:val="20"/>
+          <w:szCs w:val="20"/>
+        </w:rPr>
+        <w:t>username</w:t>
+      </w:r>
+      <w:proofErr w:type="spellEnd"/>
+      <w:r>
+        <w:rPr>
+          <w:rFonts w:ascii="Courier New" w:hAnsi="Courier New" w:cs="Courier New"/>
+          <w:color w:val="BCBEC4"/>
+          <w:sz w:val="20"/>
+          <w:szCs w:val="20"/>
+        </w:rPr>
+        <w:t>=</w:t>
       </w:r>
       <w:r>
         <w:rPr>
@@ -4982,23 +6383,45 @@
         </w:rPr>
         <w:br/>
       </w:r>
-      <w:r>
-        <w:rPr>
-          <w:rFonts w:ascii="Courier New" w:hAnsi="Courier New" w:cs="Courier New"/>
-          <w:color w:val="C57633"/>
-          <w:sz w:val="20"/>
-          <w:szCs w:val="20"/>
-        </w:rPr>
-        <w:t xml:space="preserve">svn </w:t>
-      </w:r>
-      <w:r>
-        <w:rPr>
-          <w:rFonts w:ascii="Courier New" w:hAnsi="Courier New" w:cs="Courier New"/>
-          <w:color w:val="BCBEC4"/>
-          <w:sz w:val="20"/>
-          <w:szCs w:val="20"/>
-        </w:rPr>
-        <w:t xml:space="preserve">copy </w:t>
+      <w:proofErr w:type="spellStart"/>
+      <w:r>
+        <w:rPr>
+          <w:rFonts w:ascii="Courier New" w:hAnsi="Courier New" w:cs="Courier New"/>
+          <w:color w:val="C57633"/>
+          <w:sz w:val="20"/>
+          <w:szCs w:val="20"/>
+        </w:rPr>
+        <w:t>svn</w:t>
+      </w:r>
+      <w:proofErr w:type="spellEnd"/>
+      <w:r>
+        <w:rPr>
+          <w:rFonts w:ascii="Courier New" w:hAnsi="Courier New" w:cs="Courier New"/>
+          <w:color w:val="C57633"/>
+          <w:sz w:val="20"/>
+          <w:szCs w:val="20"/>
+        </w:rPr>
+        <w:t xml:space="preserve"> </w:t>
+      </w:r>
+      <w:proofErr w:type="spellStart"/>
+      <w:r>
+        <w:rPr>
+          <w:rFonts w:ascii="Courier New" w:hAnsi="Courier New" w:cs="Courier New"/>
+          <w:color w:val="BCBEC4"/>
+          <w:sz w:val="20"/>
+          <w:szCs w:val="20"/>
+        </w:rPr>
+        <w:t>copy</w:t>
+      </w:r>
+      <w:proofErr w:type="spellEnd"/>
+      <w:r>
+        <w:rPr>
+          <w:rFonts w:ascii="Courier New" w:hAnsi="Courier New" w:cs="Courier New"/>
+          <w:color w:val="BCBEC4"/>
+          <w:sz w:val="20"/>
+          <w:szCs w:val="20"/>
+        </w:rPr>
+        <w:t xml:space="preserve"> </w:t>
       </w:r>
       <w:r>
         <w:rPr>
@@ -5061,7 +6484,67 @@
           <w:sz w:val="20"/>
           <w:szCs w:val="20"/>
         </w:rPr>
-        <w:t>"creating altBlue branch"</w:t>
+        <w:t>"</w:t>
+      </w:r>
+      <w:proofErr w:type="spellStart"/>
+      <w:r>
+        <w:rPr>
+          <w:rFonts w:ascii="Courier New" w:hAnsi="Courier New" w:cs="Courier New"/>
+          <w:color w:val="6AAB73"/>
+          <w:sz w:val="20"/>
+          <w:szCs w:val="20"/>
+        </w:rPr>
+        <w:t>creating</w:t>
+      </w:r>
+      <w:proofErr w:type="spellEnd"/>
+      <w:r>
+        <w:rPr>
+          <w:rFonts w:ascii="Courier New" w:hAnsi="Courier New" w:cs="Courier New"/>
+          <w:color w:val="6AAB73"/>
+          <w:sz w:val="20"/>
+          <w:szCs w:val="20"/>
+        </w:rPr>
+        <w:t xml:space="preserve"> </w:t>
+      </w:r>
+      <w:proofErr w:type="spellStart"/>
+      <w:r>
+        <w:rPr>
+          <w:rFonts w:ascii="Courier New" w:hAnsi="Courier New" w:cs="Courier New"/>
+          <w:color w:val="6AAB73"/>
+          <w:sz w:val="20"/>
+          <w:szCs w:val="20"/>
+        </w:rPr>
+        <w:t>altBlue</w:t>
+      </w:r>
+      <w:proofErr w:type="spellEnd"/>
+      <w:r>
+        <w:rPr>
+          <w:rFonts w:ascii="Courier New" w:hAnsi="Courier New" w:cs="Courier New"/>
+          <w:color w:val="6AAB73"/>
+          <w:sz w:val="20"/>
+          <w:szCs w:val="20"/>
+        </w:rPr>
+        <w:t xml:space="preserve"> </w:t>
+      </w:r>
+      <w:proofErr w:type="spellStart"/>
+      <w:r>
+        <w:rPr>
+          <w:rFonts w:ascii="Courier New" w:hAnsi="Courier New" w:cs="Courier New"/>
+          <w:color w:val="6AAB73"/>
+          <w:sz w:val="20"/>
+          <w:szCs w:val="20"/>
+        </w:rPr>
+        <w:t>branch</w:t>
+      </w:r>
+      <w:proofErr w:type="spellEnd"/>
+      <w:r>
+        <w:rPr>
+          <w:rFonts w:ascii="Courier New" w:hAnsi="Courier New" w:cs="Courier New"/>
+          <w:color w:val="6AAB73"/>
+          <w:sz w:val="20"/>
+          <w:szCs w:val="20"/>
+        </w:rPr>
+        <w:t>"</w:t>
       </w:r>
       <w:r>
         <w:rPr>
@@ -5072,23 +6555,45 @@
         </w:rPr>
         <w:br/>
       </w:r>
-      <w:r>
-        <w:rPr>
-          <w:rFonts w:ascii="Courier New" w:hAnsi="Courier New" w:cs="Courier New"/>
-          <w:color w:val="C57633"/>
-          <w:sz w:val="20"/>
-          <w:szCs w:val="20"/>
-        </w:rPr>
-        <w:t xml:space="preserve">svn </w:t>
-      </w:r>
-      <w:r>
-        <w:rPr>
-          <w:rFonts w:ascii="Courier New" w:hAnsi="Courier New" w:cs="Courier New"/>
-          <w:color w:val="BCBEC4"/>
-          <w:sz w:val="20"/>
-          <w:szCs w:val="20"/>
-        </w:rPr>
-        <w:t xml:space="preserve">switch </w:t>
+      <w:proofErr w:type="spellStart"/>
+      <w:r>
+        <w:rPr>
+          <w:rFonts w:ascii="Courier New" w:hAnsi="Courier New" w:cs="Courier New"/>
+          <w:color w:val="C57633"/>
+          <w:sz w:val="20"/>
+          <w:szCs w:val="20"/>
+        </w:rPr>
+        <w:t>svn</w:t>
+      </w:r>
+      <w:proofErr w:type="spellEnd"/>
+      <w:r>
+        <w:rPr>
+          <w:rFonts w:ascii="Courier New" w:hAnsi="Courier New" w:cs="Courier New"/>
+          <w:color w:val="C57633"/>
+          <w:sz w:val="20"/>
+          <w:szCs w:val="20"/>
+        </w:rPr>
+        <w:t xml:space="preserve"> </w:t>
+      </w:r>
+      <w:proofErr w:type="spellStart"/>
+      <w:r>
+        <w:rPr>
+          <w:rFonts w:ascii="Courier New" w:hAnsi="Courier New" w:cs="Courier New"/>
+          <w:color w:val="BCBEC4"/>
+          <w:sz w:val="20"/>
+          <w:szCs w:val="20"/>
+        </w:rPr>
+        <w:t>switch</w:t>
+      </w:r>
+      <w:proofErr w:type="spellEnd"/>
+      <w:r>
+        <w:rPr>
+          <w:rFonts w:ascii="Courier New" w:hAnsi="Courier New" w:cs="Courier New"/>
+          <w:color w:val="BCBEC4"/>
+          <w:sz w:val="20"/>
+          <w:szCs w:val="20"/>
+        </w:rPr>
+        <w:t xml:space="preserve"> </w:t>
       </w:r>
       <w:r>
         <w:rPr>
@@ -5135,14 +6640,25 @@
         </w:rPr>
         <w:br/>
       </w:r>
-      <w:r>
-        <w:rPr>
-          <w:rFonts w:ascii="Courier New" w:hAnsi="Courier New" w:cs="Courier New"/>
-          <w:color w:val="C57633"/>
-          <w:sz w:val="20"/>
-          <w:szCs w:val="20"/>
-        </w:rPr>
-        <w:t xml:space="preserve">unzip </w:t>
+      <w:proofErr w:type="spellStart"/>
+      <w:r>
+        <w:rPr>
+          <w:rFonts w:ascii="Courier New" w:hAnsi="Courier New" w:cs="Courier New"/>
+          <w:color w:val="C57633"/>
+          <w:sz w:val="20"/>
+          <w:szCs w:val="20"/>
+        </w:rPr>
+        <w:t>unzip</w:t>
+      </w:r>
+      <w:proofErr w:type="spellEnd"/>
+      <w:r>
+        <w:rPr>
+          <w:rFonts w:ascii="Courier New" w:hAnsi="Courier New" w:cs="Courier New"/>
+          <w:color w:val="C57633"/>
+          <w:sz w:val="20"/>
+          <w:szCs w:val="20"/>
+        </w:rPr>
+        <w:t xml:space="preserve"> </w:t>
       </w:r>
       <w:r>
         <w:rPr>
@@ -5205,7 +6721,27 @@
           <w:sz w:val="20"/>
           <w:szCs w:val="20"/>
         </w:rPr>
-        <w:t>"src"</w:t>
+        <w:t>"</w:t>
+      </w:r>
+      <w:proofErr w:type="spellStart"/>
+      <w:r>
+        <w:rPr>
+          <w:rFonts w:ascii="Courier New" w:hAnsi="Courier New" w:cs="Courier New"/>
+          <w:color w:val="6AAB73"/>
+          <w:sz w:val="20"/>
+          <w:szCs w:val="20"/>
+        </w:rPr>
+        <w:t>src</w:t>
+      </w:r>
+      <w:proofErr w:type="spellEnd"/>
+      <w:r>
+        <w:rPr>
+          <w:rFonts w:ascii="Courier New" w:hAnsi="Courier New" w:cs="Courier New"/>
+          <w:color w:val="6AAB73"/>
+          <w:sz w:val="20"/>
+          <w:szCs w:val="20"/>
+        </w:rPr>
+        <w:t>"</w:t>
       </w:r>
       <w:r>
         <w:rPr>
@@ -5216,23 +6752,45 @@
         </w:rPr>
         <w:br/>
       </w:r>
-      <w:r>
-        <w:rPr>
-          <w:rFonts w:ascii="Courier New" w:hAnsi="Courier New" w:cs="Courier New"/>
-          <w:color w:val="C57633"/>
-          <w:sz w:val="20"/>
-          <w:szCs w:val="20"/>
-        </w:rPr>
-        <w:t xml:space="preserve">svn </w:t>
-      </w:r>
-      <w:r>
-        <w:rPr>
-          <w:rFonts w:ascii="Courier New" w:hAnsi="Courier New" w:cs="Courier New"/>
-          <w:color w:val="BCBEC4"/>
-          <w:sz w:val="20"/>
-          <w:szCs w:val="20"/>
-        </w:rPr>
-        <w:t>add *</w:t>
+      <w:proofErr w:type="spellStart"/>
+      <w:r>
+        <w:rPr>
+          <w:rFonts w:ascii="Courier New" w:hAnsi="Courier New" w:cs="Courier New"/>
+          <w:color w:val="C57633"/>
+          <w:sz w:val="20"/>
+          <w:szCs w:val="20"/>
+        </w:rPr>
+        <w:t>svn</w:t>
+      </w:r>
+      <w:proofErr w:type="spellEnd"/>
+      <w:r>
+        <w:rPr>
+          <w:rFonts w:ascii="Courier New" w:hAnsi="Courier New" w:cs="Courier New"/>
+          <w:color w:val="C57633"/>
+          <w:sz w:val="20"/>
+          <w:szCs w:val="20"/>
+        </w:rPr>
+        <w:t xml:space="preserve"> </w:t>
+      </w:r>
+      <w:proofErr w:type="spellStart"/>
+      <w:r>
+        <w:rPr>
+          <w:rFonts w:ascii="Courier New" w:hAnsi="Courier New" w:cs="Courier New"/>
+          <w:color w:val="BCBEC4"/>
+          <w:sz w:val="20"/>
+          <w:szCs w:val="20"/>
+        </w:rPr>
+        <w:t>add</w:t>
+      </w:r>
+      <w:proofErr w:type="spellEnd"/>
+      <w:r>
+        <w:rPr>
+          <w:rFonts w:ascii="Courier New" w:hAnsi="Courier New" w:cs="Courier New"/>
+          <w:color w:val="BCBEC4"/>
+          <w:sz w:val="20"/>
+          <w:szCs w:val="20"/>
+        </w:rPr>
+        <w:t xml:space="preserve"> *</w:t>
       </w:r>
       <w:r>
         <w:rPr>
@@ -5243,23 +6801,45 @@
         </w:rPr>
         <w:br/>
       </w:r>
-      <w:r>
-        <w:rPr>
-          <w:rFonts w:ascii="Courier New" w:hAnsi="Courier New" w:cs="Courier New"/>
-          <w:color w:val="C57633"/>
-          <w:sz w:val="20"/>
-          <w:szCs w:val="20"/>
-        </w:rPr>
-        <w:t xml:space="preserve">svn </w:t>
-      </w:r>
-      <w:r>
-        <w:rPr>
-          <w:rFonts w:ascii="Courier New" w:hAnsi="Courier New" w:cs="Courier New"/>
-          <w:color w:val="BCBEC4"/>
-          <w:sz w:val="20"/>
-          <w:szCs w:val="20"/>
-        </w:rPr>
-        <w:t xml:space="preserve">commit -m </w:t>
+      <w:proofErr w:type="spellStart"/>
+      <w:r>
+        <w:rPr>
+          <w:rFonts w:ascii="Courier New" w:hAnsi="Courier New" w:cs="Courier New"/>
+          <w:color w:val="C57633"/>
+          <w:sz w:val="20"/>
+          <w:szCs w:val="20"/>
+        </w:rPr>
+        <w:t>svn</w:t>
+      </w:r>
+      <w:proofErr w:type="spellEnd"/>
+      <w:r>
+        <w:rPr>
+          <w:rFonts w:ascii="Courier New" w:hAnsi="Courier New" w:cs="Courier New"/>
+          <w:color w:val="C57633"/>
+          <w:sz w:val="20"/>
+          <w:szCs w:val="20"/>
+        </w:rPr>
+        <w:t xml:space="preserve"> </w:t>
+      </w:r>
+      <w:proofErr w:type="spellStart"/>
+      <w:r>
+        <w:rPr>
+          <w:rFonts w:ascii="Courier New" w:hAnsi="Courier New" w:cs="Courier New"/>
+          <w:color w:val="BCBEC4"/>
+          <w:sz w:val="20"/>
+          <w:szCs w:val="20"/>
+        </w:rPr>
+        <w:t>commit</w:t>
+      </w:r>
+      <w:proofErr w:type="spellEnd"/>
+      <w:r>
+        <w:rPr>
+          <w:rFonts w:ascii="Courier New" w:hAnsi="Courier New" w:cs="Courier New"/>
+          <w:color w:val="BCBEC4"/>
+          <w:sz w:val="20"/>
+          <w:szCs w:val="20"/>
+        </w:rPr>
+        <w:t xml:space="preserve"> -m </w:t>
       </w:r>
       <w:r>
         <w:rPr>
@@ -5277,7 +6857,27 @@
           <w:sz w:val="20"/>
           <w:szCs w:val="20"/>
         </w:rPr>
-        <w:t>--username=</w:t>
+        <w:t>--</w:t>
+      </w:r>
+      <w:proofErr w:type="spellStart"/>
+      <w:r>
+        <w:rPr>
+          <w:rFonts w:ascii="Courier New" w:hAnsi="Courier New" w:cs="Courier New"/>
+          <w:color w:val="BCBEC4"/>
+          <w:sz w:val="20"/>
+          <w:szCs w:val="20"/>
+        </w:rPr>
+        <w:t>username</w:t>
+      </w:r>
+      <w:proofErr w:type="spellEnd"/>
+      <w:r>
+        <w:rPr>
+          <w:rFonts w:ascii="Courier New" w:hAnsi="Courier New" w:cs="Courier New"/>
+          <w:color w:val="BCBEC4"/>
+          <w:sz w:val="20"/>
+          <w:szCs w:val="20"/>
+        </w:rPr>
+        <w:t>=</w:t>
       </w:r>
       <w:r>
         <w:rPr>
@@ -5306,23 +6906,45 @@
         </w:rPr>
         <w:br/>
       </w:r>
-      <w:r>
-        <w:rPr>
-          <w:rFonts w:ascii="Courier New" w:hAnsi="Courier New" w:cs="Courier New"/>
-          <w:color w:val="C57633"/>
-          <w:sz w:val="20"/>
-          <w:szCs w:val="20"/>
-        </w:rPr>
-        <w:t xml:space="preserve">svn </w:t>
-      </w:r>
-      <w:r>
-        <w:rPr>
-          <w:rFonts w:ascii="Courier New" w:hAnsi="Courier New" w:cs="Courier New"/>
-          <w:color w:val="BCBEC4"/>
-          <w:sz w:val="20"/>
-          <w:szCs w:val="20"/>
-        </w:rPr>
-        <w:t xml:space="preserve">switch </w:t>
+      <w:proofErr w:type="spellStart"/>
+      <w:r>
+        <w:rPr>
+          <w:rFonts w:ascii="Courier New" w:hAnsi="Courier New" w:cs="Courier New"/>
+          <w:color w:val="C57633"/>
+          <w:sz w:val="20"/>
+          <w:szCs w:val="20"/>
+        </w:rPr>
+        <w:t>svn</w:t>
+      </w:r>
+      <w:proofErr w:type="spellEnd"/>
+      <w:r>
+        <w:rPr>
+          <w:rFonts w:ascii="Courier New" w:hAnsi="Courier New" w:cs="Courier New"/>
+          <w:color w:val="C57633"/>
+          <w:sz w:val="20"/>
+          <w:szCs w:val="20"/>
+        </w:rPr>
+        <w:t xml:space="preserve"> </w:t>
+      </w:r>
+      <w:proofErr w:type="spellStart"/>
+      <w:r>
+        <w:rPr>
+          <w:rFonts w:ascii="Courier New" w:hAnsi="Courier New" w:cs="Courier New"/>
+          <w:color w:val="BCBEC4"/>
+          <w:sz w:val="20"/>
+          <w:szCs w:val="20"/>
+        </w:rPr>
+        <w:t>switch</w:t>
+      </w:r>
+      <w:proofErr w:type="spellEnd"/>
+      <w:r>
+        <w:rPr>
+          <w:rFonts w:ascii="Courier New" w:hAnsi="Courier New" w:cs="Courier New"/>
+          <w:color w:val="BCBEC4"/>
+          <w:sz w:val="20"/>
+          <w:szCs w:val="20"/>
+        </w:rPr>
+        <w:t xml:space="preserve"> </w:t>
       </w:r>
       <w:r>
         <w:rPr>
@@ -5360,14 +6982,25 @@
         </w:rPr>
         <w:br/>
       </w:r>
-      <w:r>
-        <w:rPr>
-          <w:rFonts w:ascii="Courier New" w:hAnsi="Courier New" w:cs="Courier New"/>
-          <w:color w:val="C57633"/>
-          <w:sz w:val="20"/>
-          <w:szCs w:val="20"/>
-        </w:rPr>
-        <w:t xml:space="preserve">unzip </w:t>
+      <w:proofErr w:type="spellStart"/>
+      <w:r>
+        <w:rPr>
+          <w:rFonts w:ascii="Courier New" w:hAnsi="Courier New" w:cs="Courier New"/>
+          <w:color w:val="C57633"/>
+          <w:sz w:val="20"/>
+          <w:szCs w:val="20"/>
+        </w:rPr>
+        <w:t>unzip</w:t>
+      </w:r>
+      <w:proofErr w:type="spellEnd"/>
+      <w:r>
+        <w:rPr>
+          <w:rFonts w:ascii="Courier New" w:hAnsi="Courier New" w:cs="Courier New"/>
+          <w:color w:val="C57633"/>
+          <w:sz w:val="20"/>
+          <w:szCs w:val="20"/>
+        </w:rPr>
+        <w:t xml:space="preserve"> </w:t>
       </w:r>
       <w:r>
         <w:rPr>
@@ -5430,7 +7063,27 @@
           <w:sz w:val="20"/>
           <w:szCs w:val="20"/>
         </w:rPr>
-        <w:t>"src"</w:t>
+        <w:t>"</w:t>
+      </w:r>
+      <w:proofErr w:type="spellStart"/>
+      <w:r>
+        <w:rPr>
+          <w:rFonts w:ascii="Courier New" w:hAnsi="Courier New" w:cs="Courier New"/>
+          <w:color w:val="6AAB73"/>
+          <w:sz w:val="20"/>
+          <w:szCs w:val="20"/>
+        </w:rPr>
+        <w:t>src</w:t>
+      </w:r>
+      <w:proofErr w:type="spellEnd"/>
+      <w:r>
+        <w:rPr>
+          <w:rFonts w:ascii="Courier New" w:hAnsi="Courier New" w:cs="Courier New"/>
+          <w:color w:val="6AAB73"/>
+          <w:sz w:val="20"/>
+          <w:szCs w:val="20"/>
+        </w:rPr>
+        <w:t>"</w:t>
       </w:r>
       <w:r>
         <w:rPr>
@@ -5441,23 +7094,45 @@
         </w:rPr>
         <w:br/>
       </w:r>
-      <w:r>
-        <w:rPr>
-          <w:rFonts w:ascii="Courier New" w:hAnsi="Courier New" w:cs="Courier New"/>
-          <w:color w:val="C57633"/>
-          <w:sz w:val="20"/>
-          <w:szCs w:val="20"/>
-        </w:rPr>
-        <w:t xml:space="preserve">svn </w:t>
-      </w:r>
-      <w:r>
-        <w:rPr>
-          <w:rFonts w:ascii="Courier New" w:hAnsi="Courier New" w:cs="Courier New"/>
-          <w:color w:val="BCBEC4"/>
-          <w:sz w:val="20"/>
-          <w:szCs w:val="20"/>
-        </w:rPr>
-        <w:t>add *</w:t>
+      <w:proofErr w:type="spellStart"/>
+      <w:r>
+        <w:rPr>
+          <w:rFonts w:ascii="Courier New" w:hAnsi="Courier New" w:cs="Courier New"/>
+          <w:color w:val="C57633"/>
+          <w:sz w:val="20"/>
+          <w:szCs w:val="20"/>
+        </w:rPr>
+        <w:t>svn</w:t>
+      </w:r>
+      <w:proofErr w:type="spellEnd"/>
+      <w:r>
+        <w:rPr>
+          <w:rFonts w:ascii="Courier New" w:hAnsi="Courier New" w:cs="Courier New"/>
+          <w:color w:val="C57633"/>
+          <w:sz w:val="20"/>
+          <w:szCs w:val="20"/>
+        </w:rPr>
+        <w:t xml:space="preserve"> </w:t>
+      </w:r>
+      <w:proofErr w:type="spellStart"/>
+      <w:r>
+        <w:rPr>
+          <w:rFonts w:ascii="Courier New" w:hAnsi="Courier New" w:cs="Courier New"/>
+          <w:color w:val="BCBEC4"/>
+          <w:sz w:val="20"/>
+          <w:szCs w:val="20"/>
+        </w:rPr>
+        <w:t>add</w:t>
+      </w:r>
+      <w:proofErr w:type="spellEnd"/>
+      <w:r>
+        <w:rPr>
+          <w:rFonts w:ascii="Courier New" w:hAnsi="Courier New" w:cs="Courier New"/>
+          <w:color w:val="BCBEC4"/>
+          <w:sz w:val="20"/>
+          <w:szCs w:val="20"/>
+        </w:rPr>
+        <w:t xml:space="preserve"> *</w:t>
       </w:r>
       <w:r>
         <w:rPr>
@@ -5468,23 +7143,45 @@
         </w:rPr>
         <w:br/>
       </w:r>
-      <w:r>
-        <w:rPr>
-          <w:rFonts w:ascii="Courier New" w:hAnsi="Courier New" w:cs="Courier New"/>
-          <w:color w:val="C57633"/>
-          <w:sz w:val="20"/>
-          <w:szCs w:val="20"/>
-        </w:rPr>
-        <w:t xml:space="preserve">svn </w:t>
-      </w:r>
-      <w:r>
-        <w:rPr>
-          <w:rFonts w:ascii="Courier New" w:hAnsi="Courier New" w:cs="Courier New"/>
-          <w:color w:val="BCBEC4"/>
-          <w:sz w:val="20"/>
-          <w:szCs w:val="20"/>
-        </w:rPr>
-        <w:t xml:space="preserve">commit -m </w:t>
+      <w:proofErr w:type="spellStart"/>
+      <w:r>
+        <w:rPr>
+          <w:rFonts w:ascii="Courier New" w:hAnsi="Courier New" w:cs="Courier New"/>
+          <w:color w:val="C57633"/>
+          <w:sz w:val="20"/>
+          <w:szCs w:val="20"/>
+        </w:rPr>
+        <w:t>svn</w:t>
+      </w:r>
+      <w:proofErr w:type="spellEnd"/>
+      <w:r>
+        <w:rPr>
+          <w:rFonts w:ascii="Courier New" w:hAnsi="Courier New" w:cs="Courier New"/>
+          <w:color w:val="C57633"/>
+          <w:sz w:val="20"/>
+          <w:szCs w:val="20"/>
+        </w:rPr>
+        <w:t xml:space="preserve"> </w:t>
+      </w:r>
+      <w:proofErr w:type="spellStart"/>
+      <w:r>
+        <w:rPr>
+          <w:rFonts w:ascii="Courier New" w:hAnsi="Courier New" w:cs="Courier New"/>
+          <w:color w:val="BCBEC4"/>
+          <w:sz w:val="20"/>
+          <w:szCs w:val="20"/>
+        </w:rPr>
+        <w:t>commit</w:t>
+      </w:r>
+      <w:proofErr w:type="spellEnd"/>
+      <w:r>
+        <w:rPr>
+          <w:rFonts w:ascii="Courier New" w:hAnsi="Courier New" w:cs="Courier New"/>
+          <w:color w:val="BCBEC4"/>
+          <w:sz w:val="20"/>
+          <w:szCs w:val="20"/>
+        </w:rPr>
+        <w:t xml:space="preserve"> -m </w:t>
       </w:r>
       <w:r>
         <w:rPr>
@@ -5502,7 +7199,27 @@
           <w:sz w:val="20"/>
           <w:szCs w:val="20"/>
         </w:rPr>
-        <w:t>--username=</w:t>
+        <w:t>--</w:t>
+      </w:r>
+      <w:proofErr w:type="spellStart"/>
+      <w:r>
+        <w:rPr>
+          <w:rFonts w:ascii="Courier New" w:hAnsi="Courier New" w:cs="Courier New"/>
+          <w:color w:val="BCBEC4"/>
+          <w:sz w:val="20"/>
+          <w:szCs w:val="20"/>
+        </w:rPr>
+        <w:t>username</w:t>
+      </w:r>
+      <w:proofErr w:type="spellEnd"/>
+      <w:r>
+        <w:rPr>
+          <w:rFonts w:ascii="Courier New" w:hAnsi="Courier New" w:cs="Courier New"/>
+          <w:color w:val="BCBEC4"/>
+          <w:sz w:val="20"/>
+          <w:szCs w:val="20"/>
+        </w:rPr>
+        <w:t>=</w:t>
       </w:r>
       <w:r>
         <w:rPr>
@@ -5531,23 +7248,45 @@
         </w:rPr>
         <w:br/>
       </w:r>
-      <w:r>
-        <w:rPr>
-          <w:rFonts w:ascii="Courier New" w:hAnsi="Courier New" w:cs="Courier New"/>
-          <w:color w:val="C57633"/>
-          <w:sz w:val="20"/>
-          <w:szCs w:val="20"/>
-        </w:rPr>
-        <w:t xml:space="preserve">svn </w:t>
-      </w:r>
-      <w:r>
-        <w:rPr>
-          <w:rFonts w:ascii="Courier New" w:hAnsi="Courier New" w:cs="Courier New"/>
-          <w:color w:val="BCBEC4"/>
-          <w:sz w:val="20"/>
-          <w:szCs w:val="20"/>
-        </w:rPr>
-        <w:t xml:space="preserve">switch </w:t>
+      <w:proofErr w:type="spellStart"/>
+      <w:r>
+        <w:rPr>
+          <w:rFonts w:ascii="Courier New" w:hAnsi="Courier New" w:cs="Courier New"/>
+          <w:color w:val="C57633"/>
+          <w:sz w:val="20"/>
+          <w:szCs w:val="20"/>
+        </w:rPr>
+        <w:t>svn</w:t>
+      </w:r>
+      <w:proofErr w:type="spellEnd"/>
+      <w:r>
+        <w:rPr>
+          <w:rFonts w:ascii="Courier New" w:hAnsi="Courier New" w:cs="Courier New"/>
+          <w:color w:val="C57633"/>
+          <w:sz w:val="20"/>
+          <w:szCs w:val="20"/>
+        </w:rPr>
+        <w:t xml:space="preserve"> </w:t>
+      </w:r>
+      <w:proofErr w:type="spellStart"/>
+      <w:r>
+        <w:rPr>
+          <w:rFonts w:ascii="Courier New" w:hAnsi="Courier New" w:cs="Courier New"/>
+          <w:color w:val="BCBEC4"/>
+          <w:sz w:val="20"/>
+          <w:szCs w:val="20"/>
+        </w:rPr>
+        <w:t>switch</w:t>
+      </w:r>
+      <w:proofErr w:type="spellEnd"/>
+      <w:r>
+        <w:rPr>
+          <w:rFonts w:ascii="Courier New" w:hAnsi="Courier New" w:cs="Courier New"/>
+          <w:color w:val="BCBEC4"/>
+          <w:sz w:val="20"/>
+          <w:szCs w:val="20"/>
+        </w:rPr>
+        <w:t xml:space="preserve"> </w:t>
       </w:r>
       <w:r>
         <w:rPr>
@@ -5585,14 +7324,25 @@
         </w:rPr>
         <w:br/>
       </w:r>
-      <w:r>
-        <w:rPr>
-          <w:rFonts w:ascii="Courier New" w:hAnsi="Courier New" w:cs="Courier New"/>
-          <w:color w:val="C57633"/>
-          <w:sz w:val="20"/>
-          <w:szCs w:val="20"/>
-        </w:rPr>
-        <w:t xml:space="preserve">unzip </w:t>
+      <w:proofErr w:type="spellStart"/>
+      <w:r>
+        <w:rPr>
+          <w:rFonts w:ascii="Courier New" w:hAnsi="Courier New" w:cs="Courier New"/>
+          <w:color w:val="C57633"/>
+          <w:sz w:val="20"/>
+          <w:szCs w:val="20"/>
+        </w:rPr>
+        <w:t>unzip</w:t>
+      </w:r>
+      <w:proofErr w:type="spellEnd"/>
+      <w:r>
+        <w:rPr>
+          <w:rFonts w:ascii="Courier New" w:hAnsi="Courier New" w:cs="Courier New"/>
+          <w:color w:val="C57633"/>
+          <w:sz w:val="20"/>
+          <w:szCs w:val="20"/>
+        </w:rPr>
+        <w:t xml:space="preserve"> </w:t>
       </w:r>
       <w:r>
         <w:rPr>
@@ -5655,7 +7405,27 @@
           <w:sz w:val="20"/>
           <w:szCs w:val="20"/>
         </w:rPr>
-        <w:t>"src"</w:t>
+        <w:t>"</w:t>
+      </w:r>
+      <w:proofErr w:type="spellStart"/>
+      <w:r>
+        <w:rPr>
+          <w:rFonts w:ascii="Courier New" w:hAnsi="Courier New" w:cs="Courier New"/>
+          <w:color w:val="6AAB73"/>
+          <w:sz w:val="20"/>
+          <w:szCs w:val="20"/>
+        </w:rPr>
+        <w:t>src</w:t>
+      </w:r>
+      <w:proofErr w:type="spellEnd"/>
+      <w:r>
+        <w:rPr>
+          <w:rFonts w:ascii="Courier New" w:hAnsi="Courier New" w:cs="Courier New"/>
+          <w:color w:val="6AAB73"/>
+          <w:sz w:val="20"/>
+          <w:szCs w:val="20"/>
+        </w:rPr>
+        <w:t>"</w:t>
       </w:r>
       <w:r>
         <w:rPr>
@@ -5666,23 +7436,45 @@
         </w:rPr>
         <w:br/>
       </w:r>
-      <w:r>
-        <w:rPr>
-          <w:rFonts w:ascii="Courier New" w:hAnsi="Courier New" w:cs="Courier New"/>
-          <w:color w:val="C57633"/>
-          <w:sz w:val="20"/>
-          <w:szCs w:val="20"/>
-        </w:rPr>
-        <w:t xml:space="preserve">svn </w:t>
-      </w:r>
-      <w:r>
-        <w:rPr>
-          <w:rFonts w:ascii="Courier New" w:hAnsi="Courier New" w:cs="Courier New"/>
-          <w:color w:val="BCBEC4"/>
-          <w:sz w:val="20"/>
-          <w:szCs w:val="20"/>
-        </w:rPr>
-        <w:t>add *</w:t>
+      <w:proofErr w:type="spellStart"/>
+      <w:r>
+        <w:rPr>
+          <w:rFonts w:ascii="Courier New" w:hAnsi="Courier New" w:cs="Courier New"/>
+          <w:color w:val="C57633"/>
+          <w:sz w:val="20"/>
+          <w:szCs w:val="20"/>
+        </w:rPr>
+        <w:t>svn</w:t>
+      </w:r>
+      <w:proofErr w:type="spellEnd"/>
+      <w:r>
+        <w:rPr>
+          <w:rFonts w:ascii="Courier New" w:hAnsi="Courier New" w:cs="Courier New"/>
+          <w:color w:val="C57633"/>
+          <w:sz w:val="20"/>
+          <w:szCs w:val="20"/>
+        </w:rPr>
+        <w:t xml:space="preserve"> </w:t>
+      </w:r>
+      <w:proofErr w:type="spellStart"/>
+      <w:r>
+        <w:rPr>
+          <w:rFonts w:ascii="Courier New" w:hAnsi="Courier New" w:cs="Courier New"/>
+          <w:color w:val="BCBEC4"/>
+          <w:sz w:val="20"/>
+          <w:szCs w:val="20"/>
+        </w:rPr>
+        <w:t>add</w:t>
+      </w:r>
+      <w:proofErr w:type="spellEnd"/>
+      <w:r>
+        <w:rPr>
+          <w:rFonts w:ascii="Courier New" w:hAnsi="Courier New" w:cs="Courier New"/>
+          <w:color w:val="BCBEC4"/>
+          <w:sz w:val="20"/>
+          <w:szCs w:val="20"/>
+        </w:rPr>
+        <w:t xml:space="preserve"> *</w:t>
       </w:r>
       <w:r>
         <w:rPr>
@@ -5693,23 +7485,45 @@
         </w:rPr>
         <w:br/>
       </w:r>
-      <w:r>
-        <w:rPr>
-          <w:rFonts w:ascii="Courier New" w:hAnsi="Courier New" w:cs="Courier New"/>
-          <w:color w:val="C57633"/>
-          <w:sz w:val="20"/>
-          <w:szCs w:val="20"/>
-        </w:rPr>
-        <w:t xml:space="preserve">svn </w:t>
-      </w:r>
-      <w:r>
-        <w:rPr>
-          <w:rFonts w:ascii="Courier New" w:hAnsi="Courier New" w:cs="Courier New"/>
-          <w:color w:val="BCBEC4"/>
-          <w:sz w:val="20"/>
-          <w:szCs w:val="20"/>
-        </w:rPr>
-        <w:t xml:space="preserve">commit -m </w:t>
+      <w:proofErr w:type="spellStart"/>
+      <w:r>
+        <w:rPr>
+          <w:rFonts w:ascii="Courier New" w:hAnsi="Courier New" w:cs="Courier New"/>
+          <w:color w:val="C57633"/>
+          <w:sz w:val="20"/>
+          <w:szCs w:val="20"/>
+        </w:rPr>
+        <w:t>svn</w:t>
+      </w:r>
+      <w:proofErr w:type="spellEnd"/>
+      <w:r>
+        <w:rPr>
+          <w:rFonts w:ascii="Courier New" w:hAnsi="Courier New" w:cs="Courier New"/>
+          <w:color w:val="C57633"/>
+          <w:sz w:val="20"/>
+          <w:szCs w:val="20"/>
+        </w:rPr>
+        <w:t xml:space="preserve"> </w:t>
+      </w:r>
+      <w:proofErr w:type="spellStart"/>
+      <w:r>
+        <w:rPr>
+          <w:rFonts w:ascii="Courier New" w:hAnsi="Courier New" w:cs="Courier New"/>
+          <w:color w:val="BCBEC4"/>
+          <w:sz w:val="20"/>
+          <w:szCs w:val="20"/>
+        </w:rPr>
+        <w:t>commit</w:t>
+      </w:r>
+      <w:proofErr w:type="spellEnd"/>
+      <w:r>
+        <w:rPr>
+          <w:rFonts w:ascii="Courier New" w:hAnsi="Courier New" w:cs="Courier New"/>
+          <w:color w:val="BCBEC4"/>
+          <w:sz w:val="20"/>
+          <w:szCs w:val="20"/>
+        </w:rPr>
+        <w:t xml:space="preserve"> -m </w:t>
       </w:r>
       <w:r>
         <w:rPr>
@@ -5727,7 +7541,27 @@
           <w:sz w:val="20"/>
           <w:szCs w:val="20"/>
         </w:rPr>
-        <w:t>--username=</w:t>
+        <w:t>--</w:t>
+      </w:r>
+      <w:proofErr w:type="spellStart"/>
+      <w:r>
+        <w:rPr>
+          <w:rFonts w:ascii="Courier New" w:hAnsi="Courier New" w:cs="Courier New"/>
+          <w:color w:val="BCBEC4"/>
+          <w:sz w:val="20"/>
+          <w:szCs w:val="20"/>
+        </w:rPr>
+        <w:t>username</w:t>
+      </w:r>
+      <w:proofErr w:type="spellEnd"/>
+      <w:r>
+        <w:rPr>
+          <w:rFonts w:ascii="Courier New" w:hAnsi="Courier New" w:cs="Courier New"/>
+          <w:color w:val="BCBEC4"/>
+          <w:sz w:val="20"/>
+          <w:szCs w:val="20"/>
+        </w:rPr>
+        <w:t>=</w:t>
       </w:r>
       <w:r>
         <w:rPr>
@@ -5756,23 +7590,45 @@
         </w:rPr>
         <w:br/>
       </w:r>
-      <w:r>
-        <w:rPr>
-          <w:rFonts w:ascii="Courier New" w:hAnsi="Courier New" w:cs="Courier New"/>
-          <w:color w:val="C57633"/>
-          <w:sz w:val="20"/>
-          <w:szCs w:val="20"/>
-        </w:rPr>
-        <w:t xml:space="preserve">svn </w:t>
-      </w:r>
-      <w:r>
-        <w:rPr>
-          <w:rFonts w:ascii="Courier New" w:hAnsi="Courier New" w:cs="Courier New"/>
-          <w:color w:val="BCBEC4"/>
-          <w:sz w:val="20"/>
-          <w:szCs w:val="20"/>
-        </w:rPr>
-        <w:t xml:space="preserve">switch </w:t>
+      <w:proofErr w:type="spellStart"/>
+      <w:r>
+        <w:rPr>
+          <w:rFonts w:ascii="Courier New" w:hAnsi="Courier New" w:cs="Courier New"/>
+          <w:color w:val="C57633"/>
+          <w:sz w:val="20"/>
+          <w:szCs w:val="20"/>
+        </w:rPr>
+        <w:t>svn</w:t>
+      </w:r>
+      <w:proofErr w:type="spellEnd"/>
+      <w:r>
+        <w:rPr>
+          <w:rFonts w:ascii="Courier New" w:hAnsi="Courier New" w:cs="Courier New"/>
+          <w:color w:val="C57633"/>
+          <w:sz w:val="20"/>
+          <w:szCs w:val="20"/>
+        </w:rPr>
+        <w:t xml:space="preserve"> </w:t>
+      </w:r>
+      <w:proofErr w:type="spellStart"/>
+      <w:r>
+        <w:rPr>
+          <w:rFonts w:ascii="Courier New" w:hAnsi="Courier New" w:cs="Courier New"/>
+          <w:color w:val="BCBEC4"/>
+          <w:sz w:val="20"/>
+          <w:szCs w:val="20"/>
+        </w:rPr>
+        <w:t>switch</w:t>
+      </w:r>
+      <w:proofErr w:type="spellEnd"/>
+      <w:r>
+        <w:rPr>
+          <w:rFonts w:ascii="Courier New" w:hAnsi="Courier New" w:cs="Courier New"/>
+          <w:color w:val="BCBEC4"/>
+          <w:sz w:val="20"/>
+          <w:szCs w:val="20"/>
+        </w:rPr>
+        <w:t xml:space="preserve"> </w:t>
       </w:r>
       <w:r>
         <w:rPr>
@@ -5810,14 +7666,25 @@
         </w:rPr>
         <w:br/>
       </w:r>
-      <w:r>
-        <w:rPr>
-          <w:rFonts w:ascii="Courier New" w:hAnsi="Courier New" w:cs="Courier New"/>
-          <w:color w:val="C57633"/>
-          <w:sz w:val="20"/>
-          <w:szCs w:val="20"/>
-        </w:rPr>
-        <w:t xml:space="preserve">unzip </w:t>
+      <w:proofErr w:type="spellStart"/>
+      <w:r>
+        <w:rPr>
+          <w:rFonts w:ascii="Courier New" w:hAnsi="Courier New" w:cs="Courier New"/>
+          <w:color w:val="C57633"/>
+          <w:sz w:val="20"/>
+          <w:szCs w:val="20"/>
+        </w:rPr>
+        <w:t>unzip</w:t>
+      </w:r>
+      <w:proofErr w:type="spellEnd"/>
+      <w:r>
+        <w:rPr>
+          <w:rFonts w:ascii="Courier New" w:hAnsi="Courier New" w:cs="Courier New"/>
+          <w:color w:val="C57633"/>
+          <w:sz w:val="20"/>
+          <w:szCs w:val="20"/>
+        </w:rPr>
+        <w:t xml:space="preserve"> </w:t>
       </w:r>
       <w:r>
         <w:rPr>
@@ -5880,7 +7747,27 @@
           <w:sz w:val="20"/>
           <w:szCs w:val="20"/>
         </w:rPr>
-        <w:t>"src"</w:t>
+        <w:t>"</w:t>
+      </w:r>
+      <w:proofErr w:type="spellStart"/>
+      <w:r>
+        <w:rPr>
+          <w:rFonts w:ascii="Courier New" w:hAnsi="Courier New" w:cs="Courier New"/>
+          <w:color w:val="6AAB73"/>
+          <w:sz w:val="20"/>
+          <w:szCs w:val="20"/>
+        </w:rPr>
+        <w:t>src</w:t>
+      </w:r>
+      <w:proofErr w:type="spellEnd"/>
+      <w:r>
+        <w:rPr>
+          <w:rFonts w:ascii="Courier New" w:hAnsi="Courier New" w:cs="Courier New"/>
+          <w:color w:val="6AAB73"/>
+          <w:sz w:val="20"/>
+          <w:szCs w:val="20"/>
+        </w:rPr>
+        <w:t>"</w:t>
       </w:r>
       <w:r>
         <w:rPr>
@@ -5891,23 +7778,45 @@
         </w:rPr>
         <w:br/>
       </w:r>
-      <w:r>
-        <w:rPr>
-          <w:rFonts w:ascii="Courier New" w:hAnsi="Courier New" w:cs="Courier New"/>
-          <w:color w:val="C57633"/>
-          <w:sz w:val="20"/>
-          <w:szCs w:val="20"/>
-        </w:rPr>
-        <w:t xml:space="preserve">svn </w:t>
-      </w:r>
-      <w:r>
-        <w:rPr>
-          <w:rFonts w:ascii="Courier New" w:hAnsi="Courier New" w:cs="Courier New"/>
-          <w:color w:val="BCBEC4"/>
-          <w:sz w:val="20"/>
-          <w:szCs w:val="20"/>
-        </w:rPr>
-        <w:t>add *</w:t>
+      <w:proofErr w:type="spellStart"/>
+      <w:r>
+        <w:rPr>
+          <w:rFonts w:ascii="Courier New" w:hAnsi="Courier New" w:cs="Courier New"/>
+          <w:color w:val="C57633"/>
+          <w:sz w:val="20"/>
+          <w:szCs w:val="20"/>
+        </w:rPr>
+        <w:t>svn</w:t>
+      </w:r>
+      <w:proofErr w:type="spellEnd"/>
+      <w:r>
+        <w:rPr>
+          <w:rFonts w:ascii="Courier New" w:hAnsi="Courier New" w:cs="Courier New"/>
+          <w:color w:val="C57633"/>
+          <w:sz w:val="20"/>
+          <w:szCs w:val="20"/>
+        </w:rPr>
+        <w:t xml:space="preserve"> </w:t>
+      </w:r>
+      <w:proofErr w:type="spellStart"/>
+      <w:r>
+        <w:rPr>
+          <w:rFonts w:ascii="Courier New" w:hAnsi="Courier New" w:cs="Courier New"/>
+          <w:color w:val="BCBEC4"/>
+          <w:sz w:val="20"/>
+          <w:szCs w:val="20"/>
+        </w:rPr>
+        <w:t>add</w:t>
+      </w:r>
+      <w:proofErr w:type="spellEnd"/>
+      <w:r>
+        <w:rPr>
+          <w:rFonts w:ascii="Courier New" w:hAnsi="Courier New" w:cs="Courier New"/>
+          <w:color w:val="BCBEC4"/>
+          <w:sz w:val="20"/>
+          <w:szCs w:val="20"/>
+        </w:rPr>
+        <w:t xml:space="preserve"> *</w:t>
       </w:r>
       <w:r>
         <w:rPr>
@@ -5918,23 +7827,45 @@
         </w:rPr>
         <w:br/>
       </w:r>
-      <w:r>
-        <w:rPr>
-          <w:rFonts w:ascii="Courier New" w:hAnsi="Courier New" w:cs="Courier New"/>
-          <w:color w:val="C57633"/>
-          <w:sz w:val="20"/>
-          <w:szCs w:val="20"/>
-        </w:rPr>
-        <w:t xml:space="preserve">svn </w:t>
-      </w:r>
-      <w:r>
-        <w:rPr>
-          <w:rFonts w:ascii="Courier New" w:hAnsi="Courier New" w:cs="Courier New"/>
-          <w:color w:val="BCBEC4"/>
-          <w:sz w:val="20"/>
-          <w:szCs w:val="20"/>
-        </w:rPr>
-        <w:t xml:space="preserve">commit -m </w:t>
+      <w:proofErr w:type="spellStart"/>
+      <w:r>
+        <w:rPr>
+          <w:rFonts w:ascii="Courier New" w:hAnsi="Courier New" w:cs="Courier New"/>
+          <w:color w:val="C57633"/>
+          <w:sz w:val="20"/>
+          <w:szCs w:val="20"/>
+        </w:rPr>
+        <w:t>svn</w:t>
+      </w:r>
+      <w:proofErr w:type="spellEnd"/>
+      <w:r>
+        <w:rPr>
+          <w:rFonts w:ascii="Courier New" w:hAnsi="Courier New" w:cs="Courier New"/>
+          <w:color w:val="C57633"/>
+          <w:sz w:val="20"/>
+          <w:szCs w:val="20"/>
+        </w:rPr>
+        <w:t xml:space="preserve"> </w:t>
+      </w:r>
+      <w:proofErr w:type="spellStart"/>
+      <w:r>
+        <w:rPr>
+          <w:rFonts w:ascii="Courier New" w:hAnsi="Courier New" w:cs="Courier New"/>
+          <w:color w:val="BCBEC4"/>
+          <w:sz w:val="20"/>
+          <w:szCs w:val="20"/>
+        </w:rPr>
+        <w:t>commit</w:t>
+      </w:r>
+      <w:proofErr w:type="spellEnd"/>
+      <w:r>
+        <w:rPr>
+          <w:rFonts w:ascii="Courier New" w:hAnsi="Courier New" w:cs="Courier New"/>
+          <w:color w:val="BCBEC4"/>
+          <w:sz w:val="20"/>
+          <w:szCs w:val="20"/>
+        </w:rPr>
+        <w:t xml:space="preserve"> -m </w:t>
       </w:r>
       <w:r>
         <w:rPr>
@@ -5952,7 +7883,27 @@
           <w:sz w:val="20"/>
           <w:szCs w:val="20"/>
         </w:rPr>
-        <w:t>--username=</w:t>
+        <w:t>--</w:t>
+      </w:r>
+      <w:proofErr w:type="spellStart"/>
+      <w:r>
+        <w:rPr>
+          <w:rFonts w:ascii="Courier New" w:hAnsi="Courier New" w:cs="Courier New"/>
+          <w:color w:val="BCBEC4"/>
+          <w:sz w:val="20"/>
+          <w:szCs w:val="20"/>
+        </w:rPr>
+        <w:t>username</w:t>
+      </w:r>
+      <w:proofErr w:type="spellEnd"/>
+      <w:r>
+        <w:rPr>
+          <w:rFonts w:ascii="Courier New" w:hAnsi="Courier New" w:cs="Courier New"/>
+          <w:color w:val="BCBEC4"/>
+          <w:sz w:val="20"/>
+          <w:szCs w:val="20"/>
+        </w:rPr>
+        <w:t>=</w:t>
       </w:r>
       <w:r>
         <w:rPr>
@@ -5981,23 +7932,45 @@
         </w:rPr>
         <w:br/>
       </w:r>
-      <w:r>
-        <w:rPr>
-          <w:rFonts w:ascii="Courier New" w:hAnsi="Courier New" w:cs="Courier New"/>
-          <w:color w:val="C57633"/>
-          <w:sz w:val="20"/>
-          <w:szCs w:val="20"/>
-        </w:rPr>
-        <w:t xml:space="preserve">svn </w:t>
-      </w:r>
-      <w:r>
-        <w:rPr>
-          <w:rFonts w:ascii="Courier New" w:hAnsi="Courier New" w:cs="Courier New"/>
-          <w:color w:val="BCBEC4"/>
-          <w:sz w:val="20"/>
-          <w:szCs w:val="20"/>
-        </w:rPr>
-        <w:t xml:space="preserve">switch </w:t>
+      <w:proofErr w:type="spellStart"/>
+      <w:r>
+        <w:rPr>
+          <w:rFonts w:ascii="Courier New" w:hAnsi="Courier New" w:cs="Courier New"/>
+          <w:color w:val="C57633"/>
+          <w:sz w:val="20"/>
+          <w:szCs w:val="20"/>
+        </w:rPr>
+        <w:t>svn</w:t>
+      </w:r>
+      <w:proofErr w:type="spellEnd"/>
+      <w:r>
+        <w:rPr>
+          <w:rFonts w:ascii="Courier New" w:hAnsi="Courier New" w:cs="Courier New"/>
+          <w:color w:val="C57633"/>
+          <w:sz w:val="20"/>
+          <w:szCs w:val="20"/>
+        </w:rPr>
+        <w:t xml:space="preserve"> </w:t>
+      </w:r>
+      <w:proofErr w:type="spellStart"/>
+      <w:r>
+        <w:rPr>
+          <w:rFonts w:ascii="Courier New" w:hAnsi="Courier New" w:cs="Courier New"/>
+          <w:color w:val="BCBEC4"/>
+          <w:sz w:val="20"/>
+          <w:szCs w:val="20"/>
+        </w:rPr>
+        <w:t>switch</w:t>
+      </w:r>
+      <w:proofErr w:type="spellEnd"/>
+      <w:r>
+        <w:rPr>
+          <w:rFonts w:ascii="Courier New" w:hAnsi="Courier New" w:cs="Courier New"/>
+          <w:color w:val="BCBEC4"/>
+          <w:sz w:val="20"/>
+          <w:szCs w:val="20"/>
+        </w:rPr>
+        <w:t xml:space="preserve"> </w:t>
       </w:r>
       <w:r>
         <w:rPr>
@@ -6035,14 +8008,25 @@
         </w:rPr>
         <w:br/>
       </w:r>
-      <w:r>
-        <w:rPr>
-          <w:rFonts w:ascii="Courier New" w:hAnsi="Courier New" w:cs="Courier New"/>
-          <w:color w:val="C57633"/>
-          <w:sz w:val="20"/>
-          <w:szCs w:val="20"/>
-        </w:rPr>
-        <w:t xml:space="preserve">unzip </w:t>
+      <w:proofErr w:type="spellStart"/>
+      <w:r>
+        <w:rPr>
+          <w:rFonts w:ascii="Courier New" w:hAnsi="Courier New" w:cs="Courier New"/>
+          <w:color w:val="C57633"/>
+          <w:sz w:val="20"/>
+          <w:szCs w:val="20"/>
+        </w:rPr>
+        <w:t>unzip</w:t>
+      </w:r>
+      <w:proofErr w:type="spellEnd"/>
+      <w:r>
+        <w:rPr>
+          <w:rFonts w:ascii="Courier New" w:hAnsi="Courier New" w:cs="Courier New"/>
+          <w:color w:val="C57633"/>
+          <w:sz w:val="20"/>
+          <w:szCs w:val="20"/>
+        </w:rPr>
+        <w:t xml:space="preserve"> </w:t>
       </w:r>
       <w:r>
         <w:rPr>
@@ -6105,7 +8089,27 @@
           <w:sz w:val="20"/>
           <w:szCs w:val="20"/>
         </w:rPr>
-        <w:t>"src"</w:t>
+        <w:t>"</w:t>
+      </w:r>
+      <w:proofErr w:type="spellStart"/>
+      <w:r>
+        <w:rPr>
+          <w:rFonts w:ascii="Courier New" w:hAnsi="Courier New" w:cs="Courier New"/>
+          <w:color w:val="6AAB73"/>
+          <w:sz w:val="20"/>
+          <w:szCs w:val="20"/>
+        </w:rPr>
+        <w:t>src</w:t>
+      </w:r>
+      <w:proofErr w:type="spellEnd"/>
+      <w:r>
+        <w:rPr>
+          <w:rFonts w:ascii="Courier New" w:hAnsi="Courier New" w:cs="Courier New"/>
+          <w:color w:val="6AAB73"/>
+          <w:sz w:val="20"/>
+          <w:szCs w:val="20"/>
+        </w:rPr>
+        <w:t>"</w:t>
       </w:r>
       <w:r>
         <w:rPr>
@@ -6116,23 +8120,45 @@
         </w:rPr>
         <w:br/>
       </w:r>
-      <w:r>
-        <w:rPr>
-          <w:rFonts w:ascii="Courier New" w:hAnsi="Courier New" w:cs="Courier New"/>
-          <w:color w:val="C57633"/>
-          <w:sz w:val="20"/>
-          <w:szCs w:val="20"/>
-        </w:rPr>
-        <w:t xml:space="preserve">svn </w:t>
-      </w:r>
-      <w:r>
-        <w:rPr>
-          <w:rFonts w:ascii="Courier New" w:hAnsi="Courier New" w:cs="Courier New"/>
-          <w:color w:val="BCBEC4"/>
-          <w:sz w:val="20"/>
-          <w:szCs w:val="20"/>
-        </w:rPr>
-        <w:t>add *</w:t>
+      <w:proofErr w:type="spellStart"/>
+      <w:r>
+        <w:rPr>
+          <w:rFonts w:ascii="Courier New" w:hAnsi="Courier New" w:cs="Courier New"/>
+          <w:color w:val="C57633"/>
+          <w:sz w:val="20"/>
+          <w:szCs w:val="20"/>
+        </w:rPr>
+        <w:t>svn</w:t>
+      </w:r>
+      <w:proofErr w:type="spellEnd"/>
+      <w:r>
+        <w:rPr>
+          <w:rFonts w:ascii="Courier New" w:hAnsi="Courier New" w:cs="Courier New"/>
+          <w:color w:val="C57633"/>
+          <w:sz w:val="20"/>
+          <w:szCs w:val="20"/>
+        </w:rPr>
+        <w:t xml:space="preserve"> </w:t>
+      </w:r>
+      <w:proofErr w:type="spellStart"/>
+      <w:r>
+        <w:rPr>
+          <w:rFonts w:ascii="Courier New" w:hAnsi="Courier New" w:cs="Courier New"/>
+          <w:color w:val="BCBEC4"/>
+          <w:sz w:val="20"/>
+          <w:szCs w:val="20"/>
+        </w:rPr>
+        <w:t>add</w:t>
+      </w:r>
+      <w:proofErr w:type="spellEnd"/>
+      <w:r>
+        <w:rPr>
+          <w:rFonts w:ascii="Courier New" w:hAnsi="Courier New" w:cs="Courier New"/>
+          <w:color w:val="BCBEC4"/>
+          <w:sz w:val="20"/>
+          <w:szCs w:val="20"/>
+        </w:rPr>
+        <w:t xml:space="preserve"> *</w:t>
       </w:r>
       <w:r>
         <w:rPr>
@@ -6143,23 +8169,45 @@
         </w:rPr>
         <w:br/>
       </w:r>
-      <w:r>
-        <w:rPr>
-          <w:rFonts w:ascii="Courier New" w:hAnsi="Courier New" w:cs="Courier New"/>
-          <w:color w:val="C57633"/>
-          <w:sz w:val="20"/>
-          <w:szCs w:val="20"/>
-        </w:rPr>
-        <w:t xml:space="preserve">svn </w:t>
-      </w:r>
-      <w:r>
-        <w:rPr>
-          <w:rFonts w:ascii="Courier New" w:hAnsi="Courier New" w:cs="Courier New"/>
-          <w:color w:val="BCBEC4"/>
-          <w:sz w:val="20"/>
-          <w:szCs w:val="20"/>
-        </w:rPr>
-        <w:t xml:space="preserve">commit -m </w:t>
+      <w:proofErr w:type="spellStart"/>
+      <w:r>
+        <w:rPr>
+          <w:rFonts w:ascii="Courier New" w:hAnsi="Courier New" w:cs="Courier New"/>
+          <w:color w:val="C57633"/>
+          <w:sz w:val="20"/>
+          <w:szCs w:val="20"/>
+        </w:rPr>
+        <w:t>svn</w:t>
+      </w:r>
+      <w:proofErr w:type="spellEnd"/>
+      <w:r>
+        <w:rPr>
+          <w:rFonts w:ascii="Courier New" w:hAnsi="Courier New" w:cs="Courier New"/>
+          <w:color w:val="C57633"/>
+          <w:sz w:val="20"/>
+          <w:szCs w:val="20"/>
+        </w:rPr>
+        <w:t xml:space="preserve"> </w:t>
+      </w:r>
+      <w:proofErr w:type="spellStart"/>
+      <w:r>
+        <w:rPr>
+          <w:rFonts w:ascii="Courier New" w:hAnsi="Courier New" w:cs="Courier New"/>
+          <w:color w:val="BCBEC4"/>
+          <w:sz w:val="20"/>
+          <w:szCs w:val="20"/>
+        </w:rPr>
+        <w:t>commit</w:t>
+      </w:r>
+      <w:proofErr w:type="spellEnd"/>
+      <w:r>
+        <w:rPr>
+          <w:rFonts w:ascii="Courier New" w:hAnsi="Courier New" w:cs="Courier New"/>
+          <w:color w:val="BCBEC4"/>
+          <w:sz w:val="20"/>
+          <w:szCs w:val="20"/>
+        </w:rPr>
+        <w:t xml:space="preserve"> -m </w:t>
       </w:r>
       <w:r>
         <w:rPr>
@@ -6177,7 +8225,27 @@
           <w:sz w:val="20"/>
           <w:szCs w:val="20"/>
         </w:rPr>
-        <w:t>--username=</w:t>
+        <w:t>--</w:t>
+      </w:r>
+      <w:proofErr w:type="spellStart"/>
+      <w:r>
+        <w:rPr>
+          <w:rFonts w:ascii="Courier New" w:hAnsi="Courier New" w:cs="Courier New"/>
+          <w:color w:val="BCBEC4"/>
+          <w:sz w:val="20"/>
+          <w:szCs w:val="20"/>
+        </w:rPr>
+        <w:t>username</w:t>
+      </w:r>
+      <w:proofErr w:type="spellEnd"/>
+      <w:r>
+        <w:rPr>
+          <w:rFonts w:ascii="Courier New" w:hAnsi="Courier New" w:cs="Courier New"/>
+          <w:color w:val="BCBEC4"/>
+          <w:sz w:val="20"/>
+          <w:szCs w:val="20"/>
+        </w:rPr>
+        <w:t>=</w:t>
       </w:r>
       <w:r>
         <w:rPr>
@@ -6206,23 +8274,45 @@
         </w:rPr>
         <w:br/>
       </w:r>
-      <w:r>
-        <w:rPr>
-          <w:rFonts w:ascii="Courier New" w:hAnsi="Courier New" w:cs="Courier New"/>
-          <w:color w:val="C57633"/>
-          <w:sz w:val="20"/>
-          <w:szCs w:val="20"/>
-        </w:rPr>
-        <w:t xml:space="preserve">svn </w:t>
-      </w:r>
-      <w:r>
-        <w:rPr>
-          <w:rFonts w:ascii="Courier New" w:hAnsi="Courier New" w:cs="Courier New"/>
-          <w:color w:val="BCBEC4"/>
-          <w:sz w:val="20"/>
-          <w:szCs w:val="20"/>
-        </w:rPr>
-        <w:t xml:space="preserve">switch </w:t>
+      <w:proofErr w:type="spellStart"/>
+      <w:r>
+        <w:rPr>
+          <w:rFonts w:ascii="Courier New" w:hAnsi="Courier New" w:cs="Courier New"/>
+          <w:color w:val="C57633"/>
+          <w:sz w:val="20"/>
+          <w:szCs w:val="20"/>
+        </w:rPr>
+        <w:t>svn</w:t>
+      </w:r>
+      <w:proofErr w:type="spellEnd"/>
+      <w:r>
+        <w:rPr>
+          <w:rFonts w:ascii="Courier New" w:hAnsi="Courier New" w:cs="Courier New"/>
+          <w:color w:val="C57633"/>
+          <w:sz w:val="20"/>
+          <w:szCs w:val="20"/>
+        </w:rPr>
+        <w:t xml:space="preserve"> </w:t>
+      </w:r>
+      <w:proofErr w:type="spellStart"/>
+      <w:r>
+        <w:rPr>
+          <w:rFonts w:ascii="Courier New" w:hAnsi="Courier New" w:cs="Courier New"/>
+          <w:color w:val="BCBEC4"/>
+          <w:sz w:val="20"/>
+          <w:szCs w:val="20"/>
+        </w:rPr>
+        <w:t>switch</w:t>
+      </w:r>
+      <w:proofErr w:type="spellEnd"/>
+      <w:r>
+        <w:rPr>
+          <w:rFonts w:ascii="Courier New" w:hAnsi="Courier New" w:cs="Courier New"/>
+          <w:color w:val="BCBEC4"/>
+          <w:sz w:val="20"/>
+          <w:szCs w:val="20"/>
+        </w:rPr>
+        <w:t xml:space="preserve"> </w:t>
       </w:r>
       <w:r>
         <w:rPr>
@@ -6260,14 +8350,25 @@
         </w:rPr>
         <w:br/>
       </w:r>
-      <w:r>
-        <w:rPr>
-          <w:rFonts w:ascii="Courier New" w:hAnsi="Courier New" w:cs="Courier New"/>
-          <w:color w:val="C57633"/>
-          <w:sz w:val="20"/>
-          <w:szCs w:val="20"/>
-        </w:rPr>
-        <w:t xml:space="preserve">unzip </w:t>
+      <w:proofErr w:type="spellStart"/>
+      <w:r>
+        <w:rPr>
+          <w:rFonts w:ascii="Courier New" w:hAnsi="Courier New" w:cs="Courier New"/>
+          <w:color w:val="C57633"/>
+          <w:sz w:val="20"/>
+          <w:szCs w:val="20"/>
+        </w:rPr>
+        <w:t>unzip</w:t>
+      </w:r>
+      <w:proofErr w:type="spellEnd"/>
+      <w:r>
+        <w:rPr>
+          <w:rFonts w:ascii="Courier New" w:hAnsi="Courier New" w:cs="Courier New"/>
+          <w:color w:val="C57633"/>
+          <w:sz w:val="20"/>
+          <w:szCs w:val="20"/>
+        </w:rPr>
+        <w:t xml:space="preserve"> </w:t>
       </w:r>
       <w:r>
         <w:rPr>
@@ -6330,7 +8431,27 @@
           <w:sz w:val="20"/>
           <w:szCs w:val="20"/>
         </w:rPr>
-        <w:t>"src"</w:t>
+        <w:t>"</w:t>
+      </w:r>
+      <w:proofErr w:type="spellStart"/>
+      <w:r>
+        <w:rPr>
+          <w:rFonts w:ascii="Courier New" w:hAnsi="Courier New" w:cs="Courier New"/>
+          <w:color w:val="6AAB73"/>
+          <w:sz w:val="20"/>
+          <w:szCs w:val="20"/>
+        </w:rPr>
+        <w:t>src</w:t>
+      </w:r>
+      <w:proofErr w:type="spellEnd"/>
+      <w:r>
+        <w:rPr>
+          <w:rFonts w:ascii="Courier New" w:hAnsi="Courier New" w:cs="Courier New"/>
+          <w:color w:val="6AAB73"/>
+          <w:sz w:val="20"/>
+          <w:szCs w:val="20"/>
+        </w:rPr>
+        <w:t>"</w:t>
       </w:r>
       <w:r>
         <w:rPr>
@@ -6341,23 +8462,45 @@
         </w:rPr>
         <w:br/>
       </w:r>
-      <w:r>
-        <w:rPr>
-          <w:rFonts w:ascii="Courier New" w:hAnsi="Courier New" w:cs="Courier New"/>
-          <w:color w:val="C57633"/>
-          <w:sz w:val="20"/>
-          <w:szCs w:val="20"/>
-        </w:rPr>
-        <w:t xml:space="preserve">svn </w:t>
-      </w:r>
-      <w:r>
-        <w:rPr>
-          <w:rFonts w:ascii="Courier New" w:hAnsi="Courier New" w:cs="Courier New"/>
-          <w:color w:val="BCBEC4"/>
-          <w:sz w:val="20"/>
-          <w:szCs w:val="20"/>
-        </w:rPr>
-        <w:t>add *</w:t>
+      <w:proofErr w:type="spellStart"/>
+      <w:r>
+        <w:rPr>
+          <w:rFonts w:ascii="Courier New" w:hAnsi="Courier New" w:cs="Courier New"/>
+          <w:color w:val="C57633"/>
+          <w:sz w:val="20"/>
+          <w:szCs w:val="20"/>
+        </w:rPr>
+        <w:t>svn</w:t>
+      </w:r>
+      <w:proofErr w:type="spellEnd"/>
+      <w:r>
+        <w:rPr>
+          <w:rFonts w:ascii="Courier New" w:hAnsi="Courier New" w:cs="Courier New"/>
+          <w:color w:val="C57633"/>
+          <w:sz w:val="20"/>
+          <w:szCs w:val="20"/>
+        </w:rPr>
+        <w:t xml:space="preserve"> </w:t>
+      </w:r>
+      <w:proofErr w:type="spellStart"/>
+      <w:r>
+        <w:rPr>
+          <w:rFonts w:ascii="Courier New" w:hAnsi="Courier New" w:cs="Courier New"/>
+          <w:color w:val="BCBEC4"/>
+          <w:sz w:val="20"/>
+          <w:szCs w:val="20"/>
+        </w:rPr>
+        <w:t>add</w:t>
+      </w:r>
+      <w:proofErr w:type="spellEnd"/>
+      <w:r>
+        <w:rPr>
+          <w:rFonts w:ascii="Courier New" w:hAnsi="Courier New" w:cs="Courier New"/>
+          <w:color w:val="BCBEC4"/>
+          <w:sz w:val="20"/>
+          <w:szCs w:val="20"/>
+        </w:rPr>
+        <w:t xml:space="preserve"> *</w:t>
       </w:r>
       <w:r>
         <w:rPr>
@@ -6368,23 +8511,45 @@
         </w:rPr>
         <w:br/>
       </w:r>
-      <w:r>
-        <w:rPr>
-          <w:rFonts w:ascii="Courier New" w:hAnsi="Courier New" w:cs="Courier New"/>
-          <w:color w:val="C57633"/>
-          <w:sz w:val="20"/>
-          <w:szCs w:val="20"/>
-        </w:rPr>
-        <w:t xml:space="preserve">svn </w:t>
-      </w:r>
-      <w:r>
-        <w:rPr>
-          <w:rFonts w:ascii="Courier New" w:hAnsi="Courier New" w:cs="Courier New"/>
-          <w:color w:val="BCBEC4"/>
-          <w:sz w:val="20"/>
-          <w:szCs w:val="20"/>
-        </w:rPr>
-        <w:t xml:space="preserve">commit -m </w:t>
+      <w:proofErr w:type="spellStart"/>
+      <w:r>
+        <w:rPr>
+          <w:rFonts w:ascii="Courier New" w:hAnsi="Courier New" w:cs="Courier New"/>
+          <w:color w:val="C57633"/>
+          <w:sz w:val="20"/>
+          <w:szCs w:val="20"/>
+        </w:rPr>
+        <w:t>svn</w:t>
+      </w:r>
+      <w:proofErr w:type="spellEnd"/>
+      <w:r>
+        <w:rPr>
+          <w:rFonts w:ascii="Courier New" w:hAnsi="Courier New" w:cs="Courier New"/>
+          <w:color w:val="C57633"/>
+          <w:sz w:val="20"/>
+          <w:szCs w:val="20"/>
+        </w:rPr>
+        <w:t xml:space="preserve"> </w:t>
+      </w:r>
+      <w:proofErr w:type="spellStart"/>
+      <w:r>
+        <w:rPr>
+          <w:rFonts w:ascii="Courier New" w:hAnsi="Courier New" w:cs="Courier New"/>
+          <w:color w:val="BCBEC4"/>
+          <w:sz w:val="20"/>
+          <w:szCs w:val="20"/>
+        </w:rPr>
+        <w:t>commit</w:t>
+      </w:r>
+      <w:proofErr w:type="spellEnd"/>
+      <w:r>
+        <w:rPr>
+          <w:rFonts w:ascii="Courier New" w:hAnsi="Courier New" w:cs="Courier New"/>
+          <w:color w:val="BCBEC4"/>
+          <w:sz w:val="20"/>
+          <w:szCs w:val="20"/>
+        </w:rPr>
+        <w:t xml:space="preserve"> -m </w:t>
       </w:r>
       <w:r>
         <w:rPr>
@@ -6402,7 +8567,27 @@
           <w:sz w:val="20"/>
           <w:szCs w:val="20"/>
         </w:rPr>
-        <w:t>--username=</w:t>
+        <w:t>--</w:t>
+      </w:r>
+      <w:proofErr w:type="spellStart"/>
+      <w:r>
+        <w:rPr>
+          <w:rFonts w:ascii="Courier New" w:hAnsi="Courier New" w:cs="Courier New"/>
+          <w:color w:val="BCBEC4"/>
+          <w:sz w:val="20"/>
+          <w:szCs w:val="20"/>
+        </w:rPr>
+        <w:t>username</w:t>
+      </w:r>
+      <w:proofErr w:type="spellEnd"/>
+      <w:r>
+        <w:rPr>
+          <w:rFonts w:ascii="Courier New" w:hAnsi="Courier New" w:cs="Courier New"/>
+          <w:color w:val="BCBEC4"/>
+          <w:sz w:val="20"/>
+          <w:szCs w:val="20"/>
+        </w:rPr>
+        <w:t>=</w:t>
       </w:r>
       <w:r>
         <w:rPr>
@@ -6431,23 +8616,45 @@
         </w:rPr>
         <w:br/>
       </w:r>
-      <w:r>
-        <w:rPr>
-          <w:rFonts w:ascii="Courier New" w:hAnsi="Courier New" w:cs="Courier New"/>
-          <w:color w:val="C57633"/>
-          <w:sz w:val="20"/>
-          <w:szCs w:val="20"/>
-        </w:rPr>
-        <w:t xml:space="preserve">svn </w:t>
-      </w:r>
-      <w:r>
-        <w:rPr>
-          <w:rFonts w:ascii="Courier New" w:hAnsi="Courier New" w:cs="Courier New"/>
-          <w:color w:val="BCBEC4"/>
-          <w:sz w:val="20"/>
-          <w:szCs w:val="20"/>
-        </w:rPr>
-        <w:t xml:space="preserve">switch </w:t>
+      <w:proofErr w:type="spellStart"/>
+      <w:r>
+        <w:rPr>
+          <w:rFonts w:ascii="Courier New" w:hAnsi="Courier New" w:cs="Courier New"/>
+          <w:color w:val="C57633"/>
+          <w:sz w:val="20"/>
+          <w:szCs w:val="20"/>
+        </w:rPr>
+        <w:t>svn</w:t>
+      </w:r>
+      <w:proofErr w:type="spellEnd"/>
+      <w:r>
+        <w:rPr>
+          <w:rFonts w:ascii="Courier New" w:hAnsi="Courier New" w:cs="Courier New"/>
+          <w:color w:val="C57633"/>
+          <w:sz w:val="20"/>
+          <w:szCs w:val="20"/>
+        </w:rPr>
+        <w:t xml:space="preserve"> </w:t>
+      </w:r>
+      <w:proofErr w:type="spellStart"/>
+      <w:r>
+        <w:rPr>
+          <w:rFonts w:ascii="Courier New" w:hAnsi="Courier New" w:cs="Courier New"/>
+          <w:color w:val="BCBEC4"/>
+          <w:sz w:val="20"/>
+          <w:szCs w:val="20"/>
+        </w:rPr>
+        <w:t>switch</w:t>
+      </w:r>
+      <w:proofErr w:type="spellEnd"/>
+      <w:r>
+        <w:rPr>
+          <w:rFonts w:ascii="Courier New" w:hAnsi="Courier New" w:cs="Courier New"/>
+          <w:color w:val="BCBEC4"/>
+          <w:sz w:val="20"/>
+          <w:szCs w:val="20"/>
+        </w:rPr>
+        <w:t xml:space="preserve"> </w:t>
       </w:r>
       <w:r>
         <w:rPr>
@@ -6485,14 +8692,25 @@
         </w:rPr>
         <w:br/>
       </w:r>
-      <w:r>
-        <w:rPr>
-          <w:rFonts w:ascii="Courier New" w:hAnsi="Courier New" w:cs="Courier New"/>
-          <w:color w:val="C57633"/>
-          <w:sz w:val="20"/>
-          <w:szCs w:val="20"/>
-        </w:rPr>
-        <w:t xml:space="preserve">unzip </w:t>
+      <w:proofErr w:type="spellStart"/>
+      <w:r>
+        <w:rPr>
+          <w:rFonts w:ascii="Courier New" w:hAnsi="Courier New" w:cs="Courier New"/>
+          <w:color w:val="C57633"/>
+          <w:sz w:val="20"/>
+          <w:szCs w:val="20"/>
+        </w:rPr>
+        <w:t>unzip</w:t>
+      </w:r>
+      <w:proofErr w:type="spellEnd"/>
+      <w:r>
+        <w:rPr>
+          <w:rFonts w:ascii="Courier New" w:hAnsi="Courier New" w:cs="Courier New"/>
+          <w:color w:val="C57633"/>
+          <w:sz w:val="20"/>
+          <w:szCs w:val="20"/>
+        </w:rPr>
+        <w:t xml:space="preserve"> </w:t>
       </w:r>
       <w:r>
         <w:rPr>
@@ -6555,7 +8773,27 @@
           <w:sz w:val="20"/>
           <w:szCs w:val="20"/>
         </w:rPr>
-        <w:t>"src"</w:t>
+        <w:t>"</w:t>
+      </w:r>
+      <w:proofErr w:type="spellStart"/>
+      <w:r>
+        <w:rPr>
+          <w:rFonts w:ascii="Courier New" w:hAnsi="Courier New" w:cs="Courier New"/>
+          <w:color w:val="6AAB73"/>
+          <w:sz w:val="20"/>
+          <w:szCs w:val="20"/>
+        </w:rPr>
+        <w:t>src</w:t>
+      </w:r>
+      <w:proofErr w:type="spellEnd"/>
+      <w:r>
+        <w:rPr>
+          <w:rFonts w:ascii="Courier New" w:hAnsi="Courier New" w:cs="Courier New"/>
+          <w:color w:val="6AAB73"/>
+          <w:sz w:val="20"/>
+          <w:szCs w:val="20"/>
+        </w:rPr>
+        <w:t>"</w:t>
       </w:r>
       <w:r>
         <w:rPr>
@@ -6566,23 +8804,45 @@
         </w:rPr>
         <w:br/>
       </w:r>
-      <w:r>
-        <w:rPr>
-          <w:rFonts w:ascii="Courier New" w:hAnsi="Courier New" w:cs="Courier New"/>
-          <w:color w:val="C57633"/>
-          <w:sz w:val="20"/>
-          <w:szCs w:val="20"/>
-        </w:rPr>
-        <w:t xml:space="preserve">svn </w:t>
-      </w:r>
-      <w:r>
-        <w:rPr>
-          <w:rFonts w:ascii="Courier New" w:hAnsi="Courier New" w:cs="Courier New"/>
-          <w:color w:val="BCBEC4"/>
-          <w:sz w:val="20"/>
-          <w:szCs w:val="20"/>
-        </w:rPr>
-        <w:t>add *</w:t>
+      <w:proofErr w:type="spellStart"/>
+      <w:r>
+        <w:rPr>
+          <w:rFonts w:ascii="Courier New" w:hAnsi="Courier New" w:cs="Courier New"/>
+          <w:color w:val="C57633"/>
+          <w:sz w:val="20"/>
+          <w:szCs w:val="20"/>
+        </w:rPr>
+        <w:t>svn</w:t>
+      </w:r>
+      <w:proofErr w:type="spellEnd"/>
+      <w:r>
+        <w:rPr>
+          <w:rFonts w:ascii="Courier New" w:hAnsi="Courier New" w:cs="Courier New"/>
+          <w:color w:val="C57633"/>
+          <w:sz w:val="20"/>
+          <w:szCs w:val="20"/>
+        </w:rPr>
+        <w:t xml:space="preserve"> </w:t>
+      </w:r>
+      <w:proofErr w:type="spellStart"/>
+      <w:r>
+        <w:rPr>
+          <w:rFonts w:ascii="Courier New" w:hAnsi="Courier New" w:cs="Courier New"/>
+          <w:color w:val="BCBEC4"/>
+          <w:sz w:val="20"/>
+          <w:szCs w:val="20"/>
+        </w:rPr>
+        <w:t>add</w:t>
+      </w:r>
+      <w:proofErr w:type="spellEnd"/>
+      <w:r>
+        <w:rPr>
+          <w:rFonts w:ascii="Courier New" w:hAnsi="Courier New" w:cs="Courier New"/>
+          <w:color w:val="BCBEC4"/>
+          <w:sz w:val="20"/>
+          <w:szCs w:val="20"/>
+        </w:rPr>
+        <w:t xml:space="preserve"> *</w:t>
       </w:r>
       <w:r>
         <w:rPr>
@@ -6593,23 +8853,45 @@
         </w:rPr>
         <w:br/>
       </w:r>
-      <w:r>
-        <w:rPr>
-          <w:rFonts w:ascii="Courier New" w:hAnsi="Courier New" w:cs="Courier New"/>
-          <w:color w:val="C57633"/>
-          <w:sz w:val="20"/>
-          <w:szCs w:val="20"/>
-        </w:rPr>
-        <w:t xml:space="preserve">svn </w:t>
-      </w:r>
-      <w:r>
-        <w:rPr>
-          <w:rFonts w:ascii="Courier New" w:hAnsi="Courier New" w:cs="Courier New"/>
-          <w:color w:val="BCBEC4"/>
-          <w:sz w:val="20"/>
-          <w:szCs w:val="20"/>
-        </w:rPr>
-        <w:t xml:space="preserve">commit -m </w:t>
+      <w:proofErr w:type="spellStart"/>
+      <w:r>
+        <w:rPr>
+          <w:rFonts w:ascii="Courier New" w:hAnsi="Courier New" w:cs="Courier New"/>
+          <w:color w:val="C57633"/>
+          <w:sz w:val="20"/>
+          <w:szCs w:val="20"/>
+        </w:rPr>
+        <w:t>svn</w:t>
+      </w:r>
+      <w:proofErr w:type="spellEnd"/>
+      <w:r>
+        <w:rPr>
+          <w:rFonts w:ascii="Courier New" w:hAnsi="Courier New" w:cs="Courier New"/>
+          <w:color w:val="C57633"/>
+          <w:sz w:val="20"/>
+          <w:szCs w:val="20"/>
+        </w:rPr>
+        <w:t xml:space="preserve"> </w:t>
+      </w:r>
+      <w:proofErr w:type="spellStart"/>
+      <w:r>
+        <w:rPr>
+          <w:rFonts w:ascii="Courier New" w:hAnsi="Courier New" w:cs="Courier New"/>
+          <w:color w:val="BCBEC4"/>
+          <w:sz w:val="20"/>
+          <w:szCs w:val="20"/>
+        </w:rPr>
+        <w:t>commit</w:t>
+      </w:r>
+      <w:proofErr w:type="spellEnd"/>
+      <w:r>
+        <w:rPr>
+          <w:rFonts w:ascii="Courier New" w:hAnsi="Courier New" w:cs="Courier New"/>
+          <w:color w:val="BCBEC4"/>
+          <w:sz w:val="20"/>
+          <w:szCs w:val="20"/>
+        </w:rPr>
+        <w:t xml:space="preserve"> -m </w:t>
       </w:r>
       <w:r>
         <w:rPr>
@@ -6627,7 +8909,27 @@
           <w:sz w:val="20"/>
           <w:szCs w:val="20"/>
         </w:rPr>
-        <w:t>--username=</w:t>
+        <w:t>--</w:t>
+      </w:r>
+      <w:proofErr w:type="spellStart"/>
+      <w:r>
+        <w:rPr>
+          <w:rFonts w:ascii="Courier New" w:hAnsi="Courier New" w:cs="Courier New"/>
+          <w:color w:val="BCBEC4"/>
+          <w:sz w:val="20"/>
+          <w:szCs w:val="20"/>
+        </w:rPr>
+        <w:t>username</w:t>
+      </w:r>
+      <w:proofErr w:type="spellEnd"/>
+      <w:r>
+        <w:rPr>
+          <w:rFonts w:ascii="Courier New" w:hAnsi="Courier New" w:cs="Courier New"/>
+          <w:color w:val="BCBEC4"/>
+          <w:sz w:val="20"/>
+          <w:szCs w:val="20"/>
+        </w:rPr>
+        <w:t>=</w:t>
       </w:r>
       <w:r>
         <w:rPr>
@@ -6647,23 +8949,45 @@
         </w:rPr>
         <w:br/>
       </w:r>
-      <w:r>
-        <w:rPr>
-          <w:rFonts w:ascii="Courier New" w:hAnsi="Courier New" w:cs="Courier New"/>
-          <w:color w:val="C57633"/>
-          <w:sz w:val="20"/>
-          <w:szCs w:val="20"/>
-        </w:rPr>
-        <w:t xml:space="preserve">svn </w:t>
-      </w:r>
-      <w:r>
-        <w:rPr>
-          <w:rFonts w:ascii="Courier New" w:hAnsi="Courier New" w:cs="Courier New"/>
-          <w:color w:val="BCBEC4"/>
-          <w:sz w:val="20"/>
-          <w:szCs w:val="20"/>
-        </w:rPr>
-        <w:t xml:space="preserve">merge </w:t>
+      <w:proofErr w:type="spellStart"/>
+      <w:r>
+        <w:rPr>
+          <w:rFonts w:ascii="Courier New" w:hAnsi="Courier New" w:cs="Courier New"/>
+          <w:color w:val="C57633"/>
+          <w:sz w:val="20"/>
+          <w:szCs w:val="20"/>
+        </w:rPr>
+        <w:t>svn</w:t>
+      </w:r>
+      <w:proofErr w:type="spellEnd"/>
+      <w:r>
+        <w:rPr>
+          <w:rFonts w:ascii="Courier New" w:hAnsi="Courier New" w:cs="Courier New"/>
+          <w:color w:val="C57633"/>
+          <w:sz w:val="20"/>
+          <w:szCs w:val="20"/>
+        </w:rPr>
+        <w:t xml:space="preserve"> </w:t>
+      </w:r>
+      <w:proofErr w:type="spellStart"/>
+      <w:r>
+        <w:rPr>
+          <w:rFonts w:ascii="Courier New" w:hAnsi="Courier New" w:cs="Courier New"/>
+          <w:color w:val="BCBEC4"/>
+          <w:sz w:val="20"/>
+          <w:szCs w:val="20"/>
+        </w:rPr>
+        <w:t>merge</w:t>
+      </w:r>
+      <w:proofErr w:type="spellEnd"/>
+      <w:r>
+        <w:rPr>
+          <w:rFonts w:ascii="Courier New" w:hAnsi="Courier New" w:cs="Courier New"/>
+          <w:color w:val="BCBEC4"/>
+          <w:sz w:val="20"/>
+          <w:szCs w:val="20"/>
+        </w:rPr>
+        <w:t xml:space="preserve"> </w:t>
       </w:r>
       <w:r>
         <w:rPr>
@@ -6710,23 +9034,45 @@
         </w:rPr>
         <w:br/>
       </w:r>
-      <w:r>
-        <w:rPr>
-          <w:rFonts w:ascii="Courier New" w:hAnsi="Courier New" w:cs="Courier New"/>
-          <w:color w:val="C57633"/>
-          <w:sz w:val="20"/>
-          <w:szCs w:val="20"/>
-        </w:rPr>
-        <w:t xml:space="preserve">svn </w:t>
-      </w:r>
-      <w:r>
-        <w:rPr>
-          <w:rFonts w:ascii="Courier New" w:hAnsi="Courier New" w:cs="Courier New"/>
-          <w:color w:val="BCBEC4"/>
-          <w:sz w:val="20"/>
-          <w:szCs w:val="20"/>
-        </w:rPr>
-        <w:t xml:space="preserve">switch </w:t>
+      <w:proofErr w:type="spellStart"/>
+      <w:r>
+        <w:rPr>
+          <w:rFonts w:ascii="Courier New" w:hAnsi="Courier New" w:cs="Courier New"/>
+          <w:color w:val="C57633"/>
+          <w:sz w:val="20"/>
+          <w:szCs w:val="20"/>
+        </w:rPr>
+        <w:t>svn</w:t>
+      </w:r>
+      <w:proofErr w:type="spellEnd"/>
+      <w:r>
+        <w:rPr>
+          <w:rFonts w:ascii="Courier New" w:hAnsi="Courier New" w:cs="Courier New"/>
+          <w:color w:val="C57633"/>
+          <w:sz w:val="20"/>
+          <w:szCs w:val="20"/>
+        </w:rPr>
+        <w:t xml:space="preserve"> </w:t>
+      </w:r>
+      <w:proofErr w:type="spellStart"/>
+      <w:r>
+        <w:rPr>
+          <w:rFonts w:ascii="Courier New" w:hAnsi="Courier New" w:cs="Courier New"/>
+          <w:color w:val="BCBEC4"/>
+          <w:sz w:val="20"/>
+          <w:szCs w:val="20"/>
+        </w:rPr>
+        <w:t>switch</w:t>
+      </w:r>
+      <w:proofErr w:type="spellEnd"/>
+      <w:r>
+        <w:rPr>
+          <w:rFonts w:ascii="Courier New" w:hAnsi="Courier New" w:cs="Courier New"/>
+          <w:color w:val="BCBEC4"/>
+          <w:sz w:val="20"/>
+          <w:szCs w:val="20"/>
+        </w:rPr>
+        <w:t xml:space="preserve"> </w:t>
       </w:r>
       <w:r>
         <w:rPr>
@@ -6764,14 +9110,25 @@
         </w:rPr>
         <w:br/>
       </w:r>
-      <w:r>
-        <w:rPr>
-          <w:rFonts w:ascii="Courier New" w:hAnsi="Courier New" w:cs="Courier New"/>
-          <w:color w:val="C57633"/>
-          <w:sz w:val="20"/>
-          <w:szCs w:val="20"/>
-        </w:rPr>
-        <w:t xml:space="preserve">unzip </w:t>
+      <w:proofErr w:type="spellStart"/>
+      <w:r>
+        <w:rPr>
+          <w:rFonts w:ascii="Courier New" w:hAnsi="Courier New" w:cs="Courier New"/>
+          <w:color w:val="C57633"/>
+          <w:sz w:val="20"/>
+          <w:szCs w:val="20"/>
+        </w:rPr>
+        <w:t>unzip</w:t>
+      </w:r>
+      <w:proofErr w:type="spellEnd"/>
+      <w:r>
+        <w:rPr>
+          <w:rFonts w:ascii="Courier New" w:hAnsi="Courier New" w:cs="Courier New"/>
+          <w:color w:val="C57633"/>
+          <w:sz w:val="20"/>
+          <w:szCs w:val="20"/>
+        </w:rPr>
+        <w:t xml:space="preserve"> </w:t>
       </w:r>
       <w:r>
         <w:rPr>
@@ -6834,7 +9191,27 @@
           <w:sz w:val="20"/>
           <w:szCs w:val="20"/>
         </w:rPr>
-        <w:t>"src"</w:t>
+        <w:t>"</w:t>
+      </w:r>
+      <w:proofErr w:type="spellStart"/>
+      <w:r>
+        <w:rPr>
+          <w:rFonts w:ascii="Courier New" w:hAnsi="Courier New" w:cs="Courier New"/>
+          <w:color w:val="6AAB73"/>
+          <w:sz w:val="20"/>
+          <w:szCs w:val="20"/>
+        </w:rPr>
+        <w:t>src</w:t>
+      </w:r>
+      <w:proofErr w:type="spellEnd"/>
+      <w:r>
+        <w:rPr>
+          <w:rFonts w:ascii="Courier New" w:hAnsi="Courier New" w:cs="Courier New"/>
+          <w:color w:val="6AAB73"/>
+          <w:sz w:val="20"/>
+          <w:szCs w:val="20"/>
+        </w:rPr>
+        <w:t>"</w:t>
       </w:r>
       <w:r>
         <w:rPr>
@@ -6845,6 +9222,7 @@
         </w:rPr>
         <w:br/>
       </w:r>
+      <w:proofErr w:type="spellStart"/>
       <w:r>
         <w:rPr>
           <w:rFonts w:ascii="Courier New" w:hAnsi="Courier New" w:cs="Courier New"/>
@@ -6853,16 +9231,37 @@
           <w:szCs w:val="20"/>
         </w:rPr>
         <w:lastRenderedPageBreak/>
-        <w:t xml:space="preserve">svn </w:t>
-      </w:r>
-      <w:r>
-        <w:rPr>
-          <w:rFonts w:ascii="Courier New" w:hAnsi="Courier New" w:cs="Courier New"/>
-          <w:color w:val="BCBEC4"/>
-          <w:sz w:val="20"/>
-          <w:szCs w:val="20"/>
-        </w:rPr>
-        <w:t>add *</w:t>
+        <w:t>svn</w:t>
+      </w:r>
+      <w:proofErr w:type="spellEnd"/>
+      <w:r>
+        <w:rPr>
+          <w:rFonts w:ascii="Courier New" w:hAnsi="Courier New" w:cs="Courier New"/>
+          <w:color w:val="C57633"/>
+          <w:sz w:val="20"/>
+          <w:szCs w:val="20"/>
+        </w:rPr>
+        <w:t xml:space="preserve"> </w:t>
+      </w:r>
+      <w:proofErr w:type="spellStart"/>
+      <w:r>
+        <w:rPr>
+          <w:rFonts w:ascii="Courier New" w:hAnsi="Courier New" w:cs="Courier New"/>
+          <w:color w:val="BCBEC4"/>
+          <w:sz w:val="20"/>
+          <w:szCs w:val="20"/>
+        </w:rPr>
+        <w:t>add</w:t>
+      </w:r>
+      <w:proofErr w:type="spellEnd"/>
+      <w:r>
+        <w:rPr>
+          <w:rFonts w:ascii="Courier New" w:hAnsi="Courier New" w:cs="Courier New"/>
+          <w:color w:val="BCBEC4"/>
+          <w:sz w:val="20"/>
+          <w:szCs w:val="20"/>
+        </w:rPr>
+        <w:t xml:space="preserve"> *</w:t>
       </w:r>
       <w:r>
         <w:rPr>
@@ -6873,23 +9272,45 @@
         </w:rPr>
         <w:br/>
       </w:r>
-      <w:r>
-        <w:rPr>
-          <w:rFonts w:ascii="Courier New" w:hAnsi="Courier New" w:cs="Courier New"/>
-          <w:color w:val="C57633"/>
-          <w:sz w:val="20"/>
-          <w:szCs w:val="20"/>
-        </w:rPr>
-        <w:t xml:space="preserve">svn </w:t>
-      </w:r>
-      <w:r>
-        <w:rPr>
-          <w:rFonts w:ascii="Courier New" w:hAnsi="Courier New" w:cs="Courier New"/>
-          <w:color w:val="BCBEC4"/>
-          <w:sz w:val="20"/>
-          <w:szCs w:val="20"/>
-        </w:rPr>
-        <w:t xml:space="preserve">commit -m </w:t>
+      <w:proofErr w:type="spellStart"/>
+      <w:r>
+        <w:rPr>
+          <w:rFonts w:ascii="Courier New" w:hAnsi="Courier New" w:cs="Courier New"/>
+          <w:color w:val="C57633"/>
+          <w:sz w:val="20"/>
+          <w:szCs w:val="20"/>
+        </w:rPr>
+        <w:t>svn</w:t>
+      </w:r>
+      <w:proofErr w:type="spellEnd"/>
+      <w:r>
+        <w:rPr>
+          <w:rFonts w:ascii="Courier New" w:hAnsi="Courier New" w:cs="Courier New"/>
+          <w:color w:val="C57633"/>
+          <w:sz w:val="20"/>
+          <w:szCs w:val="20"/>
+        </w:rPr>
+        <w:t xml:space="preserve"> </w:t>
+      </w:r>
+      <w:proofErr w:type="spellStart"/>
+      <w:r>
+        <w:rPr>
+          <w:rFonts w:ascii="Courier New" w:hAnsi="Courier New" w:cs="Courier New"/>
+          <w:color w:val="BCBEC4"/>
+          <w:sz w:val="20"/>
+          <w:szCs w:val="20"/>
+        </w:rPr>
+        <w:t>commit</w:t>
+      </w:r>
+      <w:proofErr w:type="spellEnd"/>
+      <w:r>
+        <w:rPr>
+          <w:rFonts w:ascii="Courier New" w:hAnsi="Courier New" w:cs="Courier New"/>
+          <w:color w:val="BCBEC4"/>
+          <w:sz w:val="20"/>
+          <w:szCs w:val="20"/>
+        </w:rPr>
+        <w:t xml:space="preserve"> -m </w:t>
       </w:r>
       <w:r>
         <w:rPr>
@@ -6907,7 +9328,27 @@
           <w:sz w:val="20"/>
           <w:szCs w:val="20"/>
         </w:rPr>
-        <w:t>--username=</w:t>
+        <w:t>--</w:t>
+      </w:r>
+      <w:proofErr w:type="spellStart"/>
+      <w:r>
+        <w:rPr>
+          <w:rFonts w:ascii="Courier New" w:hAnsi="Courier New" w:cs="Courier New"/>
+          <w:color w:val="BCBEC4"/>
+          <w:sz w:val="20"/>
+          <w:szCs w:val="20"/>
+        </w:rPr>
+        <w:t>username</w:t>
+      </w:r>
+      <w:proofErr w:type="spellEnd"/>
+      <w:r>
+        <w:rPr>
+          <w:rFonts w:ascii="Courier New" w:hAnsi="Courier New" w:cs="Courier New"/>
+          <w:color w:val="BCBEC4"/>
+          <w:sz w:val="20"/>
+          <w:szCs w:val="20"/>
+        </w:rPr>
+        <w:t>=</w:t>
       </w:r>
       <w:r>
         <w:rPr>
@@ -6927,23 +9368,45 @@
         </w:rPr>
         <w:br/>
       </w:r>
-      <w:r>
-        <w:rPr>
-          <w:rFonts w:ascii="Courier New" w:hAnsi="Courier New" w:cs="Courier New"/>
-          <w:color w:val="C57633"/>
-          <w:sz w:val="20"/>
-          <w:szCs w:val="20"/>
-        </w:rPr>
-        <w:t xml:space="preserve">svn </w:t>
-      </w:r>
-      <w:r>
-        <w:rPr>
-          <w:rFonts w:ascii="Courier New" w:hAnsi="Courier New" w:cs="Courier New"/>
-          <w:color w:val="BCBEC4"/>
-          <w:sz w:val="20"/>
-          <w:szCs w:val="20"/>
-        </w:rPr>
-        <w:t xml:space="preserve">merge </w:t>
+      <w:proofErr w:type="spellStart"/>
+      <w:r>
+        <w:rPr>
+          <w:rFonts w:ascii="Courier New" w:hAnsi="Courier New" w:cs="Courier New"/>
+          <w:color w:val="C57633"/>
+          <w:sz w:val="20"/>
+          <w:szCs w:val="20"/>
+        </w:rPr>
+        <w:t>svn</w:t>
+      </w:r>
+      <w:proofErr w:type="spellEnd"/>
+      <w:r>
+        <w:rPr>
+          <w:rFonts w:ascii="Courier New" w:hAnsi="Courier New" w:cs="Courier New"/>
+          <w:color w:val="C57633"/>
+          <w:sz w:val="20"/>
+          <w:szCs w:val="20"/>
+        </w:rPr>
+        <w:t xml:space="preserve"> </w:t>
+      </w:r>
+      <w:proofErr w:type="spellStart"/>
+      <w:r>
+        <w:rPr>
+          <w:rFonts w:ascii="Courier New" w:hAnsi="Courier New" w:cs="Courier New"/>
+          <w:color w:val="BCBEC4"/>
+          <w:sz w:val="20"/>
+          <w:szCs w:val="20"/>
+        </w:rPr>
+        <w:t>merge</w:t>
+      </w:r>
+      <w:proofErr w:type="spellEnd"/>
+      <w:r>
+        <w:rPr>
+          <w:rFonts w:ascii="Courier New" w:hAnsi="Courier New" w:cs="Courier New"/>
+          <w:color w:val="BCBEC4"/>
+          <w:sz w:val="20"/>
+          <w:szCs w:val="20"/>
+        </w:rPr>
+        <w:t xml:space="preserve"> </w:t>
       </w:r>
       <w:r>
         <w:rPr>
@@ -6990,14 +9453,25 @@
         </w:rPr>
         <w:br/>
       </w:r>
-      <w:r>
-        <w:rPr>
-          <w:rFonts w:ascii="Courier New" w:hAnsi="Courier New" w:cs="Courier New"/>
-          <w:color w:val="C57633"/>
-          <w:sz w:val="20"/>
-          <w:szCs w:val="20"/>
-        </w:rPr>
-        <w:t xml:space="preserve">unzip </w:t>
+      <w:proofErr w:type="spellStart"/>
+      <w:r>
+        <w:rPr>
+          <w:rFonts w:ascii="Courier New" w:hAnsi="Courier New" w:cs="Courier New"/>
+          <w:color w:val="C57633"/>
+          <w:sz w:val="20"/>
+          <w:szCs w:val="20"/>
+        </w:rPr>
+        <w:t>unzip</w:t>
+      </w:r>
+      <w:proofErr w:type="spellEnd"/>
+      <w:r>
+        <w:rPr>
+          <w:rFonts w:ascii="Courier New" w:hAnsi="Courier New" w:cs="Courier New"/>
+          <w:color w:val="C57633"/>
+          <w:sz w:val="20"/>
+          <w:szCs w:val="20"/>
+        </w:rPr>
+        <w:t xml:space="preserve"> </w:t>
       </w:r>
       <w:r>
         <w:rPr>
@@ -7060,7 +9534,27 @@
           <w:sz w:val="20"/>
           <w:szCs w:val="20"/>
         </w:rPr>
-        <w:t>"src"</w:t>
+        <w:t>"</w:t>
+      </w:r>
+      <w:proofErr w:type="spellStart"/>
+      <w:r>
+        <w:rPr>
+          <w:rFonts w:ascii="Courier New" w:hAnsi="Courier New" w:cs="Courier New"/>
+          <w:color w:val="6AAB73"/>
+          <w:sz w:val="20"/>
+          <w:szCs w:val="20"/>
+        </w:rPr>
+        <w:t>src</w:t>
+      </w:r>
+      <w:proofErr w:type="spellEnd"/>
+      <w:r>
+        <w:rPr>
+          <w:rFonts w:ascii="Courier New" w:hAnsi="Courier New" w:cs="Courier New"/>
+          <w:color w:val="6AAB73"/>
+          <w:sz w:val="20"/>
+          <w:szCs w:val="20"/>
+        </w:rPr>
+        <w:t>"</w:t>
       </w:r>
       <w:r>
         <w:rPr>
@@ -7071,23 +9565,45 @@
         </w:rPr>
         <w:br/>
       </w:r>
-      <w:r>
-        <w:rPr>
-          <w:rFonts w:ascii="Courier New" w:hAnsi="Courier New" w:cs="Courier New"/>
-          <w:color w:val="C57633"/>
-          <w:sz w:val="20"/>
-          <w:szCs w:val="20"/>
-        </w:rPr>
-        <w:t xml:space="preserve">svn </w:t>
-      </w:r>
-      <w:r>
-        <w:rPr>
-          <w:rFonts w:ascii="Courier New" w:hAnsi="Courier New" w:cs="Courier New"/>
-          <w:color w:val="BCBEC4"/>
-          <w:sz w:val="20"/>
-          <w:szCs w:val="20"/>
-        </w:rPr>
-        <w:t>add *</w:t>
+      <w:proofErr w:type="spellStart"/>
+      <w:r>
+        <w:rPr>
+          <w:rFonts w:ascii="Courier New" w:hAnsi="Courier New" w:cs="Courier New"/>
+          <w:color w:val="C57633"/>
+          <w:sz w:val="20"/>
+          <w:szCs w:val="20"/>
+        </w:rPr>
+        <w:t>svn</w:t>
+      </w:r>
+      <w:proofErr w:type="spellEnd"/>
+      <w:r>
+        <w:rPr>
+          <w:rFonts w:ascii="Courier New" w:hAnsi="Courier New" w:cs="Courier New"/>
+          <w:color w:val="C57633"/>
+          <w:sz w:val="20"/>
+          <w:szCs w:val="20"/>
+        </w:rPr>
+        <w:t xml:space="preserve"> </w:t>
+      </w:r>
+      <w:proofErr w:type="spellStart"/>
+      <w:r>
+        <w:rPr>
+          <w:rFonts w:ascii="Courier New" w:hAnsi="Courier New" w:cs="Courier New"/>
+          <w:color w:val="BCBEC4"/>
+          <w:sz w:val="20"/>
+          <w:szCs w:val="20"/>
+        </w:rPr>
+        <w:t>add</w:t>
+      </w:r>
+      <w:proofErr w:type="spellEnd"/>
+      <w:r>
+        <w:rPr>
+          <w:rFonts w:ascii="Courier New" w:hAnsi="Courier New" w:cs="Courier New"/>
+          <w:color w:val="BCBEC4"/>
+          <w:sz w:val="20"/>
+          <w:szCs w:val="20"/>
+        </w:rPr>
+        <w:t xml:space="preserve"> *</w:t>
       </w:r>
       <w:r>
         <w:rPr>
@@ -7098,23 +9614,45 @@
         </w:rPr>
         <w:br/>
       </w:r>
-      <w:r>
-        <w:rPr>
-          <w:rFonts w:ascii="Courier New" w:hAnsi="Courier New" w:cs="Courier New"/>
-          <w:color w:val="C57633"/>
-          <w:sz w:val="20"/>
-          <w:szCs w:val="20"/>
-        </w:rPr>
-        <w:t xml:space="preserve">svn </w:t>
-      </w:r>
-      <w:r>
-        <w:rPr>
-          <w:rFonts w:ascii="Courier New" w:hAnsi="Courier New" w:cs="Courier New"/>
-          <w:color w:val="BCBEC4"/>
-          <w:sz w:val="20"/>
-          <w:szCs w:val="20"/>
-        </w:rPr>
-        <w:t xml:space="preserve">commit -m </w:t>
+      <w:proofErr w:type="spellStart"/>
+      <w:r>
+        <w:rPr>
+          <w:rFonts w:ascii="Courier New" w:hAnsi="Courier New" w:cs="Courier New"/>
+          <w:color w:val="C57633"/>
+          <w:sz w:val="20"/>
+          <w:szCs w:val="20"/>
+        </w:rPr>
+        <w:t>svn</w:t>
+      </w:r>
+      <w:proofErr w:type="spellEnd"/>
+      <w:r>
+        <w:rPr>
+          <w:rFonts w:ascii="Courier New" w:hAnsi="Courier New" w:cs="Courier New"/>
+          <w:color w:val="C57633"/>
+          <w:sz w:val="20"/>
+          <w:szCs w:val="20"/>
+        </w:rPr>
+        <w:t xml:space="preserve"> </w:t>
+      </w:r>
+      <w:proofErr w:type="spellStart"/>
+      <w:r>
+        <w:rPr>
+          <w:rFonts w:ascii="Courier New" w:hAnsi="Courier New" w:cs="Courier New"/>
+          <w:color w:val="BCBEC4"/>
+          <w:sz w:val="20"/>
+          <w:szCs w:val="20"/>
+        </w:rPr>
+        <w:t>commit</w:t>
+      </w:r>
+      <w:proofErr w:type="spellEnd"/>
+      <w:r>
+        <w:rPr>
+          <w:rFonts w:ascii="Courier New" w:hAnsi="Courier New" w:cs="Courier New"/>
+          <w:color w:val="BCBEC4"/>
+          <w:sz w:val="20"/>
+          <w:szCs w:val="20"/>
+        </w:rPr>
+        <w:t xml:space="preserve"> -m </w:t>
       </w:r>
       <w:r>
         <w:rPr>
@@ -7132,7 +9670,27 @@
           <w:sz w:val="20"/>
           <w:szCs w:val="20"/>
         </w:rPr>
-        <w:t>--username=</w:t>
+        <w:t>--</w:t>
+      </w:r>
+      <w:proofErr w:type="spellStart"/>
+      <w:r>
+        <w:rPr>
+          <w:rFonts w:ascii="Courier New" w:hAnsi="Courier New" w:cs="Courier New"/>
+          <w:color w:val="BCBEC4"/>
+          <w:sz w:val="20"/>
+          <w:szCs w:val="20"/>
+        </w:rPr>
+        <w:t>username</w:t>
+      </w:r>
+      <w:proofErr w:type="spellEnd"/>
+      <w:r>
+        <w:rPr>
+          <w:rFonts w:ascii="Courier New" w:hAnsi="Courier New" w:cs="Courier New"/>
+          <w:color w:val="BCBEC4"/>
+          <w:sz w:val="20"/>
+          <w:szCs w:val="20"/>
+        </w:rPr>
+        <w:t>=</w:t>
       </w:r>
       <w:r>
         <w:rPr>
@@ -7161,14 +9719,25 @@
         </w:rPr>
         <w:br/>
       </w:r>
-      <w:r>
-        <w:rPr>
-          <w:rFonts w:ascii="Courier New" w:hAnsi="Courier New" w:cs="Courier New"/>
-          <w:color w:val="C57633"/>
-          <w:sz w:val="20"/>
-          <w:szCs w:val="20"/>
-        </w:rPr>
-        <w:t xml:space="preserve">unzip </w:t>
+      <w:proofErr w:type="spellStart"/>
+      <w:r>
+        <w:rPr>
+          <w:rFonts w:ascii="Courier New" w:hAnsi="Courier New" w:cs="Courier New"/>
+          <w:color w:val="C57633"/>
+          <w:sz w:val="20"/>
+          <w:szCs w:val="20"/>
+        </w:rPr>
+        <w:t>unzip</w:t>
+      </w:r>
+      <w:proofErr w:type="spellEnd"/>
+      <w:r>
+        <w:rPr>
+          <w:rFonts w:ascii="Courier New" w:hAnsi="Courier New" w:cs="Courier New"/>
+          <w:color w:val="C57633"/>
+          <w:sz w:val="20"/>
+          <w:szCs w:val="20"/>
+        </w:rPr>
+        <w:t xml:space="preserve"> </w:t>
       </w:r>
       <w:r>
         <w:rPr>
@@ -7231,7 +9800,27 @@
           <w:sz w:val="20"/>
           <w:szCs w:val="20"/>
         </w:rPr>
-        <w:t>"src"</w:t>
+        <w:t>"</w:t>
+      </w:r>
+      <w:proofErr w:type="spellStart"/>
+      <w:r>
+        <w:rPr>
+          <w:rFonts w:ascii="Courier New" w:hAnsi="Courier New" w:cs="Courier New"/>
+          <w:color w:val="6AAB73"/>
+          <w:sz w:val="20"/>
+          <w:szCs w:val="20"/>
+        </w:rPr>
+        <w:t>src</w:t>
+      </w:r>
+      <w:proofErr w:type="spellEnd"/>
+      <w:r>
+        <w:rPr>
+          <w:rFonts w:ascii="Courier New" w:hAnsi="Courier New" w:cs="Courier New"/>
+          <w:color w:val="6AAB73"/>
+          <w:sz w:val="20"/>
+          <w:szCs w:val="20"/>
+        </w:rPr>
+        <w:t>"</w:t>
       </w:r>
       <w:r>
         <w:rPr>
@@ -7242,23 +9831,45 @@
         </w:rPr>
         <w:br/>
       </w:r>
-      <w:r>
-        <w:rPr>
-          <w:rFonts w:ascii="Courier New" w:hAnsi="Courier New" w:cs="Courier New"/>
-          <w:color w:val="C57633"/>
-          <w:sz w:val="20"/>
-          <w:szCs w:val="20"/>
-        </w:rPr>
-        <w:t xml:space="preserve">svn </w:t>
-      </w:r>
-      <w:r>
-        <w:rPr>
-          <w:rFonts w:ascii="Courier New" w:hAnsi="Courier New" w:cs="Courier New"/>
-          <w:color w:val="BCBEC4"/>
-          <w:sz w:val="20"/>
-          <w:szCs w:val="20"/>
-        </w:rPr>
-        <w:t>add *</w:t>
+      <w:proofErr w:type="spellStart"/>
+      <w:r>
+        <w:rPr>
+          <w:rFonts w:ascii="Courier New" w:hAnsi="Courier New" w:cs="Courier New"/>
+          <w:color w:val="C57633"/>
+          <w:sz w:val="20"/>
+          <w:szCs w:val="20"/>
+        </w:rPr>
+        <w:t>svn</w:t>
+      </w:r>
+      <w:proofErr w:type="spellEnd"/>
+      <w:r>
+        <w:rPr>
+          <w:rFonts w:ascii="Courier New" w:hAnsi="Courier New" w:cs="Courier New"/>
+          <w:color w:val="C57633"/>
+          <w:sz w:val="20"/>
+          <w:szCs w:val="20"/>
+        </w:rPr>
+        <w:t xml:space="preserve"> </w:t>
+      </w:r>
+      <w:proofErr w:type="spellStart"/>
+      <w:r>
+        <w:rPr>
+          <w:rFonts w:ascii="Courier New" w:hAnsi="Courier New" w:cs="Courier New"/>
+          <w:color w:val="BCBEC4"/>
+          <w:sz w:val="20"/>
+          <w:szCs w:val="20"/>
+        </w:rPr>
+        <w:t>add</w:t>
+      </w:r>
+      <w:proofErr w:type="spellEnd"/>
+      <w:r>
+        <w:rPr>
+          <w:rFonts w:ascii="Courier New" w:hAnsi="Courier New" w:cs="Courier New"/>
+          <w:color w:val="BCBEC4"/>
+          <w:sz w:val="20"/>
+          <w:szCs w:val="20"/>
+        </w:rPr>
+        <w:t xml:space="preserve"> *</w:t>
       </w:r>
       <w:r>
         <w:rPr>
@@ -7269,23 +9880,45 @@
         </w:rPr>
         <w:br/>
       </w:r>
-      <w:r>
-        <w:rPr>
-          <w:rFonts w:ascii="Courier New" w:hAnsi="Courier New" w:cs="Courier New"/>
-          <w:color w:val="C57633"/>
-          <w:sz w:val="20"/>
-          <w:szCs w:val="20"/>
-        </w:rPr>
-        <w:t xml:space="preserve">svn </w:t>
-      </w:r>
-      <w:r>
-        <w:rPr>
-          <w:rFonts w:ascii="Courier New" w:hAnsi="Courier New" w:cs="Courier New"/>
-          <w:color w:val="BCBEC4"/>
-          <w:sz w:val="20"/>
-          <w:szCs w:val="20"/>
-        </w:rPr>
-        <w:t xml:space="preserve">commit -m </w:t>
+      <w:proofErr w:type="spellStart"/>
+      <w:r>
+        <w:rPr>
+          <w:rFonts w:ascii="Courier New" w:hAnsi="Courier New" w:cs="Courier New"/>
+          <w:color w:val="C57633"/>
+          <w:sz w:val="20"/>
+          <w:szCs w:val="20"/>
+        </w:rPr>
+        <w:t>svn</w:t>
+      </w:r>
+      <w:proofErr w:type="spellEnd"/>
+      <w:r>
+        <w:rPr>
+          <w:rFonts w:ascii="Courier New" w:hAnsi="Courier New" w:cs="Courier New"/>
+          <w:color w:val="C57633"/>
+          <w:sz w:val="20"/>
+          <w:szCs w:val="20"/>
+        </w:rPr>
+        <w:t xml:space="preserve"> </w:t>
+      </w:r>
+      <w:proofErr w:type="spellStart"/>
+      <w:r>
+        <w:rPr>
+          <w:rFonts w:ascii="Courier New" w:hAnsi="Courier New" w:cs="Courier New"/>
+          <w:color w:val="BCBEC4"/>
+          <w:sz w:val="20"/>
+          <w:szCs w:val="20"/>
+        </w:rPr>
+        <w:t>commit</w:t>
+      </w:r>
+      <w:proofErr w:type="spellEnd"/>
+      <w:r>
+        <w:rPr>
+          <w:rFonts w:ascii="Courier New" w:hAnsi="Courier New" w:cs="Courier New"/>
+          <w:color w:val="BCBEC4"/>
+          <w:sz w:val="20"/>
+          <w:szCs w:val="20"/>
+        </w:rPr>
+        <w:t xml:space="preserve"> -m </w:t>
       </w:r>
       <w:r>
         <w:rPr>
@@ -7303,7 +9936,27 @@
           <w:sz w:val="20"/>
           <w:szCs w:val="20"/>
         </w:rPr>
-        <w:t>--username=</w:t>
+        <w:t>--</w:t>
+      </w:r>
+      <w:proofErr w:type="spellStart"/>
+      <w:r>
+        <w:rPr>
+          <w:rFonts w:ascii="Courier New" w:hAnsi="Courier New" w:cs="Courier New"/>
+          <w:color w:val="BCBEC4"/>
+          <w:sz w:val="20"/>
+          <w:szCs w:val="20"/>
+        </w:rPr>
+        <w:t>username</w:t>
+      </w:r>
+      <w:proofErr w:type="spellEnd"/>
+      <w:r>
+        <w:rPr>
+          <w:rFonts w:ascii="Courier New" w:hAnsi="Courier New" w:cs="Courier New"/>
+          <w:color w:val="BCBEC4"/>
+          <w:sz w:val="20"/>
+          <w:szCs w:val="20"/>
+        </w:rPr>
+        <w:t>=</w:t>
       </w:r>
       <w:r>
         <w:rPr>
@@ -7313,6 +9966,136 @@
           <w:szCs w:val="20"/>
         </w:rPr>
         <w:t>"Red"</w:t>
+      </w:r>
+    </w:p>
+    <w:p>
+      <w:pPr>
+        <w:shd w:val="clear" w:color="auto" w:fill="1E1F22"/>
+        <w:tabs>
+          <w:tab w:val="left" w:pos="916"/>
+          <w:tab w:val="left" w:pos="1832"/>
+          <w:tab w:val="left" w:pos="2748"/>
+          <w:tab w:val="left" w:pos="3664"/>
+          <w:tab w:val="left" w:pos="4580"/>
+          <w:tab w:val="left" w:pos="5496"/>
+          <w:tab w:val="left" w:pos="6412"/>
+          <w:tab w:val="left" w:pos="7328"/>
+          <w:tab w:val="left" w:pos="8244"/>
+          <w:tab w:val="left" w:pos="9160"/>
+          <w:tab w:val="left" w:pos="10076"/>
+          <w:tab w:val="left" w:pos="10992"/>
+          <w:tab w:val="left" w:pos="11908"/>
+          <w:tab w:val="left" w:pos="12824"/>
+          <w:tab w:val="left" w:pos="13740"/>
+          <w:tab w:val="left" w:pos="14656"/>
+        </w:tabs>
+        <w:rPr>
+          <w:rFonts w:ascii="Courier New" w:hAnsi="Courier New" w:cs="Courier New"/>
+          <w:color w:val="6AAB73"/>
+          <w:sz w:val="20"/>
+          <w:szCs w:val="20"/>
+          <w:lang w:val="en-US"/>
+        </w:rPr>
+      </w:pPr>
+    </w:p>
+    <w:p>
+      <w:pPr>
+        <w:shd w:val="clear" w:color="auto" w:fill="1E1F22"/>
+        <w:tabs>
+          <w:tab w:val="left" w:pos="916"/>
+          <w:tab w:val="left" w:pos="1832"/>
+          <w:tab w:val="left" w:pos="2748"/>
+          <w:tab w:val="left" w:pos="3664"/>
+          <w:tab w:val="left" w:pos="4580"/>
+          <w:tab w:val="left" w:pos="5496"/>
+          <w:tab w:val="left" w:pos="6412"/>
+          <w:tab w:val="left" w:pos="7328"/>
+          <w:tab w:val="left" w:pos="8244"/>
+          <w:tab w:val="left" w:pos="9160"/>
+          <w:tab w:val="left" w:pos="10076"/>
+          <w:tab w:val="left" w:pos="10992"/>
+          <w:tab w:val="left" w:pos="11908"/>
+          <w:tab w:val="left" w:pos="12824"/>
+          <w:tab w:val="left" w:pos="13740"/>
+          <w:tab w:val="left" w:pos="14656"/>
+        </w:tabs>
+        <w:rPr>
+          <w:rFonts w:ascii="Courier New" w:hAnsi="Courier New" w:cs="Courier New"/>
+          <w:color w:val="6AAB73"/>
+          <w:sz w:val="20"/>
+          <w:szCs w:val="20"/>
+          <w:lang w:val="en-US"/>
+        </w:rPr>
+      </w:pPr>
+    </w:p>
+    <w:p>
+      <w:pPr>
+        <w:shd w:val="clear" w:color="auto" w:fill="1E1F22"/>
+        <w:tabs>
+          <w:tab w:val="left" w:pos="916"/>
+          <w:tab w:val="left" w:pos="1832"/>
+          <w:tab w:val="left" w:pos="2748"/>
+          <w:tab w:val="left" w:pos="3664"/>
+          <w:tab w:val="left" w:pos="4580"/>
+          <w:tab w:val="left" w:pos="5496"/>
+          <w:tab w:val="left" w:pos="6412"/>
+          <w:tab w:val="left" w:pos="7328"/>
+          <w:tab w:val="left" w:pos="8244"/>
+          <w:tab w:val="left" w:pos="9160"/>
+          <w:tab w:val="left" w:pos="10076"/>
+          <w:tab w:val="left" w:pos="10992"/>
+          <w:tab w:val="left" w:pos="11908"/>
+          <w:tab w:val="left" w:pos="12824"/>
+          <w:tab w:val="left" w:pos="13740"/>
+          <w:tab w:val="left" w:pos="14656"/>
+        </w:tabs>
+        <w:rPr>
+          <w:rFonts w:ascii="Courier New" w:hAnsi="Courier New" w:cs="Courier New"/>
+          <w:color w:val="6AAB73"/>
+          <w:sz w:val="20"/>
+          <w:szCs w:val="20"/>
+          <w:lang w:val="en-US"/>
+        </w:rPr>
+      </w:pPr>
+    </w:p>
+    <w:p>
+      <w:pPr>
+        <w:shd w:val="clear" w:color="auto" w:fill="1E1F22"/>
+        <w:tabs>
+          <w:tab w:val="left" w:pos="916"/>
+          <w:tab w:val="left" w:pos="1832"/>
+          <w:tab w:val="left" w:pos="2748"/>
+          <w:tab w:val="left" w:pos="3664"/>
+          <w:tab w:val="left" w:pos="4580"/>
+          <w:tab w:val="left" w:pos="5496"/>
+          <w:tab w:val="left" w:pos="6412"/>
+          <w:tab w:val="left" w:pos="7328"/>
+          <w:tab w:val="left" w:pos="8244"/>
+          <w:tab w:val="left" w:pos="9160"/>
+          <w:tab w:val="left" w:pos="10076"/>
+          <w:tab w:val="left" w:pos="10992"/>
+          <w:tab w:val="left" w:pos="11908"/>
+          <w:tab w:val="left" w:pos="12824"/>
+          <w:tab w:val="left" w:pos="13740"/>
+          <w:tab w:val="left" w:pos="14656"/>
+        </w:tabs>
+        <w:rPr>
+          <w:rFonts w:ascii="Courier New" w:hAnsi="Courier New" w:cs="Courier New"/>
+          <w:color w:val="6AAB73"/>
+          <w:sz w:val="20"/>
+          <w:szCs w:val="20"/>
+          <w:lang w:val="en-US"/>
+        </w:rPr>
+      </w:pPr>
+      <w:r>
+        <w:rPr>
+          <w:rFonts w:ascii="Courier New" w:hAnsi="Courier New" w:cs="Courier New"/>
+          <w:color w:val="6AAB73"/>
+          <w:sz w:val="20"/>
+          <w:szCs w:val="20"/>
+          <w:lang w:val="en-US"/>
+        </w:rPr>
+        <w:t>//</w:t>
       </w:r>
     </w:p>
     <w:sectPr>
@@ -13266,6 +16049,7 @@
   <w:style w:type="character" w:default="1" w:styleId="a0">
     <w:name w:val="Default Paragraph Font"/>
     <w:uiPriority w:val="1"/>
+    <w:semiHidden/>
     <w:unhideWhenUsed/>
   </w:style>
   <w:style w:type="table" w:default="1" w:styleId="a1">
